--- a/docs/BeyondGorgeous-Design-and-Roadmap.docx
+++ b/docs/BeyondGorgeous-Design-and-Roadmap.docx
@@ -296,7 +296,7 @@
                 <w:sz w:val="19"/>
                 <w:szCs w:val="19"/>
               </w:rPr>
-              <w:t xml:space="preserve">0.2.0 (aligned with ARCHITECTURE.md)</w:t>
+              <w:t xml:space="preserve">0.3.0 (aligned with ARCHITECTURE.md)</w:t>
             </w:r>
           </w:p>
         </w:tc>
@@ -2081,6 +2081,120 @@
                 <w:sz w:val="19"/>
                 <w:szCs w:val="19"/>
               </w:rPr>
+              <w:t xml:space="preserve">Inventory &amp; replenishment (ERP)</w:t>
+            </w:r>
+          </w:p>
+        </w:tc>
+        <w:tc>
+          <w:tcPr>
+            <w:tcW w:type="dxa" w:w="6360"/>
+            <w:tcBorders>
+              <w:top w:val="single" w:color="D9D2D5" w:sz="1"/>
+              <w:left w:val="single" w:color="D9D2D5" w:sz="1"/>
+              <w:bottom w:val="single" w:color="D9D2D5" w:sz="1"/>
+              <w:right w:val="single" w:color="D9D2D5" w:sz="1"/>
+            </w:tcBorders>
+            <w:tcMar>
+              <w:top w:type="dxa" w:w="70"/>
+              <w:left w:type="dxa" w:w="110"/>
+              <w:bottom w:type="dxa" w:w="70"/>
+              <w:right w:type="dxa" w:w="110"/>
+            </w:tcMar>
+            <w:vAlign w:val="center"/>
+          </w:tcPr>
+          <w:p>
+            <w:r>
+              <w:rPr>
+                <w:sz w:val="19"/>
+                <w:szCs w:val="19"/>
+              </w:rPr>
+              <w:t xml:space="preserve">Stock ledger, safety stock, auto-reorder/alerts (Phase 6 future track)</w:t>
+            </w:r>
+          </w:p>
+        </w:tc>
+      </w:tr>
+      <w:tr>
+        <w:tc>
+          <w:tcPr>
+            <w:tcW w:type="dxa" w:w="3000"/>
+            <w:tcBorders>
+              <w:top w:val="single" w:color="D9D2D5" w:sz="1"/>
+              <w:left w:val="single" w:color="D9D2D5" w:sz="1"/>
+              <w:bottom w:val="single" w:color="D9D2D5" w:sz="1"/>
+              <w:right w:val="single" w:color="D9D2D5" w:sz="1"/>
+            </w:tcBorders>
+            <w:shd w:fill="FAF5F7" w:color="auto" w:val="clear"/>
+            <w:tcMar>
+              <w:top w:type="dxa" w:w="70"/>
+              <w:left w:type="dxa" w:w="110"/>
+              <w:bottom w:type="dxa" w:w="70"/>
+              <w:right w:type="dxa" w:w="110"/>
+            </w:tcMar>
+            <w:vAlign w:val="center"/>
+          </w:tcPr>
+          <w:p>
+            <w:r>
+              <w:rPr>
+                <w:sz w:val="19"/>
+                <w:szCs w:val="19"/>
+              </w:rPr>
+              <w:t xml:space="preserve">Marketplace readiness</w:t>
+            </w:r>
+          </w:p>
+        </w:tc>
+        <w:tc>
+          <w:tcPr>
+            <w:tcW w:type="dxa" w:w="6360"/>
+            <w:tcBorders>
+              <w:top w:val="single" w:color="D9D2D5" w:sz="1"/>
+              <w:left w:val="single" w:color="D9D2D5" w:sz="1"/>
+              <w:bottom w:val="single" w:color="D9D2D5" w:sz="1"/>
+              <w:right w:val="single" w:color="D9D2D5" w:sz="1"/>
+            </w:tcBorders>
+            <w:shd w:fill="FAF5F7" w:color="auto" w:val="clear"/>
+            <w:tcMar>
+              <w:top w:type="dxa" w:w="70"/>
+              <w:left w:type="dxa" w:w="110"/>
+              <w:bottom w:type="dxa" w:w="70"/>
+              <w:right w:type="dxa" w:w="110"/>
+            </w:tcMar>
+            <w:vAlign w:val="center"/>
+          </w:tcPr>
+          <w:p>
+            <w:r>
+              <w:rPr>
+                <w:sz w:val="19"/>
+                <w:szCs w:val="19"/>
+              </w:rPr>
+              <w:t xml:space="preserve">Seller-aware, listing-based design; build deferred to a future track</w:t>
+            </w:r>
+          </w:p>
+        </w:tc>
+      </w:tr>
+      <w:tr>
+        <w:tc>
+          <w:tcPr>
+            <w:tcW w:type="dxa" w:w="3000"/>
+            <w:tcBorders>
+              <w:top w:val="single" w:color="D9D2D5" w:sz="1"/>
+              <w:left w:val="single" w:color="D9D2D5" w:sz="1"/>
+              <w:bottom w:val="single" w:color="D9D2D5" w:sz="1"/>
+              <w:right w:val="single" w:color="D9D2D5" w:sz="1"/>
+            </w:tcBorders>
+            <w:tcMar>
+              <w:top w:type="dxa" w:w="70"/>
+              <w:left w:type="dxa" w:w="110"/>
+              <w:bottom w:type="dxa" w:w="70"/>
+              <w:right w:type="dxa" w:w="110"/>
+            </w:tcMar>
+            <w:vAlign w:val="center"/>
+          </w:tcPr>
+          <w:p>
+            <w:r>
+              <w:rPr>
+                <w:sz w:val="19"/>
+                <w:szCs w:val="19"/>
+              </w:rPr>
               <w:t xml:space="preserve">Shipping integration</w:t>
             </w:r>
           </w:p>
@@ -2272,7 +2386,7 @@
         <w:spacing w:after="60" w:line="270"/>
       </w:pPr>
       <w:r>
-        <w:t xml:space="preserve">Marketplace of third-party sellers (this is a single-brand store, not an open marketplace).</w:t>
+        <w:t xml:space="preserve">Building the third-party-seller marketplace (seller portal, commissions, payouts). The architecture is designed to support it — single-seller at launch, marketplace-ready — but the build is a deferred future track.</w:t>
       </w:r>
     </w:p>
     <w:p>
@@ -2997,6 +3111,22 @@
     </w:p>
     <w:p>
       <w:pPr>
+        <w:spacing w:after="80"/>
+      </w:pPr>
+      <w:r>
+        <w:t xml:space="preserve"/>
+      </w:r>
+    </w:p>
+    <w:p>
+      <w:pPr>
+        <w:spacing w:after="120" w:line="276"/>
+      </w:pPr>
+      <w:r>
+        <w:t xml:space="preserve">The platform launches single-seller but is designed seller-aware: a catalog product is separated from a seller’s listing (offer), and cart and orders reference the listing. Opening to third-party sellers later is therefore additive, not a redesign (see the Marketplace readiness and roadmap sections).</w:t>
+      </w:r>
+    </w:p>
+    <w:p>
+      <w:pPr>
         <w:pStyle w:val="Heading1"/>
       </w:pPr>
       <w:r>
@@ -4422,7 +4552,7 @@
         <w:spacing w:after="120" w:line="276"/>
       </w:pPr>
       <w:r>
-        <w:t xml:space="preserve">Stored in Cloudflare D1 (SQL). Catalog entities: categories (hierarchical), brands, products, variants (shade/size, each with its own SKU, price, and images), product images, attributes, and tags. Inventory entities: locations (our warehouse(s) and each vendor source) and inventory (stock per variant per location, with reserved quantity to prevent overselling). Vendor &amp; ingestion entities: vendors, ingestion_sources (how a vendor sends data), field_mappings (their fields to ours), ingestion_batches (each run/file/email, for audit), staging_items (rows awaiting approval), and vendor_products (their SKU mapped to our variant). Later phases add customers, addresses, carts, orders, shipments, payments, reviews, and support tickets.</w:t>
+        <w:t xml:space="preserve">Stored in Cloudflare D1 (SQL), grouped by concern. Catalog (the “what”): categories (hierarchical), brands, products (the canonical spec), variants (shade/size SKUs), images, attributes, tags. Marketplace (the “who sells it”): sellers (the house seller seeded as #1) and listings/offers (a seller’s price, stock, and fulfilment on a variant — cart and orders reference listings). Inventory &amp; fulfilment: locations (warehouse and vendor sources), a stock ledger of movements with a derived snapshot (on-hand, reserved, available), reorder policies, and purchase orders. Vendor &amp; ingestion: vendors, ingestion sources, field mappings, ingestion batches, staging items, and vendor-product mappings. Later phases add customers, addresses, carts, orders, shipments, payments, seller payouts, reviews, and support tickets.</w:t>
       </w:r>
     </w:p>
     <w:p>
@@ -5512,7 +5642,7 @@
         <w:pStyle w:val="Heading2"/>
       </w:pPr>
       <w:r>
-        <w:t xml:space="preserve">5.7 SEO architecture</w:t>
+        <w:t xml:space="preserve">5.7 Marketplace readiness</w:t>
       </w:r>
     </w:p>
     <w:p>
@@ -5520,7 +5650,102 @@
         <w:spacing w:after="120" w:line="276"/>
       </w:pPr>
       <w:r>
-        <w:t xml:space="preserve">SEO is a rendering decision, not a late add-on. All public pages are server-side rendered so Google receives complete HTML. URLs are clean and keyword-rich; slugs are stable. Each page emits a unique title, meta description, and canonical URL. Structured data (JSON-LD) for Product, BreadcrumbList, Organization, and WebSite drives rich results — price, star ratings, and breadcrumbs — in Google. An auto-generated XML sitemap and robots.txt support crawling, and the site is registered in Google Search Console. Action item carried into Phase 1: the current category page is a client component and must be rebuilt server-side for SEO.</w:t>
+        <w:t xml:space="preserve">Launch posture is single-seller; the design is seller-aware so opening to third-party sellers later is additive, not a rebuild. The hinge: separate the catalog product from the sellable listing (offer), and have cart and orders reference the listing.</w:t>
+      </w:r>
+    </w:p>
+    <w:p>
+      <w:pPr>
+        <w:pStyle w:val="ListParagraph"/>
+        <w:numPr>
+          <w:ilvl w:val="0"/>
+          <w:numId w:val="2"/>
+        </w:numPr>
+        <w:spacing w:after="60" w:line="270"/>
+      </w:pPr>
+      <w:r>
+        <w:rPr>
+          <w:b/>
+          <w:bCs/>
+        </w:rPr>
+        <w:t xml:space="preserve">Sellers. </w:t>
+      </w:r>
+      <w:r>
+        <w:t xml:space="preserve">BeyondGorgeous is seeded as the house seller; third-party sellers are added as rows later.</w:t>
+      </w:r>
+    </w:p>
+    <w:p>
+      <w:pPr>
+        <w:pStyle w:val="ListParagraph"/>
+        <w:numPr>
+          <w:ilvl w:val="0"/>
+          <w:numId w:val="2"/>
+        </w:numPr>
+        <w:spacing w:after="60" w:line="270"/>
+      </w:pPr>
+      <w:r>
+        <w:rPr>
+          <w:b/>
+          <w:bCs/>
+        </w:rPr>
+        <w:t xml:space="preserve">Listings (offers). </w:t>
+      </w:r>
+      <w:r>
+        <w:t xml:space="preserve">A seller’s price, stock, and fulfilment on a variant. At launch: one seller, one listing per variant.</w:t>
+      </w:r>
+    </w:p>
+    <w:p>
+      <w:pPr>
+        <w:pStyle w:val="ListParagraph"/>
+        <w:numPr>
+          <w:ilvl w:val="0"/>
+          <w:numId w:val="2"/>
+        </w:numPr>
+        <w:spacing w:after="60" w:line="270"/>
+      </w:pPr>
+      <w:r>
+        <w:rPr>
+          <w:b/>
+          <w:bCs/>
+        </w:rPr>
+        <w:t xml:space="preserve">Cart &amp; orders reference listings, </w:t>
+      </w:r>
+      <w:r>
+        <w:t xml:space="preserve">so they already carry seller, price, and fulfilment — multi-seller becomes additive.</w:t>
+      </w:r>
+    </w:p>
+    <w:p>
+      <w:pPr>
+        <w:pStyle w:val="ListParagraph"/>
+        <w:numPr>
+          <w:ilvl w:val="0"/>
+          <w:numId w:val="2"/>
+        </w:numPr>
+        <w:spacing w:after="60" w:line="270"/>
+      </w:pPr>
+      <w:r>
+        <w:rPr>
+          <w:b/>
+          <w:bCs/>
+        </w:rPr>
+        <w:t xml:space="preserve">Payments. </w:t>
+      </w:r>
+      <w:r>
+        <w:t xml:space="preserve">Choose a gateway with marketplace split-settlement (Razorpay Route) so future payouts need no re-integration.</w:t>
+      </w:r>
+    </w:p>
+    <w:p>
+      <w:pPr>
+        <w:spacing w:after="120" w:line="276"/>
+      </w:pPr>
+      <w:r>
+        <w:rPr>
+          <w:b/>
+          <w:bCs/>
+        </w:rPr>
+        <w:t xml:space="preserve">Unblocked for later (not built now): </w:t>
+      </w:r>
+      <w:r>
+        <w:t xml:space="preserve">seller onboarding &amp; portal, multi-offer buy box, commission &amp; payouts, per-seller shipping, ratings, store pages, and GST/tax.</w:t>
       </w:r>
     </w:p>
     <w:p>
@@ -5528,7 +5753,7 @@
         <w:pStyle w:val="Heading2"/>
       </w:pPr>
       <w:r>
-        <w:t xml:space="preserve">5.8 AI customer support &amp; Jira</w:t>
+        <w:t xml:space="preserve">5.8 Inventory management &amp; replenishment (ERP)</w:t>
       </w:r>
     </w:p>
     <w:p>
@@ -5536,7 +5761,293 @@
         <w:spacing w:after="120" w:line="276"/>
       </w:pPr>
       <w:r>
-        <w:t xml:space="preserve">A Claude-powered chatbot answers from three grounded sources: the product catalog, the signed-in customer’s own order data, and a curated FAQ. When it cannot resolve an issue, it automatically creates a Jira ticket containing the conversation transcript and order context, and returns a ticket reference to the customer. The bot never performs irreversible actions (refunds, cancellations) itself; those always escalate to a human.</w:t>
+        <w:t xml:space="preserve">Designed like an ERP planner, primarily for owned / self-fulfilled stock. On-hand is derived from a stock ledger of movements (receipts, sales, returns, adjustments) rather than a bare counter — giving auditability and the data for replenishment.</w:t>
+      </w:r>
+    </w:p>
+    <w:p>
+      <w:pPr>
+        <w:spacing w:after="120" w:line="276"/>
+      </w:pPr>
+      <w:r>
+        <w:t xml:space="preserve">Stock states per SKU per location: on-hand, reserved, available (= on-hand − reserved), on-order (open purchase orders), and projected (= available + on-order).</w:t>
+      </w:r>
+    </w:p>
+    <w:p>
+      <w:pPr>
+        <w:spacing w:after="120" w:line="276"/>
+      </w:pPr>
+      <w:r>
+        <w:t xml:space="preserve">Each SKU carries a reorder policy — safety stock, reorder point, reorder quantity, lead time, preferred vendor (internal or external), and a replenishment mode:</w:t>
+      </w:r>
+    </w:p>
+    <w:tbl>
+      <w:tblPr>
+        <w:tblW w:type="dxa" w:w="9360"/>
+        <w:tblBorders>
+          <w:top w:val="single" w:color="auto" w:sz="4"/>
+          <w:left w:val="single" w:color="auto" w:sz="4"/>
+          <w:bottom w:val="single" w:color="auto" w:sz="4"/>
+          <w:right w:val="single" w:color="auto" w:sz="4"/>
+          <w:insideH w:val="single" w:color="auto" w:sz="4"/>
+          <w:insideV w:val="single" w:color="auto" w:sz="4"/>
+        </w:tblBorders>
+      </w:tblPr>
+      <w:tblGrid>
+        <w:gridCol w:w="2000"/>
+        <w:gridCol w:w="7360"/>
+      </w:tblGrid>
+      <w:tr>
+        <w:trPr>
+          <w:tblHeader/>
+        </w:trPr>
+        <w:tc>
+          <w:tcPr>
+            <w:tcW w:type="dxa" w:w="2000"/>
+            <w:tcBorders>
+              <w:top w:val="single" w:color="D9D2D5" w:sz="1"/>
+              <w:left w:val="single" w:color="D9D2D5" w:sz="1"/>
+              <w:bottom w:val="single" w:color="D9D2D5" w:sz="1"/>
+              <w:right w:val="single" w:color="D9D2D5" w:sz="1"/>
+            </w:tcBorders>
+            <w:shd w:fill="FBEAF0" w:color="auto" w:val="clear"/>
+            <w:tcMar>
+              <w:top w:type="dxa" w:w="70"/>
+              <w:left w:type="dxa" w:w="110"/>
+              <w:bottom w:type="dxa" w:w="70"/>
+              <w:right w:type="dxa" w:w="110"/>
+            </w:tcMar>
+            <w:vAlign w:val="center"/>
+          </w:tcPr>
+          <w:p>
+            <w:r>
+              <w:rPr>
+                <w:b/>
+                <w:bCs/>
+                <w:color w:val="4B1528"/>
+                <w:sz w:val="19"/>
+                <w:szCs w:val="19"/>
+              </w:rPr>
+              <w:t xml:space="preserve">Mode</w:t>
+            </w:r>
+          </w:p>
+        </w:tc>
+        <w:tc>
+          <w:tcPr>
+            <w:tcW w:type="dxa" w:w="7360"/>
+            <w:tcBorders>
+              <w:top w:val="single" w:color="D9D2D5" w:sz="1"/>
+              <w:left w:val="single" w:color="D9D2D5" w:sz="1"/>
+              <w:bottom w:val="single" w:color="D9D2D5" w:sz="1"/>
+              <w:right w:val="single" w:color="D9D2D5" w:sz="1"/>
+            </w:tcBorders>
+            <w:shd w:fill="FBEAF0" w:color="auto" w:val="clear"/>
+            <w:tcMar>
+              <w:top w:type="dxa" w:w="70"/>
+              <w:left w:type="dxa" w:w="110"/>
+              <w:bottom w:type="dxa" w:w="70"/>
+              <w:right w:type="dxa" w:w="110"/>
+            </w:tcMar>
+            <w:vAlign w:val="center"/>
+          </w:tcPr>
+          <w:p>
+            <w:r>
+              <w:rPr>
+                <w:b/>
+                <w:bCs/>
+                <w:color w:val="4B1528"/>
+                <w:sz w:val="19"/>
+                <w:szCs w:val="19"/>
+              </w:rPr>
+              <w:t xml:space="preserve">Action when available stock ≤ reorder point</w:t>
+            </w:r>
+          </w:p>
+        </w:tc>
+      </w:tr>
+      <w:tr>
+        <w:tc>
+          <w:tcPr>
+            <w:tcW w:type="dxa" w:w="2000"/>
+            <w:tcBorders>
+              <w:top w:val="single" w:color="D9D2D5" w:sz="1"/>
+              <w:left w:val="single" w:color="D9D2D5" w:sz="1"/>
+              <w:bottom w:val="single" w:color="D9D2D5" w:sz="1"/>
+              <w:right w:val="single" w:color="D9D2D5" w:sz="1"/>
+            </w:tcBorders>
+            <w:tcMar>
+              <w:top w:type="dxa" w:w="70"/>
+              <w:left w:type="dxa" w:w="110"/>
+              <w:bottom w:type="dxa" w:w="70"/>
+              <w:right w:type="dxa" w:w="110"/>
+            </w:tcMar>
+            <w:vAlign w:val="center"/>
+          </w:tcPr>
+          <w:p>
+            <w:r>
+              <w:rPr>
+                <w:sz w:val="19"/>
+                <w:szCs w:val="19"/>
+              </w:rPr>
+              <w:t xml:space="preserve">auto_po</w:t>
+            </w:r>
+          </w:p>
+        </w:tc>
+        <w:tc>
+          <w:tcPr>
+            <w:tcW w:type="dxa" w:w="7360"/>
+            <w:tcBorders>
+              <w:top w:val="single" w:color="D9D2D5" w:sz="1"/>
+              <w:left w:val="single" w:color="D9D2D5" w:sz="1"/>
+              <w:bottom w:val="single" w:color="D9D2D5" w:sz="1"/>
+              <w:right w:val="single" w:color="D9D2D5" w:sz="1"/>
+            </w:tcBorders>
+            <w:tcMar>
+              <w:top w:type="dxa" w:w="70"/>
+              <w:left w:type="dxa" w:w="110"/>
+              <w:bottom w:type="dxa" w:w="70"/>
+              <w:right w:type="dxa" w:w="110"/>
+            </w:tcMar>
+            <w:vAlign w:val="center"/>
+          </w:tcPr>
+          <w:p>
+            <w:r>
+              <w:rPr>
+                <w:sz w:val="19"/>
+                <w:szCs w:val="19"/>
+              </w:rPr>
+              <w:t xml:space="preserve">Create and send a Purchase Order to the preferred vendor automatically</w:t>
+            </w:r>
+          </w:p>
+        </w:tc>
+      </w:tr>
+      <w:tr>
+        <w:tc>
+          <w:tcPr>
+            <w:tcW w:type="dxa" w:w="2000"/>
+            <w:tcBorders>
+              <w:top w:val="single" w:color="D9D2D5" w:sz="1"/>
+              <w:left w:val="single" w:color="D9D2D5" w:sz="1"/>
+              <w:bottom w:val="single" w:color="D9D2D5" w:sz="1"/>
+              <w:right w:val="single" w:color="D9D2D5" w:sz="1"/>
+            </w:tcBorders>
+            <w:shd w:fill="FAF5F7" w:color="auto" w:val="clear"/>
+            <w:tcMar>
+              <w:top w:type="dxa" w:w="70"/>
+              <w:left w:type="dxa" w:w="110"/>
+              <w:bottom w:type="dxa" w:w="70"/>
+              <w:right w:type="dxa" w:w="110"/>
+            </w:tcMar>
+            <w:vAlign w:val="center"/>
+          </w:tcPr>
+          <w:p>
+            <w:r>
+              <w:rPr>
+                <w:sz w:val="19"/>
+                <w:szCs w:val="19"/>
+              </w:rPr>
+              <w:t xml:space="preserve">approval</w:t>
+            </w:r>
+          </w:p>
+        </w:tc>
+        <w:tc>
+          <w:tcPr>
+            <w:tcW w:type="dxa" w:w="7360"/>
+            <w:tcBorders>
+              <w:top w:val="single" w:color="D9D2D5" w:sz="1"/>
+              <w:left w:val="single" w:color="D9D2D5" w:sz="1"/>
+              <w:bottom w:val="single" w:color="D9D2D5" w:sz="1"/>
+              <w:right w:val="single" w:color="D9D2D5" w:sz="1"/>
+            </w:tcBorders>
+            <w:shd w:fill="FAF5F7" w:color="auto" w:val="clear"/>
+            <w:tcMar>
+              <w:top w:type="dxa" w:w="70"/>
+              <w:left w:type="dxa" w:w="110"/>
+              <w:bottom w:type="dxa" w:w="70"/>
+              <w:right w:type="dxa" w:w="110"/>
+            </w:tcMar>
+            <w:vAlign w:val="center"/>
+          </w:tcPr>
+          <w:p>
+            <w:r>
+              <w:rPr>
+                <w:sz w:val="19"/>
+                <w:szCs w:val="19"/>
+              </w:rPr>
+              <w:t xml:space="preserve">Create a draft Purchase Order and alert for human approval</w:t>
+            </w:r>
+          </w:p>
+        </w:tc>
+      </w:tr>
+      <w:tr>
+        <w:tc>
+          <w:tcPr>
+            <w:tcW w:type="dxa" w:w="2000"/>
+            <w:tcBorders>
+              <w:top w:val="single" w:color="D9D2D5" w:sz="1"/>
+              <w:left w:val="single" w:color="D9D2D5" w:sz="1"/>
+              <w:bottom w:val="single" w:color="D9D2D5" w:sz="1"/>
+              <w:right w:val="single" w:color="D9D2D5" w:sz="1"/>
+            </w:tcBorders>
+            <w:tcMar>
+              <w:top w:type="dxa" w:w="70"/>
+              <w:left w:type="dxa" w:w="110"/>
+              <w:bottom w:type="dxa" w:w="70"/>
+              <w:right w:type="dxa" w:w="110"/>
+            </w:tcMar>
+            <w:vAlign w:val="center"/>
+          </w:tcPr>
+          <w:p>
+            <w:r>
+              <w:rPr>
+                <w:sz w:val="19"/>
+                <w:szCs w:val="19"/>
+              </w:rPr>
+              <w:t xml:space="preserve">alert_only</w:t>
+            </w:r>
+          </w:p>
+        </w:tc>
+        <w:tc>
+          <w:tcPr>
+            <w:tcW w:type="dxa" w:w="7360"/>
+            <w:tcBorders>
+              <w:top w:val="single" w:color="D9D2D5" w:sz="1"/>
+              <w:left w:val="single" w:color="D9D2D5" w:sz="1"/>
+              <w:bottom w:val="single" w:color="D9D2D5" w:sz="1"/>
+              <w:right w:val="single" w:color="D9D2D5" w:sz="1"/>
+            </w:tcBorders>
+            <w:tcMar>
+              <w:top w:type="dxa" w:w="70"/>
+              <w:left w:type="dxa" w:w="110"/>
+              <w:bottom w:type="dxa" w:w="70"/>
+              <w:right w:type="dxa" w:w="110"/>
+            </w:tcMar>
+            <w:vAlign w:val="center"/>
+          </w:tcPr>
+          <w:p>
+            <w:r>
+              <w:rPr>
+                <w:sz w:val="19"/>
+                <w:szCs w:val="19"/>
+              </w:rPr>
+              <w:t xml:space="preserve">Raise a low-stock alarm / Jira ticket; no Purchase Order</w:t>
+            </w:r>
+          </w:p>
+        </w:tc>
+      </w:tr>
+    </w:tbl>
+    <w:p>
+      <w:pPr>
+        <w:spacing w:after="80"/>
+      </w:pPr>
+      <w:r>
+        <w:t xml:space="preserve"/>
+      </w:r>
+    </w:p>
+    <w:p>
+      <w:pPr>
+        <w:spacing w:after="120" w:line="276"/>
+      </w:pPr>
+      <w:r>
+        <w:t xml:space="preserve">A replenishment engine runs on a schedule and on every stock decrement. Purchase Orders have a lifecycle (draft → sent → confirmed → received); sending one reuses the integration layer outbound (API or email to the vendor), mirroring ingestion. Goods receipt posts ledger entries. Low-stock, out-of-stock, overstock, and overdue-PO conditions raise admin alarms and optional Jira tickets. Safety stock is fixed per SKU at launch and can become statistical later using sales velocity from the ledger.</w:t>
       </w:r>
     </w:p>
     <w:p>
@@ -5544,7 +6055,39 @@
         <w:pStyle w:val="Heading2"/>
       </w:pPr>
       <w:r>
-        <w:t xml:space="preserve">5.9 API surface</w:t>
+        <w:t xml:space="preserve">5.9 SEO architecture</w:t>
+      </w:r>
+    </w:p>
+    <w:p>
+      <w:pPr>
+        <w:spacing w:after="120" w:line="276"/>
+      </w:pPr>
+      <w:r>
+        <w:t xml:space="preserve">SEO is a rendering decision, not a late add-on. All public pages are server-side rendered so Google receives complete HTML. URLs are clean and keyword-rich; slugs are stable. Each page emits a unique title, meta description, and canonical URL. Structured data (JSON-LD) for Product, BreadcrumbList, Organization, and WebSite drives rich results — price, star ratings, and breadcrumbs — in Google. An auto-generated XML sitemap and robots.txt support crawling, and the site is registered in Google Search Console. Action item carried into Phase 1: the current category page is a client component and must be rebuilt server-side for SEO.</w:t>
+      </w:r>
+    </w:p>
+    <w:p>
+      <w:pPr>
+        <w:pStyle w:val="Heading2"/>
+      </w:pPr>
+      <w:r>
+        <w:t xml:space="preserve">5.10 AI customer support &amp; Jira</w:t>
+      </w:r>
+    </w:p>
+    <w:p>
+      <w:pPr>
+        <w:spacing w:after="120" w:line="276"/>
+      </w:pPr>
+      <w:r>
+        <w:t xml:space="preserve">A Claude-powered chatbot answers from three grounded sources: the product catalog, the signed-in customer’s own order data, and a curated FAQ. When it cannot resolve an issue, it automatically creates a Jira ticket containing the conversation transcript and order context, and returns a ticket reference to the customer. The bot never performs irreversible actions (refunds, cancellations) itself; those always escalate to a human.</w:t>
+      </w:r>
+    </w:p>
+    <w:p>
+      <w:pPr>
+        <w:pStyle w:val="Heading2"/>
+      </w:pPr>
+      <w:r>
+        <w:t xml:space="preserve">5.11 API surface</w:t>
       </w:r>
     </w:p>
     <w:tbl>
@@ -6258,7 +6801,7 @@
         <w:pStyle w:val="Heading2"/>
       </w:pPr>
       <w:r>
-        <w:t xml:space="preserve">5.10 Technology stack</w:t>
+        <w:t xml:space="preserve">5.12 Technology stack</w:t>
       </w:r>
     </w:p>
     <w:tbl>
@@ -6909,7 +7452,7 @@
                 <w:sz w:val="19"/>
                 <w:szCs w:val="19"/>
               </w:rPr>
-              <w:t xml:space="preserve">Razorpay (proposed)</w:t>
+              <w:t xml:space="preserve">Razorpay + Route (proposed; marketplace split-ready)</w:t>
             </w:r>
           </w:p>
         </w:tc>
@@ -7532,7 +8075,7 @@
         <w:spacing w:after="120" w:line="276"/>
       </w:pPr>
       <w:r>
-        <w:t xml:space="preserve">Five sequential phases. Durations are indicative build estimates for an assistant-led build with the founder as product owner; they depend on review cycles and vendor readiness. The schema is built vendor- and fulfillment-ready in Phase 1, so later phases add capability without reworking the catalog.</w:t>
+        <w:t xml:space="preserve">Five core phases to a sellable store, then two future expansion tracks (inventory/ERP and marketplace) that the Phase 1 foundation already supports. Durations are indicative for an assistant-led build with the founder as product owner; they depend on review cycles and external onboarding. The schema is built seller-, fulfillment- and inventory-ready in Phase 1, so later phases add capability without reworking the catalog.</w:t>
       </w:r>
     </w:p>
     <w:p>
@@ -8248,6 +8791,230 @@
           </w:p>
         </w:tc>
       </w:tr>
+      <w:tr>
+        <w:tc>
+          <w:tcPr>
+            <w:tcW w:type="dxa" w:w="2700"/>
+            <w:tcBorders>
+              <w:top w:val="single" w:color="D9D2D5" w:sz="1"/>
+              <w:left w:val="single" w:color="D9D2D5" w:sz="1"/>
+              <w:bottom w:val="single" w:color="D9D2D5" w:sz="1"/>
+              <w:right w:val="single" w:color="D9D2D5" w:sz="1"/>
+            </w:tcBorders>
+            <w:shd w:fill="FAF5F7" w:color="auto" w:val="clear"/>
+            <w:tcMar>
+              <w:top w:type="dxa" w:w="70"/>
+              <w:left w:type="dxa" w:w="110"/>
+              <w:bottom w:type="dxa" w:w="70"/>
+              <w:right w:type="dxa" w:w="110"/>
+            </w:tcMar>
+            <w:vAlign w:val="center"/>
+          </w:tcPr>
+          <w:p>
+            <w:r>
+              <w:rPr>
+                <w:sz w:val="19"/>
+                <w:szCs w:val="19"/>
+              </w:rPr>
+              <w:t xml:space="preserve">6. Inventory &amp; replenishment (ERP)</w:t>
+            </w:r>
+          </w:p>
+        </w:tc>
+        <w:tc>
+          <w:tcPr>
+            <w:tcW w:type="dxa" w:w="3360"/>
+            <w:tcBorders>
+              <w:top w:val="single" w:color="D9D2D5" w:sz="1"/>
+              <w:left w:val="single" w:color="D9D2D5" w:sz="1"/>
+              <w:bottom w:val="single" w:color="D9D2D5" w:sz="1"/>
+              <w:right w:val="single" w:color="D9D2D5" w:sz="1"/>
+            </w:tcBorders>
+            <w:shd w:fill="FAF5F7" w:color="auto" w:val="clear"/>
+            <w:tcMar>
+              <w:top w:type="dxa" w:w="70"/>
+              <w:left w:type="dxa" w:w="110"/>
+              <w:bottom w:type="dxa" w:w="70"/>
+              <w:right w:type="dxa" w:w="110"/>
+            </w:tcMar>
+            <w:vAlign w:val="center"/>
+          </w:tcPr>
+          <w:p>
+            <w:r>
+              <w:rPr>
+                <w:sz w:val="19"/>
+                <w:szCs w:val="19"/>
+              </w:rPr>
+              <w:t xml:space="preserve">Stock ledger, reorder policies, auto-PO/approval/alert</w:t>
+            </w:r>
+          </w:p>
+        </w:tc>
+        <w:tc>
+          <w:tcPr>
+            <w:tcW w:type="dxa" w:w="1700"/>
+            <w:tcBorders>
+              <w:top w:val="single" w:color="D9D2D5" w:sz="1"/>
+              <w:left w:val="single" w:color="D9D2D5" w:sz="1"/>
+              <w:bottom w:val="single" w:color="D9D2D5" w:sz="1"/>
+              <w:right w:val="single" w:color="D9D2D5" w:sz="1"/>
+            </w:tcBorders>
+            <w:shd w:fill="FAF5F7" w:color="auto" w:val="clear"/>
+            <w:tcMar>
+              <w:top w:type="dxa" w:w="70"/>
+              <w:left w:type="dxa" w:w="110"/>
+              <w:bottom w:type="dxa" w:w="70"/>
+              <w:right w:type="dxa" w:w="110"/>
+            </w:tcMar>
+            <w:vAlign w:val="center"/>
+          </w:tcPr>
+          <w:p>
+            <w:r>
+              <w:rPr>
+                <w:sz w:val="19"/>
+                <w:szCs w:val="19"/>
+              </w:rPr>
+              <w:t xml:space="preserve">2–3 weeks</w:t>
+            </w:r>
+          </w:p>
+        </w:tc>
+        <w:tc>
+          <w:tcPr>
+            <w:tcW w:type="dxa" w:w="1600"/>
+            <w:tcBorders>
+              <w:top w:val="single" w:color="D9D2D5" w:sz="1"/>
+              <w:left w:val="single" w:color="D9D2D5" w:sz="1"/>
+              <w:bottom w:val="single" w:color="D9D2D5" w:sz="1"/>
+              <w:right w:val="single" w:color="D9D2D5" w:sz="1"/>
+            </w:tcBorders>
+            <w:shd w:fill="FAF5F7" w:color="auto" w:val="clear"/>
+            <w:tcMar>
+              <w:top w:type="dxa" w:w="70"/>
+              <w:left w:type="dxa" w:w="110"/>
+              <w:bottom w:type="dxa" w:w="70"/>
+              <w:right w:type="dxa" w:w="110"/>
+            </w:tcMar>
+            <w:vAlign w:val="center"/>
+          </w:tcPr>
+          <w:p>
+            <w:r>
+              <w:rPr>
+                <w:sz w:val="19"/>
+                <w:szCs w:val="19"/>
+              </w:rPr>
+              <w:t xml:space="preserve">Phase 4</w:t>
+            </w:r>
+          </w:p>
+        </w:tc>
+      </w:tr>
+      <w:tr>
+        <w:tc>
+          <w:tcPr>
+            <w:tcW w:type="dxa" w:w="2700"/>
+            <w:tcBorders>
+              <w:top w:val="single" w:color="D9D2D5" w:sz="1"/>
+              <w:left w:val="single" w:color="D9D2D5" w:sz="1"/>
+              <w:bottom w:val="single" w:color="D9D2D5" w:sz="1"/>
+              <w:right w:val="single" w:color="D9D2D5" w:sz="1"/>
+            </w:tcBorders>
+            <w:tcMar>
+              <w:top w:type="dxa" w:w="70"/>
+              <w:left w:type="dxa" w:w="110"/>
+              <w:bottom w:type="dxa" w:w="70"/>
+              <w:right w:type="dxa" w:w="110"/>
+            </w:tcMar>
+            <w:vAlign w:val="center"/>
+          </w:tcPr>
+          <w:p>
+            <w:r>
+              <w:rPr>
+                <w:sz w:val="19"/>
+                <w:szCs w:val="19"/>
+              </w:rPr>
+              <w:t xml:space="preserve">7. Marketplace enablement (future)</w:t>
+            </w:r>
+          </w:p>
+        </w:tc>
+        <w:tc>
+          <w:tcPr>
+            <w:tcW w:type="dxa" w:w="3360"/>
+            <w:tcBorders>
+              <w:top w:val="single" w:color="D9D2D5" w:sz="1"/>
+              <w:left w:val="single" w:color="D9D2D5" w:sz="1"/>
+              <w:bottom w:val="single" w:color="D9D2D5" w:sz="1"/>
+              <w:right w:val="single" w:color="D9D2D5" w:sz="1"/>
+            </w:tcBorders>
+            <w:tcMar>
+              <w:top w:type="dxa" w:w="70"/>
+              <w:left w:type="dxa" w:w="110"/>
+              <w:bottom w:type="dxa" w:w="70"/>
+              <w:right w:type="dxa" w:w="110"/>
+            </w:tcMar>
+            <w:vAlign w:val="center"/>
+          </w:tcPr>
+          <w:p>
+            <w:r>
+              <w:rPr>
+                <w:sz w:val="19"/>
+                <w:szCs w:val="19"/>
+              </w:rPr>
+              <w:t xml:space="preserve">Seller portal, buy box, commission &amp; payouts</w:t>
+            </w:r>
+          </w:p>
+        </w:tc>
+        <w:tc>
+          <w:tcPr>
+            <w:tcW w:type="dxa" w:w="1700"/>
+            <w:tcBorders>
+              <w:top w:val="single" w:color="D9D2D5" w:sz="1"/>
+              <w:left w:val="single" w:color="D9D2D5" w:sz="1"/>
+              <w:bottom w:val="single" w:color="D9D2D5" w:sz="1"/>
+              <w:right w:val="single" w:color="D9D2D5" w:sz="1"/>
+            </w:tcBorders>
+            <w:tcMar>
+              <w:top w:type="dxa" w:w="70"/>
+              <w:left w:type="dxa" w:w="110"/>
+              <w:bottom w:type="dxa" w:w="70"/>
+              <w:right w:type="dxa" w:w="110"/>
+            </w:tcMar>
+            <w:vAlign w:val="center"/>
+          </w:tcPr>
+          <w:p>
+            <w:r>
+              <w:rPr>
+                <w:sz w:val="19"/>
+                <w:szCs w:val="19"/>
+              </w:rPr>
+              <w:t xml:space="preserve">Future track</w:t>
+            </w:r>
+          </w:p>
+        </w:tc>
+        <w:tc>
+          <w:tcPr>
+            <w:tcW w:type="dxa" w:w="1600"/>
+            <w:tcBorders>
+              <w:top w:val="single" w:color="D9D2D5" w:sz="1"/>
+              <w:left w:val="single" w:color="D9D2D5" w:sz="1"/>
+              <w:bottom w:val="single" w:color="D9D2D5" w:sz="1"/>
+              <w:right w:val="single" w:color="D9D2D5" w:sz="1"/>
+            </w:tcBorders>
+            <w:tcMar>
+              <w:top w:type="dxa" w:w="70"/>
+              <w:left w:type="dxa" w:w="110"/>
+              <w:bottom w:type="dxa" w:w="70"/>
+              <w:right w:type="dxa" w:w="110"/>
+            </w:tcMar>
+            <w:vAlign w:val="center"/>
+          </w:tcPr>
+          <w:p>
+            <w:r>
+              <w:rPr>
+                <w:sz w:val="19"/>
+                <w:szCs w:val="19"/>
+              </w:rPr>
+              <w:t xml:space="preserve">Phases 3–6</w:t>
+            </w:r>
+          </w:p>
+        </w:tc>
+      </w:tr>
     </w:tbl>
     <w:p>
       <w:pPr>
@@ -8564,6 +9331,127 @@
       </w:r>
       <w:r>
         <w:t xml:space="preserve">common queries are answered automatically; complex issues create a Jira ticket.</w:t>
+      </w:r>
+    </w:p>
+    <w:p>
+      <w:pPr>
+        <w:pStyle w:val="Heading3"/>
+      </w:pPr>
+      <w:r>
+        <w:t xml:space="preserve">Phase 6 — Inventory &amp; replenishment (ERP)</w:t>
+      </w:r>
+    </w:p>
+    <w:p>
+      <w:pPr>
+        <w:pStyle w:val="ListParagraph"/>
+        <w:numPr>
+          <w:ilvl w:val="0"/>
+          <w:numId w:val="2"/>
+        </w:numPr>
+        <w:spacing w:after="60" w:line="270"/>
+      </w:pPr>
+      <w:r>
+        <w:t xml:space="preserve">Stock ledger and derived on-hand/available; reorder policies with safety stock and reorder points.</w:t>
+      </w:r>
+    </w:p>
+    <w:p>
+      <w:pPr>
+        <w:pStyle w:val="ListParagraph"/>
+        <w:numPr>
+          <w:ilvl w:val="0"/>
+          <w:numId w:val="2"/>
+        </w:numPr>
+        <w:spacing w:after="60" w:line="270"/>
+      </w:pPr>
+      <w:r>
+        <w:t xml:space="preserve">Replenishment engine with three modes per SKU: auto-PO, draft-for-approval, or alert-only.</w:t>
+      </w:r>
+    </w:p>
+    <w:p>
+      <w:pPr>
+        <w:pStyle w:val="ListParagraph"/>
+        <w:numPr>
+          <w:ilvl w:val="0"/>
+          <w:numId w:val="2"/>
+        </w:numPr>
+        <w:spacing w:after="60" w:line="270"/>
+      </w:pPr>
+      <w:r>
+        <w:t xml:space="preserve">Purchase orders (sent via API or email), goods receipt, and low-stock alarms / Jira tickets.</w:t>
+      </w:r>
+    </w:p>
+    <w:p>
+      <w:pPr>
+        <w:pStyle w:val="ListParagraph"/>
+        <w:numPr>
+          <w:ilvl w:val="0"/>
+          <w:numId w:val="2"/>
+        </w:numPr>
+        <w:spacing w:after="60" w:line="270"/>
+      </w:pPr>
+      <w:r>
+        <w:rPr>
+          <w:b/>
+          <w:bCs/>
+        </w:rPr>
+        <w:t xml:space="preserve">Exit criteria: </w:t>
+      </w:r>
+      <w:r>
+        <w:t xml:space="preserve">a SKU falling below its reorder point automatically triggers its configured action.</w:t>
+      </w:r>
+    </w:p>
+    <w:p>
+      <w:pPr>
+        <w:pStyle w:val="Heading3"/>
+      </w:pPr>
+      <w:r>
+        <w:t xml:space="preserve">Phase 7 — Marketplace enablement (future)</w:t>
+      </w:r>
+    </w:p>
+    <w:p>
+      <w:pPr>
+        <w:pStyle w:val="ListParagraph"/>
+        <w:numPr>
+          <w:ilvl w:val="0"/>
+          <w:numId w:val="2"/>
+        </w:numPr>
+        <w:spacing w:after="60" w:line="270"/>
+      </w:pPr>
+      <w:r>
+        <w:t xml:space="preserve">Seller onboarding &amp; portal; multi-offer buy box; commission and automated payouts (Razorpay Route).</w:t>
+      </w:r>
+    </w:p>
+    <w:p>
+      <w:pPr>
+        <w:pStyle w:val="ListParagraph"/>
+        <w:numPr>
+          <w:ilvl w:val="0"/>
+          <w:numId w:val="2"/>
+        </w:numPr>
+        <w:spacing w:after="60" w:line="270"/>
+      </w:pPr>
+      <w:r>
+        <w:t xml:space="preserve">Per-seller shipping, ratings, store pages, and GST/tax.</w:t>
+      </w:r>
+    </w:p>
+    <w:p>
+      <w:pPr>
+        <w:pStyle w:val="ListParagraph"/>
+        <w:numPr>
+          <w:ilvl w:val="0"/>
+          <w:numId w:val="2"/>
+        </w:numPr>
+        <w:spacing w:after="60" w:line="270"/>
+      </w:pPr>
+      <w:r>
+        <w:rPr>
+          <w:b/>
+          <w:bCs/>
+        </w:rPr>
+        <w:t xml:space="preserve">Exit criteria: </w:t>
+      </w:r>
+      <w:r>
+        <w:t xml:space="preserve">a third-party seller can list, sell, and be paid out — with no change to the core catalog schema.</w:t>
       </w:r>
     </w:p>
     <w:p>
@@ -11591,7 +12479,7 @@
                 <w:sz w:val="19"/>
                 <w:szCs w:val="19"/>
               </w:rPr>
-              <w:t xml:space="preserve">Full vendor/fulfillment-ready from day one</w:t>
+              <w:t xml:space="preserve">Full seller/fulfillment/inventory-ready from day one</w:t>
             </w:r>
           </w:p>
         </w:tc>
@@ -11761,6 +12649,230 @@
                 <w:sz w:val="19"/>
                 <w:szCs w:val="19"/>
               </w:rPr>
+              <w:t xml:space="preserve">Product/listing separation</w:t>
+            </w:r>
+          </w:p>
+        </w:tc>
+        <w:tc>
+          <w:tcPr>
+            <w:tcW w:type="dxa" w:w="1560"/>
+            <w:tcBorders>
+              <w:top w:val="single" w:color="D9D2D5" w:sz="1"/>
+              <w:left w:val="single" w:color="D9D2D5" w:sz="1"/>
+              <w:bottom w:val="single" w:color="D9D2D5" w:sz="1"/>
+              <w:right w:val="single" w:color="D9D2D5" w:sz="1"/>
+            </w:tcBorders>
+            <w:tcMar>
+              <w:top w:type="dxa" w:w="70"/>
+              <w:left w:type="dxa" w:w="110"/>
+              <w:bottom w:type="dxa" w:w="70"/>
+              <w:right w:type="dxa" w:w="110"/>
+            </w:tcMar>
+            <w:vAlign w:val="center"/>
+          </w:tcPr>
+          <w:p>
+            <w:r>
+              <w:rPr>
+                <w:sz w:val="19"/>
+                <w:szCs w:val="19"/>
+              </w:rPr>
+              <w:t xml:space="preserve">Default</w:t>
+            </w:r>
+          </w:p>
+        </w:tc>
+        <w:tc>
+          <w:tcPr>
+            <w:tcW w:type="dxa" w:w="3800"/>
+            <w:tcBorders>
+              <w:top w:val="single" w:color="D9D2D5" w:sz="1"/>
+              <w:left w:val="single" w:color="D9D2D5" w:sz="1"/>
+              <w:bottom w:val="single" w:color="D9D2D5" w:sz="1"/>
+              <w:right w:val="single" w:color="D9D2D5" w:sz="1"/>
+            </w:tcBorders>
+            <w:tcMar>
+              <w:top w:type="dxa" w:w="70"/>
+              <w:left w:type="dxa" w:w="110"/>
+              <w:bottom w:type="dxa" w:w="70"/>
+              <w:right w:type="dxa" w:w="110"/>
+            </w:tcMar>
+            <w:vAlign w:val="center"/>
+          </w:tcPr>
+          <w:p>
+            <w:r>
+              <w:rPr>
+                <w:sz w:val="19"/>
+                <w:szCs w:val="19"/>
+              </w:rPr>
+              <w:t xml:space="preserve">Adopt now; cart/orders reference listings</w:t>
+            </w:r>
+          </w:p>
+        </w:tc>
+      </w:tr>
+      <w:tr>
+        <w:tc>
+          <w:tcPr>
+            <w:tcW w:type="dxa" w:w="600"/>
+            <w:tcBorders>
+              <w:top w:val="single" w:color="D9D2D5" w:sz="1"/>
+              <w:left w:val="single" w:color="D9D2D5" w:sz="1"/>
+              <w:bottom w:val="single" w:color="D9D2D5" w:sz="1"/>
+              <w:right w:val="single" w:color="D9D2D5" w:sz="1"/>
+            </w:tcBorders>
+            <w:shd w:fill="FAF5F7" w:color="auto" w:val="clear"/>
+            <w:tcMar>
+              <w:top w:type="dxa" w:w="70"/>
+              <w:left w:type="dxa" w:w="110"/>
+              <w:bottom w:type="dxa" w:w="70"/>
+              <w:right w:type="dxa" w:w="110"/>
+            </w:tcMar>
+            <w:vAlign w:val="center"/>
+          </w:tcPr>
+          <w:p>
+            <w:r>
+              <w:rPr>
+                <w:sz w:val="19"/>
+                <w:szCs w:val="19"/>
+              </w:rPr>
+              <w:t xml:space="preserve">4</w:t>
+            </w:r>
+          </w:p>
+        </w:tc>
+        <w:tc>
+          <w:tcPr>
+            <w:tcW w:type="dxa" w:w="3400"/>
+            <w:tcBorders>
+              <w:top w:val="single" w:color="D9D2D5" w:sz="1"/>
+              <w:left w:val="single" w:color="D9D2D5" w:sz="1"/>
+              <w:bottom w:val="single" w:color="D9D2D5" w:sz="1"/>
+              <w:right w:val="single" w:color="D9D2D5" w:sz="1"/>
+            </w:tcBorders>
+            <w:shd w:fill="FAF5F7" w:color="auto" w:val="clear"/>
+            <w:tcMar>
+              <w:top w:type="dxa" w:w="70"/>
+              <w:left w:type="dxa" w:w="110"/>
+              <w:bottom w:type="dxa" w:w="70"/>
+              <w:right w:type="dxa" w:w="110"/>
+            </w:tcMar>
+            <w:vAlign w:val="center"/>
+          </w:tcPr>
+          <w:p>
+            <w:r>
+              <w:rPr>
+                <w:sz w:val="19"/>
+                <w:szCs w:val="19"/>
+              </w:rPr>
+              <w:t xml:space="preserve">Inventory model</w:t>
+            </w:r>
+          </w:p>
+        </w:tc>
+        <w:tc>
+          <w:tcPr>
+            <w:tcW w:type="dxa" w:w="1560"/>
+            <w:tcBorders>
+              <w:top w:val="single" w:color="D9D2D5" w:sz="1"/>
+              <w:left w:val="single" w:color="D9D2D5" w:sz="1"/>
+              <w:bottom w:val="single" w:color="D9D2D5" w:sz="1"/>
+              <w:right w:val="single" w:color="D9D2D5" w:sz="1"/>
+            </w:tcBorders>
+            <w:shd w:fill="FAF5F7" w:color="auto" w:val="clear"/>
+            <w:tcMar>
+              <w:top w:type="dxa" w:w="70"/>
+              <w:left w:type="dxa" w:w="110"/>
+              <w:bottom w:type="dxa" w:w="70"/>
+              <w:right w:type="dxa" w:w="110"/>
+            </w:tcMar>
+            <w:vAlign w:val="center"/>
+          </w:tcPr>
+          <w:p>
+            <w:r>
+              <w:rPr>
+                <w:sz w:val="19"/>
+                <w:szCs w:val="19"/>
+              </w:rPr>
+              <w:t xml:space="preserve">Default</w:t>
+            </w:r>
+          </w:p>
+        </w:tc>
+        <w:tc>
+          <w:tcPr>
+            <w:tcW w:type="dxa" w:w="3800"/>
+            <w:tcBorders>
+              <w:top w:val="single" w:color="D9D2D5" w:sz="1"/>
+              <w:left w:val="single" w:color="D9D2D5" w:sz="1"/>
+              <w:bottom w:val="single" w:color="D9D2D5" w:sz="1"/>
+              <w:right w:val="single" w:color="D9D2D5" w:sz="1"/>
+            </w:tcBorders>
+            <w:shd w:fill="FAF5F7" w:color="auto" w:val="clear"/>
+            <w:tcMar>
+              <w:top w:type="dxa" w:w="70"/>
+              <w:left w:type="dxa" w:w="110"/>
+              <w:bottom w:type="dxa" w:w="70"/>
+              <w:right w:type="dxa" w:w="110"/>
+            </w:tcMar>
+            <w:vAlign w:val="center"/>
+          </w:tcPr>
+          <w:p>
+            <w:r>
+              <w:rPr>
+                <w:sz w:val="19"/>
+                <w:szCs w:val="19"/>
+              </w:rPr>
+              <w:t xml:space="preserve">Stock ledger (derived on-hand)</w:t>
+            </w:r>
+          </w:p>
+        </w:tc>
+      </w:tr>
+      <w:tr>
+        <w:tc>
+          <w:tcPr>
+            <w:tcW w:type="dxa" w:w="600"/>
+            <w:tcBorders>
+              <w:top w:val="single" w:color="D9D2D5" w:sz="1"/>
+              <w:left w:val="single" w:color="D9D2D5" w:sz="1"/>
+              <w:bottom w:val="single" w:color="D9D2D5" w:sz="1"/>
+              <w:right w:val="single" w:color="D9D2D5" w:sz="1"/>
+            </w:tcBorders>
+            <w:tcMar>
+              <w:top w:type="dxa" w:w="70"/>
+              <w:left w:type="dxa" w:w="110"/>
+              <w:bottom w:type="dxa" w:w="70"/>
+              <w:right w:type="dxa" w:w="110"/>
+            </w:tcMar>
+            <w:vAlign w:val="center"/>
+          </w:tcPr>
+          <w:p>
+            <w:r>
+              <w:rPr>
+                <w:sz w:val="19"/>
+                <w:szCs w:val="19"/>
+              </w:rPr>
+              <w:t xml:space="preserve">5</w:t>
+            </w:r>
+          </w:p>
+        </w:tc>
+        <w:tc>
+          <w:tcPr>
+            <w:tcW w:type="dxa" w:w="3400"/>
+            <w:tcBorders>
+              <w:top w:val="single" w:color="D9D2D5" w:sz="1"/>
+              <w:left w:val="single" w:color="D9D2D5" w:sz="1"/>
+              <w:bottom w:val="single" w:color="D9D2D5" w:sz="1"/>
+              <w:right w:val="single" w:color="D9D2D5" w:sz="1"/>
+            </w:tcBorders>
+            <w:tcMar>
+              <w:top w:type="dxa" w:w="70"/>
+              <w:left w:type="dxa" w:w="110"/>
+              <w:bottom w:type="dxa" w:w="70"/>
+              <w:right w:type="dxa" w:w="110"/>
+            </w:tcMar>
+            <w:vAlign w:val="center"/>
+          </w:tcPr>
+          <w:p>
+            <w:r>
+              <w:rPr>
+                <w:sz w:val="19"/>
+                <w:szCs w:val="19"/>
+              </w:rPr>
               <w:t xml:space="preserve">Payment gateway</w:t>
             </w:r>
           </w:p>
@@ -11815,7 +12927,7 @@
                 <w:sz w:val="19"/>
                 <w:szCs w:val="19"/>
               </w:rPr>
-              <w:t xml:space="preserve">Razorpay (India-first)</w:t>
+              <w:t xml:space="preserve">Razorpay, with Route for marketplace split</w:t>
             </w:r>
           </w:p>
         </w:tc>
@@ -11845,7 +12957,7 @@
                 <w:sz w:val="19"/>
                 <w:szCs w:val="19"/>
               </w:rPr>
-              <w:t xml:space="preserve">4</w:t>
+              <w:t xml:space="preserve">6</w:t>
             </w:r>
           </w:p>
         </w:tc>
@@ -11873,7 +12985,7 @@
                 <w:sz w:val="19"/>
                 <w:szCs w:val="19"/>
               </w:rPr>
-              <w:t xml:space="preserve">Shipping for self-fulfilled</w:t>
+              <w:t xml:space="preserve">Shipping (self-fulfilled)</w:t>
             </w:r>
           </w:p>
         </w:tc>
@@ -11958,7 +13070,7 @@
                 <w:sz w:val="19"/>
                 <w:szCs w:val="19"/>
               </w:rPr>
-              <w:t xml:space="preserve">5</w:t>
+              <w:t xml:space="preserve">7</w:t>
             </w:r>
           </w:p>
         </w:tc>
@@ -11985,6 +13097,230 @@
                 <w:sz w:val="19"/>
                 <w:szCs w:val="19"/>
               </w:rPr>
+              <w:t xml:space="preserve">Replenishment default mode</w:t>
+            </w:r>
+          </w:p>
+        </w:tc>
+        <w:tc>
+          <w:tcPr>
+            <w:tcW w:type="dxa" w:w="1560"/>
+            <w:tcBorders>
+              <w:top w:val="single" w:color="D9D2D5" w:sz="1"/>
+              <w:left w:val="single" w:color="D9D2D5" w:sz="1"/>
+              <w:bottom w:val="single" w:color="D9D2D5" w:sz="1"/>
+              <w:right w:val="single" w:color="D9D2D5" w:sz="1"/>
+            </w:tcBorders>
+            <w:tcMar>
+              <w:top w:type="dxa" w:w="70"/>
+              <w:left w:type="dxa" w:w="110"/>
+              <w:bottom w:type="dxa" w:w="70"/>
+              <w:right w:type="dxa" w:w="110"/>
+            </w:tcMar>
+            <w:vAlign w:val="center"/>
+          </w:tcPr>
+          <w:p>
+            <w:r>
+              <w:rPr>
+                <w:sz w:val="19"/>
+                <w:szCs w:val="19"/>
+              </w:rPr>
+              <w:t xml:space="preserve">Default</w:t>
+            </w:r>
+          </w:p>
+        </w:tc>
+        <w:tc>
+          <w:tcPr>
+            <w:tcW w:type="dxa" w:w="3800"/>
+            <w:tcBorders>
+              <w:top w:val="single" w:color="D9D2D5" w:sz="1"/>
+              <w:left w:val="single" w:color="D9D2D5" w:sz="1"/>
+              <w:bottom w:val="single" w:color="D9D2D5" w:sz="1"/>
+              <w:right w:val="single" w:color="D9D2D5" w:sz="1"/>
+            </w:tcBorders>
+            <w:tcMar>
+              <w:top w:type="dxa" w:w="70"/>
+              <w:left w:type="dxa" w:w="110"/>
+              <w:bottom w:type="dxa" w:w="70"/>
+              <w:right w:type="dxa" w:w="110"/>
+            </w:tcMar>
+            <w:vAlign w:val="center"/>
+          </w:tcPr>
+          <w:p>
+            <w:r>
+              <w:rPr>
+                <w:sz w:val="19"/>
+                <w:szCs w:val="19"/>
+              </w:rPr>
+              <w:t xml:space="preserve">alert_only/approval at launch; auto_po opt-in</w:t>
+            </w:r>
+          </w:p>
+        </w:tc>
+      </w:tr>
+      <w:tr>
+        <w:tc>
+          <w:tcPr>
+            <w:tcW w:type="dxa" w:w="600"/>
+            <w:tcBorders>
+              <w:top w:val="single" w:color="D9D2D5" w:sz="1"/>
+              <w:left w:val="single" w:color="D9D2D5" w:sz="1"/>
+              <w:bottom w:val="single" w:color="D9D2D5" w:sz="1"/>
+              <w:right w:val="single" w:color="D9D2D5" w:sz="1"/>
+            </w:tcBorders>
+            <w:shd w:fill="FAF5F7" w:color="auto" w:val="clear"/>
+            <w:tcMar>
+              <w:top w:type="dxa" w:w="70"/>
+              <w:left w:type="dxa" w:w="110"/>
+              <w:bottom w:type="dxa" w:w="70"/>
+              <w:right w:type="dxa" w:w="110"/>
+            </w:tcMar>
+            <w:vAlign w:val="center"/>
+          </w:tcPr>
+          <w:p>
+            <w:r>
+              <w:rPr>
+                <w:sz w:val="19"/>
+                <w:szCs w:val="19"/>
+              </w:rPr>
+              <w:t xml:space="preserve">8</w:t>
+            </w:r>
+          </w:p>
+        </w:tc>
+        <w:tc>
+          <w:tcPr>
+            <w:tcW w:type="dxa" w:w="3400"/>
+            <w:tcBorders>
+              <w:top w:val="single" w:color="D9D2D5" w:sz="1"/>
+              <w:left w:val="single" w:color="D9D2D5" w:sz="1"/>
+              <w:bottom w:val="single" w:color="D9D2D5" w:sz="1"/>
+              <w:right w:val="single" w:color="D9D2D5" w:sz="1"/>
+            </w:tcBorders>
+            <w:shd w:fill="FAF5F7" w:color="auto" w:val="clear"/>
+            <w:tcMar>
+              <w:top w:type="dxa" w:w="70"/>
+              <w:left w:type="dxa" w:w="110"/>
+              <w:bottom w:type="dxa" w:w="70"/>
+              <w:right w:type="dxa" w:w="110"/>
+            </w:tcMar>
+            <w:vAlign w:val="center"/>
+          </w:tcPr>
+          <w:p>
+            <w:r>
+              <w:rPr>
+                <w:sz w:val="19"/>
+                <w:szCs w:val="19"/>
+              </w:rPr>
+              <w:t xml:space="preserve">Safety-stock method</w:t>
+            </w:r>
+          </w:p>
+        </w:tc>
+        <w:tc>
+          <w:tcPr>
+            <w:tcW w:type="dxa" w:w="1560"/>
+            <w:tcBorders>
+              <w:top w:val="single" w:color="D9D2D5" w:sz="1"/>
+              <w:left w:val="single" w:color="D9D2D5" w:sz="1"/>
+              <w:bottom w:val="single" w:color="D9D2D5" w:sz="1"/>
+              <w:right w:val="single" w:color="D9D2D5" w:sz="1"/>
+            </w:tcBorders>
+            <w:shd w:fill="FAF5F7" w:color="auto" w:val="clear"/>
+            <w:tcMar>
+              <w:top w:type="dxa" w:w="70"/>
+              <w:left w:type="dxa" w:w="110"/>
+              <w:bottom w:type="dxa" w:w="70"/>
+              <w:right w:type="dxa" w:w="110"/>
+            </w:tcMar>
+            <w:vAlign w:val="center"/>
+          </w:tcPr>
+          <w:p>
+            <w:r>
+              <w:rPr>
+                <w:sz w:val="19"/>
+                <w:szCs w:val="19"/>
+              </w:rPr>
+              <w:t xml:space="preserve">Default</w:t>
+            </w:r>
+          </w:p>
+        </w:tc>
+        <w:tc>
+          <w:tcPr>
+            <w:tcW w:type="dxa" w:w="3800"/>
+            <w:tcBorders>
+              <w:top w:val="single" w:color="D9D2D5" w:sz="1"/>
+              <w:left w:val="single" w:color="D9D2D5" w:sz="1"/>
+              <w:bottom w:val="single" w:color="D9D2D5" w:sz="1"/>
+              <w:right w:val="single" w:color="D9D2D5" w:sz="1"/>
+            </w:tcBorders>
+            <w:shd w:fill="FAF5F7" w:color="auto" w:val="clear"/>
+            <w:tcMar>
+              <w:top w:type="dxa" w:w="70"/>
+              <w:left w:type="dxa" w:w="110"/>
+              <w:bottom w:type="dxa" w:w="70"/>
+              <w:right w:type="dxa" w:w="110"/>
+            </w:tcMar>
+            <w:vAlign w:val="center"/>
+          </w:tcPr>
+          <w:p>
+            <w:r>
+              <w:rPr>
+                <w:sz w:val="19"/>
+                <w:szCs w:val="19"/>
+              </w:rPr>
+              <w:t xml:space="preserve">Fixed per SKU now; statistical later</w:t>
+            </w:r>
+          </w:p>
+        </w:tc>
+      </w:tr>
+      <w:tr>
+        <w:tc>
+          <w:tcPr>
+            <w:tcW w:type="dxa" w:w="600"/>
+            <w:tcBorders>
+              <w:top w:val="single" w:color="D9D2D5" w:sz="1"/>
+              <w:left w:val="single" w:color="D9D2D5" w:sz="1"/>
+              <w:bottom w:val="single" w:color="D9D2D5" w:sz="1"/>
+              <w:right w:val="single" w:color="D9D2D5" w:sz="1"/>
+            </w:tcBorders>
+            <w:tcMar>
+              <w:top w:type="dxa" w:w="70"/>
+              <w:left w:type="dxa" w:w="110"/>
+              <w:bottom w:type="dxa" w:w="70"/>
+              <w:right w:type="dxa" w:w="110"/>
+            </w:tcMar>
+            <w:vAlign w:val="center"/>
+          </w:tcPr>
+          <w:p>
+            <w:r>
+              <w:rPr>
+                <w:sz w:val="19"/>
+                <w:szCs w:val="19"/>
+              </w:rPr>
+              <w:t xml:space="preserve">9</w:t>
+            </w:r>
+          </w:p>
+        </w:tc>
+        <w:tc>
+          <w:tcPr>
+            <w:tcW w:type="dxa" w:w="3400"/>
+            <w:tcBorders>
+              <w:top w:val="single" w:color="D9D2D5" w:sz="1"/>
+              <w:left w:val="single" w:color="D9D2D5" w:sz="1"/>
+              <w:bottom w:val="single" w:color="D9D2D5" w:sz="1"/>
+              <w:right w:val="single" w:color="D9D2D5" w:sz="1"/>
+            </w:tcBorders>
+            <w:tcMar>
+              <w:top w:type="dxa" w:w="70"/>
+              <w:left w:type="dxa" w:w="110"/>
+              <w:bottom w:type="dxa" w:w="70"/>
+              <w:right w:type="dxa" w:w="110"/>
+            </w:tcMar>
+            <w:vAlign w:val="center"/>
+          </w:tcPr>
+          <w:p>
+            <w:r>
+              <w:rPr>
+                <w:sz w:val="19"/>
+                <w:szCs w:val="19"/>
+              </w:rPr>
               <w:t xml:space="preserve">Per-vendor data method</w:t>
             </w:r>
           </w:p>
@@ -12069,7 +13405,7 @@
                 <w:sz w:val="19"/>
                 <w:szCs w:val="19"/>
               </w:rPr>
-              <w:t xml:space="preserve">6</w:t>
+              <w:t xml:space="preserve">10</w:t>
             </w:r>
           </w:p>
         </w:tc>
@@ -12182,7 +13518,7 @@
                 <w:sz w:val="19"/>
                 <w:szCs w:val="19"/>
               </w:rPr>
-              <w:t xml:space="preserve">7</w:t>
+              <w:t xml:space="preserve">11</w:t>
             </w:r>
           </w:p>
         </w:tc>
@@ -12293,7 +13629,7 @@
                 <w:sz w:val="19"/>
                 <w:szCs w:val="19"/>
               </w:rPr>
-              <w:t xml:space="preserve">8</w:t>
+              <w:t xml:space="preserve">12</w:t>
             </w:r>
           </w:p>
         </w:tc>
@@ -12321,6 +13657,118 @@
                 <w:sz w:val="19"/>
                 <w:szCs w:val="19"/>
               </w:rPr>
+              <w:t xml:space="preserve">Marketplace go/no-go &amp; timing</w:t>
+            </w:r>
+          </w:p>
+        </w:tc>
+        <w:tc>
+          <w:tcPr>
+            <w:tcW w:type="dxa" w:w="1560"/>
+            <w:tcBorders>
+              <w:top w:val="single" w:color="D9D2D5" w:sz="1"/>
+              <w:left w:val="single" w:color="D9D2D5" w:sz="1"/>
+              <w:bottom w:val="single" w:color="D9D2D5" w:sz="1"/>
+              <w:right w:val="single" w:color="D9D2D5" w:sz="1"/>
+            </w:tcBorders>
+            <w:shd w:fill="FAF5F7" w:color="auto" w:val="clear"/>
+            <w:tcMar>
+              <w:top w:type="dxa" w:w="70"/>
+              <w:left w:type="dxa" w:w="110"/>
+              <w:bottom w:type="dxa" w:w="70"/>
+              <w:right w:type="dxa" w:w="110"/>
+            </w:tcMar>
+            <w:vAlign w:val="center"/>
+          </w:tcPr>
+          <w:p>
+            <w:r>
+              <w:rPr>
+                <w:sz w:val="19"/>
+                <w:szCs w:val="19"/>
+              </w:rPr>
+              <w:t xml:space="preserve">Open</w:t>
+            </w:r>
+          </w:p>
+        </w:tc>
+        <w:tc>
+          <w:tcPr>
+            <w:tcW w:type="dxa" w:w="3800"/>
+            <w:tcBorders>
+              <w:top w:val="single" w:color="D9D2D5" w:sz="1"/>
+              <w:left w:val="single" w:color="D9D2D5" w:sz="1"/>
+              <w:bottom w:val="single" w:color="D9D2D5" w:sz="1"/>
+              <w:right w:val="single" w:color="D9D2D5" w:sz="1"/>
+            </w:tcBorders>
+            <w:shd w:fill="FAF5F7" w:color="auto" w:val="clear"/>
+            <w:tcMar>
+              <w:top w:type="dxa" w:w="70"/>
+              <w:left w:type="dxa" w:w="110"/>
+              <w:bottom w:type="dxa" w:w="70"/>
+              <w:right w:type="dxa" w:w="110"/>
+            </w:tcMar>
+            <w:vAlign w:val="center"/>
+          </w:tcPr>
+          <w:p>
+            <w:r>
+              <w:rPr>
+                <w:sz w:val="19"/>
+                <w:szCs w:val="19"/>
+              </w:rPr>
+              <w:t xml:space="preserve">Design now; build (Phase 7) only if/when needed</w:t>
+            </w:r>
+          </w:p>
+        </w:tc>
+      </w:tr>
+      <w:tr>
+        <w:tc>
+          <w:tcPr>
+            <w:tcW w:type="dxa" w:w="600"/>
+            <w:tcBorders>
+              <w:top w:val="single" w:color="D9D2D5" w:sz="1"/>
+              <w:left w:val="single" w:color="D9D2D5" w:sz="1"/>
+              <w:bottom w:val="single" w:color="D9D2D5" w:sz="1"/>
+              <w:right w:val="single" w:color="D9D2D5" w:sz="1"/>
+            </w:tcBorders>
+            <w:tcMar>
+              <w:top w:type="dxa" w:w="70"/>
+              <w:left w:type="dxa" w:w="110"/>
+              <w:bottom w:type="dxa" w:w="70"/>
+              <w:right w:type="dxa" w:w="110"/>
+            </w:tcMar>
+            <w:vAlign w:val="center"/>
+          </w:tcPr>
+          <w:p>
+            <w:r>
+              <w:rPr>
+                <w:sz w:val="19"/>
+                <w:szCs w:val="19"/>
+              </w:rPr>
+              <w:t xml:space="preserve">13</w:t>
+            </w:r>
+          </w:p>
+        </w:tc>
+        <w:tc>
+          <w:tcPr>
+            <w:tcW w:type="dxa" w:w="3400"/>
+            <w:tcBorders>
+              <w:top w:val="single" w:color="D9D2D5" w:sz="1"/>
+              <w:left w:val="single" w:color="D9D2D5" w:sz="1"/>
+              <w:bottom w:val="single" w:color="D9D2D5" w:sz="1"/>
+              <w:right w:val="single" w:color="D9D2D5" w:sz="1"/>
+            </w:tcBorders>
+            <w:tcMar>
+              <w:top w:type="dxa" w:w="70"/>
+              <w:left w:type="dxa" w:w="110"/>
+              <w:bottom w:type="dxa" w:w="70"/>
+              <w:right w:type="dxa" w:w="110"/>
+            </w:tcMar>
+            <w:vAlign w:val="center"/>
+          </w:tcPr>
+          <w:p>
+            <w:r>
+              <w:rPr>
+                <w:sz w:val="19"/>
+                <w:szCs w:val="19"/>
+              </w:rPr>
               <w:t xml:space="preserve">Chatbot scope at launch</w:t>
             </w:r>
           </w:p>
@@ -12334,7 +13782,6 @@
               <w:bottom w:val="single" w:color="D9D2D5" w:sz="1"/>
               <w:right w:val="single" w:color="D9D2D5" w:sz="1"/>
             </w:tcBorders>
-            <w:shd w:fill="FAF5F7" w:color="auto" w:val="clear"/>
             <w:tcMar>
               <w:top w:type="dxa" w:w="70"/>
               <w:left w:type="dxa" w:w="110"/>
@@ -12362,7 +13809,6 @@
               <w:bottom w:val="single" w:color="D9D2D5" w:sz="1"/>
               <w:right w:val="single" w:color="D9D2D5" w:sz="1"/>
             </w:tcBorders>
-            <w:shd w:fill="FAF5F7" w:color="auto" w:val="clear"/>
             <w:tcMar>
               <w:top w:type="dxa" w:w="70"/>
               <w:left w:type="dxa" w:w="110"/>
@@ -13382,6 +14828,804 @@
                 <w:szCs w:val="19"/>
               </w:rPr>
               <w:t xml:space="preserve">The human-readable part of a URL</w:t>
+            </w:r>
+          </w:p>
+        </w:tc>
+      </w:tr>
+      <w:tr>
+        <w:tc>
+          <w:tcPr>
+            <w:tcW w:type="dxa" w:w="2600"/>
+            <w:tcBorders>
+              <w:top w:val="single" w:color="D9D2D5" w:sz="1"/>
+              <w:left w:val="single" w:color="D9D2D5" w:sz="1"/>
+              <w:bottom w:val="single" w:color="D9D2D5" w:sz="1"/>
+              <w:right w:val="single" w:color="D9D2D5" w:sz="1"/>
+            </w:tcBorders>
+            <w:tcMar>
+              <w:top w:type="dxa" w:w="70"/>
+              <w:left w:type="dxa" w:w="110"/>
+              <w:bottom w:type="dxa" w:w="70"/>
+              <w:right w:type="dxa" w:w="110"/>
+            </w:tcMar>
+            <w:vAlign w:val="center"/>
+          </w:tcPr>
+          <w:p>
+            <w:r>
+              <w:rPr>
+                <w:sz w:val="19"/>
+                <w:szCs w:val="19"/>
+              </w:rPr>
+              <w:t xml:space="preserve">Seller / merchant</w:t>
+            </w:r>
+          </w:p>
+        </w:tc>
+        <w:tc>
+          <w:tcPr>
+            <w:tcW w:type="dxa" w:w="6760"/>
+            <w:tcBorders>
+              <w:top w:val="single" w:color="D9D2D5" w:sz="1"/>
+              <w:left w:val="single" w:color="D9D2D5" w:sz="1"/>
+              <w:bottom w:val="single" w:color="D9D2D5" w:sz="1"/>
+              <w:right w:val="single" w:color="D9D2D5" w:sz="1"/>
+            </w:tcBorders>
+            <w:tcMar>
+              <w:top w:type="dxa" w:w="70"/>
+              <w:left w:type="dxa" w:w="110"/>
+              <w:bottom w:type="dxa" w:w="70"/>
+              <w:right w:type="dxa" w:w="110"/>
+            </w:tcMar>
+            <w:vAlign w:val="center"/>
+          </w:tcPr>
+          <w:p>
+            <w:r>
+              <w:rPr>
+                <w:sz w:val="19"/>
+                <w:szCs w:val="19"/>
+              </w:rPr>
+              <w:t xml:space="preserve">An entity that lists and sells products and receives payment; one house seller at launch</w:t>
+            </w:r>
+          </w:p>
+        </w:tc>
+      </w:tr>
+      <w:tr>
+        <w:tc>
+          <w:tcPr>
+            <w:tcW w:type="dxa" w:w="2600"/>
+            <w:tcBorders>
+              <w:top w:val="single" w:color="D9D2D5" w:sz="1"/>
+              <w:left w:val="single" w:color="D9D2D5" w:sz="1"/>
+              <w:bottom w:val="single" w:color="D9D2D5" w:sz="1"/>
+              <w:right w:val="single" w:color="D9D2D5" w:sz="1"/>
+            </w:tcBorders>
+            <w:shd w:fill="FAF5F7" w:color="auto" w:val="clear"/>
+            <w:tcMar>
+              <w:top w:type="dxa" w:w="70"/>
+              <w:left w:type="dxa" w:w="110"/>
+              <w:bottom w:type="dxa" w:w="70"/>
+              <w:right w:type="dxa" w:w="110"/>
+            </w:tcMar>
+            <w:vAlign w:val="center"/>
+          </w:tcPr>
+          <w:p>
+            <w:r>
+              <w:rPr>
+                <w:sz w:val="19"/>
+                <w:szCs w:val="19"/>
+              </w:rPr>
+              <w:t xml:space="preserve">Listing / offer</w:t>
+            </w:r>
+          </w:p>
+        </w:tc>
+        <w:tc>
+          <w:tcPr>
+            <w:tcW w:type="dxa" w:w="6760"/>
+            <w:tcBorders>
+              <w:top w:val="single" w:color="D9D2D5" w:sz="1"/>
+              <w:left w:val="single" w:color="D9D2D5" w:sz="1"/>
+              <w:bottom w:val="single" w:color="D9D2D5" w:sz="1"/>
+              <w:right w:val="single" w:color="D9D2D5" w:sz="1"/>
+            </w:tcBorders>
+            <w:shd w:fill="FAF5F7" w:color="auto" w:val="clear"/>
+            <w:tcMar>
+              <w:top w:type="dxa" w:w="70"/>
+              <w:left w:type="dxa" w:w="110"/>
+              <w:bottom w:type="dxa" w:w="70"/>
+              <w:right w:type="dxa" w:w="110"/>
+            </w:tcMar>
+            <w:vAlign w:val="center"/>
+          </w:tcPr>
+          <w:p>
+            <w:r>
+              <w:rPr>
+                <w:sz w:val="19"/>
+                <w:szCs w:val="19"/>
+              </w:rPr>
+              <w:t xml:space="preserve">A seller’s sellable unit (price, stock, fulfilment) for a variant; cart and orders reference listings</w:t>
+            </w:r>
+          </w:p>
+        </w:tc>
+      </w:tr>
+      <w:tr>
+        <w:tc>
+          <w:tcPr>
+            <w:tcW w:type="dxa" w:w="2600"/>
+            <w:tcBorders>
+              <w:top w:val="single" w:color="D9D2D5" w:sz="1"/>
+              <w:left w:val="single" w:color="D9D2D5" w:sz="1"/>
+              <w:bottom w:val="single" w:color="D9D2D5" w:sz="1"/>
+              <w:right w:val="single" w:color="D9D2D5" w:sz="1"/>
+            </w:tcBorders>
+            <w:tcMar>
+              <w:top w:type="dxa" w:w="70"/>
+              <w:left w:type="dxa" w:w="110"/>
+              <w:bottom w:type="dxa" w:w="70"/>
+              <w:right w:type="dxa" w:w="110"/>
+            </w:tcMar>
+            <w:vAlign w:val="center"/>
+          </w:tcPr>
+          <w:p>
+            <w:r>
+              <w:rPr>
+                <w:sz w:val="19"/>
+                <w:szCs w:val="19"/>
+              </w:rPr>
+              <w:t xml:space="preserve">Buy box</w:t>
+            </w:r>
+          </w:p>
+        </w:tc>
+        <w:tc>
+          <w:tcPr>
+            <w:tcW w:type="dxa" w:w="6760"/>
+            <w:tcBorders>
+              <w:top w:val="single" w:color="D9D2D5" w:sz="1"/>
+              <w:left w:val="single" w:color="D9D2D5" w:sz="1"/>
+              <w:bottom w:val="single" w:color="D9D2D5" w:sz="1"/>
+              <w:right w:val="single" w:color="D9D2D5" w:sz="1"/>
+            </w:tcBorders>
+            <w:tcMar>
+              <w:top w:type="dxa" w:w="70"/>
+              <w:left w:type="dxa" w:w="110"/>
+              <w:bottom w:type="dxa" w:w="70"/>
+              <w:right w:type="dxa" w:w="110"/>
+            </w:tcMar>
+            <w:vAlign w:val="center"/>
+          </w:tcPr>
+          <w:p>
+            <w:r>
+              <w:rPr>
+                <w:sz w:val="19"/>
+                <w:szCs w:val="19"/>
+              </w:rPr>
+              <w:t xml:space="preserve">Logic that picks the default offer when multiple sellers list the same item (future)</w:t>
+            </w:r>
+          </w:p>
+        </w:tc>
+      </w:tr>
+      <w:tr>
+        <w:tc>
+          <w:tcPr>
+            <w:tcW w:type="dxa" w:w="2600"/>
+            <w:tcBorders>
+              <w:top w:val="single" w:color="D9D2D5" w:sz="1"/>
+              <w:left w:val="single" w:color="D9D2D5" w:sz="1"/>
+              <w:bottom w:val="single" w:color="D9D2D5" w:sz="1"/>
+              <w:right w:val="single" w:color="D9D2D5" w:sz="1"/>
+            </w:tcBorders>
+            <w:shd w:fill="FAF5F7" w:color="auto" w:val="clear"/>
+            <w:tcMar>
+              <w:top w:type="dxa" w:w="70"/>
+              <w:left w:type="dxa" w:w="110"/>
+              <w:bottom w:type="dxa" w:w="70"/>
+              <w:right w:type="dxa" w:w="110"/>
+            </w:tcMar>
+            <w:vAlign w:val="center"/>
+          </w:tcPr>
+          <w:p>
+            <w:r>
+              <w:rPr>
+                <w:sz w:val="19"/>
+                <w:szCs w:val="19"/>
+              </w:rPr>
+              <w:t xml:space="preserve">Split settlement</w:t>
+            </w:r>
+          </w:p>
+        </w:tc>
+        <w:tc>
+          <w:tcPr>
+            <w:tcW w:type="dxa" w:w="6760"/>
+            <w:tcBorders>
+              <w:top w:val="single" w:color="D9D2D5" w:sz="1"/>
+              <w:left w:val="single" w:color="D9D2D5" w:sz="1"/>
+              <w:bottom w:val="single" w:color="D9D2D5" w:sz="1"/>
+              <w:right w:val="single" w:color="D9D2D5" w:sz="1"/>
+            </w:tcBorders>
+            <w:shd w:fill="FAF5F7" w:color="auto" w:val="clear"/>
+            <w:tcMar>
+              <w:top w:type="dxa" w:w="70"/>
+              <w:left w:type="dxa" w:w="110"/>
+              <w:bottom w:type="dxa" w:w="70"/>
+              <w:right w:type="dxa" w:w="110"/>
+            </w:tcMar>
+            <w:vAlign w:val="center"/>
+          </w:tcPr>
+          <w:p>
+            <w:r>
+              <w:rPr>
+                <w:sz w:val="19"/>
+                <w:szCs w:val="19"/>
+              </w:rPr>
+              <w:t xml:space="preserve">Paying multiple sellers from one customer payment (e.g. Razorpay Route)</w:t>
+            </w:r>
+          </w:p>
+        </w:tc>
+      </w:tr>
+      <w:tr>
+        <w:tc>
+          <w:tcPr>
+            <w:tcW w:type="dxa" w:w="2600"/>
+            <w:tcBorders>
+              <w:top w:val="single" w:color="D9D2D5" w:sz="1"/>
+              <w:left w:val="single" w:color="D9D2D5" w:sz="1"/>
+              <w:bottom w:val="single" w:color="D9D2D5" w:sz="1"/>
+              <w:right w:val="single" w:color="D9D2D5" w:sz="1"/>
+            </w:tcBorders>
+            <w:tcMar>
+              <w:top w:type="dxa" w:w="70"/>
+              <w:left w:type="dxa" w:w="110"/>
+              <w:bottom w:type="dxa" w:w="70"/>
+              <w:right w:type="dxa" w:w="110"/>
+            </w:tcMar>
+            <w:vAlign w:val="center"/>
+          </w:tcPr>
+          <w:p>
+            <w:r>
+              <w:rPr>
+                <w:sz w:val="19"/>
+                <w:szCs w:val="19"/>
+              </w:rPr>
+              <w:t xml:space="preserve">Stock ledger</w:t>
+            </w:r>
+          </w:p>
+        </w:tc>
+        <w:tc>
+          <w:tcPr>
+            <w:tcW w:type="dxa" w:w="6760"/>
+            <w:tcBorders>
+              <w:top w:val="single" w:color="D9D2D5" w:sz="1"/>
+              <w:left w:val="single" w:color="D9D2D5" w:sz="1"/>
+              <w:bottom w:val="single" w:color="D9D2D5" w:sz="1"/>
+              <w:right w:val="single" w:color="D9D2D5" w:sz="1"/>
+            </w:tcBorders>
+            <w:tcMar>
+              <w:top w:type="dxa" w:w="70"/>
+              <w:left w:type="dxa" w:w="110"/>
+              <w:bottom w:type="dxa" w:w="70"/>
+              <w:right w:type="dxa" w:w="110"/>
+            </w:tcMar>
+            <w:vAlign w:val="center"/>
+          </w:tcPr>
+          <w:p>
+            <w:r>
+              <w:rPr>
+                <w:sz w:val="19"/>
+                <w:szCs w:val="19"/>
+              </w:rPr>
+              <w:t xml:space="preserve">Immutable record of inventory movements; on-hand is derived from it</w:t>
+            </w:r>
+          </w:p>
+        </w:tc>
+      </w:tr>
+      <w:tr>
+        <w:tc>
+          <w:tcPr>
+            <w:tcW w:type="dxa" w:w="2600"/>
+            <w:tcBorders>
+              <w:top w:val="single" w:color="D9D2D5" w:sz="1"/>
+              <w:left w:val="single" w:color="D9D2D5" w:sz="1"/>
+              <w:bottom w:val="single" w:color="D9D2D5" w:sz="1"/>
+              <w:right w:val="single" w:color="D9D2D5" w:sz="1"/>
+            </w:tcBorders>
+            <w:shd w:fill="FAF5F7" w:color="auto" w:val="clear"/>
+            <w:tcMar>
+              <w:top w:type="dxa" w:w="70"/>
+              <w:left w:type="dxa" w:w="110"/>
+              <w:bottom w:type="dxa" w:w="70"/>
+              <w:right w:type="dxa" w:w="110"/>
+            </w:tcMar>
+            <w:vAlign w:val="center"/>
+          </w:tcPr>
+          <w:p>
+            <w:r>
+              <w:rPr>
+                <w:sz w:val="19"/>
+                <w:szCs w:val="19"/>
+              </w:rPr>
+              <w:t xml:space="preserve">On-hand / reserved / available</w:t>
+            </w:r>
+          </w:p>
+        </w:tc>
+        <w:tc>
+          <w:tcPr>
+            <w:tcW w:type="dxa" w:w="6760"/>
+            <w:tcBorders>
+              <w:top w:val="single" w:color="D9D2D5" w:sz="1"/>
+              <w:left w:val="single" w:color="D9D2D5" w:sz="1"/>
+              <w:bottom w:val="single" w:color="D9D2D5" w:sz="1"/>
+              <w:right w:val="single" w:color="D9D2D5" w:sz="1"/>
+            </w:tcBorders>
+            <w:shd w:fill="FAF5F7" w:color="auto" w:val="clear"/>
+            <w:tcMar>
+              <w:top w:type="dxa" w:w="70"/>
+              <w:left w:type="dxa" w:w="110"/>
+              <w:bottom w:type="dxa" w:w="70"/>
+              <w:right w:type="dxa" w:w="110"/>
+            </w:tcMar>
+            <w:vAlign w:val="center"/>
+          </w:tcPr>
+          <w:p>
+            <w:r>
+              <w:rPr>
+                <w:sz w:val="19"/>
+                <w:szCs w:val="19"/>
+              </w:rPr>
+              <w:t xml:space="preserve">Physically held / allocated to orders / sellable now</w:t>
+            </w:r>
+          </w:p>
+        </w:tc>
+      </w:tr>
+      <w:tr>
+        <w:tc>
+          <w:tcPr>
+            <w:tcW w:type="dxa" w:w="2600"/>
+            <w:tcBorders>
+              <w:top w:val="single" w:color="D9D2D5" w:sz="1"/>
+              <w:left w:val="single" w:color="D9D2D5" w:sz="1"/>
+              <w:bottom w:val="single" w:color="D9D2D5" w:sz="1"/>
+              <w:right w:val="single" w:color="D9D2D5" w:sz="1"/>
+            </w:tcBorders>
+            <w:tcMar>
+              <w:top w:type="dxa" w:w="70"/>
+              <w:left w:type="dxa" w:w="110"/>
+              <w:bottom w:type="dxa" w:w="70"/>
+              <w:right w:type="dxa" w:w="110"/>
+            </w:tcMar>
+            <w:vAlign w:val="center"/>
+          </w:tcPr>
+          <w:p>
+            <w:r>
+              <w:rPr>
+                <w:sz w:val="19"/>
+                <w:szCs w:val="19"/>
+              </w:rPr>
+              <w:t xml:space="preserve">On-order (incoming)</w:t>
+            </w:r>
+          </w:p>
+        </w:tc>
+        <w:tc>
+          <w:tcPr>
+            <w:tcW w:type="dxa" w:w="6760"/>
+            <w:tcBorders>
+              <w:top w:val="single" w:color="D9D2D5" w:sz="1"/>
+              <w:left w:val="single" w:color="D9D2D5" w:sz="1"/>
+              <w:bottom w:val="single" w:color="D9D2D5" w:sz="1"/>
+              <w:right w:val="single" w:color="D9D2D5" w:sz="1"/>
+            </w:tcBorders>
+            <w:tcMar>
+              <w:top w:type="dxa" w:w="70"/>
+              <w:left w:type="dxa" w:w="110"/>
+              <w:bottom w:type="dxa" w:w="70"/>
+              <w:right w:type="dxa" w:w="110"/>
+            </w:tcMar>
+            <w:vAlign w:val="center"/>
+          </w:tcPr>
+          <w:p>
+            <w:r>
+              <w:rPr>
+                <w:sz w:val="19"/>
+                <w:szCs w:val="19"/>
+              </w:rPr>
+              <w:t xml:space="preserve">Quantity inbound on open purchase orders</w:t>
+            </w:r>
+          </w:p>
+        </w:tc>
+      </w:tr>
+      <w:tr>
+        <w:tc>
+          <w:tcPr>
+            <w:tcW w:type="dxa" w:w="2600"/>
+            <w:tcBorders>
+              <w:top w:val="single" w:color="D9D2D5" w:sz="1"/>
+              <w:left w:val="single" w:color="D9D2D5" w:sz="1"/>
+              <w:bottom w:val="single" w:color="D9D2D5" w:sz="1"/>
+              <w:right w:val="single" w:color="D9D2D5" w:sz="1"/>
+            </w:tcBorders>
+            <w:shd w:fill="FAF5F7" w:color="auto" w:val="clear"/>
+            <w:tcMar>
+              <w:top w:type="dxa" w:w="70"/>
+              <w:left w:type="dxa" w:w="110"/>
+              <w:bottom w:type="dxa" w:w="70"/>
+              <w:right w:type="dxa" w:w="110"/>
+            </w:tcMar>
+            <w:vAlign w:val="center"/>
+          </w:tcPr>
+          <w:p>
+            <w:r>
+              <w:rPr>
+                <w:sz w:val="19"/>
+                <w:szCs w:val="19"/>
+              </w:rPr>
+              <w:t xml:space="preserve">Safety stock</w:t>
+            </w:r>
+          </w:p>
+        </w:tc>
+        <w:tc>
+          <w:tcPr>
+            <w:tcW w:type="dxa" w:w="6760"/>
+            <w:tcBorders>
+              <w:top w:val="single" w:color="D9D2D5" w:sz="1"/>
+              <w:left w:val="single" w:color="D9D2D5" w:sz="1"/>
+              <w:bottom w:val="single" w:color="D9D2D5" w:sz="1"/>
+              <w:right w:val="single" w:color="D9D2D5" w:sz="1"/>
+            </w:tcBorders>
+            <w:shd w:fill="FAF5F7" w:color="auto" w:val="clear"/>
+            <w:tcMar>
+              <w:top w:type="dxa" w:w="70"/>
+              <w:left w:type="dxa" w:w="110"/>
+              <w:bottom w:type="dxa" w:w="70"/>
+              <w:right w:type="dxa" w:w="110"/>
+            </w:tcMar>
+            <w:vAlign w:val="center"/>
+          </w:tcPr>
+          <w:p>
+            <w:r>
+              <w:rPr>
+                <w:sz w:val="19"/>
+                <w:szCs w:val="19"/>
+              </w:rPr>
+              <w:t xml:space="preserve">Buffer stock held to absorb demand and lead-time variability</w:t>
+            </w:r>
+          </w:p>
+        </w:tc>
+      </w:tr>
+      <w:tr>
+        <w:tc>
+          <w:tcPr>
+            <w:tcW w:type="dxa" w:w="2600"/>
+            <w:tcBorders>
+              <w:top w:val="single" w:color="D9D2D5" w:sz="1"/>
+              <w:left w:val="single" w:color="D9D2D5" w:sz="1"/>
+              <w:bottom w:val="single" w:color="D9D2D5" w:sz="1"/>
+              <w:right w:val="single" w:color="D9D2D5" w:sz="1"/>
+            </w:tcBorders>
+            <w:tcMar>
+              <w:top w:type="dxa" w:w="70"/>
+              <w:left w:type="dxa" w:w="110"/>
+              <w:bottom w:type="dxa" w:w="70"/>
+              <w:right w:type="dxa" w:w="110"/>
+            </w:tcMar>
+            <w:vAlign w:val="center"/>
+          </w:tcPr>
+          <w:p>
+            <w:r>
+              <w:rPr>
+                <w:sz w:val="19"/>
+                <w:szCs w:val="19"/>
+              </w:rPr>
+              <w:t xml:space="preserve">Reorder point (ROP)</w:t>
+            </w:r>
+          </w:p>
+        </w:tc>
+        <w:tc>
+          <w:tcPr>
+            <w:tcW w:type="dxa" w:w="6760"/>
+            <w:tcBorders>
+              <w:top w:val="single" w:color="D9D2D5" w:sz="1"/>
+              <w:left w:val="single" w:color="D9D2D5" w:sz="1"/>
+              <w:bottom w:val="single" w:color="D9D2D5" w:sz="1"/>
+              <w:right w:val="single" w:color="D9D2D5" w:sz="1"/>
+            </w:tcBorders>
+            <w:tcMar>
+              <w:top w:type="dxa" w:w="70"/>
+              <w:left w:type="dxa" w:w="110"/>
+              <w:bottom w:type="dxa" w:w="70"/>
+              <w:right w:type="dxa" w:w="110"/>
+            </w:tcMar>
+            <w:vAlign w:val="center"/>
+          </w:tcPr>
+          <w:p>
+            <w:r>
+              <w:rPr>
+                <w:sz w:val="19"/>
+                <w:szCs w:val="19"/>
+              </w:rPr>
+              <w:t xml:space="preserve">Stock level at which replenishment is triggered</w:t>
+            </w:r>
+          </w:p>
+        </w:tc>
+      </w:tr>
+      <w:tr>
+        <w:tc>
+          <w:tcPr>
+            <w:tcW w:type="dxa" w:w="2600"/>
+            <w:tcBorders>
+              <w:top w:val="single" w:color="D9D2D5" w:sz="1"/>
+              <w:left w:val="single" w:color="D9D2D5" w:sz="1"/>
+              <w:bottom w:val="single" w:color="D9D2D5" w:sz="1"/>
+              <w:right w:val="single" w:color="D9D2D5" w:sz="1"/>
+            </w:tcBorders>
+            <w:shd w:fill="FAF5F7" w:color="auto" w:val="clear"/>
+            <w:tcMar>
+              <w:top w:type="dxa" w:w="70"/>
+              <w:left w:type="dxa" w:w="110"/>
+              <w:bottom w:type="dxa" w:w="70"/>
+              <w:right w:type="dxa" w:w="110"/>
+            </w:tcMar>
+            <w:vAlign w:val="center"/>
+          </w:tcPr>
+          <w:p>
+            <w:r>
+              <w:rPr>
+                <w:sz w:val="19"/>
+                <w:szCs w:val="19"/>
+              </w:rPr>
+              <w:t xml:space="preserve">Reorder qty / EOQ</w:t>
+            </w:r>
+          </w:p>
+        </w:tc>
+        <w:tc>
+          <w:tcPr>
+            <w:tcW w:type="dxa" w:w="6760"/>
+            <w:tcBorders>
+              <w:top w:val="single" w:color="D9D2D5" w:sz="1"/>
+              <w:left w:val="single" w:color="D9D2D5" w:sz="1"/>
+              <w:bottom w:val="single" w:color="D9D2D5" w:sz="1"/>
+              <w:right w:val="single" w:color="D9D2D5" w:sz="1"/>
+            </w:tcBorders>
+            <w:shd w:fill="FAF5F7" w:color="auto" w:val="clear"/>
+            <w:tcMar>
+              <w:top w:type="dxa" w:w="70"/>
+              <w:left w:type="dxa" w:w="110"/>
+              <w:bottom w:type="dxa" w:w="70"/>
+              <w:right w:type="dxa" w:w="110"/>
+            </w:tcMar>
+            <w:vAlign w:val="center"/>
+          </w:tcPr>
+          <w:p>
+            <w:r>
+              <w:rPr>
+                <w:sz w:val="19"/>
+                <w:szCs w:val="19"/>
+              </w:rPr>
+              <w:t xml:space="preserve">How much to reorder; EOQ is the cost-optimal lot size</w:t>
+            </w:r>
+          </w:p>
+        </w:tc>
+      </w:tr>
+      <w:tr>
+        <w:tc>
+          <w:tcPr>
+            <w:tcW w:type="dxa" w:w="2600"/>
+            <w:tcBorders>
+              <w:top w:val="single" w:color="D9D2D5" w:sz="1"/>
+              <w:left w:val="single" w:color="D9D2D5" w:sz="1"/>
+              <w:bottom w:val="single" w:color="D9D2D5" w:sz="1"/>
+              <w:right w:val="single" w:color="D9D2D5" w:sz="1"/>
+            </w:tcBorders>
+            <w:tcMar>
+              <w:top w:type="dxa" w:w="70"/>
+              <w:left w:type="dxa" w:w="110"/>
+              <w:bottom w:type="dxa" w:w="70"/>
+              <w:right w:type="dxa" w:w="110"/>
+            </w:tcMar>
+            <w:vAlign w:val="center"/>
+          </w:tcPr>
+          <w:p>
+            <w:r>
+              <w:rPr>
+                <w:sz w:val="19"/>
+                <w:szCs w:val="19"/>
+              </w:rPr>
+              <w:t xml:space="preserve">Lead time</w:t>
+            </w:r>
+          </w:p>
+        </w:tc>
+        <w:tc>
+          <w:tcPr>
+            <w:tcW w:type="dxa" w:w="6760"/>
+            <w:tcBorders>
+              <w:top w:val="single" w:color="D9D2D5" w:sz="1"/>
+              <w:left w:val="single" w:color="D9D2D5" w:sz="1"/>
+              <w:bottom w:val="single" w:color="D9D2D5" w:sz="1"/>
+              <w:right w:val="single" w:color="D9D2D5" w:sz="1"/>
+            </w:tcBorders>
+            <w:tcMar>
+              <w:top w:type="dxa" w:w="70"/>
+              <w:left w:type="dxa" w:w="110"/>
+              <w:bottom w:type="dxa" w:w="70"/>
+              <w:right w:type="dxa" w:w="110"/>
+            </w:tcMar>
+            <w:vAlign w:val="center"/>
+          </w:tcPr>
+          <w:p>
+            <w:r>
+              <w:rPr>
+                <w:sz w:val="19"/>
+                <w:szCs w:val="19"/>
+              </w:rPr>
+              <w:t xml:space="preserve">Time from placing a purchase order to stock being available</w:t>
+            </w:r>
+          </w:p>
+        </w:tc>
+      </w:tr>
+      <w:tr>
+        <w:tc>
+          <w:tcPr>
+            <w:tcW w:type="dxa" w:w="2600"/>
+            <w:tcBorders>
+              <w:top w:val="single" w:color="D9D2D5" w:sz="1"/>
+              <w:left w:val="single" w:color="D9D2D5" w:sz="1"/>
+              <w:bottom w:val="single" w:color="D9D2D5" w:sz="1"/>
+              <w:right w:val="single" w:color="D9D2D5" w:sz="1"/>
+            </w:tcBorders>
+            <w:shd w:fill="FAF5F7" w:color="auto" w:val="clear"/>
+            <w:tcMar>
+              <w:top w:type="dxa" w:w="70"/>
+              <w:left w:type="dxa" w:w="110"/>
+              <w:bottom w:type="dxa" w:w="70"/>
+              <w:right w:type="dxa" w:w="110"/>
+            </w:tcMar>
+            <w:vAlign w:val="center"/>
+          </w:tcPr>
+          <w:p>
+            <w:r>
+              <w:rPr>
+                <w:sz w:val="19"/>
+                <w:szCs w:val="19"/>
+              </w:rPr>
+              <w:t xml:space="preserve">Purchase order (PO)</w:t>
+            </w:r>
+          </w:p>
+        </w:tc>
+        <w:tc>
+          <w:tcPr>
+            <w:tcW w:type="dxa" w:w="6760"/>
+            <w:tcBorders>
+              <w:top w:val="single" w:color="D9D2D5" w:sz="1"/>
+              <w:left w:val="single" w:color="D9D2D5" w:sz="1"/>
+              <w:bottom w:val="single" w:color="D9D2D5" w:sz="1"/>
+              <w:right w:val="single" w:color="D9D2D5" w:sz="1"/>
+            </w:tcBorders>
+            <w:shd w:fill="FAF5F7" w:color="auto" w:val="clear"/>
+            <w:tcMar>
+              <w:top w:type="dxa" w:w="70"/>
+              <w:left w:type="dxa" w:w="110"/>
+              <w:bottom w:type="dxa" w:w="70"/>
+              <w:right w:type="dxa" w:w="110"/>
+            </w:tcMar>
+            <w:vAlign w:val="center"/>
+          </w:tcPr>
+          <w:p>
+            <w:r>
+              <w:rPr>
+                <w:sz w:val="19"/>
+                <w:szCs w:val="19"/>
+              </w:rPr>
+              <w:t xml:space="preserve">An order we place on a vendor to replenish stock</w:t>
+            </w:r>
+          </w:p>
+        </w:tc>
+      </w:tr>
+      <w:tr>
+        <w:tc>
+          <w:tcPr>
+            <w:tcW w:type="dxa" w:w="2600"/>
+            <w:tcBorders>
+              <w:top w:val="single" w:color="D9D2D5" w:sz="1"/>
+              <w:left w:val="single" w:color="D9D2D5" w:sz="1"/>
+              <w:bottom w:val="single" w:color="D9D2D5" w:sz="1"/>
+              <w:right w:val="single" w:color="D9D2D5" w:sz="1"/>
+            </w:tcBorders>
+            <w:tcMar>
+              <w:top w:type="dxa" w:w="70"/>
+              <w:left w:type="dxa" w:w="110"/>
+              <w:bottom w:type="dxa" w:w="70"/>
+              <w:right w:type="dxa" w:w="110"/>
+            </w:tcMar>
+            <w:vAlign w:val="center"/>
+          </w:tcPr>
+          <w:p>
+            <w:r>
+              <w:rPr>
+                <w:sz w:val="19"/>
+                <w:szCs w:val="19"/>
+              </w:rPr>
+              <w:t xml:space="preserve">Goods receipt (GRN)</w:t>
+            </w:r>
+          </w:p>
+        </w:tc>
+        <w:tc>
+          <w:tcPr>
+            <w:tcW w:type="dxa" w:w="6760"/>
+            <w:tcBorders>
+              <w:top w:val="single" w:color="D9D2D5" w:sz="1"/>
+              <w:left w:val="single" w:color="D9D2D5" w:sz="1"/>
+              <w:bottom w:val="single" w:color="D9D2D5" w:sz="1"/>
+              <w:right w:val="single" w:color="D9D2D5" w:sz="1"/>
+            </w:tcBorders>
+            <w:tcMar>
+              <w:top w:type="dxa" w:w="70"/>
+              <w:left w:type="dxa" w:w="110"/>
+              <w:bottom w:type="dxa" w:w="70"/>
+              <w:right w:type="dxa" w:w="110"/>
+            </w:tcMar>
+            <w:vAlign w:val="center"/>
+          </w:tcPr>
+          <w:p>
+            <w:r>
+              <w:rPr>
+                <w:sz w:val="19"/>
+                <w:szCs w:val="19"/>
+              </w:rPr>
+              <w:t xml:space="preserve">Recording stock received against a PO; posts ledger entries</w:t>
+            </w:r>
+          </w:p>
+        </w:tc>
+      </w:tr>
+      <w:tr>
+        <w:tc>
+          <w:tcPr>
+            <w:tcW w:type="dxa" w:w="2600"/>
+            <w:tcBorders>
+              <w:top w:val="single" w:color="D9D2D5" w:sz="1"/>
+              <w:left w:val="single" w:color="D9D2D5" w:sz="1"/>
+              <w:bottom w:val="single" w:color="D9D2D5" w:sz="1"/>
+              <w:right w:val="single" w:color="D9D2D5" w:sz="1"/>
+            </w:tcBorders>
+            <w:shd w:fill="FAF5F7" w:color="auto" w:val="clear"/>
+            <w:tcMar>
+              <w:top w:type="dxa" w:w="70"/>
+              <w:left w:type="dxa" w:w="110"/>
+              <w:bottom w:type="dxa" w:w="70"/>
+              <w:right w:type="dxa" w:w="110"/>
+            </w:tcMar>
+            <w:vAlign w:val="center"/>
+          </w:tcPr>
+          <w:p>
+            <w:r>
+              <w:rPr>
+                <w:sz w:val="19"/>
+                <w:szCs w:val="19"/>
+              </w:rPr>
+              <w:t xml:space="preserve">Replenishment</w:t>
+            </w:r>
+          </w:p>
+        </w:tc>
+        <w:tc>
+          <w:tcPr>
+            <w:tcW w:type="dxa" w:w="6760"/>
+            <w:tcBorders>
+              <w:top w:val="single" w:color="D9D2D5" w:sz="1"/>
+              <w:left w:val="single" w:color="D9D2D5" w:sz="1"/>
+              <w:bottom w:val="single" w:color="D9D2D5" w:sz="1"/>
+              <w:right w:val="single" w:color="D9D2D5" w:sz="1"/>
+            </w:tcBorders>
+            <w:shd w:fill="FAF5F7" w:color="auto" w:val="clear"/>
+            <w:tcMar>
+              <w:top w:type="dxa" w:w="70"/>
+              <w:left w:type="dxa" w:w="110"/>
+              <w:bottom w:type="dxa" w:w="70"/>
+              <w:right w:type="dxa" w:w="110"/>
+            </w:tcMar>
+            <w:vAlign w:val="center"/>
+          </w:tcPr>
+          <w:p>
+            <w:r>
+              <w:rPr>
+                <w:sz w:val="19"/>
+                <w:szCs w:val="19"/>
+              </w:rPr>
+              <w:t xml:space="preserve">Restocking via auto-PO, approval, or alert when stock is low</w:t>
             </w:r>
           </w:p>
         </w:tc>

--- a/docs/BeyondGorgeous-Design-and-Roadmap.docx
+++ b/docs/BeyondGorgeous-Design-and-Roadmap.docx
@@ -296,7 +296,7 @@
                 <w:sz w:val="19"/>
                 <w:szCs w:val="19"/>
               </w:rPr>
-              <w:t xml:space="preserve">0.3.0 (aligned with ARCHITECTURE.md)</w:t>
+              <w:t xml:space="preserve">0.4.0 (aligned with ARCHITECTURE.md)</w:t>
             </w:r>
           </w:p>
         </w:tc>
@@ -1880,7 +1880,7 @@
                 <w:sz w:val="19"/>
                 <w:szCs w:val="19"/>
               </w:rPr>
-              <w:t xml:space="preserve">Signup, login, profiles, addresses, order history</w:t>
+              <w:t xml:space="preserve">Guest checkout, phone-OTP login, profiles, addresses (pincode), order history</w:t>
             </w:r>
           </w:p>
         </w:tc>
@@ -1938,7 +1938,7 @@
                 <w:sz w:val="19"/>
                 <w:szCs w:val="19"/>
               </w:rPr>
-              <w:t xml:space="preserve">Cart, wishlist, stock reservation, checkout</w:t>
+              <w:t xml:space="preserve">Cart, wishlist, back-in-stock, atomic stock reservation</w:t>
             </w:r>
           </w:p>
         </w:tc>
@@ -1994,7 +1994,7 @@
                 <w:sz w:val="19"/>
                 <w:szCs w:val="19"/>
               </w:rPr>
-              <w:t xml:space="preserve">Razorpay (UPI, cards, net banking, wallets)</w:t>
+              <w:t xml:space="preserve">Razorpay (UPI, cards, net banking, wallets) and cash-on-delivery</w:t>
             </w:r>
           </w:p>
         </w:tc>
@@ -2024,6 +2024,234 @@
                 <w:sz w:val="19"/>
                 <w:szCs w:val="19"/>
               </w:rPr>
+              <w:t xml:space="preserve">Orders, returns &amp; refunds</w:t>
+            </w:r>
+          </w:p>
+        </w:tc>
+        <w:tc>
+          <w:tcPr>
+            <w:tcW w:type="dxa" w:w="6360"/>
+            <w:tcBorders>
+              <w:top w:val="single" w:color="D9D2D5" w:sz="1"/>
+              <w:left w:val="single" w:color="D9D2D5" w:sz="1"/>
+              <w:bottom w:val="single" w:color="D9D2D5" w:sz="1"/>
+              <w:right w:val="single" w:color="D9D2D5" w:sz="1"/>
+            </w:tcBorders>
+            <w:shd w:fill="FAF5F7" w:color="auto" w:val="clear"/>
+            <w:tcMar>
+              <w:top w:type="dxa" w:w="70"/>
+              <w:left w:type="dxa" w:w="110"/>
+              <w:bottom w:type="dxa" w:w="70"/>
+              <w:right w:type="dxa" w:w="110"/>
+            </w:tcMar>
+            <w:vAlign w:val="center"/>
+          </w:tcPr>
+          <w:p>
+            <w:r>
+              <w:rPr>
+                <w:sz w:val="19"/>
+                <w:szCs w:val="19"/>
+              </w:rPr>
+              <w:t xml:space="preserve">Order state machine, cancellations, RMA / reverse logistics, refunds</w:t>
+            </w:r>
+          </w:p>
+        </w:tc>
+      </w:tr>
+      <w:tr>
+        <w:tc>
+          <w:tcPr>
+            <w:tcW w:type="dxa" w:w="3000"/>
+            <w:tcBorders>
+              <w:top w:val="single" w:color="D9D2D5" w:sz="1"/>
+              <w:left w:val="single" w:color="D9D2D5" w:sz="1"/>
+              <w:bottom w:val="single" w:color="D9D2D5" w:sz="1"/>
+              <w:right w:val="single" w:color="D9D2D5" w:sz="1"/>
+            </w:tcBorders>
+            <w:tcMar>
+              <w:top w:type="dxa" w:w="70"/>
+              <w:left w:type="dxa" w:w="110"/>
+              <w:bottom w:type="dxa" w:w="70"/>
+              <w:right w:type="dxa" w:w="110"/>
+            </w:tcMar>
+            <w:vAlign w:val="center"/>
+          </w:tcPr>
+          <w:p>
+            <w:r>
+              <w:rPr>
+                <w:sz w:val="19"/>
+                <w:szCs w:val="19"/>
+              </w:rPr>
+              <w:t xml:space="preserve">Tax &amp; invoicing</w:t>
+            </w:r>
+          </w:p>
+        </w:tc>
+        <w:tc>
+          <w:tcPr>
+            <w:tcW w:type="dxa" w:w="6360"/>
+            <w:tcBorders>
+              <w:top w:val="single" w:color="D9D2D5" w:sz="1"/>
+              <w:left w:val="single" w:color="D9D2D5" w:sz="1"/>
+              <w:bottom w:val="single" w:color="D9D2D5" w:sz="1"/>
+              <w:right w:val="single" w:color="D9D2D5" w:sz="1"/>
+            </w:tcBorders>
+            <w:tcMar>
+              <w:top w:type="dxa" w:w="70"/>
+              <w:left w:type="dxa" w:w="110"/>
+              <w:bottom w:type="dxa" w:w="70"/>
+              <w:right w:type="dxa" w:w="110"/>
+            </w:tcMar>
+            <w:vAlign w:val="center"/>
+          </w:tcPr>
+          <w:p>
+            <w:r>
+              <w:rPr>
+                <w:sz w:val="19"/>
+                <w:szCs w:val="19"/>
+              </w:rPr>
+              <w:t xml:space="preserve">GST-compliant invoices (HSN) and credit notes</w:t>
+            </w:r>
+          </w:p>
+        </w:tc>
+      </w:tr>
+      <w:tr>
+        <w:tc>
+          <w:tcPr>
+            <w:tcW w:type="dxa" w:w="3000"/>
+            <w:tcBorders>
+              <w:top w:val="single" w:color="D9D2D5" w:sz="1"/>
+              <w:left w:val="single" w:color="D9D2D5" w:sz="1"/>
+              <w:bottom w:val="single" w:color="D9D2D5" w:sz="1"/>
+              <w:right w:val="single" w:color="D9D2D5" w:sz="1"/>
+            </w:tcBorders>
+            <w:shd w:fill="FAF5F7" w:color="auto" w:val="clear"/>
+            <w:tcMar>
+              <w:top w:type="dxa" w:w="70"/>
+              <w:left w:type="dxa" w:w="110"/>
+              <w:bottom w:type="dxa" w:w="70"/>
+              <w:right w:type="dxa" w:w="110"/>
+            </w:tcMar>
+            <w:vAlign w:val="center"/>
+          </w:tcPr>
+          <w:p>
+            <w:r>
+              <w:rPr>
+                <w:sz w:val="19"/>
+                <w:szCs w:val="19"/>
+              </w:rPr>
+              <w:t xml:space="preserve">Promotions</w:t>
+            </w:r>
+          </w:p>
+        </w:tc>
+        <w:tc>
+          <w:tcPr>
+            <w:tcW w:type="dxa" w:w="6360"/>
+            <w:tcBorders>
+              <w:top w:val="single" w:color="D9D2D5" w:sz="1"/>
+              <w:left w:val="single" w:color="D9D2D5" w:sz="1"/>
+              <w:bottom w:val="single" w:color="D9D2D5" w:sz="1"/>
+              <w:right w:val="single" w:color="D9D2D5" w:sz="1"/>
+            </w:tcBorders>
+            <w:shd w:fill="FAF5F7" w:color="auto" w:val="clear"/>
+            <w:tcMar>
+              <w:top w:type="dxa" w:w="70"/>
+              <w:left w:type="dxa" w:w="110"/>
+              <w:bottom w:type="dxa" w:w="70"/>
+              <w:right w:type="dxa" w:w="110"/>
+            </w:tcMar>
+            <w:vAlign w:val="center"/>
+          </w:tcPr>
+          <w:p>
+            <w:r>
+              <w:rPr>
+                <w:sz w:val="19"/>
+                <w:szCs w:val="19"/>
+              </w:rPr>
+              <w:t xml:space="preserve">Coupons and automatic discount rules</w:t>
+            </w:r>
+          </w:p>
+        </w:tc>
+      </w:tr>
+      <w:tr>
+        <w:tc>
+          <w:tcPr>
+            <w:tcW w:type="dxa" w:w="3000"/>
+            <w:tcBorders>
+              <w:top w:val="single" w:color="D9D2D5" w:sz="1"/>
+              <w:left w:val="single" w:color="D9D2D5" w:sz="1"/>
+              <w:bottom w:val="single" w:color="D9D2D5" w:sz="1"/>
+              <w:right w:val="single" w:color="D9D2D5" w:sz="1"/>
+            </w:tcBorders>
+            <w:tcMar>
+              <w:top w:type="dxa" w:w="70"/>
+              <w:left w:type="dxa" w:w="110"/>
+              <w:bottom w:type="dxa" w:w="70"/>
+              <w:right w:type="dxa" w:w="110"/>
+            </w:tcMar>
+            <w:vAlign w:val="center"/>
+          </w:tcPr>
+          <w:p>
+            <w:r>
+              <w:rPr>
+                <w:sz w:val="19"/>
+                <w:szCs w:val="19"/>
+              </w:rPr>
+              <w:t xml:space="preserve">Notifications</w:t>
+            </w:r>
+          </w:p>
+        </w:tc>
+        <w:tc>
+          <w:tcPr>
+            <w:tcW w:type="dxa" w:w="6360"/>
+            <w:tcBorders>
+              <w:top w:val="single" w:color="D9D2D5" w:sz="1"/>
+              <w:left w:val="single" w:color="D9D2D5" w:sz="1"/>
+              <w:bottom w:val="single" w:color="D9D2D5" w:sz="1"/>
+              <w:right w:val="single" w:color="D9D2D5" w:sz="1"/>
+            </w:tcBorders>
+            <w:tcMar>
+              <w:top w:type="dxa" w:w="70"/>
+              <w:left w:type="dxa" w:w="110"/>
+              <w:bottom w:type="dxa" w:w="70"/>
+              <w:right w:type="dxa" w:w="110"/>
+            </w:tcMar>
+            <w:vAlign w:val="center"/>
+          </w:tcPr>
+          <w:p>
+            <w:r>
+              <w:rPr>
+                <w:sz w:val="19"/>
+                <w:szCs w:val="19"/>
+              </w:rPr>
+              <w:t xml:space="preserve">Email, SMS, and WhatsApp transactional messaging</w:t>
+            </w:r>
+          </w:p>
+        </w:tc>
+      </w:tr>
+      <w:tr>
+        <w:tc>
+          <w:tcPr>
+            <w:tcW w:type="dxa" w:w="3000"/>
+            <w:tcBorders>
+              <w:top w:val="single" w:color="D9D2D5" w:sz="1"/>
+              <w:left w:val="single" w:color="D9D2D5" w:sz="1"/>
+              <w:bottom w:val="single" w:color="D9D2D5" w:sz="1"/>
+              <w:right w:val="single" w:color="D9D2D5" w:sz="1"/>
+            </w:tcBorders>
+            <w:shd w:fill="FAF5F7" w:color="auto" w:val="clear"/>
+            <w:tcMar>
+              <w:top w:type="dxa" w:w="70"/>
+              <w:left w:type="dxa" w:w="110"/>
+              <w:bottom w:type="dxa" w:w="70"/>
+              <w:right w:type="dxa" w:w="110"/>
+            </w:tcMar>
+            <w:vAlign w:val="center"/>
+          </w:tcPr>
+          <w:p>
+            <w:r>
+              <w:rPr>
+                <w:sz w:val="19"/>
+                <w:szCs w:val="19"/>
+              </w:rPr>
               <w:t xml:space="preserve">Hybrid fulfillment</w:t>
             </w:r>
           </w:p>
@@ -2052,7 +2280,7 @@
                 <w:sz w:val="19"/>
                 <w:szCs w:val="19"/>
               </w:rPr>
-              <w:t xml:space="preserve">Dropship and self-fulfilled; inventory by location; order routing</w:t>
+              <w:t xml:space="preserve">Dropship and self-fulfilled; serviceability/COD; order routing</w:t>
             </w:r>
           </w:p>
         </w:tc>
@@ -2108,7 +2336,7 @@
                 <w:sz w:val="19"/>
                 <w:szCs w:val="19"/>
               </w:rPr>
-              <w:t xml:space="preserve">Stock ledger, safety stock, auto-reorder/alerts (Phase 6 future track)</w:t>
+              <w:t xml:space="preserve">Stock ledger + batch/expiry; safety stock; auto-reorder/alerts</w:t>
             </w:r>
           </w:p>
         </w:tc>
@@ -2138,6 +2366,177 @@
                 <w:sz w:val="19"/>
                 <w:szCs w:val="19"/>
               </w:rPr>
+              <w:t xml:space="preserve">Content &amp; reviews</w:t>
+            </w:r>
+          </w:p>
+        </w:tc>
+        <w:tc>
+          <w:tcPr>
+            <w:tcW w:type="dxa" w:w="6360"/>
+            <w:tcBorders>
+              <w:top w:val="single" w:color="D9D2D5" w:sz="1"/>
+              <w:left w:val="single" w:color="D9D2D5" w:sz="1"/>
+              <w:bottom w:val="single" w:color="D9D2D5" w:sz="1"/>
+              <w:right w:val="single" w:color="D9D2D5" w:sz="1"/>
+            </w:tcBorders>
+            <w:shd w:fill="FAF5F7" w:color="auto" w:val="clear"/>
+            <w:tcMar>
+              <w:top w:type="dxa" w:w="70"/>
+              <w:left w:type="dxa" w:w="110"/>
+              <w:bottom w:type="dxa" w:w="70"/>
+              <w:right w:type="dxa" w:w="110"/>
+            </w:tcMar>
+            <w:vAlign w:val="center"/>
+          </w:tcPr>
+          <w:p>
+            <w:r>
+              <w:rPr>
+                <w:sz w:val="19"/>
+                <w:szCs w:val="19"/>
+              </w:rPr>
+              <w:t xml:space="preserve">CMS-lite banners/collections/blog; ratings &amp; reviews</w:t>
+            </w:r>
+          </w:p>
+        </w:tc>
+      </w:tr>
+      <w:tr>
+        <w:tc>
+          <w:tcPr>
+            <w:tcW w:type="dxa" w:w="3000"/>
+            <w:tcBorders>
+              <w:top w:val="single" w:color="D9D2D5" w:sz="1"/>
+              <w:left w:val="single" w:color="D9D2D5" w:sz="1"/>
+              <w:bottom w:val="single" w:color="D9D2D5" w:sz="1"/>
+              <w:right w:val="single" w:color="D9D2D5" w:sz="1"/>
+            </w:tcBorders>
+            <w:tcMar>
+              <w:top w:type="dxa" w:w="70"/>
+              <w:left w:type="dxa" w:w="110"/>
+              <w:bottom w:type="dxa" w:w="70"/>
+              <w:right w:type="dxa" w:w="110"/>
+            </w:tcMar>
+            <w:vAlign w:val="center"/>
+          </w:tcPr>
+          <w:p>
+            <w:r>
+              <w:rPr>
+                <w:sz w:val="19"/>
+                <w:szCs w:val="19"/>
+              </w:rPr>
+              <w:t xml:space="preserve">Engineering foundations</w:t>
+            </w:r>
+          </w:p>
+        </w:tc>
+        <w:tc>
+          <w:tcPr>
+            <w:tcW w:type="dxa" w:w="6360"/>
+            <w:tcBorders>
+              <w:top w:val="single" w:color="D9D2D5" w:sz="1"/>
+              <w:left w:val="single" w:color="D9D2D5" w:sz="1"/>
+              <w:bottom w:val="single" w:color="D9D2D5" w:sz="1"/>
+              <w:right w:val="single" w:color="D9D2D5" w:sz="1"/>
+            </w:tcBorders>
+            <w:tcMar>
+              <w:top w:type="dxa" w:w="70"/>
+              <w:left w:type="dxa" w:w="110"/>
+              <w:bottom w:type="dxa" w:w="70"/>
+              <w:right w:type="dxa" w:w="110"/>
+            </w:tcMar>
+            <w:vAlign w:val="center"/>
+          </w:tcPr>
+          <w:p>
+            <w:r>
+              <w:rPr>
+                <w:sz w:val="19"/>
+                <w:szCs w:val="19"/>
+              </w:rPr>
+              <w:t xml:space="preserve">Environments, CI/CD, migrations, tests, observability, security (Phase 0)</w:t>
+            </w:r>
+          </w:p>
+        </w:tc>
+      </w:tr>
+      <w:tr>
+        <w:tc>
+          <w:tcPr>
+            <w:tcW w:type="dxa" w:w="3000"/>
+            <w:tcBorders>
+              <w:top w:val="single" w:color="D9D2D5" w:sz="1"/>
+              <w:left w:val="single" w:color="D9D2D5" w:sz="1"/>
+              <w:bottom w:val="single" w:color="D9D2D5" w:sz="1"/>
+              <w:right w:val="single" w:color="D9D2D5" w:sz="1"/>
+            </w:tcBorders>
+            <w:shd w:fill="FAF5F7" w:color="auto" w:val="clear"/>
+            <w:tcMar>
+              <w:top w:type="dxa" w:w="70"/>
+              <w:left w:type="dxa" w:w="110"/>
+              <w:bottom w:type="dxa" w:w="70"/>
+              <w:right w:type="dxa" w:w="110"/>
+            </w:tcMar>
+            <w:vAlign w:val="center"/>
+          </w:tcPr>
+          <w:p>
+            <w:r>
+              <w:rPr>
+                <w:sz w:val="19"/>
+                <w:szCs w:val="19"/>
+              </w:rPr>
+              <w:t xml:space="preserve">Compliance</w:t>
+            </w:r>
+          </w:p>
+        </w:tc>
+        <w:tc>
+          <w:tcPr>
+            <w:tcW w:type="dxa" w:w="6360"/>
+            <w:tcBorders>
+              <w:top w:val="single" w:color="D9D2D5" w:sz="1"/>
+              <w:left w:val="single" w:color="D9D2D5" w:sz="1"/>
+              <w:bottom w:val="single" w:color="D9D2D5" w:sz="1"/>
+              <w:right w:val="single" w:color="D9D2D5" w:sz="1"/>
+            </w:tcBorders>
+            <w:shd w:fill="FAF5F7" w:color="auto" w:val="clear"/>
+            <w:tcMar>
+              <w:top w:type="dxa" w:w="70"/>
+              <w:left w:type="dxa" w:w="110"/>
+              <w:bottom w:type="dxa" w:w="70"/>
+              <w:right w:type="dxa" w:w="110"/>
+            </w:tcMar>
+            <w:vAlign w:val="center"/>
+          </w:tcPr>
+          <w:p>
+            <w:r>
+              <w:rPr>
+                <w:sz w:val="19"/>
+                <w:szCs w:val="19"/>
+              </w:rPr>
+              <w:t xml:space="preserve">GST, DPDP, e-commerce rules + Grievance Officer, cosmetics labeling</w:t>
+            </w:r>
+          </w:p>
+        </w:tc>
+      </w:tr>
+      <w:tr>
+        <w:tc>
+          <w:tcPr>
+            <w:tcW w:type="dxa" w:w="3000"/>
+            <w:tcBorders>
+              <w:top w:val="single" w:color="D9D2D5" w:sz="1"/>
+              <w:left w:val="single" w:color="D9D2D5" w:sz="1"/>
+              <w:bottom w:val="single" w:color="D9D2D5" w:sz="1"/>
+              <w:right w:val="single" w:color="D9D2D5" w:sz="1"/>
+            </w:tcBorders>
+            <w:tcMar>
+              <w:top w:type="dxa" w:w="70"/>
+              <w:left w:type="dxa" w:w="110"/>
+              <w:bottom w:type="dxa" w:w="70"/>
+              <w:right w:type="dxa" w:w="110"/>
+            </w:tcMar>
+            <w:vAlign w:val="center"/>
+          </w:tcPr>
+          <w:p>
+            <w:r>
+              <w:rPr>
+                <w:sz w:val="19"/>
+                <w:szCs w:val="19"/>
+              </w:rPr>
               <w:t xml:space="preserve">Marketplace readiness</w:t>
             </w:r>
           </w:p>
@@ -2151,7 +2550,6 @@
               <w:bottom w:val="single" w:color="D9D2D5" w:sz="1"/>
               <w:right w:val="single" w:color="D9D2D5" w:sz="1"/>
             </w:tcBorders>
-            <w:shd w:fill="FAF5F7" w:color="auto" w:val="clear"/>
             <w:tcMar>
               <w:top w:type="dxa" w:w="70"/>
               <w:left w:type="dxa" w:w="110"/>
@@ -2181,6 +2579,7 @@
               <w:bottom w:val="single" w:color="D9D2D5" w:sz="1"/>
               <w:right w:val="single" w:color="D9D2D5" w:sz="1"/>
             </w:tcBorders>
+            <w:shd w:fill="FAF5F7" w:color="auto" w:val="clear"/>
             <w:tcMar>
               <w:top w:type="dxa" w:w="70"/>
               <w:left w:type="dxa" w:w="110"/>
@@ -2208,6 +2607,7 @@
               <w:bottom w:val="single" w:color="D9D2D5" w:sz="1"/>
               <w:right w:val="single" w:color="D9D2D5" w:sz="1"/>
             </w:tcBorders>
+            <w:shd w:fill="FAF5F7" w:color="auto" w:val="clear"/>
             <w:tcMar>
               <w:top w:type="dxa" w:w="70"/>
               <w:left w:type="dxa" w:w="110"/>
@@ -2237,7 +2637,6 @@
               <w:bottom w:val="single" w:color="D9D2D5" w:sz="1"/>
               <w:right w:val="single" w:color="D9D2D5" w:sz="1"/>
             </w:tcBorders>
-            <w:shd w:fill="FAF5F7" w:color="auto" w:val="clear"/>
             <w:tcMar>
               <w:top w:type="dxa" w:w="70"/>
               <w:left w:type="dxa" w:w="110"/>
@@ -2265,7 +2664,6 @@
               <w:bottom w:val="single" w:color="D9D2D5" w:sz="1"/>
               <w:right w:val="single" w:color="D9D2D5" w:sz="1"/>
             </w:tcBorders>
-            <w:shd w:fill="FAF5F7" w:color="auto" w:val="clear"/>
             <w:tcMar>
               <w:top w:type="dxa" w:w="70"/>
               <w:left w:type="dxa" w:w="110"/>
@@ -2295,6 +2693,7 @@
               <w:bottom w:val="single" w:color="D9D2D5" w:sz="1"/>
               <w:right w:val="single" w:color="D9D2D5" w:sz="1"/>
             </w:tcBorders>
+            <w:shd w:fill="FAF5F7" w:color="auto" w:val="clear"/>
             <w:tcMar>
               <w:top w:type="dxa" w:w="70"/>
               <w:left w:type="dxa" w:w="110"/>
@@ -2322,6 +2721,7 @@
               <w:bottom w:val="single" w:color="D9D2D5" w:sz="1"/>
               <w:right w:val="single" w:color="D9D2D5" w:sz="1"/>
             </w:tcBorders>
+            <w:shd w:fill="FAF5F7" w:color="auto" w:val="clear"/>
             <w:tcMar>
               <w:top w:type="dxa" w:w="70"/>
               <w:left w:type="dxa" w:w="110"/>
@@ -6052,6 +6452,21 @@
     </w:p>
     <w:p>
       <w:pPr>
+        <w:spacing w:after="120" w:line="276"/>
+      </w:pPr>
+      <w:r>
+        <w:rPr>
+          <w:b/>
+          <w:bCs/>
+        </w:rPr>
+        <w:t xml:space="preserve">Cosmetics specifics: </w:t>
+      </w:r>
+      <w:r>
+        <w:t xml:space="preserve">inventory tracks batch/lot with manufacturing and expiry dates and allocates by FEFO (first-expiry-first-out), enabling expiry alerts and batch recalls. Vendor scorecards (lead-time adherence, defect/RTO rate) inform preferred-vendor selection; landed cost feeds margin, with ABC/XYZ and demand forecasting as later additions.</w:t>
+      </w:r>
+    </w:p>
+    <w:p>
+      <w:pPr>
         <w:pStyle w:val="Heading2"/>
       </w:pPr>
       <w:r>
@@ -7424,6 +7839,234 @@
                 <w:sz w:val="19"/>
                 <w:szCs w:val="19"/>
               </w:rPr>
+              <w:t xml:space="preserve">Search</w:t>
+            </w:r>
+          </w:p>
+        </w:tc>
+        <w:tc>
+          <w:tcPr>
+            <w:tcW w:type="dxa" w:w="6160"/>
+            <w:tcBorders>
+              <w:top w:val="single" w:color="D9D2D5" w:sz="1"/>
+              <w:left w:val="single" w:color="D9D2D5" w:sz="1"/>
+              <w:bottom w:val="single" w:color="D9D2D5" w:sz="1"/>
+              <w:right w:val="single" w:color="D9D2D5" w:sz="1"/>
+            </w:tcBorders>
+            <w:shd w:fill="FAF5F7" w:color="auto" w:val="clear"/>
+            <w:tcMar>
+              <w:top w:type="dxa" w:w="70"/>
+              <w:left w:type="dxa" w:w="110"/>
+              <w:bottom w:type="dxa" w:w="70"/>
+              <w:right w:type="dxa" w:w="110"/>
+            </w:tcMar>
+            <w:vAlign w:val="center"/>
+          </w:tcPr>
+          <w:p>
+            <w:r>
+              <w:rPr>
+                <w:sz w:val="19"/>
+                <w:szCs w:val="19"/>
+              </w:rPr>
+              <w:t xml:space="preserve">Dedicated index (Cloudflare AI Search / external)</w:t>
+            </w:r>
+          </w:p>
+        </w:tc>
+      </w:tr>
+      <w:tr>
+        <w:tc>
+          <w:tcPr>
+            <w:tcW w:type="dxa" w:w="3200"/>
+            <w:tcBorders>
+              <w:top w:val="single" w:color="D9D2D5" w:sz="1"/>
+              <w:left w:val="single" w:color="D9D2D5" w:sz="1"/>
+              <w:bottom w:val="single" w:color="D9D2D5" w:sz="1"/>
+              <w:right w:val="single" w:color="D9D2D5" w:sz="1"/>
+            </w:tcBorders>
+            <w:tcMar>
+              <w:top w:type="dxa" w:w="70"/>
+              <w:left w:type="dxa" w:w="110"/>
+              <w:bottom w:type="dxa" w:w="70"/>
+              <w:right w:type="dxa" w:w="110"/>
+            </w:tcMar>
+            <w:vAlign w:val="center"/>
+          </w:tcPr>
+          <w:p>
+            <w:r>
+              <w:rPr>
+                <w:sz w:val="19"/>
+                <w:szCs w:val="19"/>
+              </w:rPr>
+              <w:t xml:space="preserve">File optimisation</w:t>
+            </w:r>
+          </w:p>
+        </w:tc>
+        <w:tc>
+          <w:tcPr>
+            <w:tcW w:type="dxa" w:w="6160"/>
+            <w:tcBorders>
+              <w:top w:val="single" w:color="D9D2D5" w:sz="1"/>
+              <w:left w:val="single" w:color="D9D2D5" w:sz="1"/>
+              <w:bottom w:val="single" w:color="D9D2D5" w:sz="1"/>
+              <w:right w:val="single" w:color="D9D2D5" w:sz="1"/>
+            </w:tcBorders>
+            <w:tcMar>
+              <w:top w:type="dxa" w:w="70"/>
+              <w:left w:type="dxa" w:w="110"/>
+              <w:bottom w:type="dxa" w:w="70"/>
+              <w:right w:type="dxa" w:w="110"/>
+            </w:tcMar>
+            <w:vAlign w:val="center"/>
+          </w:tcPr>
+          <w:p>
+            <w:r>
+              <w:rPr>
+                <w:sz w:val="19"/>
+                <w:szCs w:val="19"/>
+              </w:rPr>
+              <w:t xml:space="preserve">Cloudflare Images</w:t>
+            </w:r>
+          </w:p>
+        </w:tc>
+      </w:tr>
+      <w:tr>
+        <w:tc>
+          <w:tcPr>
+            <w:tcW w:type="dxa" w:w="3200"/>
+            <w:tcBorders>
+              <w:top w:val="single" w:color="D9D2D5" w:sz="1"/>
+              <w:left w:val="single" w:color="D9D2D5" w:sz="1"/>
+              <w:bottom w:val="single" w:color="D9D2D5" w:sz="1"/>
+              <w:right w:val="single" w:color="D9D2D5" w:sz="1"/>
+            </w:tcBorders>
+            <w:shd w:fill="FAF5F7" w:color="auto" w:val="clear"/>
+            <w:tcMar>
+              <w:top w:type="dxa" w:w="70"/>
+              <w:left w:type="dxa" w:w="110"/>
+              <w:bottom w:type="dxa" w:w="70"/>
+              <w:right w:type="dxa" w:w="110"/>
+            </w:tcMar>
+            <w:vAlign w:val="center"/>
+          </w:tcPr>
+          <w:p>
+            <w:r>
+              <w:rPr>
+                <w:sz w:val="19"/>
+                <w:szCs w:val="19"/>
+              </w:rPr>
+              <w:t xml:space="preserve">Customer auth</w:t>
+            </w:r>
+          </w:p>
+        </w:tc>
+        <w:tc>
+          <w:tcPr>
+            <w:tcW w:type="dxa" w:w="6160"/>
+            <w:tcBorders>
+              <w:top w:val="single" w:color="D9D2D5" w:sz="1"/>
+              <w:left w:val="single" w:color="D9D2D5" w:sz="1"/>
+              <w:bottom w:val="single" w:color="D9D2D5" w:sz="1"/>
+              <w:right w:val="single" w:color="D9D2D5" w:sz="1"/>
+            </w:tcBorders>
+            <w:shd w:fill="FAF5F7" w:color="auto" w:val="clear"/>
+            <w:tcMar>
+              <w:top w:type="dxa" w:w="70"/>
+              <w:left w:type="dxa" w:w="110"/>
+              <w:bottom w:type="dxa" w:w="70"/>
+              <w:right w:type="dxa" w:w="110"/>
+            </w:tcMar>
+            <w:vAlign w:val="center"/>
+          </w:tcPr>
+          <w:p>
+            <w:r>
+              <w:rPr>
+                <w:sz w:val="19"/>
+                <w:szCs w:val="19"/>
+              </w:rPr>
+              <w:t xml:space="preserve">Phone-OTP provider + KV sessions</w:t>
+            </w:r>
+          </w:p>
+        </w:tc>
+      </w:tr>
+      <w:tr>
+        <w:tc>
+          <w:tcPr>
+            <w:tcW w:type="dxa" w:w="3200"/>
+            <w:tcBorders>
+              <w:top w:val="single" w:color="D9D2D5" w:sz="1"/>
+              <w:left w:val="single" w:color="D9D2D5" w:sz="1"/>
+              <w:bottom w:val="single" w:color="D9D2D5" w:sz="1"/>
+              <w:right w:val="single" w:color="D9D2D5" w:sz="1"/>
+            </w:tcBorders>
+            <w:tcMar>
+              <w:top w:type="dxa" w:w="70"/>
+              <w:left w:type="dxa" w:w="110"/>
+              <w:bottom w:type="dxa" w:w="70"/>
+              <w:right w:type="dxa" w:w="110"/>
+            </w:tcMar>
+            <w:vAlign w:val="center"/>
+          </w:tcPr>
+          <w:p>
+            <w:r>
+              <w:rPr>
+                <w:sz w:val="19"/>
+                <w:szCs w:val="19"/>
+              </w:rPr>
+              <w:t xml:space="preserve">Messaging</w:t>
+            </w:r>
+          </w:p>
+        </w:tc>
+        <w:tc>
+          <w:tcPr>
+            <w:tcW w:type="dxa" w:w="6160"/>
+            <w:tcBorders>
+              <w:top w:val="single" w:color="D9D2D5" w:sz="1"/>
+              <w:left w:val="single" w:color="D9D2D5" w:sz="1"/>
+              <w:bottom w:val="single" w:color="D9D2D5" w:sz="1"/>
+              <w:right w:val="single" w:color="D9D2D5" w:sz="1"/>
+            </w:tcBorders>
+            <w:tcMar>
+              <w:top w:type="dxa" w:w="70"/>
+              <w:left w:type="dxa" w:w="110"/>
+              <w:bottom w:type="dxa" w:w="70"/>
+              <w:right w:type="dxa" w:w="110"/>
+            </w:tcMar>
+            <w:vAlign w:val="center"/>
+          </w:tcPr>
+          <w:p>
+            <w:r>
+              <w:rPr>
+                <w:sz w:val="19"/>
+                <w:szCs w:val="19"/>
+              </w:rPr>
+              <w:t xml:space="preserve">Email + SMS + WhatsApp providers</w:t>
+            </w:r>
+          </w:p>
+        </w:tc>
+      </w:tr>
+      <w:tr>
+        <w:tc>
+          <w:tcPr>
+            <w:tcW w:type="dxa" w:w="3200"/>
+            <w:tcBorders>
+              <w:top w:val="single" w:color="D9D2D5" w:sz="1"/>
+              <w:left w:val="single" w:color="D9D2D5" w:sz="1"/>
+              <w:bottom w:val="single" w:color="D9D2D5" w:sz="1"/>
+              <w:right w:val="single" w:color="D9D2D5" w:sz="1"/>
+            </w:tcBorders>
+            <w:shd w:fill="FAF5F7" w:color="auto" w:val="clear"/>
+            <w:tcMar>
+              <w:top w:type="dxa" w:w="70"/>
+              <w:left w:type="dxa" w:w="110"/>
+              <w:bottom w:type="dxa" w:w="70"/>
+              <w:right w:type="dxa" w:w="110"/>
+            </w:tcMar>
+            <w:vAlign w:val="center"/>
+          </w:tcPr>
+          <w:p>
+            <w:r>
+              <w:rPr>
+                <w:sz w:val="19"/>
+                <w:szCs w:val="19"/>
+              </w:rPr>
               <w:t xml:space="preserve">Payments</w:t>
             </w:r>
           </w:p>
@@ -7452,7 +8095,7 @@
                 <w:sz w:val="19"/>
                 <w:szCs w:val="19"/>
               </w:rPr>
-              <w:t xml:space="preserve">Razorpay + Route (proposed; marketplace split-ready)</w:t>
+              <w:t xml:space="preserve">Razorpay + Route + COD (proposed)</w:t>
             </w:r>
           </w:p>
         </w:tc>
@@ -7538,6 +8181,120 @@
                 <w:sz w:val="19"/>
                 <w:szCs w:val="19"/>
               </w:rPr>
+              <w:t xml:space="preserve">Bot / security</w:t>
+            </w:r>
+          </w:p>
+        </w:tc>
+        <w:tc>
+          <w:tcPr>
+            <w:tcW w:type="dxa" w:w="6160"/>
+            <w:tcBorders>
+              <w:top w:val="single" w:color="D9D2D5" w:sz="1"/>
+              <w:left w:val="single" w:color="D9D2D5" w:sz="1"/>
+              <w:bottom w:val="single" w:color="D9D2D5" w:sz="1"/>
+              <w:right w:val="single" w:color="D9D2D5" w:sz="1"/>
+            </w:tcBorders>
+            <w:shd w:fill="FAF5F7" w:color="auto" w:val="clear"/>
+            <w:tcMar>
+              <w:top w:type="dxa" w:w="70"/>
+              <w:left w:type="dxa" w:w="110"/>
+              <w:bottom w:type="dxa" w:w="70"/>
+              <w:right w:type="dxa" w:w="110"/>
+            </w:tcMar>
+            <w:vAlign w:val="center"/>
+          </w:tcPr>
+          <w:p>
+            <w:r>
+              <w:rPr>
+                <w:sz w:val="19"/>
+                <w:szCs w:val="19"/>
+              </w:rPr>
+              <w:t xml:space="preserve">Turnstile, WAF, rate limiting</w:t>
+            </w:r>
+          </w:p>
+        </w:tc>
+      </w:tr>
+      <w:tr>
+        <w:tc>
+          <w:tcPr>
+            <w:tcW w:type="dxa" w:w="3200"/>
+            <w:tcBorders>
+              <w:top w:val="single" w:color="D9D2D5" w:sz="1"/>
+              <w:left w:val="single" w:color="D9D2D5" w:sz="1"/>
+              <w:bottom w:val="single" w:color="D9D2D5" w:sz="1"/>
+              <w:right w:val="single" w:color="D9D2D5" w:sz="1"/>
+            </w:tcBorders>
+            <w:tcMar>
+              <w:top w:type="dxa" w:w="70"/>
+              <w:left w:type="dxa" w:w="110"/>
+              <w:bottom w:type="dxa" w:w="70"/>
+              <w:right w:type="dxa" w:w="110"/>
+            </w:tcMar>
+            <w:vAlign w:val="center"/>
+          </w:tcPr>
+          <w:p>
+            <w:r>
+              <w:rPr>
+                <w:sz w:val="19"/>
+                <w:szCs w:val="19"/>
+              </w:rPr>
+              <w:t xml:space="preserve">Observability</w:t>
+            </w:r>
+          </w:p>
+        </w:tc>
+        <w:tc>
+          <w:tcPr>
+            <w:tcW w:type="dxa" w:w="6160"/>
+            <w:tcBorders>
+              <w:top w:val="single" w:color="D9D2D5" w:sz="1"/>
+              <w:left w:val="single" w:color="D9D2D5" w:sz="1"/>
+              <w:bottom w:val="single" w:color="D9D2D5" w:sz="1"/>
+              <w:right w:val="single" w:color="D9D2D5" w:sz="1"/>
+            </w:tcBorders>
+            <w:tcMar>
+              <w:top w:type="dxa" w:w="70"/>
+              <w:left w:type="dxa" w:w="110"/>
+              <w:bottom w:type="dxa" w:w="70"/>
+              <w:right w:type="dxa" w:w="110"/>
+            </w:tcMar>
+            <w:vAlign w:val="center"/>
+          </w:tcPr>
+          <w:p>
+            <w:r>
+              <w:rPr>
+                <w:sz w:val="19"/>
+                <w:szCs w:val="19"/>
+              </w:rPr>
+              <w:t xml:space="preserve">Logs/metrics + error tracking</w:t>
+            </w:r>
+          </w:p>
+        </w:tc>
+      </w:tr>
+      <w:tr>
+        <w:tc>
+          <w:tcPr>
+            <w:tcW w:type="dxa" w:w="3200"/>
+            <w:tcBorders>
+              <w:top w:val="single" w:color="D9D2D5" w:sz="1"/>
+              <w:left w:val="single" w:color="D9D2D5" w:sz="1"/>
+              <w:bottom w:val="single" w:color="D9D2D5" w:sz="1"/>
+              <w:right w:val="single" w:color="D9D2D5" w:sz="1"/>
+            </w:tcBorders>
+            <w:shd w:fill="FAF5F7" w:color="auto" w:val="clear"/>
+            <w:tcMar>
+              <w:top w:type="dxa" w:w="70"/>
+              <w:left w:type="dxa" w:w="110"/>
+              <w:bottom w:type="dxa" w:w="70"/>
+              <w:right w:type="dxa" w:w="110"/>
+            </w:tcMar>
+            <w:vAlign w:val="center"/>
+          </w:tcPr>
+          <w:p>
+            <w:r>
+              <w:rPr>
+                <w:sz w:val="19"/>
+                <w:szCs w:val="19"/>
+              </w:rPr>
               <w:t xml:space="preserve">Support tickets</w:t>
             </w:r>
           </w:p>
@@ -7572,6 +8329,181 @@
         </w:tc>
       </w:tr>
     </w:tbl>
+    <w:p>
+      <w:pPr>
+        <w:pStyle w:val="Heading2"/>
+      </w:pPr>
+      <w:r>
+        <w:t xml:space="preserve">5.13 Customers, accounts &amp; checkout</w:t>
+      </w:r>
+    </w:p>
+    <w:p>
+      <w:pPr>
+        <w:spacing w:after="120" w:line="276"/>
+      </w:pPr>
+      <w:r>
+        <w:t xml:space="preserve">Guest checkout is first-class — no forced registration. Primary login is phone number + OTP (India-standard), with email/social optional; Turnstile guards auth and checkout. Indian-format addresses with pincode; carts merge from guest to account on login; back-in-stock subscriptions tie to inventory.</w:t>
+      </w:r>
+    </w:p>
+    <w:p>
+      <w:pPr>
+        <w:pStyle w:val="Heading2"/>
+      </w:pPr>
+      <w:r>
+        <w:t xml:space="preserve">5.14 Orders, returns &amp; refunds</w:t>
+      </w:r>
+    </w:p>
+    <w:p>
+      <w:pPr>
+        <w:spacing w:after="120" w:line="276"/>
+      </w:pPr>
+      <w:r>
+        <w:t xml:space="preserve">Orders follow a state machine (created → payment_pending → confirmed → processing → shipped → delivered → closed, plus cancelled / returned / refunded / RTO) and support partial shipments and per-seller splits. Cancellations (pre-dispatch) and returns/RMA (post-delivery) carry reasons, windows and approval, with reverse pickup and refunds to the original method or store credit. Returned stock re-enters the ledger after QC and batch/expiry check. Every transition emits an event.</w:t>
+      </w:r>
+    </w:p>
+    <w:p>
+      <w:pPr>
+        <w:pStyle w:val="Heading2"/>
+      </w:pPr>
+      <w:r>
+        <w:t xml:space="preserve">5.15 Payments (including COD)</w:t>
+      </w:r>
+    </w:p>
+    <w:p>
+      <w:pPr>
+        <w:spacing w:after="120" w:line="276"/>
+      </w:pPr>
+      <w:r>
+        <w:t xml:space="preserve">Razorpay (UPI, cards, net-banking, wallets), Route-capable for future seller payouts, plus cash-on-delivery gated by pincode serviceability with RTO reconciliation. PCI scope stays with Razorpay and card data is tokenized per RBI rules (never stored). Idempotency keys and signed webhooks protect payment/order creation; reconciliation and failed-payment / abandoned-cart recovery run as jobs.</w:t>
+      </w:r>
+    </w:p>
+    <w:p>
+      <w:pPr>
+        <w:pStyle w:val="Heading2"/>
+      </w:pPr>
+      <w:r>
+        <w:t xml:space="preserve">5.16 Promotions &amp; pricing</w:t>
+      </w:r>
+    </w:p>
+    <w:p>
+      <w:pPr>
+        <w:spacing w:after="120" w:line="276"/>
+      </w:pPr>
+      <w:r>
+        <w:t xml:space="preserve">A coupon engine (e.g. GORGEOUS20) supports percent / amount / free-shipping discounts with scope and constraints (minimum cart, usage limits, validity, first-order), automatic rules (e.g. buy-2-get-1), and margin guardrails using landed cost. Applied discounts are recorded per order for accounting.</w:t>
+      </w:r>
+    </w:p>
+    <w:p>
+      <w:pPr>
+        <w:pStyle w:val="Heading2"/>
+      </w:pPr>
+      <w:r>
+        <w:t xml:space="preserve">5.17 Notifications &amp; messaging</w:t>
+      </w:r>
+    </w:p>
+    <w:p>
+      <w:pPr>
+        <w:spacing w:after="120" w:line="276"/>
+      </w:pPr>
+      <w:r>
+        <w:t xml:space="preserve">A provider-agnostic notifications service covers email, SMS, and WhatsApp (Business API — important in India), driven by domain events through the outbox for guaranteed delivery: OTP, order placed / shipped / delivered, refunds, back-in-stock, and abandoned cart.</w:t>
+      </w:r>
+    </w:p>
+    <w:p>
+      <w:pPr>
+        <w:pStyle w:val="Heading2"/>
+      </w:pPr>
+      <w:r>
+        <w:t xml:space="preserve">5.18 Tax &amp; invoicing (GST)</w:t>
+      </w:r>
+    </w:p>
+    <w:p>
+      <w:pPr>
+        <w:spacing w:after="120" w:line="276"/>
+      </w:pPr>
+      <w:r>
+        <w:t xml:space="preserve">GST is computed per line from HSN codes and state-based rates, producing compliant tax invoices (stored in R2) and credit notes for returns, with e-invoicing once thresholds are crossed. Tax is a separate module so rules can change without touching catalog or orders.</w:t>
+      </w:r>
+    </w:p>
+    <w:p>
+      <w:pPr>
+        <w:pStyle w:val="Heading2"/>
+      </w:pPr>
+      <w:r>
+        <w:t xml:space="preserve">5.19 Content, merchandising &amp; reviews</w:t>
+      </w:r>
+    </w:p>
+    <w:p>
+      <w:pPr>
+        <w:spacing w:after="120" w:line="276"/>
+      </w:pPr>
+      <w:r>
+        <w:t xml:space="preserve">CMS-lite manages banners, collections, featured lists and a blog (how-to / ingredient content — the leading organic-traffic driver for beauty) instead of hardcoding. Merchandising adds bundles, cross-sell / upsell and later personalised recommendations. Reviews / UGC (ratings, text, photos, verified badge, moderation) drive conversion and feed Review structured data.</w:t>
+      </w:r>
+    </w:p>
+    <w:p>
+      <w:pPr>
+        <w:pStyle w:val="Heading2"/>
+      </w:pPr>
+      <w:r>
+        <w:t xml:space="preserve">5.20 Data &amp; platform architecture</w:t>
+      </w:r>
+    </w:p>
+    <w:p>
+      <w:pPr>
+        <w:spacing w:after="120" w:line="276"/>
+      </w:pPr>
+      <w:r>
+        <w:t xml:space="preserve">Decisions that protect scalability: a data-access (repository) layer so D1 can be replaced or augmented without rewriting logic; a dedicated search index for product search/facets (not LIKE queries on D1); a separate analytics/event sink (high-volume events never hit D1); an event/outbox pattern so side-effects are never lost; API-first and versioned (/v1) so the future mobile app reuses the same APIs; money as integer minor units; and idempotency keys on all commerce mutations.</w:t>
+      </w:r>
+    </w:p>
+    <w:p>
+      <w:pPr>
+        <w:spacing w:after="120" w:line="276"/>
+      </w:pPr>
+      <w:r>
+        <w:rPr>
+          <w:b/>
+          <w:bCs/>
+        </w:rPr>
+        <w:t xml:space="preserve">Scalability cap noted: </w:t>
+      </w:r>
+      <w:r>
+        <w:t xml:space="preserve">Cloudflare D1 (SQLite) has single-primary writes and size/concurrency limits — fine for catalog and orders, but search and analytics are deliberately kept off it, and the data-access layer keeps a migration path open.</w:t>
+      </w:r>
+    </w:p>
+    <w:p>
+      <w:pPr>
+        <w:pStyle w:val="Heading2"/>
+      </w:pPr>
+      <w:r>
+        <w:t xml:space="preserve">5.21 Engineering foundations &amp; delivery</w:t>
+      </w:r>
+    </w:p>
+    <w:p>
+      <w:pPr>
+        <w:spacing w:after="120" w:line="276"/>
+      </w:pPr>
+      <w:r>
+        <w:t xml:space="preserve">Established up front (Phase 0), non-negotiable before real money flows: separate dev / staging / production environments; CI/CD with preview deployments (no direct-to-prod from a laptop); versioned D1 schema migrations through CI; unit + Playwright end-to-end tests with a QA gate per phase; observability (logs, metrics, error tracking, SLOs, alerts); backups &amp; DR (D1 exports, R2 versioning); security hardening (WAF, rate limiting, Turnstile, secret / dependency scanning); Cloudflare Images and performance budgets; and a reusable component / design system with accessibility (WCAG).</w:t>
+      </w:r>
+    </w:p>
+    <w:p>
+      <w:pPr>
+        <w:pStyle w:val="Heading2"/>
+      </w:pPr>
+      <w:r>
+        <w:t xml:space="preserve">5.22 Compliance &amp; legal (India)</w:t>
+      </w:r>
+    </w:p>
+    <w:p>
+      <w:pPr>
+        <w:spacing w:after="120" w:line="276"/>
+      </w:pPr>
+      <w:r>
+        <w:t xml:space="preserve">A first-class workstream running in parallel from Phase 0: Consumer Protection (E-Commerce) Rules 2020 (published return/refund/shipping policies and a mandatory Grievance Officer); GST (registration, HSN-based invoices, credit notes, e-invoicing at threshold); DPDP Act 2023 (consent including cookies, privacy policy, data-principal rights, retention limits); cosmetics regulation (Drugs &amp; Cosmetics Act / CDSCO labeling, import licensing if imported, expiry / batch handling); and payments (PCI via Razorpay, RBI tokenization). Seller KYC and per-seller GST apply when the marketplace opens.</w:t>
+      </w:r>
+    </w:p>
     <w:p>
       <w:pPr>
         <w:pStyle w:val="Heading1"/>
@@ -8061,6 +8993,64 @@
           </w:p>
         </w:tc>
       </w:tr>
+      <w:tr>
+        <w:tc>
+          <w:tcPr>
+            <w:tcW w:type="dxa" w:w="1900"/>
+            <w:tcBorders>
+              <w:top w:val="single" w:color="D9D2D5" w:sz="1"/>
+              <w:left w:val="single" w:color="D9D2D5" w:sz="1"/>
+              <w:bottom w:val="single" w:color="D9D2D5" w:sz="1"/>
+              <w:right w:val="single" w:color="D9D2D5" w:sz="1"/>
+            </w:tcBorders>
+            <w:shd w:fill="FAF5F7" w:color="auto" w:val="clear"/>
+            <w:tcMar>
+              <w:top w:type="dxa" w:w="70"/>
+              <w:left w:type="dxa" w:w="110"/>
+              <w:bottom w:type="dxa" w:w="70"/>
+              <w:right w:type="dxa" w:w="110"/>
+            </w:tcMar>
+            <w:vAlign w:val="center"/>
+          </w:tcPr>
+          <w:p>
+            <w:r>
+              <w:rPr>
+                <w:sz w:val="19"/>
+                <w:szCs w:val="19"/>
+              </w:rPr>
+              <w:t xml:space="preserve">Compliance</w:t>
+            </w:r>
+          </w:p>
+        </w:tc>
+        <w:tc>
+          <w:tcPr>
+            <w:tcW w:type="dxa" w:w="7460"/>
+            <w:tcBorders>
+              <w:top w:val="single" w:color="D9D2D5" w:sz="1"/>
+              <w:left w:val="single" w:color="D9D2D5" w:sz="1"/>
+              <w:bottom w:val="single" w:color="D9D2D5" w:sz="1"/>
+              <w:right w:val="single" w:color="D9D2D5" w:sz="1"/>
+            </w:tcBorders>
+            <w:shd w:fill="FAF5F7" w:color="auto" w:val="clear"/>
+            <w:tcMar>
+              <w:top w:type="dxa" w:w="70"/>
+              <w:left w:type="dxa" w:w="110"/>
+              <w:bottom w:type="dxa" w:w="70"/>
+              <w:right w:type="dxa" w:w="110"/>
+            </w:tcMar>
+            <w:vAlign w:val="center"/>
+          </w:tcPr>
+          <w:p>
+            <w:r>
+              <w:rPr>
+                <w:sz w:val="19"/>
+                <w:szCs w:val="19"/>
+              </w:rPr>
+              <w:t xml:space="preserve">GST invoices; DPDP consent; e-commerce rules + Grievance Officer; cosmetics labeling; RBI tokenization</w:t>
+            </w:r>
+          </w:p>
+        </w:tc>
+      </w:tr>
     </w:tbl>
     <w:p>
       <w:pPr>
@@ -8075,7 +9065,7 @@
         <w:spacing w:after="120" w:line="276"/>
       </w:pPr>
       <w:r>
-        <w:t xml:space="preserve">Five core phases to a sellable store, then two future expansion tracks (inventory/ERP and marketplace) that the Phase 1 foundation already supports. Durations are indicative for an assistant-led build with the founder as product owner; they depend on review cycles and external onboarding. The schema is built seller-, fulfillment- and inventory-ready in Phase 1, so later phases add capability without reworking the catalog.</w:t>
+        <w:t xml:space="preserve">Foundations first (Phase 0), then commerce, then automation, plus two future expansion tracks. A compliance &amp; external-onboarding workstream (GST registration, Razorpay KYC, policies / Grievance Officer, DPDP, cosmetics labeling, vendor-feed confirmation) runs in parallel from Phase 0. Durations are indicative for an assistant-led build with the founder as product owner; they depend on review cycles and external onboarding. The Phase 0 foundation plus the Phase 1 schema make every later phase additive, not a rebuild.</w:t>
       </w:r>
     </w:p>
     <w:p>
@@ -8257,7 +9247,7 @@
                 <w:sz w:val="19"/>
                 <w:szCs w:val="19"/>
               </w:rPr>
-              <w:t xml:space="preserve">1. Catalog + admin + manual ingestion</w:t>
+              <w:t xml:space="preserve">0. Foundations</w:t>
             </w:r>
           </w:p>
         </w:tc>
@@ -8284,7 +9274,7 @@
                 <w:sz w:val="19"/>
                 <w:szCs w:val="19"/>
               </w:rPr>
-              <w:t xml:space="preserve">Real, manageable catalog with admin panel and SEO foundation</w:t>
+              <w:t xml:space="preserve">Environments, CI/CD, migrations, tests, observability, security, design system</w:t>
             </w:r>
           </w:p>
         </w:tc>
@@ -8311,6 +9301,119 @@
                 <w:sz w:val="19"/>
                 <w:szCs w:val="19"/>
               </w:rPr>
+              <w:t xml:space="preserve">1–2 weeks</w:t>
+            </w:r>
+          </w:p>
+        </w:tc>
+        <w:tc>
+          <w:tcPr>
+            <w:tcW w:type="dxa" w:w="1600"/>
+            <w:tcBorders>
+              <w:top w:val="single" w:color="D9D2D5" w:sz="1"/>
+              <w:left w:val="single" w:color="D9D2D5" w:sz="1"/>
+              <w:bottom w:val="single" w:color="D9D2D5" w:sz="1"/>
+              <w:right w:val="single" w:color="D9D2D5" w:sz="1"/>
+            </w:tcBorders>
+            <w:tcMar>
+              <w:top w:type="dxa" w:w="70"/>
+              <w:left w:type="dxa" w:w="110"/>
+              <w:bottom w:type="dxa" w:w="70"/>
+              <w:right w:type="dxa" w:w="110"/>
+            </w:tcMar>
+            <w:vAlign w:val="center"/>
+          </w:tcPr>
+          <w:p>
+            <w:r>
+              <w:rPr>
+                <w:sz w:val="19"/>
+                <w:szCs w:val="19"/>
+              </w:rPr>
+              <w:t xml:space="preserve">—</w:t>
+            </w:r>
+          </w:p>
+        </w:tc>
+      </w:tr>
+      <w:tr>
+        <w:tc>
+          <w:tcPr>
+            <w:tcW w:type="dxa" w:w="2700"/>
+            <w:tcBorders>
+              <w:top w:val="single" w:color="D9D2D5" w:sz="1"/>
+              <w:left w:val="single" w:color="D9D2D5" w:sz="1"/>
+              <w:bottom w:val="single" w:color="D9D2D5" w:sz="1"/>
+              <w:right w:val="single" w:color="D9D2D5" w:sz="1"/>
+            </w:tcBorders>
+            <w:shd w:fill="FAF5F7" w:color="auto" w:val="clear"/>
+            <w:tcMar>
+              <w:top w:type="dxa" w:w="70"/>
+              <w:left w:type="dxa" w:w="110"/>
+              <w:bottom w:type="dxa" w:w="70"/>
+              <w:right w:type="dxa" w:w="110"/>
+            </w:tcMar>
+            <w:vAlign w:val="center"/>
+          </w:tcPr>
+          <w:p>
+            <w:r>
+              <w:rPr>
+                <w:sz w:val="19"/>
+                <w:szCs w:val="19"/>
+              </w:rPr>
+              <w:t xml:space="preserve">1. Catalog + admin + ingestion</w:t>
+            </w:r>
+          </w:p>
+        </w:tc>
+        <w:tc>
+          <w:tcPr>
+            <w:tcW w:type="dxa" w:w="3360"/>
+            <w:tcBorders>
+              <w:top w:val="single" w:color="D9D2D5" w:sz="1"/>
+              <w:left w:val="single" w:color="D9D2D5" w:sz="1"/>
+              <w:bottom w:val="single" w:color="D9D2D5" w:sz="1"/>
+              <w:right w:val="single" w:color="D9D2D5" w:sz="1"/>
+            </w:tcBorders>
+            <w:shd w:fill="FAF5F7" w:color="auto" w:val="clear"/>
+            <w:tcMar>
+              <w:top w:type="dxa" w:w="70"/>
+              <w:left w:type="dxa" w:w="110"/>
+              <w:bottom w:type="dxa" w:w="70"/>
+              <w:right w:type="dxa" w:w="110"/>
+            </w:tcMar>
+            <w:vAlign w:val="center"/>
+          </w:tcPr>
+          <w:p>
+            <w:r>
+              <w:rPr>
+                <w:sz w:val="19"/>
+                <w:szCs w:val="19"/>
+              </w:rPr>
+              <w:t xml:space="preserve">Catalog, admin, manual/spreadsheet ingestion, SSR + SEO, CMS-lite</w:t>
+            </w:r>
+          </w:p>
+        </w:tc>
+        <w:tc>
+          <w:tcPr>
+            <w:tcW w:type="dxa" w:w="1700"/>
+            <w:tcBorders>
+              <w:top w:val="single" w:color="D9D2D5" w:sz="1"/>
+              <w:left w:val="single" w:color="D9D2D5" w:sz="1"/>
+              <w:bottom w:val="single" w:color="D9D2D5" w:sz="1"/>
+              <w:right w:val="single" w:color="D9D2D5" w:sz="1"/>
+            </w:tcBorders>
+            <w:shd w:fill="FAF5F7" w:color="auto" w:val="clear"/>
+            <w:tcMar>
+              <w:top w:type="dxa" w:w="70"/>
+              <w:left w:type="dxa" w:w="110"/>
+              <w:bottom w:type="dxa" w:w="70"/>
+              <w:right w:type="dxa" w:w="110"/>
+            </w:tcMar>
+            <w:vAlign w:val="center"/>
+          </w:tcPr>
+          <w:p>
+            <w:r>
+              <w:rPr>
+                <w:sz w:val="19"/>
+                <w:szCs w:val="19"/>
+              </w:rPr>
               <w:t xml:space="preserve">2–3 weeks</w:t>
             </w:r>
           </w:p>
@@ -8324,21 +9427,22 @@
               <w:bottom w:val="single" w:color="D9D2D5" w:sz="1"/>
               <w:right w:val="single" w:color="D9D2D5" w:sz="1"/>
             </w:tcBorders>
-            <w:tcMar>
-              <w:top w:type="dxa" w:w="70"/>
-              <w:left w:type="dxa" w:w="110"/>
-              <w:bottom w:type="dxa" w:w="70"/>
-              <w:right w:type="dxa" w:w="110"/>
-            </w:tcMar>
-            <w:vAlign w:val="center"/>
-          </w:tcPr>
-          <w:p>
-            <w:r>
-              <w:rPr>
-                <w:sz w:val="19"/>
-                <w:szCs w:val="19"/>
-              </w:rPr>
-              <w:t xml:space="preserve">—</w:t>
+            <w:shd w:fill="FAF5F7" w:color="auto" w:val="clear"/>
+            <w:tcMar>
+              <w:top w:type="dxa" w:w="70"/>
+              <w:left w:type="dxa" w:w="110"/>
+              <w:bottom w:type="dxa" w:w="70"/>
+              <w:right w:type="dxa" w:w="110"/>
+            </w:tcMar>
+            <w:vAlign w:val="center"/>
+          </w:tcPr>
+          <w:p>
+            <w:r>
+              <w:rPr>
+                <w:sz w:val="19"/>
+                <w:szCs w:val="19"/>
+              </w:rPr>
+              <w:t xml:space="preserve">Phase 0</w:t>
             </w:r>
           </w:p>
         </w:tc>
@@ -8353,7 +9457,6 @@
               <w:bottom w:val="single" w:color="D9D2D5" w:sz="1"/>
               <w:right w:val="single" w:color="D9D2D5" w:sz="1"/>
             </w:tcBorders>
-            <w:shd w:fill="FAF5F7" w:color="auto" w:val="clear"/>
             <w:tcMar>
               <w:top w:type="dxa" w:w="70"/>
               <w:left w:type="dxa" w:w="110"/>
@@ -8381,22 +9484,21 @@
               <w:bottom w:val="single" w:color="D9D2D5" w:sz="1"/>
               <w:right w:val="single" w:color="D9D2D5" w:sz="1"/>
             </w:tcBorders>
-            <w:shd w:fill="FAF5F7" w:color="auto" w:val="clear"/>
-            <w:tcMar>
-              <w:top w:type="dxa" w:w="70"/>
-              <w:left w:type="dxa" w:w="110"/>
-              <w:bottom w:type="dxa" w:w="70"/>
-              <w:right w:type="dxa" w:w="110"/>
-            </w:tcMar>
-            <w:vAlign w:val="center"/>
-          </w:tcPr>
-          <w:p>
-            <w:r>
-              <w:rPr>
-                <w:sz w:val="19"/>
-                <w:szCs w:val="19"/>
-              </w:rPr>
-              <w:t xml:space="preserve">Accounts, cart, wishlist, stock reservation</w:t>
+            <w:tcMar>
+              <w:top w:type="dxa" w:w="70"/>
+              <w:left w:type="dxa" w:w="110"/>
+              <w:bottom w:type="dxa" w:w="70"/>
+              <w:right w:type="dxa" w:w="110"/>
+            </w:tcMar>
+            <w:vAlign w:val="center"/>
+          </w:tcPr>
+          <w:p>
+            <w:r>
+              <w:rPr>
+                <w:sz w:val="19"/>
+                <w:szCs w:val="19"/>
+              </w:rPr>
+              <w:t xml:space="preserve">Phone-OTP + guest checkout, addresses, cart/wishlist, reservation</w:t>
             </w:r>
           </w:p>
         </w:tc>
@@ -8409,7 +9511,6 @@
               <w:bottom w:val="single" w:color="D9D2D5" w:sz="1"/>
               <w:right w:val="single" w:color="D9D2D5" w:sz="1"/>
             </w:tcBorders>
-            <w:shd w:fill="FAF5F7" w:color="auto" w:val="clear"/>
             <w:tcMar>
               <w:top w:type="dxa" w:w="70"/>
               <w:left w:type="dxa" w:w="110"/>
@@ -8437,7 +9538,6 @@
               <w:bottom w:val="single" w:color="D9D2D5" w:sz="1"/>
               <w:right w:val="single" w:color="D9D2D5" w:sz="1"/>
             </w:tcBorders>
-            <w:shd w:fill="FAF5F7" w:color="auto" w:val="clear"/>
             <w:tcMar>
               <w:top w:type="dxa" w:w="70"/>
               <w:left w:type="dxa" w:w="110"/>
@@ -8467,21 +9567,22 @@
               <w:bottom w:val="single" w:color="D9D2D5" w:sz="1"/>
               <w:right w:val="single" w:color="D9D2D5" w:sz="1"/>
             </w:tcBorders>
-            <w:tcMar>
-              <w:top w:type="dxa" w:w="70"/>
-              <w:left w:type="dxa" w:w="110"/>
-              <w:bottom w:type="dxa" w:w="70"/>
-              <w:right w:type="dxa" w:w="110"/>
-            </w:tcMar>
-            <w:vAlign w:val="center"/>
-          </w:tcPr>
-          <w:p>
-            <w:r>
-              <w:rPr>
-                <w:sz w:val="19"/>
-                <w:szCs w:val="19"/>
-              </w:rPr>
-              <w:t xml:space="preserve">3. Checkout + payments</w:t>
+            <w:shd w:fill="FAF5F7" w:color="auto" w:val="clear"/>
+            <w:tcMar>
+              <w:top w:type="dxa" w:w="70"/>
+              <w:left w:type="dxa" w:w="110"/>
+              <w:bottom w:type="dxa" w:w="70"/>
+              <w:right w:type="dxa" w:w="110"/>
+            </w:tcMar>
+            <w:vAlign w:val="center"/>
+          </w:tcPr>
+          <w:p>
+            <w:r>
+              <w:rPr>
+                <w:sz w:val="19"/>
+                <w:szCs w:val="19"/>
+              </w:rPr>
+              <w:t xml:space="preserve">3. Checkout, payments &amp; tax</w:t>
             </w:r>
           </w:p>
         </w:tc>
@@ -8494,21 +9595,22 @@
               <w:bottom w:val="single" w:color="D9D2D5" w:sz="1"/>
               <w:right w:val="single" w:color="D9D2D5" w:sz="1"/>
             </w:tcBorders>
-            <w:tcMar>
-              <w:top w:type="dxa" w:w="70"/>
-              <w:left w:type="dxa" w:w="110"/>
-              <w:bottom w:type="dxa" w:w="70"/>
-              <w:right w:type="dxa" w:w="110"/>
-            </w:tcMar>
-            <w:vAlign w:val="center"/>
-          </w:tcPr>
-          <w:p>
-            <w:r>
-              <w:rPr>
-                <w:sz w:val="19"/>
-                <w:szCs w:val="19"/>
-              </w:rPr>
-              <w:t xml:space="preserve">Razorpay checkout, orders, confirmation emails</w:t>
+            <w:shd w:fill="FAF5F7" w:color="auto" w:val="clear"/>
+            <w:tcMar>
+              <w:top w:type="dxa" w:w="70"/>
+              <w:left w:type="dxa" w:w="110"/>
+              <w:bottom w:type="dxa" w:w="70"/>
+              <w:right w:type="dxa" w:w="110"/>
+            </w:tcMar>
+            <w:vAlign w:val="center"/>
+          </w:tcPr>
+          <w:p>
+            <w:r>
+              <w:rPr>
+                <w:sz w:val="19"/>
+                <w:szCs w:val="19"/>
+              </w:rPr>
+              <w:t xml:space="preserve">Razorpay + COD, GST invoices, orders, refunds, notifications, coupons</w:t>
             </w:r>
           </w:p>
         </w:tc>
@@ -8521,6 +9623,231 @@
               <w:bottom w:val="single" w:color="D9D2D5" w:sz="1"/>
               <w:right w:val="single" w:color="D9D2D5" w:sz="1"/>
             </w:tcBorders>
+            <w:shd w:fill="FAF5F7" w:color="auto" w:val="clear"/>
+            <w:tcMar>
+              <w:top w:type="dxa" w:w="70"/>
+              <w:left w:type="dxa" w:w="110"/>
+              <w:bottom w:type="dxa" w:w="70"/>
+              <w:right w:type="dxa" w:w="110"/>
+            </w:tcMar>
+            <w:vAlign w:val="center"/>
+          </w:tcPr>
+          <w:p>
+            <w:r>
+              <w:rPr>
+                <w:sz w:val="19"/>
+                <w:szCs w:val="19"/>
+              </w:rPr>
+              <w:t xml:space="preserve">3–4 weeks</w:t>
+            </w:r>
+          </w:p>
+        </w:tc>
+        <w:tc>
+          <w:tcPr>
+            <w:tcW w:type="dxa" w:w="1600"/>
+            <w:tcBorders>
+              <w:top w:val="single" w:color="D9D2D5" w:sz="1"/>
+              <w:left w:val="single" w:color="D9D2D5" w:sz="1"/>
+              <w:bottom w:val="single" w:color="D9D2D5" w:sz="1"/>
+              <w:right w:val="single" w:color="D9D2D5" w:sz="1"/>
+            </w:tcBorders>
+            <w:shd w:fill="FAF5F7" w:color="auto" w:val="clear"/>
+            <w:tcMar>
+              <w:top w:type="dxa" w:w="70"/>
+              <w:left w:type="dxa" w:w="110"/>
+              <w:bottom w:type="dxa" w:w="70"/>
+              <w:right w:type="dxa" w:w="110"/>
+            </w:tcMar>
+            <w:vAlign w:val="center"/>
+          </w:tcPr>
+          <w:p>
+            <w:r>
+              <w:rPr>
+                <w:sz w:val="19"/>
+                <w:szCs w:val="19"/>
+              </w:rPr>
+              <w:t xml:space="preserve">Phase 2; Razorpay KYC; GST</w:t>
+            </w:r>
+          </w:p>
+        </w:tc>
+      </w:tr>
+      <w:tr>
+        <w:tc>
+          <w:tcPr>
+            <w:tcW w:type="dxa" w:w="2700"/>
+            <w:tcBorders>
+              <w:top w:val="single" w:color="D9D2D5" w:sz="1"/>
+              <w:left w:val="single" w:color="D9D2D5" w:sz="1"/>
+              <w:bottom w:val="single" w:color="D9D2D5" w:sz="1"/>
+              <w:right w:val="single" w:color="D9D2D5" w:sz="1"/>
+            </w:tcBorders>
+            <w:tcMar>
+              <w:top w:type="dxa" w:w="70"/>
+              <w:left w:type="dxa" w:w="110"/>
+              <w:bottom w:type="dxa" w:w="70"/>
+              <w:right w:type="dxa" w:w="110"/>
+            </w:tcMar>
+            <w:vAlign w:val="center"/>
+          </w:tcPr>
+          <w:p>
+            <w:r>
+              <w:rPr>
+                <w:sz w:val="19"/>
+                <w:szCs w:val="19"/>
+              </w:rPr>
+              <w:t xml:space="preserve">4. Fulfillment + vendor automation</w:t>
+            </w:r>
+          </w:p>
+        </w:tc>
+        <w:tc>
+          <w:tcPr>
+            <w:tcW w:type="dxa" w:w="3360"/>
+            <w:tcBorders>
+              <w:top w:val="single" w:color="D9D2D5" w:sz="1"/>
+              <w:left w:val="single" w:color="D9D2D5" w:sz="1"/>
+              <w:bottom w:val="single" w:color="D9D2D5" w:sz="1"/>
+              <w:right w:val="single" w:color="D9D2D5" w:sz="1"/>
+            </w:tcBorders>
+            <w:tcMar>
+              <w:top w:type="dxa" w:w="70"/>
+              <w:left w:type="dxa" w:w="110"/>
+              <w:bottom w:type="dxa" w:w="70"/>
+              <w:right w:type="dxa" w:w="110"/>
+            </w:tcMar>
+            <w:vAlign w:val="center"/>
+          </w:tcPr>
+          <w:p>
+            <w:r>
+              <w:rPr>
+                <w:sz w:val="19"/>
+                <w:szCs w:val="19"/>
+              </w:rPr>
+              <w:t xml:space="preserve">Routing, shipping + serviceability/COD/RTO, returns/RMA, automated ingestion</w:t>
+            </w:r>
+          </w:p>
+        </w:tc>
+        <w:tc>
+          <w:tcPr>
+            <w:tcW w:type="dxa" w:w="1700"/>
+            <w:tcBorders>
+              <w:top w:val="single" w:color="D9D2D5" w:sz="1"/>
+              <w:left w:val="single" w:color="D9D2D5" w:sz="1"/>
+              <w:bottom w:val="single" w:color="D9D2D5" w:sz="1"/>
+              <w:right w:val="single" w:color="D9D2D5" w:sz="1"/>
+            </w:tcBorders>
+            <w:tcMar>
+              <w:top w:type="dxa" w:w="70"/>
+              <w:left w:type="dxa" w:w="110"/>
+              <w:bottom w:type="dxa" w:w="70"/>
+              <w:right w:type="dxa" w:w="110"/>
+            </w:tcMar>
+            <w:vAlign w:val="center"/>
+          </w:tcPr>
+          <w:p>
+            <w:r>
+              <w:rPr>
+                <w:sz w:val="19"/>
+                <w:szCs w:val="19"/>
+              </w:rPr>
+              <w:t xml:space="preserve">3–4 weeks</w:t>
+            </w:r>
+          </w:p>
+        </w:tc>
+        <w:tc>
+          <w:tcPr>
+            <w:tcW w:type="dxa" w:w="1600"/>
+            <w:tcBorders>
+              <w:top w:val="single" w:color="D9D2D5" w:sz="1"/>
+              <w:left w:val="single" w:color="D9D2D5" w:sz="1"/>
+              <w:bottom w:val="single" w:color="D9D2D5" w:sz="1"/>
+              <w:right w:val="single" w:color="D9D2D5" w:sz="1"/>
+            </w:tcBorders>
+            <w:tcMar>
+              <w:top w:type="dxa" w:w="70"/>
+              <w:left w:type="dxa" w:w="110"/>
+              <w:bottom w:type="dxa" w:w="70"/>
+              <w:right w:type="dxa" w:w="110"/>
+            </w:tcMar>
+            <w:vAlign w:val="center"/>
+          </w:tcPr>
+          <w:p>
+            <w:r>
+              <w:rPr>
+                <w:sz w:val="19"/>
+                <w:szCs w:val="19"/>
+              </w:rPr>
+              <w:t xml:space="preserve">Phase 3; vendor feeds</w:t>
+            </w:r>
+          </w:p>
+        </w:tc>
+      </w:tr>
+      <w:tr>
+        <w:tc>
+          <w:tcPr>
+            <w:tcW w:type="dxa" w:w="2700"/>
+            <w:tcBorders>
+              <w:top w:val="single" w:color="D9D2D5" w:sz="1"/>
+              <w:left w:val="single" w:color="D9D2D5" w:sz="1"/>
+              <w:bottom w:val="single" w:color="D9D2D5" w:sz="1"/>
+              <w:right w:val="single" w:color="D9D2D5" w:sz="1"/>
+            </w:tcBorders>
+            <w:shd w:fill="FAF5F7" w:color="auto" w:val="clear"/>
+            <w:tcMar>
+              <w:top w:type="dxa" w:w="70"/>
+              <w:left w:type="dxa" w:w="110"/>
+              <w:bottom w:type="dxa" w:w="70"/>
+              <w:right w:type="dxa" w:w="110"/>
+            </w:tcMar>
+            <w:vAlign w:val="center"/>
+          </w:tcPr>
+          <w:p>
+            <w:r>
+              <w:rPr>
+                <w:sz w:val="19"/>
+                <w:szCs w:val="19"/>
+              </w:rPr>
+              <w:t xml:space="preserve">5. Reviews, content &amp; AI support</w:t>
+            </w:r>
+          </w:p>
+        </w:tc>
+        <w:tc>
+          <w:tcPr>
+            <w:tcW w:type="dxa" w:w="3360"/>
+            <w:tcBorders>
+              <w:top w:val="single" w:color="D9D2D5" w:sz="1"/>
+              <w:left w:val="single" w:color="D9D2D5" w:sz="1"/>
+              <w:bottom w:val="single" w:color="D9D2D5" w:sz="1"/>
+              <w:right w:val="single" w:color="D9D2D5" w:sz="1"/>
+            </w:tcBorders>
+            <w:shd w:fill="FAF5F7" w:color="auto" w:val="clear"/>
+            <w:tcMar>
+              <w:top w:type="dxa" w:w="70"/>
+              <w:left w:type="dxa" w:w="110"/>
+              <w:bottom w:type="dxa" w:w="70"/>
+              <w:right w:type="dxa" w:w="110"/>
+            </w:tcMar>
+            <w:vAlign w:val="center"/>
+          </w:tcPr>
+          <w:p>
+            <w:r>
+              <w:rPr>
+                <w:sz w:val="19"/>
+                <w:szCs w:val="19"/>
+              </w:rPr>
+              <w:t xml:space="preserve">Reviews/UGC, content/blog/merchandising, chatbot + Jira</w:t>
+            </w:r>
+          </w:p>
+        </w:tc>
+        <w:tc>
+          <w:tcPr>
+            <w:tcW w:type="dxa" w:w="1700"/>
+            <w:tcBorders>
+              <w:top w:val="single" w:color="D9D2D5" w:sz="1"/>
+              <w:left w:val="single" w:color="D9D2D5" w:sz="1"/>
+              <w:bottom w:val="single" w:color="D9D2D5" w:sz="1"/>
+              <w:right w:val="single" w:color="D9D2D5" w:sz="1"/>
+            </w:tcBorders>
+            <w:shd w:fill="FAF5F7" w:color="auto" w:val="clear"/>
             <w:tcMar>
               <w:top w:type="dxa" w:w="70"/>
               <w:left w:type="dxa" w:w="110"/>
@@ -8548,21 +9875,22 @@
               <w:bottom w:val="single" w:color="D9D2D5" w:sz="1"/>
               <w:right w:val="single" w:color="D9D2D5" w:sz="1"/>
             </w:tcBorders>
-            <w:tcMar>
-              <w:top w:type="dxa" w:w="70"/>
-              <w:left w:type="dxa" w:w="110"/>
-              <w:bottom w:type="dxa" w:w="70"/>
-              <w:right w:type="dxa" w:w="110"/>
-            </w:tcMar>
-            <w:vAlign w:val="center"/>
-          </w:tcPr>
-          <w:p>
-            <w:r>
-              <w:rPr>
-                <w:sz w:val="19"/>
-                <w:szCs w:val="19"/>
-              </w:rPr>
-              <w:t xml:space="preserve">Phase 2; Razorpay KYC</w:t>
+            <w:shd w:fill="FAF5F7" w:color="auto" w:val="clear"/>
+            <w:tcMar>
+              <w:top w:type="dxa" w:w="70"/>
+              <w:left w:type="dxa" w:w="110"/>
+              <w:bottom w:type="dxa" w:w="70"/>
+              <w:right w:type="dxa" w:w="110"/>
+            </w:tcMar>
+            <w:vAlign w:val="center"/>
+          </w:tcPr>
+          <w:p>
+            <w:r>
+              <w:rPr>
+                <w:sz w:val="19"/>
+                <w:szCs w:val="19"/>
+              </w:rPr>
+              <w:t xml:space="preserve">Phase 1+ ; Jira</w:t>
             </w:r>
           </w:p>
         </w:tc>
@@ -8577,22 +9905,21 @@
               <w:bottom w:val="single" w:color="D9D2D5" w:sz="1"/>
               <w:right w:val="single" w:color="D9D2D5" w:sz="1"/>
             </w:tcBorders>
-            <w:shd w:fill="FAF5F7" w:color="auto" w:val="clear"/>
-            <w:tcMar>
-              <w:top w:type="dxa" w:w="70"/>
-              <w:left w:type="dxa" w:w="110"/>
-              <w:bottom w:type="dxa" w:w="70"/>
-              <w:right w:type="dxa" w:w="110"/>
-            </w:tcMar>
-            <w:vAlign w:val="center"/>
-          </w:tcPr>
-          <w:p>
-            <w:r>
-              <w:rPr>
-                <w:sz w:val="19"/>
-                <w:szCs w:val="19"/>
-              </w:rPr>
-              <w:t xml:space="preserve">4. Fulfillment + vendor automation</w:t>
+            <w:tcMar>
+              <w:top w:type="dxa" w:w="70"/>
+              <w:left w:type="dxa" w:w="110"/>
+              <w:bottom w:type="dxa" w:w="70"/>
+              <w:right w:type="dxa" w:w="110"/>
+            </w:tcMar>
+            <w:vAlign w:val="center"/>
+          </w:tcPr>
+          <w:p>
+            <w:r>
+              <w:rPr>
+                <w:sz w:val="19"/>
+                <w:szCs w:val="19"/>
+              </w:rPr>
+              <w:t xml:space="preserve">6. Inventory &amp; replenishment (ERP)</w:t>
             </w:r>
           </w:p>
         </w:tc>
@@ -8605,22 +9932,21 @@
               <w:bottom w:val="single" w:color="D9D2D5" w:sz="1"/>
               <w:right w:val="single" w:color="D9D2D5" w:sz="1"/>
             </w:tcBorders>
-            <w:shd w:fill="FAF5F7" w:color="auto" w:val="clear"/>
-            <w:tcMar>
-              <w:top w:type="dxa" w:w="70"/>
-              <w:left w:type="dxa" w:w="110"/>
-              <w:bottom w:type="dxa" w:w="70"/>
-              <w:right w:type="dxa" w:w="110"/>
-            </w:tcMar>
-            <w:vAlign w:val="center"/>
-          </w:tcPr>
-          <w:p>
-            <w:r>
-              <w:rPr>
-                <w:sz w:val="19"/>
-                <w:szCs w:val="19"/>
-              </w:rPr>
-              <w:t xml:space="preserve">Order routing, shipping, automated ingestion</w:t>
+            <w:tcMar>
+              <w:top w:type="dxa" w:w="70"/>
+              <w:left w:type="dxa" w:w="110"/>
+              <w:bottom w:type="dxa" w:w="70"/>
+              <w:right w:type="dxa" w:w="110"/>
+            </w:tcMar>
+            <w:vAlign w:val="center"/>
+          </w:tcPr>
+          <w:p>
+            <w:r>
+              <w:rPr>
+                <w:sz w:val="19"/>
+                <w:szCs w:val="19"/>
+              </w:rPr>
+              <w:t xml:space="preserve">Replenishment engine, POs, FEFO, vendor scorecards</w:t>
             </w:r>
           </w:p>
         </w:tc>
@@ -8633,22 +9959,21 @@
               <w:bottom w:val="single" w:color="D9D2D5" w:sz="1"/>
               <w:right w:val="single" w:color="D9D2D5" w:sz="1"/>
             </w:tcBorders>
-            <w:shd w:fill="FAF5F7" w:color="auto" w:val="clear"/>
-            <w:tcMar>
-              <w:top w:type="dxa" w:w="70"/>
-              <w:left w:type="dxa" w:w="110"/>
-              <w:bottom w:type="dxa" w:w="70"/>
-              <w:right w:type="dxa" w:w="110"/>
-            </w:tcMar>
-            <w:vAlign w:val="center"/>
-          </w:tcPr>
-          <w:p>
-            <w:r>
-              <w:rPr>
-                <w:sz w:val="19"/>
-                <w:szCs w:val="19"/>
-              </w:rPr>
-              <w:t xml:space="preserve">3–4 weeks</w:t>
+            <w:tcMar>
+              <w:top w:type="dxa" w:w="70"/>
+              <w:left w:type="dxa" w:w="110"/>
+              <w:bottom w:type="dxa" w:w="70"/>
+              <w:right w:type="dxa" w:w="110"/>
+            </w:tcMar>
+            <w:vAlign w:val="center"/>
+          </w:tcPr>
+          <w:p>
+            <w:r>
+              <w:rPr>
+                <w:sz w:val="19"/>
+                <w:szCs w:val="19"/>
+              </w:rPr>
+              <w:t xml:space="preserve">2–3 weeks</w:t>
             </w:r>
           </w:p>
         </w:tc>
@@ -8661,22 +9986,21 @@
               <w:bottom w:val="single" w:color="D9D2D5" w:sz="1"/>
               <w:right w:val="single" w:color="D9D2D5" w:sz="1"/>
             </w:tcBorders>
-            <w:shd w:fill="FAF5F7" w:color="auto" w:val="clear"/>
-            <w:tcMar>
-              <w:top w:type="dxa" w:w="70"/>
-              <w:left w:type="dxa" w:w="110"/>
-              <w:bottom w:type="dxa" w:w="70"/>
-              <w:right w:type="dxa" w:w="110"/>
-            </w:tcMar>
-            <w:vAlign w:val="center"/>
-          </w:tcPr>
-          <w:p>
-            <w:r>
-              <w:rPr>
-                <w:sz w:val="19"/>
-                <w:szCs w:val="19"/>
-              </w:rPr>
-              <w:t xml:space="preserve">Phase 3; vendor feeds</w:t>
+            <w:tcMar>
+              <w:top w:type="dxa" w:w="70"/>
+              <w:left w:type="dxa" w:w="110"/>
+              <w:bottom w:type="dxa" w:w="70"/>
+              <w:right w:type="dxa" w:w="110"/>
+            </w:tcMar>
+            <w:vAlign w:val="center"/>
+          </w:tcPr>
+          <w:p>
+            <w:r>
+              <w:rPr>
+                <w:sz w:val="19"/>
+                <w:szCs w:val="19"/>
+              </w:rPr>
+              <w:t xml:space="preserve">Phase 4</w:t>
             </w:r>
           </w:p>
         </w:tc>
@@ -8691,21 +10015,22 @@
               <w:bottom w:val="single" w:color="D9D2D5" w:sz="1"/>
               <w:right w:val="single" w:color="D9D2D5" w:sz="1"/>
             </w:tcBorders>
-            <w:tcMar>
-              <w:top w:type="dxa" w:w="70"/>
-              <w:left w:type="dxa" w:w="110"/>
-              <w:bottom w:type="dxa" w:w="70"/>
-              <w:right w:type="dxa" w:w="110"/>
-            </w:tcMar>
-            <w:vAlign w:val="center"/>
-          </w:tcPr>
-          <w:p>
-            <w:r>
-              <w:rPr>
-                <w:sz w:val="19"/>
-                <w:szCs w:val="19"/>
-              </w:rPr>
-              <w:t xml:space="preserve">5. AI support + Jira</w:t>
+            <w:shd w:fill="FAF5F7" w:color="auto" w:val="clear"/>
+            <w:tcMar>
+              <w:top w:type="dxa" w:w="70"/>
+              <w:left w:type="dxa" w:w="110"/>
+              <w:bottom w:type="dxa" w:w="70"/>
+              <w:right w:type="dxa" w:w="110"/>
+            </w:tcMar>
+            <w:vAlign w:val="center"/>
+          </w:tcPr>
+          <w:p>
+            <w:r>
+              <w:rPr>
+                <w:sz w:val="19"/>
+                <w:szCs w:val="19"/>
+              </w:rPr>
+              <w:t xml:space="preserve">7. Marketplace enablement (future)</w:t>
             </w:r>
           </w:p>
         </w:tc>
@@ -8718,21 +10043,22 @@
               <w:bottom w:val="single" w:color="D9D2D5" w:sz="1"/>
               <w:right w:val="single" w:color="D9D2D5" w:sz="1"/>
             </w:tcBorders>
-            <w:tcMar>
-              <w:top w:type="dxa" w:w="70"/>
-              <w:left w:type="dxa" w:w="110"/>
-              <w:bottom w:type="dxa" w:w="70"/>
-              <w:right w:type="dxa" w:w="110"/>
-            </w:tcMar>
-            <w:vAlign w:val="center"/>
-          </w:tcPr>
-          <w:p>
-            <w:r>
-              <w:rPr>
-                <w:sz w:val="19"/>
-                <w:szCs w:val="19"/>
-              </w:rPr>
-              <w:t xml:space="preserve">Chatbot and ticket escalation</w:t>
+            <w:shd w:fill="FAF5F7" w:color="auto" w:val="clear"/>
+            <w:tcMar>
+              <w:top w:type="dxa" w:w="70"/>
+              <w:left w:type="dxa" w:w="110"/>
+              <w:bottom w:type="dxa" w:w="70"/>
+              <w:right w:type="dxa" w:w="110"/>
+            </w:tcMar>
+            <w:vAlign w:val="center"/>
+          </w:tcPr>
+          <w:p>
+            <w:r>
+              <w:rPr>
+                <w:sz w:val="19"/>
+                <w:szCs w:val="19"/>
+              </w:rPr>
+              <w:t xml:space="preserve">Seller portal, buy box, commission &amp; payouts</w:t>
             </w:r>
           </w:p>
         </w:tc>
@@ -8745,21 +10071,22 @@
               <w:bottom w:val="single" w:color="D9D2D5" w:sz="1"/>
               <w:right w:val="single" w:color="D9D2D5" w:sz="1"/>
             </w:tcBorders>
-            <w:tcMar>
-              <w:top w:type="dxa" w:w="70"/>
-              <w:left w:type="dxa" w:w="110"/>
-              <w:bottom w:type="dxa" w:w="70"/>
-              <w:right w:type="dxa" w:w="110"/>
-            </w:tcMar>
-            <w:vAlign w:val="center"/>
-          </w:tcPr>
-          <w:p>
-            <w:r>
-              <w:rPr>
-                <w:sz w:val="19"/>
-                <w:szCs w:val="19"/>
-              </w:rPr>
-              <w:t xml:space="preserve">1–2 weeks</w:t>
+            <w:shd w:fill="FAF5F7" w:color="auto" w:val="clear"/>
+            <w:tcMar>
+              <w:top w:type="dxa" w:w="70"/>
+              <w:left w:type="dxa" w:w="110"/>
+              <w:bottom w:type="dxa" w:w="70"/>
+              <w:right w:type="dxa" w:w="110"/>
+            </w:tcMar>
+            <w:vAlign w:val="center"/>
+          </w:tcPr>
+          <w:p>
+            <w:r>
+              <w:rPr>
+                <w:sz w:val="19"/>
+                <w:szCs w:val="19"/>
+              </w:rPr>
+              <w:t xml:space="preserve">Future track</w:t>
             </w:r>
           </w:p>
         </w:tc>
@@ -8772,230 +10099,7 @@
               <w:bottom w:val="single" w:color="D9D2D5" w:sz="1"/>
               <w:right w:val="single" w:color="D9D2D5" w:sz="1"/>
             </w:tcBorders>
-            <w:tcMar>
-              <w:top w:type="dxa" w:w="70"/>
-              <w:left w:type="dxa" w:w="110"/>
-              <w:bottom w:type="dxa" w:w="70"/>
-              <w:right w:type="dxa" w:w="110"/>
-            </w:tcMar>
-            <w:vAlign w:val="center"/>
-          </w:tcPr>
-          <w:p>
-            <w:r>
-              <w:rPr>
-                <w:sz w:val="19"/>
-                <w:szCs w:val="19"/>
-              </w:rPr>
-              <w:t xml:space="preserve">Phase 1+ (catalog/orders); Jira</w:t>
-            </w:r>
-          </w:p>
-        </w:tc>
-      </w:tr>
-      <w:tr>
-        <w:tc>
-          <w:tcPr>
-            <w:tcW w:type="dxa" w:w="2700"/>
-            <w:tcBorders>
-              <w:top w:val="single" w:color="D9D2D5" w:sz="1"/>
-              <w:left w:val="single" w:color="D9D2D5" w:sz="1"/>
-              <w:bottom w:val="single" w:color="D9D2D5" w:sz="1"/>
-              <w:right w:val="single" w:color="D9D2D5" w:sz="1"/>
-            </w:tcBorders>
-            <w:shd w:fill="FAF5F7" w:color="auto" w:val="clear"/>
-            <w:tcMar>
-              <w:top w:type="dxa" w:w="70"/>
-              <w:left w:type="dxa" w:w="110"/>
-              <w:bottom w:type="dxa" w:w="70"/>
-              <w:right w:type="dxa" w:w="110"/>
-            </w:tcMar>
-            <w:vAlign w:val="center"/>
-          </w:tcPr>
-          <w:p>
-            <w:r>
-              <w:rPr>
-                <w:sz w:val="19"/>
-                <w:szCs w:val="19"/>
-              </w:rPr>
-              <w:t xml:space="preserve">6. Inventory &amp; replenishment (ERP)</w:t>
-            </w:r>
-          </w:p>
-        </w:tc>
-        <w:tc>
-          <w:tcPr>
-            <w:tcW w:type="dxa" w:w="3360"/>
-            <w:tcBorders>
-              <w:top w:val="single" w:color="D9D2D5" w:sz="1"/>
-              <w:left w:val="single" w:color="D9D2D5" w:sz="1"/>
-              <w:bottom w:val="single" w:color="D9D2D5" w:sz="1"/>
-              <w:right w:val="single" w:color="D9D2D5" w:sz="1"/>
-            </w:tcBorders>
-            <w:shd w:fill="FAF5F7" w:color="auto" w:val="clear"/>
-            <w:tcMar>
-              <w:top w:type="dxa" w:w="70"/>
-              <w:left w:type="dxa" w:w="110"/>
-              <w:bottom w:type="dxa" w:w="70"/>
-              <w:right w:type="dxa" w:w="110"/>
-            </w:tcMar>
-            <w:vAlign w:val="center"/>
-          </w:tcPr>
-          <w:p>
-            <w:r>
-              <w:rPr>
-                <w:sz w:val="19"/>
-                <w:szCs w:val="19"/>
-              </w:rPr>
-              <w:t xml:space="preserve">Stock ledger, reorder policies, auto-PO/approval/alert</w:t>
-            </w:r>
-          </w:p>
-        </w:tc>
-        <w:tc>
-          <w:tcPr>
-            <w:tcW w:type="dxa" w:w="1700"/>
-            <w:tcBorders>
-              <w:top w:val="single" w:color="D9D2D5" w:sz="1"/>
-              <w:left w:val="single" w:color="D9D2D5" w:sz="1"/>
-              <w:bottom w:val="single" w:color="D9D2D5" w:sz="1"/>
-              <w:right w:val="single" w:color="D9D2D5" w:sz="1"/>
-            </w:tcBorders>
-            <w:shd w:fill="FAF5F7" w:color="auto" w:val="clear"/>
-            <w:tcMar>
-              <w:top w:type="dxa" w:w="70"/>
-              <w:left w:type="dxa" w:w="110"/>
-              <w:bottom w:type="dxa" w:w="70"/>
-              <w:right w:type="dxa" w:w="110"/>
-            </w:tcMar>
-            <w:vAlign w:val="center"/>
-          </w:tcPr>
-          <w:p>
-            <w:r>
-              <w:rPr>
-                <w:sz w:val="19"/>
-                <w:szCs w:val="19"/>
-              </w:rPr>
-              <w:t xml:space="preserve">2–3 weeks</w:t>
-            </w:r>
-          </w:p>
-        </w:tc>
-        <w:tc>
-          <w:tcPr>
-            <w:tcW w:type="dxa" w:w="1600"/>
-            <w:tcBorders>
-              <w:top w:val="single" w:color="D9D2D5" w:sz="1"/>
-              <w:left w:val="single" w:color="D9D2D5" w:sz="1"/>
-              <w:bottom w:val="single" w:color="D9D2D5" w:sz="1"/>
-              <w:right w:val="single" w:color="D9D2D5" w:sz="1"/>
-            </w:tcBorders>
-            <w:shd w:fill="FAF5F7" w:color="auto" w:val="clear"/>
-            <w:tcMar>
-              <w:top w:type="dxa" w:w="70"/>
-              <w:left w:type="dxa" w:w="110"/>
-              <w:bottom w:type="dxa" w:w="70"/>
-              <w:right w:type="dxa" w:w="110"/>
-            </w:tcMar>
-            <w:vAlign w:val="center"/>
-          </w:tcPr>
-          <w:p>
-            <w:r>
-              <w:rPr>
-                <w:sz w:val="19"/>
-                <w:szCs w:val="19"/>
-              </w:rPr>
-              <w:t xml:space="preserve">Phase 4</w:t>
-            </w:r>
-          </w:p>
-        </w:tc>
-      </w:tr>
-      <w:tr>
-        <w:tc>
-          <w:tcPr>
-            <w:tcW w:type="dxa" w:w="2700"/>
-            <w:tcBorders>
-              <w:top w:val="single" w:color="D9D2D5" w:sz="1"/>
-              <w:left w:val="single" w:color="D9D2D5" w:sz="1"/>
-              <w:bottom w:val="single" w:color="D9D2D5" w:sz="1"/>
-              <w:right w:val="single" w:color="D9D2D5" w:sz="1"/>
-            </w:tcBorders>
-            <w:tcMar>
-              <w:top w:type="dxa" w:w="70"/>
-              <w:left w:type="dxa" w:w="110"/>
-              <w:bottom w:type="dxa" w:w="70"/>
-              <w:right w:type="dxa" w:w="110"/>
-            </w:tcMar>
-            <w:vAlign w:val="center"/>
-          </w:tcPr>
-          <w:p>
-            <w:r>
-              <w:rPr>
-                <w:sz w:val="19"/>
-                <w:szCs w:val="19"/>
-              </w:rPr>
-              <w:t xml:space="preserve">7. Marketplace enablement (future)</w:t>
-            </w:r>
-          </w:p>
-        </w:tc>
-        <w:tc>
-          <w:tcPr>
-            <w:tcW w:type="dxa" w:w="3360"/>
-            <w:tcBorders>
-              <w:top w:val="single" w:color="D9D2D5" w:sz="1"/>
-              <w:left w:val="single" w:color="D9D2D5" w:sz="1"/>
-              <w:bottom w:val="single" w:color="D9D2D5" w:sz="1"/>
-              <w:right w:val="single" w:color="D9D2D5" w:sz="1"/>
-            </w:tcBorders>
-            <w:tcMar>
-              <w:top w:type="dxa" w:w="70"/>
-              <w:left w:type="dxa" w:w="110"/>
-              <w:bottom w:type="dxa" w:w="70"/>
-              <w:right w:type="dxa" w:w="110"/>
-            </w:tcMar>
-            <w:vAlign w:val="center"/>
-          </w:tcPr>
-          <w:p>
-            <w:r>
-              <w:rPr>
-                <w:sz w:val="19"/>
-                <w:szCs w:val="19"/>
-              </w:rPr>
-              <w:t xml:space="preserve">Seller portal, buy box, commission &amp; payouts</w:t>
-            </w:r>
-          </w:p>
-        </w:tc>
-        <w:tc>
-          <w:tcPr>
-            <w:tcW w:type="dxa" w:w="1700"/>
-            <w:tcBorders>
-              <w:top w:val="single" w:color="D9D2D5" w:sz="1"/>
-              <w:left w:val="single" w:color="D9D2D5" w:sz="1"/>
-              <w:bottom w:val="single" w:color="D9D2D5" w:sz="1"/>
-              <w:right w:val="single" w:color="D9D2D5" w:sz="1"/>
-            </w:tcBorders>
-            <w:tcMar>
-              <w:top w:type="dxa" w:w="70"/>
-              <w:left w:type="dxa" w:w="110"/>
-              <w:bottom w:type="dxa" w:w="70"/>
-              <w:right w:type="dxa" w:w="110"/>
-            </w:tcMar>
-            <w:vAlign w:val="center"/>
-          </w:tcPr>
-          <w:p>
-            <w:r>
-              <w:rPr>
-                <w:sz w:val="19"/>
-                <w:szCs w:val="19"/>
-              </w:rPr>
-              <w:t xml:space="preserve">Future track</w:t>
-            </w:r>
-          </w:p>
-        </w:tc>
-        <w:tc>
-          <w:tcPr>
-            <w:tcW w:type="dxa" w:w="1600"/>
-            <w:tcBorders>
-              <w:top w:val="single" w:color="D9D2D5" w:sz="1"/>
-              <w:left w:val="single" w:color="D9D2D5" w:sz="1"/>
-              <w:bottom w:val="single" w:color="D9D2D5" w:sz="1"/>
-              <w:right w:val="single" w:color="D9D2D5" w:sz="1"/>
-            </w:tcBorders>
+            <w:shd w:fill="FAF5F7" w:color="auto" w:val="clear"/>
             <w:tcMar>
               <w:top w:type="dxa" w:w="70"/>
               <w:left w:type="dxa" w:w="110"/>
@@ -9029,7 +10133,7 @@
         <w:pStyle w:val="Heading3"/>
       </w:pPr>
       <w:r>
-        <w:t xml:space="preserve">Phase 1 — Catalog, admin &amp; manual ingestion</w:t>
+        <w:t xml:space="preserve">Phase 0 — Foundations</w:t>
       </w:r>
     </w:p>
     <w:p>
@@ -9042,7 +10146,7 @@
         <w:spacing w:after="60" w:line="270"/>
       </w:pPr>
       <w:r>
-        <w:t xml:space="preserve">Vendor- and fulfillment-ready D1 schema (catalog, inventory, locations, ingestion, vendors).</w:t>
+        <w:t xml:space="preserve">Separate dev / staging / production environments with isolated D1/R2/KV and secrets.</w:t>
       </w:r>
     </w:p>
     <w:p>
@@ -9055,7 +10159,7 @@
         <w:spacing w:after="60" w:line="270"/>
       </w:pPr>
       <w:r>
-        <w:t xml:space="preserve">Password-protected admin panel (Cloudflare Access) for categories, brands, products, variants, inventory.</w:t>
+        <w:t xml:space="preserve">CI/CD with preview deployments; versioned D1 schema migrations; unit + Playwright e2e test harness.</w:t>
       </w:r>
     </w:p>
     <w:p>
@@ -9068,7 +10172,7 @@
         <w:spacing w:after="60" w:line="270"/>
       </w:pPr>
       <w:r>
-        <w:t xml:space="preserve">Image upload to Cloudflare R2; manual entry and spreadsheet/CSV bulk upload through the ingestion pipeline (validate → review → publish).</w:t>
+        <w:t xml:space="preserve">Observability (logs, metrics, error tracking, alerts), backups/DR, and security hardening (WAF, rate limiting, Turnstile).</w:t>
       </w:r>
     </w:p>
     <w:p>
@@ -9081,7 +10185,7 @@
         <w:spacing w:after="60" w:line="270"/>
       </w:pPr>
       <w:r>
-        <w:t xml:space="preserve">15–20 dummy “Beyond Gorgeous” products across the eight categories, fully editable.</w:t>
+        <w:t xml:space="preserve">Cloudflare Images; a base component/design system; data-access layer and outbox scaffold.</w:t>
       </w:r>
     </w:p>
     <w:p>
@@ -9094,7 +10198,7 @@
         <w:spacing w:after="60" w:line="270"/>
       </w:pPr>
       <w:r>
-        <w:t xml:space="preserve">Server-side-rendered product and category pages; slugs, metadata, Product + Breadcrumb structured data, sitemap, robots.txt.</w:t>
+        <w:t xml:space="preserve">Legal scaffolding: published policies, Grievance Officer, and consent capture.</w:t>
       </w:r>
     </w:p>
     <w:p>
@@ -9114,7 +10218,7 @@
         <w:t xml:space="preserve">Exit criteria: </w:t>
       </w:r>
       <w:r>
-        <w:t xml:space="preserve">founder can manage the catalog unaided; public product pages render server-side with structured data.</w:t>
+        <w:t xml:space="preserve">code ships through CI to staging with tests passing; rollback and migrations are proven.</w:t>
       </w:r>
     </w:p>
     <w:p>
@@ -9122,7 +10226,7 @@
         <w:pStyle w:val="Heading3"/>
       </w:pPr>
       <w:r>
-        <w:t xml:space="preserve">Phase 2 — Customers &amp; cart</w:t>
+        <w:t xml:space="preserve">Phase 1 — Catalog, admin &amp; manual ingestion</w:t>
       </w:r>
     </w:p>
     <w:p>
@@ -9135,7 +10239,7 @@
         <w:spacing w:after="60" w:line="270"/>
       </w:pPr>
       <w:r>
-        <w:t xml:space="preserve">Customer signup, login, profile, and saved addresses.</w:t>
+        <w:t xml:space="preserve">Seller-/fulfillment-/inventory-/tax-ready D1 schema incl. batch/expiry and money as minor units.</w:t>
       </w:r>
     </w:p>
     <w:p>
@@ -9148,7 +10252,7 @@
         <w:spacing w:after="60" w:line="270"/>
       </w:pPr>
       <w:r>
-        <w:t xml:space="preserve">Cart and wishlist; stock reservation logic.</w:t>
+        <w:t xml:space="preserve">Password-protected admin panel (Cloudflare Access) for categories, brands, products, variants, inventory; CMS-lite for banners/collections.</w:t>
       </w:r>
     </w:p>
     <w:p>
@@ -9161,22 +10265,7 @@
         <w:spacing w:after="60" w:line="270"/>
       </w:pPr>
       <w:r>
-        <w:rPr>
-          <w:b/>
-          <w:bCs/>
-        </w:rPr>
-        <w:t xml:space="preserve">Exit criteria: </w:t>
-      </w:r>
-      <w:r>
-        <w:t xml:space="preserve">a customer can register, browse, and build a cart that holds reserved stock.</w:t>
-      </w:r>
-    </w:p>
-    <w:p>
-      <w:pPr>
-        <w:pStyle w:val="Heading3"/>
-      </w:pPr>
-      <w:r>
-        <w:t xml:space="preserve">Phase 3 — Checkout &amp; payments</w:t>
+        <w:t xml:space="preserve">Image upload to Cloudflare R2; manual entry and spreadsheet/CSV bulk upload through the ingestion pipeline (validate → review → publish).</w:t>
       </w:r>
     </w:p>
     <w:p>
@@ -9189,7 +10278,7 @@
         <w:spacing w:after="60" w:line="270"/>
       </w:pPr>
       <w:r>
-        <w:t xml:space="preserve">Razorpay integration (UPI, cards, net banking, wallets); payment webhooks.</w:t>
+        <w:t xml:space="preserve">15–20 dummy “Beyond Gorgeous” products; server-side-rendered product/category pages with structured data, sitemap, robots.txt.</w:t>
       </w:r>
     </w:p>
     <w:p>
@@ -9202,7 +10291,22 @@
         <w:spacing w:after="60" w:line="270"/>
       </w:pPr>
       <w:r>
-        <w:t xml:space="preserve">Order lifecycle, order records, and confirmation emails; richer SEO offer data.</w:t>
+        <w:rPr>
+          <w:b/>
+          <w:bCs/>
+        </w:rPr>
+        <w:t xml:space="preserve">Exit criteria: </w:t>
+      </w:r>
+      <w:r>
+        <w:t xml:space="preserve">founder can manage the catalog unaided; public pages render server-side with structured data.</w:t>
+      </w:r>
+    </w:p>
+    <w:p>
+      <w:pPr>
+        <w:pStyle w:val="Heading3"/>
+      </w:pPr>
+      <w:r>
+        <w:t xml:space="preserve">Phase 2 — Customers &amp; cart</w:t>
       </w:r>
     </w:p>
     <w:p>
@@ -9215,22 +10319,7 @@
         <w:spacing w:after="60" w:line="270"/>
       </w:pPr>
       <w:r>
-        <w:rPr>
-          <w:b/>
-          <w:bCs/>
-        </w:rPr>
-        <w:t xml:space="preserve">Exit criteria: </w:t>
-      </w:r>
-      <w:r>
-        <w:t xml:space="preserve">an end-to-end test order can be paid for and confirmed.</w:t>
-      </w:r>
-    </w:p>
-    <w:p>
-      <w:pPr>
-        <w:pStyle w:val="Heading3"/>
-      </w:pPr>
-      <w:r>
-        <w:t xml:space="preserve">Phase 4 — Fulfillment &amp; vendor automation</w:t>
+        <w:t xml:space="preserve">Phone-OTP login and first-class guest checkout; profiles and saved addresses (pincode).</w:t>
       </w:r>
     </w:p>
     <w:p>
@@ -9243,7 +10332,7 @@
         <w:spacing w:after="60" w:line="270"/>
       </w:pPr>
       <w:r>
-        <w:t xml:space="preserve">Order-routing engine for dropship and self-fulfilled lines, including split shipments.</w:t>
+        <w:t xml:space="preserve">Cart and wishlist; back-in-stock subscriptions; atomic stock reservation.</w:t>
       </w:r>
     </w:p>
     <w:p>
@@ -9256,7 +10345,22 @@
         <w:spacing w:after="60" w:line="270"/>
       </w:pPr>
       <w:r>
-        <w:t xml:space="preserve">Self-fulfilled shipping via courier aggregator; dropship tracking ingestion.</w:t>
+        <w:rPr>
+          <w:b/>
+          <w:bCs/>
+        </w:rPr>
+        <w:t xml:space="preserve">Exit criteria: </w:t>
+      </w:r>
+      <w:r>
+        <w:t xml:space="preserve">a guest can shop and a customer can log in via OTP and build a cart that holds reserved stock.</w:t>
+      </w:r>
+    </w:p>
+    <w:p>
+      <w:pPr>
+        <w:pStyle w:val="Heading3"/>
+      </w:pPr>
+      <w:r>
+        <w:t xml:space="preserve">Phase 3 — Checkout, payments &amp; tax</w:t>
       </w:r>
     </w:p>
     <w:p>
@@ -9269,7 +10373,7 @@
         <w:spacing w:after="60" w:line="270"/>
       </w:pPr>
       <w:r>
-        <w:t xml:space="preserve">Automated ingestion: vendor API webhooks, scheduled pulls, and email-in.</w:t>
+        <w:t xml:space="preserve">Razorpay (UPI/cards/net-banking/wallets) and cash-on-delivery; signed webhooks and idempotency keys.</w:t>
       </w:r>
     </w:p>
     <w:p>
@@ -9282,22 +10386,7 @@
         <w:spacing w:after="60" w:line="270"/>
       </w:pPr>
       <w:r>
-        <w:rPr>
-          <w:b/>
-          <w:bCs/>
-        </w:rPr>
-        <w:t xml:space="preserve">Exit criteria: </w:t>
-      </w:r>
-      <w:r>
-        <w:t xml:space="preserve">orders route automatically to the right source; a vendor feed updates stock without manual effort.</w:t>
-      </w:r>
-    </w:p>
-    <w:p>
-      <w:pPr>
-        <w:pStyle w:val="Heading3"/>
-      </w:pPr>
-      <w:r>
-        <w:t xml:space="preserve">Phase 5 — AI customer support &amp; Jira</w:t>
+        <w:t xml:space="preserve">Order state machine and refunds; GST-compliant tax invoices; transactional notifications (email/SMS/WhatsApp); basic coupons; abandoned-cart recovery.</w:t>
       </w:r>
     </w:p>
     <w:p>
@@ -9310,7 +10399,22 @@
         <w:spacing w:after="60" w:line="270"/>
       </w:pPr>
       <w:r>
-        <w:t xml:space="preserve">Chatbot grounded in catalog, order data, and FAQ; Jira ticket escalation with context.</w:t>
+        <w:rPr>
+          <w:b/>
+          <w:bCs/>
+        </w:rPr>
+        <w:t xml:space="preserve">Exit criteria: </w:t>
+      </w:r>
+      <w:r>
+        <w:t xml:space="preserve">an end-to-end order can be paid (or placed as COD), invoiced, and confirmed with notifications.</w:t>
+      </w:r>
+    </w:p>
+    <w:p>
+      <w:pPr>
+        <w:pStyle w:val="Heading3"/>
+      </w:pPr>
+      <w:r>
+        <w:t xml:space="preserve">Phase 4 — Fulfillment &amp; vendor automation</w:t>
       </w:r>
     </w:p>
     <w:p>
@@ -9323,6 +10427,45 @@
         <w:spacing w:after="60" w:line="270"/>
       </w:pPr>
       <w:r>
+        <w:t xml:space="preserve">Order-routing engine for dropship and self-fulfilled lines, including split shipments.</w:t>
+      </w:r>
+    </w:p>
+    <w:p>
+      <w:pPr>
+        <w:pStyle w:val="ListParagraph"/>
+        <w:numPr>
+          <w:ilvl w:val="0"/>
+          <w:numId w:val="2"/>
+        </w:numPr>
+        <w:spacing w:after="60" w:line="270"/>
+      </w:pPr>
+      <w:r>
+        <w:t xml:space="preserve">Shipping via courier aggregator with pincode serviceability and COD/RTO handling; dropship tracking ingestion.</w:t>
+      </w:r>
+    </w:p>
+    <w:p>
+      <w:pPr>
+        <w:pStyle w:val="ListParagraph"/>
+        <w:numPr>
+          <w:ilvl w:val="0"/>
+          <w:numId w:val="2"/>
+        </w:numPr>
+        <w:spacing w:after="60" w:line="270"/>
+      </w:pPr>
+      <w:r>
+        <w:t xml:space="preserve">Returns/RMA reverse logistics; automated ingestion (vendor API webhooks, scheduled pulls, email-in).</w:t>
+      </w:r>
+    </w:p>
+    <w:p>
+      <w:pPr>
+        <w:pStyle w:val="ListParagraph"/>
+        <w:numPr>
+          <w:ilvl w:val="0"/>
+          <w:numId w:val="2"/>
+        </w:numPr>
+        <w:spacing w:after="60" w:line="270"/>
+      </w:pPr>
+      <w:r>
         <w:rPr>
           <w:b/>
           <w:bCs/>
@@ -9330,7 +10473,61 @@
         <w:t xml:space="preserve">Exit criteria: </w:t>
       </w:r>
       <w:r>
-        <w:t xml:space="preserve">common queries are answered automatically; complex issues create a Jira ticket.</w:t>
+        <w:t xml:space="preserve">orders route automatically; a vendor feed updates stock without manual effort; returns flow end-to-end.</w:t>
+      </w:r>
+    </w:p>
+    <w:p>
+      <w:pPr>
+        <w:pStyle w:val="Heading3"/>
+      </w:pPr>
+      <w:r>
+        <w:t xml:space="preserve">Phase 5 — Reviews, content &amp; AI support</w:t>
+      </w:r>
+    </w:p>
+    <w:p>
+      <w:pPr>
+        <w:pStyle w:val="ListParagraph"/>
+        <w:numPr>
+          <w:ilvl w:val="0"/>
+          <w:numId w:val="2"/>
+        </w:numPr>
+        <w:spacing w:after="60" w:line="270"/>
+      </w:pPr>
+      <w:r>
+        <w:t xml:space="preserve">Reviews/UGC with moderation (and Review structured data); content/blog and merchandising (collections, bundles).</w:t>
+      </w:r>
+    </w:p>
+    <w:p>
+      <w:pPr>
+        <w:pStyle w:val="ListParagraph"/>
+        <w:numPr>
+          <w:ilvl w:val="0"/>
+          <w:numId w:val="2"/>
+        </w:numPr>
+        <w:spacing w:after="60" w:line="270"/>
+      </w:pPr>
+      <w:r>
+        <w:t xml:space="preserve">Chatbot grounded in catalog, order data, and FAQ; Jira ticket escalation with context.</w:t>
+      </w:r>
+    </w:p>
+    <w:p>
+      <w:pPr>
+        <w:pStyle w:val="ListParagraph"/>
+        <w:numPr>
+          <w:ilvl w:val="0"/>
+          <w:numId w:val="2"/>
+        </w:numPr>
+        <w:spacing w:after="60" w:line="270"/>
+      </w:pPr>
+      <w:r>
+        <w:rPr>
+          <w:b/>
+          <w:bCs/>
+        </w:rPr>
+        <w:t xml:space="preserve">Exit criteria: </w:t>
+      </w:r>
+      <w:r>
+        <w:t xml:space="preserve">customers can review products; common queries are answered automatically; complex issues create a Jira ticket.</w:t>
       </w:r>
     </w:p>
     <w:p>
@@ -10802,6 +11999,261 @@
                 <w:szCs w:val="19"/>
               </w:rPr>
               <w:t xml:space="preserve">Founder — supply when available</w:t>
+            </w:r>
+          </w:p>
+        </w:tc>
+      </w:tr>
+      <w:tr>
+        <w:tc>
+          <w:tcPr>
+            <w:tcW w:type="dxa" w:w="3000"/>
+            <w:tcBorders>
+              <w:top w:val="single" w:color="D9D2D5" w:sz="1"/>
+              <w:left w:val="single" w:color="D9D2D5" w:sz="1"/>
+              <w:bottom w:val="single" w:color="D9D2D5" w:sz="1"/>
+              <w:right w:val="single" w:color="D9D2D5" w:sz="1"/>
+            </w:tcBorders>
+            <w:shd w:fill="FAF5F7" w:color="auto" w:val="clear"/>
+            <w:tcMar>
+              <w:top w:type="dxa" w:w="70"/>
+              <w:left w:type="dxa" w:w="110"/>
+              <w:bottom w:type="dxa" w:w="70"/>
+              <w:right w:type="dxa" w:w="110"/>
+            </w:tcMar>
+            <w:vAlign w:val="center"/>
+          </w:tcPr>
+          <w:p>
+            <w:r>
+              <w:rPr>
+                <w:sz w:val="19"/>
+                <w:szCs w:val="19"/>
+              </w:rPr>
+              <w:t xml:space="preserve">GST registration &amp; policies</w:t>
+            </w:r>
+          </w:p>
+        </w:tc>
+        <w:tc>
+          <w:tcPr>
+            <w:tcW w:type="dxa" w:w="3000"/>
+            <w:tcBorders>
+              <w:top w:val="single" w:color="D9D2D5" w:sz="1"/>
+              <w:left w:val="single" w:color="D9D2D5" w:sz="1"/>
+              <w:bottom w:val="single" w:color="D9D2D5" w:sz="1"/>
+              <w:right w:val="single" w:color="D9D2D5" w:sz="1"/>
+            </w:tcBorders>
+            <w:shd w:fill="FAF5F7" w:color="auto" w:val="clear"/>
+            <w:tcMar>
+              <w:top w:type="dxa" w:w="70"/>
+              <w:left w:type="dxa" w:w="110"/>
+              <w:bottom w:type="dxa" w:w="70"/>
+              <w:right w:type="dxa" w:w="110"/>
+            </w:tcMar>
+            <w:vAlign w:val="center"/>
+          </w:tcPr>
+          <w:p>
+            <w:r>
+              <w:rPr>
+                <w:sz w:val="19"/>
+                <w:szCs w:val="19"/>
+              </w:rPr>
+              <w:t xml:space="preserve">Phase 3 tax + compliance</w:t>
+            </w:r>
+          </w:p>
+        </w:tc>
+        <w:tc>
+          <w:tcPr>
+            <w:tcW w:type="dxa" w:w="3360"/>
+            <w:tcBorders>
+              <w:top w:val="single" w:color="D9D2D5" w:sz="1"/>
+              <w:left w:val="single" w:color="D9D2D5" w:sz="1"/>
+              <w:bottom w:val="single" w:color="D9D2D5" w:sz="1"/>
+              <w:right w:val="single" w:color="D9D2D5" w:sz="1"/>
+            </w:tcBorders>
+            <w:shd w:fill="FAF5F7" w:color="auto" w:val="clear"/>
+            <w:tcMar>
+              <w:top w:type="dxa" w:w="70"/>
+              <w:left w:type="dxa" w:w="110"/>
+              <w:bottom w:type="dxa" w:w="70"/>
+              <w:right w:type="dxa" w:w="110"/>
+            </w:tcMar>
+            <w:vAlign w:val="center"/>
+          </w:tcPr>
+          <w:p>
+            <w:r>
+              <w:rPr>
+                <w:sz w:val="19"/>
+                <w:szCs w:val="19"/>
+              </w:rPr>
+              <w:t xml:space="preserve">Founder — register; publish policies + Grievance Officer</w:t>
+            </w:r>
+          </w:p>
+        </w:tc>
+      </w:tr>
+      <w:tr>
+        <w:tc>
+          <w:tcPr>
+            <w:tcW w:type="dxa" w:w="3000"/>
+            <w:tcBorders>
+              <w:top w:val="single" w:color="D9D2D5" w:sz="1"/>
+              <w:left w:val="single" w:color="D9D2D5" w:sz="1"/>
+              <w:bottom w:val="single" w:color="D9D2D5" w:sz="1"/>
+              <w:right w:val="single" w:color="D9D2D5" w:sz="1"/>
+            </w:tcBorders>
+            <w:tcMar>
+              <w:top w:type="dxa" w:w="70"/>
+              <w:left w:type="dxa" w:w="110"/>
+              <w:bottom w:type="dxa" w:w="70"/>
+              <w:right w:type="dxa" w:w="110"/>
+            </w:tcMar>
+            <w:vAlign w:val="center"/>
+          </w:tcPr>
+          <w:p>
+            <w:r>
+              <w:rPr>
+                <w:sz w:val="19"/>
+                <w:szCs w:val="19"/>
+              </w:rPr>
+              <w:t xml:space="preserve">Messaging providers (SMS/WhatsApp)</w:t>
+            </w:r>
+          </w:p>
+        </w:tc>
+        <w:tc>
+          <w:tcPr>
+            <w:tcW w:type="dxa" w:w="3000"/>
+            <w:tcBorders>
+              <w:top w:val="single" w:color="D9D2D5" w:sz="1"/>
+              <w:left w:val="single" w:color="D9D2D5" w:sz="1"/>
+              <w:bottom w:val="single" w:color="D9D2D5" w:sz="1"/>
+              <w:right w:val="single" w:color="D9D2D5" w:sz="1"/>
+            </w:tcBorders>
+            <w:tcMar>
+              <w:top w:type="dxa" w:w="70"/>
+              <w:left w:type="dxa" w:w="110"/>
+              <w:bottom w:type="dxa" w:w="70"/>
+              <w:right w:type="dxa" w:w="110"/>
+            </w:tcMar>
+            <w:vAlign w:val="center"/>
+          </w:tcPr>
+          <w:p>
+            <w:r>
+              <w:rPr>
+                <w:sz w:val="19"/>
+                <w:szCs w:val="19"/>
+              </w:rPr>
+              <w:t xml:space="preserve">Phase 3 notifications</w:t>
+            </w:r>
+          </w:p>
+        </w:tc>
+        <w:tc>
+          <w:tcPr>
+            <w:tcW w:type="dxa" w:w="3360"/>
+            <w:tcBorders>
+              <w:top w:val="single" w:color="D9D2D5" w:sz="1"/>
+              <w:left w:val="single" w:color="D9D2D5" w:sz="1"/>
+              <w:bottom w:val="single" w:color="D9D2D5" w:sz="1"/>
+              <w:right w:val="single" w:color="D9D2D5" w:sz="1"/>
+            </w:tcBorders>
+            <w:tcMar>
+              <w:top w:type="dxa" w:w="70"/>
+              <w:left w:type="dxa" w:w="110"/>
+              <w:bottom w:type="dxa" w:w="70"/>
+              <w:right w:type="dxa" w:w="110"/>
+            </w:tcMar>
+            <w:vAlign w:val="center"/>
+          </w:tcPr>
+          <w:p>
+            <w:r>
+              <w:rPr>
+                <w:sz w:val="19"/>
+                <w:szCs w:val="19"/>
+              </w:rPr>
+              <w:t xml:space="preserve">Founder — sign up (e.g. Gupshup/Twilio/Meta WABA)</w:t>
+            </w:r>
+          </w:p>
+        </w:tc>
+      </w:tr>
+      <w:tr>
+        <w:tc>
+          <w:tcPr>
+            <w:tcW w:type="dxa" w:w="3000"/>
+            <w:tcBorders>
+              <w:top w:val="single" w:color="D9D2D5" w:sz="1"/>
+              <w:left w:val="single" w:color="D9D2D5" w:sz="1"/>
+              <w:bottom w:val="single" w:color="D9D2D5" w:sz="1"/>
+              <w:right w:val="single" w:color="D9D2D5" w:sz="1"/>
+            </w:tcBorders>
+            <w:shd w:fill="FAF5F7" w:color="auto" w:val="clear"/>
+            <w:tcMar>
+              <w:top w:type="dxa" w:w="70"/>
+              <w:left w:type="dxa" w:w="110"/>
+              <w:bottom w:type="dxa" w:w="70"/>
+              <w:right w:type="dxa" w:w="110"/>
+            </w:tcMar>
+            <w:vAlign w:val="center"/>
+          </w:tcPr>
+          <w:p>
+            <w:r>
+              <w:rPr>
+                <w:sz w:val="19"/>
+                <w:szCs w:val="19"/>
+              </w:rPr>
+              <w:t xml:space="preserve">Cosmetics labeling / CDSCO</w:t>
+            </w:r>
+          </w:p>
+        </w:tc>
+        <w:tc>
+          <w:tcPr>
+            <w:tcW w:type="dxa" w:w="3000"/>
+            <w:tcBorders>
+              <w:top w:val="single" w:color="D9D2D5" w:sz="1"/>
+              <w:left w:val="single" w:color="D9D2D5" w:sz="1"/>
+              <w:bottom w:val="single" w:color="D9D2D5" w:sz="1"/>
+              <w:right w:val="single" w:color="D9D2D5" w:sz="1"/>
+            </w:tcBorders>
+            <w:shd w:fill="FAF5F7" w:color="auto" w:val="clear"/>
+            <w:tcMar>
+              <w:top w:type="dxa" w:w="70"/>
+              <w:left w:type="dxa" w:w="110"/>
+              <w:bottom w:type="dxa" w:w="70"/>
+              <w:right w:type="dxa" w:w="110"/>
+            </w:tcMar>
+            <w:vAlign w:val="center"/>
+          </w:tcPr>
+          <w:p>
+            <w:r>
+              <w:rPr>
+                <w:sz w:val="19"/>
+                <w:szCs w:val="19"/>
+              </w:rPr>
+              <w:t xml:space="preserve">Selling cosmetics legally</w:t>
+            </w:r>
+          </w:p>
+        </w:tc>
+        <w:tc>
+          <w:tcPr>
+            <w:tcW w:type="dxa" w:w="3360"/>
+            <w:tcBorders>
+              <w:top w:val="single" w:color="D9D2D5" w:sz="1"/>
+              <w:left w:val="single" w:color="D9D2D5" w:sz="1"/>
+              <w:bottom w:val="single" w:color="D9D2D5" w:sz="1"/>
+              <w:right w:val="single" w:color="D9D2D5" w:sz="1"/>
+            </w:tcBorders>
+            <w:shd w:fill="FAF5F7" w:color="auto" w:val="clear"/>
+            <w:tcMar>
+              <w:top w:type="dxa" w:w="70"/>
+              <w:left w:type="dxa" w:w="110"/>
+              <w:bottom w:type="dxa" w:w="70"/>
+              <w:right w:type="dxa" w:w="110"/>
+            </w:tcMar>
+            <w:vAlign w:val="center"/>
+          </w:tcPr>
+          <w:p>
+            <w:r>
+              <w:rPr>
+                <w:sz w:val="19"/>
+                <w:szCs w:val="19"/>
+              </w:rPr>
+              <w:t xml:space="preserve">Founder — ensure label/import compliance</w:t>
             </w:r>
           </w:p>
         </w:tc>
@@ -12082,6 +13534,564 @@
           </w:p>
         </w:tc>
       </w:tr>
+      <w:tr>
+        <w:tc>
+          <w:tcPr>
+            <w:tcW w:type="dxa" w:w="3200"/>
+            <w:tcBorders>
+              <w:top w:val="single" w:color="D9D2D5" w:sz="1"/>
+              <w:left w:val="single" w:color="D9D2D5" w:sz="1"/>
+              <w:bottom w:val="single" w:color="D9D2D5" w:sz="1"/>
+              <w:right w:val="single" w:color="D9D2D5" w:sz="1"/>
+            </w:tcBorders>
+            <w:tcMar>
+              <w:top w:type="dxa" w:w="70"/>
+              <w:left w:type="dxa" w:w="110"/>
+              <w:bottom w:type="dxa" w:w="70"/>
+              <w:right w:type="dxa" w:w="110"/>
+            </w:tcMar>
+            <w:vAlign w:val="center"/>
+          </w:tcPr>
+          <w:p>
+            <w:r>
+              <w:rPr>
+                <w:sz w:val="19"/>
+                <w:szCs w:val="19"/>
+              </w:rPr>
+              <w:t xml:space="preserve">Non-compliance (GST / DPDP / e-commerce rules)</w:t>
+            </w:r>
+          </w:p>
+        </w:tc>
+        <w:tc>
+          <w:tcPr>
+            <w:tcW w:type="dxa" w:w="1380"/>
+            <w:tcBorders>
+              <w:top w:val="single" w:color="D9D2D5" w:sz="1"/>
+              <w:left w:val="single" w:color="D9D2D5" w:sz="1"/>
+              <w:bottom w:val="single" w:color="D9D2D5" w:sz="1"/>
+              <w:right w:val="single" w:color="D9D2D5" w:sz="1"/>
+            </w:tcBorders>
+            <w:tcMar>
+              <w:top w:type="dxa" w:w="70"/>
+              <w:left w:type="dxa" w:w="110"/>
+              <w:bottom w:type="dxa" w:w="70"/>
+              <w:right w:type="dxa" w:w="110"/>
+            </w:tcMar>
+            <w:vAlign w:val="center"/>
+          </w:tcPr>
+          <w:p>
+            <w:r>
+              <w:rPr>
+                <w:sz w:val="19"/>
+                <w:szCs w:val="19"/>
+              </w:rPr>
+              <w:t xml:space="preserve">Medium</w:t>
+            </w:r>
+          </w:p>
+        </w:tc>
+        <w:tc>
+          <w:tcPr>
+            <w:tcW w:type="dxa" w:w="1180"/>
+            <w:tcBorders>
+              <w:top w:val="single" w:color="D9D2D5" w:sz="1"/>
+              <w:left w:val="single" w:color="D9D2D5" w:sz="1"/>
+              <w:bottom w:val="single" w:color="D9D2D5" w:sz="1"/>
+              <w:right w:val="single" w:color="D9D2D5" w:sz="1"/>
+            </w:tcBorders>
+            <w:tcMar>
+              <w:top w:type="dxa" w:w="70"/>
+              <w:left w:type="dxa" w:w="110"/>
+              <w:bottom w:type="dxa" w:w="70"/>
+              <w:right w:type="dxa" w:w="110"/>
+            </w:tcMar>
+            <w:vAlign w:val="center"/>
+          </w:tcPr>
+          <w:p>
+            <w:r>
+              <w:rPr>
+                <w:sz w:val="19"/>
+                <w:szCs w:val="19"/>
+              </w:rPr>
+              <w:t xml:space="preserve">High</w:t>
+            </w:r>
+          </w:p>
+        </w:tc>
+        <w:tc>
+          <w:tcPr>
+            <w:tcW w:type="dxa" w:w="3600"/>
+            <w:tcBorders>
+              <w:top w:val="single" w:color="D9D2D5" w:sz="1"/>
+              <w:left w:val="single" w:color="D9D2D5" w:sz="1"/>
+              <w:bottom w:val="single" w:color="D9D2D5" w:sz="1"/>
+              <w:right w:val="single" w:color="D9D2D5" w:sz="1"/>
+            </w:tcBorders>
+            <w:tcMar>
+              <w:top w:type="dxa" w:w="70"/>
+              <w:left w:type="dxa" w:w="110"/>
+              <w:bottom w:type="dxa" w:w="70"/>
+              <w:right w:type="dxa" w:w="110"/>
+            </w:tcMar>
+            <w:vAlign w:val="center"/>
+          </w:tcPr>
+          <w:p>
+            <w:r>
+              <w:rPr>
+                <w:sz w:val="19"/>
+                <w:szCs w:val="19"/>
+              </w:rPr>
+              <w:t xml:space="preserve">Compliance workstream from Phase 0; policies, Grievance Officer, GST invoices</w:t>
+            </w:r>
+          </w:p>
+        </w:tc>
+      </w:tr>
+      <w:tr>
+        <w:tc>
+          <w:tcPr>
+            <w:tcW w:type="dxa" w:w="3200"/>
+            <w:tcBorders>
+              <w:top w:val="single" w:color="D9D2D5" w:sz="1"/>
+              <w:left w:val="single" w:color="D9D2D5" w:sz="1"/>
+              <w:bottom w:val="single" w:color="D9D2D5" w:sz="1"/>
+              <w:right w:val="single" w:color="D9D2D5" w:sz="1"/>
+            </w:tcBorders>
+            <w:shd w:fill="FAF5F7" w:color="auto" w:val="clear"/>
+            <w:tcMar>
+              <w:top w:type="dxa" w:w="70"/>
+              <w:left w:type="dxa" w:w="110"/>
+              <w:bottom w:type="dxa" w:w="70"/>
+              <w:right w:type="dxa" w:w="110"/>
+            </w:tcMar>
+            <w:vAlign w:val="center"/>
+          </w:tcPr>
+          <w:p>
+            <w:r>
+              <w:rPr>
+                <w:sz w:val="19"/>
+                <w:szCs w:val="19"/>
+              </w:rPr>
+              <w:t xml:space="preserve">COD return-to-origin (RTO) loss &amp; fraud</w:t>
+            </w:r>
+          </w:p>
+        </w:tc>
+        <w:tc>
+          <w:tcPr>
+            <w:tcW w:type="dxa" w:w="1380"/>
+            <w:tcBorders>
+              <w:top w:val="single" w:color="D9D2D5" w:sz="1"/>
+              <w:left w:val="single" w:color="D9D2D5" w:sz="1"/>
+              <w:bottom w:val="single" w:color="D9D2D5" w:sz="1"/>
+              <w:right w:val="single" w:color="D9D2D5" w:sz="1"/>
+            </w:tcBorders>
+            <w:shd w:fill="FAF5F7" w:color="auto" w:val="clear"/>
+            <w:tcMar>
+              <w:top w:type="dxa" w:w="70"/>
+              <w:left w:type="dxa" w:w="110"/>
+              <w:bottom w:type="dxa" w:w="70"/>
+              <w:right w:type="dxa" w:w="110"/>
+            </w:tcMar>
+            <w:vAlign w:val="center"/>
+          </w:tcPr>
+          <w:p>
+            <w:r>
+              <w:rPr>
+                <w:sz w:val="19"/>
+                <w:szCs w:val="19"/>
+              </w:rPr>
+              <w:t xml:space="preserve">High</w:t>
+            </w:r>
+          </w:p>
+        </w:tc>
+        <w:tc>
+          <w:tcPr>
+            <w:tcW w:type="dxa" w:w="1180"/>
+            <w:tcBorders>
+              <w:top w:val="single" w:color="D9D2D5" w:sz="1"/>
+              <w:left w:val="single" w:color="D9D2D5" w:sz="1"/>
+              <w:bottom w:val="single" w:color="D9D2D5" w:sz="1"/>
+              <w:right w:val="single" w:color="D9D2D5" w:sz="1"/>
+            </w:tcBorders>
+            <w:shd w:fill="FAF5F7" w:color="auto" w:val="clear"/>
+            <w:tcMar>
+              <w:top w:type="dxa" w:w="70"/>
+              <w:left w:type="dxa" w:w="110"/>
+              <w:bottom w:type="dxa" w:w="70"/>
+              <w:right w:type="dxa" w:w="110"/>
+            </w:tcMar>
+            <w:vAlign w:val="center"/>
+          </w:tcPr>
+          <w:p>
+            <w:r>
+              <w:rPr>
+                <w:sz w:val="19"/>
+                <w:szCs w:val="19"/>
+              </w:rPr>
+              <w:t xml:space="preserve">Medium</w:t>
+            </w:r>
+          </w:p>
+        </w:tc>
+        <w:tc>
+          <w:tcPr>
+            <w:tcW w:type="dxa" w:w="3600"/>
+            <w:tcBorders>
+              <w:top w:val="single" w:color="D9D2D5" w:sz="1"/>
+              <w:left w:val="single" w:color="D9D2D5" w:sz="1"/>
+              <w:bottom w:val="single" w:color="D9D2D5" w:sz="1"/>
+              <w:right w:val="single" w:color="D9D2D5" w:sz="1"/>
+            </w:tcBorders>
+            <w:shd w:fill="FAF5F7" w:color="auto" w:val="clear"/>
+            <w:tcMar>
+              <w:top w:type="dxa" w:w="70"/>
+              <w:left w:type="dxa" w:w="110"/>
+              <w:bottom w:type="dxa" w:w="70"/>
+              <w:right w:type="dxa" w:w="110"/>
+            </w:tcMar>
+            <w:vAlign w:val="center"/>
+          </w:tcPr>
+          <w:p>
+            <w:r>
+              <w:rPr>
+                <w:sz w:val="19"/>
+                <w:szCs w:val="19"/>
+              </w:rPr>
+              <w:t xml:space="preserve">Serviceability gating, COD limits/risk flags, RTO reconciliation</w:t>
+            </w:r>
+          </w:p>
+        </w:tc>
+      </w:tr>
+      <w:tr>
+        <w:tc>
+          <w:tcPr>
+            <w:tcW w:type="dxa" w:w="3200"/>
+            <w:tcBorders>
+              <w:top w:val="single" w:color="D9D2D5" w:sz="1"/>
+              <w:left w:val="single" w:color="D9D2D5" w:sz="1"/>
+              <w:bottom w:val="single" w:color="D9D2D5" w:sz="1"/>
+              <w:right w:val="single" w:color="D9D2D5" w:sz="1"/>
+            </w:tcBorders>
+            <w:tcMar>
+              <w:top w:type="dxa" w:w="70"/>
+              <w:left w:type="dxa" w:w="110"/>
+              <w:bottom w:type="dxa" w:w="70"/>
+              <w:right w:type="dxa" w:w="110"/>
+            </w:tcMar>
+            <w:vAlign w:val="center"/>
+          </w:tcPr>
+          <w:p>
+            <w:r>
+              <w:rPr>
+                <w:sz w:val="19"/>
+                <w:szCs w:val="19"/>
+              </w:rPr>
+              <w:t xml:space="preserve">D1 outgrown by search / analytics</w:t>
+            </w:r>
+          </w:p>
+        </w:tc>
+        <w:tc>
+          <w:tcPr>
+            <w:tcW w:type="dxa" w:w="1380"/>
+            <w:tcBorders>
+              <w:top w:val="single" w:color="D9D2D5" w:sz="1"/>
+              <w:left w:val="single" w:color="D9D2D5" w:sz="1"/>
+              <w:bottom w:val="single" w:color="D9D2D5" w:sz="1"/>
+              <w:right w:val="single" w:color="D9D2D5" w:sz="1"/>
+            </w:tcBorders>
+            <w:tcMar>
+              <w:top w:type="dxa" w:w="70"/>
+              <w:left w:type="dxa" w:w="110"/>
+              <w:bottom w:type="dxa" w:w="70"/>
+              <w:right w:type="dxa" w:w="110"/>
+            </w:tcMar>
+            <w:vAlign w:val="center"/>
+          </w:tcPr>
+          <w:p>
+            <w:r>
+              <w:rPr>
+                <w:sz w:val="19"/>
+                <w:szCs w:val="19"/>
+              </w:rPr>
+              <w:t xml:space="preserve">Medium</w:t>
+            </w:r>
+          </w:p>
+        </w:tc>
+        <w:tc>
+          <w:tcPr>
+            <w:tcW w:type="dxa" w:w="1180"/>
+            <w:tcBorders>
+              <w:top w:val="single" w:color="D9D2D5" w:sz="1"/>
+              <w:left w:val="single" w:color="D9D2D5" w:sz="1"/>
+              <w:bottom w:val="single" w:color="D9D2D5" w:sz="1"/>
+              <w:right w:val="single" w:color="D9D2D5" w:sz="1"/>
+            </w:tcBorders>
+            <w:tcMar>
+              <w:top w:type="dxa" w:w="70"/>
+              <w:left w:type="dxa" w:w="110"/>
+              <w:bottom w:type="dxa" w:w="70"/>
+              <w:right w:type="dxa" w:w="110"/>
+            </w:tcMar>
+            <w:vAlign w:val="center"/>
+          </w:tcPr>
+          <w:p>
+            <w:r>
+              <w:rPr>
+                <w:sz w:val="19"/>
+                <w:szCs w:val="19"/>
+              </w:rPr>
+              <w:t xml:space="preserve">Medium</w:t>
+            </w:r>
+          </w:p>
+        </w:tc>
+        <w:tc>
+          <w:tcPr>
+            <w:tcW w:type="dxa" w:w="3600"/>
+            <w:tcBorders>
+              <w:top w:val="single" w:color="D9D2D5" w:sz="1"/>
+              <w:left w:val="single" w:color="D9D2D5" w:sz="1"/>
+              <w:bottom w:val="single" w:color="D9D2D5" w:sz="1"/>
+              <w:right w:val="single" w:color="D9D2D5" w:sz="1"/>
+            </w:tcBorders>
+            <w:tcMar>
+              <w:top w:type="dxa" w:w="70"/>
+              <w:left w:type="dxa" w:w="110"/>
+              <w:bottom w:type="dxa" w:w="70"/>
+              <w:right w:type="dxa" w:w="110"/>
+            </w:tcMar>
+            <w:vAlign w:val="center"/>
+          </w:tcPr>
+          <w:p>
+            <w:r>
+              <w:rPr>
+                <w:sz w:val="19"/>
+                <w:szCs w:val="19"/>
+              </w:rPr>
+              <w:t xml:space="preserve">Data-access layer, dedicated search index, analytics off D1</w:t>
+            </w:r>
+          </w:p>
+        </w:tc>
+      </w:tr>
+      <w:tr>
+        <w:tc>
+          <w:tcPr>
+            <w:tcW w:type="dxa" w:w="3200"/>
+            <w:tcBorders>
+              <w:top w:val="single" w:color="D9D2D5" w:sz="1"/>
+              <w:left w:val="single" w:color="D9D2D5" w:sz="1"/>
+              <w:bottom w:val="single" w:color="D9D2D5" w:sz="1"/>
+              <w:right w:val="single" w:color="D9D2D5" w:sz="1"/>
+            </w:tcBorders>
+            <w:shd w:fill="FAF5F7" w:color="auto" w:val="clear"/>
+            <w:tcMar>
+              <w:top w:type="dxa" w:w="70"/>
+              <w:left w:type="dxa" w:w="110"/>
+              <w:bottom w:type="dxa" w:w="70"/>
+              <w:right w:type="dxa" w:w="110"/>
+            </w:tcMar>
+            <w:vAlign w:val="center"/>
+          </w:tcPr>
+          <w:p>
+            <w:r>
+              <w:rPr>
+                <w:sz w:val="19"/>
+                <w:szCs w:val="19"/>
+              </w:rPr>
+              <w:t xml:space="preserve">Shipping without engineering foundations</w:t>
+            </w:r>
+          </w:p>
+        </w:tc>
+        <w:tc>
+          <w:tcPr>
+            <w:tcW w:type="dxa" w:w="1380"/>
+            <w:tcBorders>
+              <w:top w:val="single" w:color="D9D2D5" w:sz="1"/>
+              <w:left w:val="single" w:color="D9D2D5" w:sz="1"/>
+              <w:bottom w:val="single" w:color="D9D2D5" w:sz="1"/>
+              <w:right w:val="single" w:color="D9D2D5" w:sz="1"/>
+            </w:tcBorders>
+            <w:shd w:fill="FAF5F7" w:color="auto" w:val="clear"/>
+            <w:tcMar>
+              <w:top w:type="dxa" w:w="70"/>
+              <w:left w:type="dxa" w:w="110"/>
+              <w:bottom w:type="dxa" w:w="70"/>
+              <w:right w:type="dxa" w:w="110"/>
+            </w:tcMar>
+            <w:vAlign w:val="center"/>
+          </w:tcPr>
+          <w:p>
+            <w:r>
+              <w:rPr>
+                <w:sz w:val="19"/>
+                <w:szCs w:val="19"/>
+              </w:rPr>
+              <w:t xml:space="preserve">Medium</w:t>
+            </w:r>
+          </w:p>
+        </w:tc>
+        <w:tc>
+          <w:tcPr>
+            <w:tcW w:type="dxa" w:w="1180"/>
+            <w:tcBorders>
+              <w:top w:val="single" w:color="D9D2D5" w:sz="1"/>
+              <w:left w:val="single" w:color="D9D2D5" w:sz="1"/>
+              <w:bottom w:val="single" w:color="D9D2D5" w:sz="1"/>
+              <w:right w:val="single" w:color="D9D2D5" w:sz="1"/>
+            </w:tcBorders>
+            <w:shd w:fill="FAF5F7" w:color="auto" w:val="clear"/>
+            <w:tcMar>
+              <w:top w:type="dxa" w:w="70"/>
+              <w:left w:type="dxa" w:w="110"/>
+              <w:bottom w:type="dxa" w:w="70"/>
+              <w:right w:type="dxa" w:w="110"/>
+            </w:tcMar>
+            <w:vAlign w:val="center"/>
+          </w:tcPr>
+          <w:p>
+            <w:r>
+              <w:rPr>
+                <w:sz w:val="19"/>
+                <w:szCs w:val="19"/>
+              </w:rPr>
+              <w:t xml:space="preserve">High</w:t>
+            </w:r>
+          </w:p>
+        </w:tc>
+        <w:tc>
+          <w:tcPr>
+            <w:tcW w:type="dxa" w:w="3600"/>
+            <w:tcBorders>
+              <w:top w:val="single" w:color="D9D2D5" w:sz="1"/>
+              <w:left w:val="single" w:color="D9D2D5" w:sz="1"/>
+              <w:bottom w:val="single" w:color="D9D2D5" w:sz="1"/>
+              <w:right w:val="single" w:color="D9D2D5" w:sz="1"/>
+            </w:tcBorders>
+            <w:shd w:fill="FAF5F7" w:color="auto" w:val="clear"/>
+            <w:tcMar>
+              <w:top w:type="dxa" w:w="70"/>
+              <w:left w:type="dxa" w:w="110"/>
+              <w:bottom w:type="dxa" w:w="70"/>
+              <w:right w:type="dxa" w:w="110"/>
+            </w:tcMar>
+            <w:vAlign w:val="center"/>
+          </w:tcPr>
+          <w:p>
+            <w:r>
+              <w:rPr>
+                <w:sz w:val="19"/>
+                <w:szCs w:val="19"/>
+              </w:rPr>
+              <w:t xml:space="preserve">Phase 0: environments, CI/CD, migrations, tests, backups</w:t>
+            </w:r>
+          </w:p>
+        </w:tc>
+      </w:tr>
+      <w:tr>
+        <w:tc>
+          <w:tcPr>
+            <w:tcW w:type="dxa" w:w="3200"/>
+            <w:tcBorders>
+              <w:top w:val="single" w:color="D9D2D5" w:sz="1"/>
+              <w:left w:val="single" w:color="D9D2D5" w:sz="1"/>
+              <w:bottom w:val="single" w:color="D9D2D5" w:sz="1"/>
+              <w:right w:val="single" w:color="D9D2D5" w:sz="1"/>
+            </w:tcBorders>
+            <w:tcMar>
+              <w:top w:type="dxa" w:w="70"/>
+              <w:left w:type="dxa" w:w="110"/>
+              <w:bottom w:type="dxa" w:w="70"/>
+              <w:right w:type="dxa" w:w="110"/>
+            </w:tcMar>
+            <w:vAlign w:val="center"/>
+          </w:tcPr>
+          <w:p>
+            <w:r>
+              <w:rPr>
+                <w:sz w:val="19"/>
+                <w:szCs w:val="19"/>
+              </w:rPr>
+              <w:t xml:space="preserve">Cosmetics expiry / recall handling</w:t>
+            </w:r>
+          </w:p>
+        </w:tc>
+        <w:tc>
+          <w:tcPr>
+            <w:tcW w:type="dxa" w:w="1380"/>
+            <w:tcBorders>
+              <w:top w:val="single" w:color="D9D2D5" w:sz="1"/>
+              <w:left w:val="single" w:color="D9D2D5" w:sz="1"/>
+              <w:bottom w:val="single" w:color="D9D2D5" w:sz="1"/>
+              <w:right w:val="single" w:color="D9D2D5" w:sz="1"/>
+            </w:tcBorders>
+            <w:tcMar>
+              <w:top w:type="dxa" w:w="70"/>
+              <w:left w:type="dxa" w:w="110"/>
+              <w:bottom w:type="dxa" w:w="70"/>
+              <w:right w:type="dxa" w:w="110"/>
+            </w:tcMar>
+            <w:vAlign w:val="center"/>
+          </w:tcPr>
+          <w:p>
+            <w:r>
+              <w:rPr>
+                <w:sz w:val="19"/>
+                <w:szCs w:val="19"/>
+              </w:rPr>
+              <w:t xml:space="preserve">Low</w:t>
+            </w:r>
+          </w:p>
+        </w:tc>
+        <w:tc>
+          <w:tcPr>
+            <w:tcW w:type="dxa" w:w="1180"/>
+            <w:tcBorders>
+              <w:top w:val="single" w:color="D9D2D5" w:sz="1"/>
+              <w:left w:val="single" w:color="D9D2D5" w:sz="1"/>
+              <w:bottom w:val="single" w:color="D9D2D5" w:sz="1"/>
+              <w:right w:val="single" w:color="D9D2D5" w:sz="1"/>
+            </w:tcBorders>
+            <w:tcMar>
+              <w:top w:type="dxa" w:w="70"/>
+              <w:left w:type="dxa" w:w="110"/>
+              <w:bottom w:type="dxa" w:w="70"/>
+              <w:right w:type="dxa" w:w="110"/>
+            </w:tcMar>
+            <w:vAlign w:val="center"/>
+          </w:tcPr>
+          <w:p>
+            <w:r>
+              <w:rPr>
+                <w:sz w:val="19"/>
+                <w:szCs w:val="19"/>
+              </w:rPr>
+              <w:t xml:space="preserve">High</w:t>
+            </w:r>
+          </w:p>
+        </w:tc>
+        <w:tc>
+          <w:tcPr>
+            <w:tcW w:type="dxa" w:w="3600"/>
+            <w:tcBorders>
+              <w:top w:val="single" w:color="D9D2D5" w:sz="1"/>
+              <w:left w:val="single" w:color="D9D2D5" w:sz="1"/>
+              <w:bottom w:val="single" w:color="D9D2D5" w:sz="1"/>
+              <w:right w:val="single" w:color="D9D2D5" w:sz="1"/>
+            </w:tcBorders>
+            <w:tcMar>
+              <w:top w:type="dxa" w:w="70"/>
+              <w:left w:type="dxa" w:w="110"/>
+              <w:bottom w:type="dxa" w:w="70"/>
+              <w:right w:type="dxa" w:w="110"/>
+            </w:tcMar>
+            <w:vAlign w:val="center"/>
+          </w:tcPr>
+          <w:p>
+            <w:r>
+              <w:rPr>
+                <w:sz w:val="19"/>
+                <w:szCs w:val="19"/>
+              </w:rPr>
+              <w:t xml:space="preserve">Batch/lot + expiry (FEFO) in the ledger; recall by batch</w:t>
+            </w:r>
+          </w:p>
+        </w:tc>
+      </w:tr>
     </w:tbl>
     <w:p>
       <w:pPr>
@@ -12241,9 +14251,9 @@
       </w:tblPr>
       <w:tblGrid>
         <w:gridCol w:w="600"/>
-        <w:gridCol w:w="3400"/>
-        <w:gridCol w:w="1560"/>
-        <w:gridCol w:w="3800"/>
+        <w:gridCol w:w="2900"/>
+        <w:gridCol w:w="1260"/>
+        <w:gridCol w:w="4600"/>
       </w:tblGrid>
       <w:tr>
         <w:trPr>
@@ -12282,7 +14292,7 @@
         </w:tc>
         <w:tc>
           <w:tcPr>
-            <w:tcW w:type="dxa" w:w="3400"/>
+            <w:tcW w:type="dxa" w:w="2900"/>
             <w:tcBorders>
               <w:top w:val="single" w:color="D9D2D5" w:sz="1"/>
               <w:left w:val="single" w:color="D9D2D5" w:sz="1"/>
@@ -12313,7 +14323,7 @@
         </w:tc>
         <w:tc>
           <w:tcPr>
-            <w:tcW w:type="dxa" w:w="1560"/>
+            <w:tcW w:type="dxa" w:w="1260"/>
             <w:tcBorders>
               <w:top w:val="single" w:color="D9D2D5" w:sz="1"/>
               <w:left w:val="single" w:color="D9D2D5" w:sz="1"/>
@@ -12344,7 +14354,7 @@
         </w:tc>
         <w:tc>
           <w:tcPr>
-            <w:tcW w:type="dxa" w:w="3800"/>
+            <w:tcW w:type="dxa" w:w="4600"/>
             <w:tcBorders>
               <w:top w:val="single" w:color="D9D2D5" w:sz="1"/>
               <w:left w:val="single" w:color="D9D2D5" w:sz="1"/>
@@ -12404,7 +14414,7 @@
         </w:tc>
         <w:tc>
           <w:tcPr>
-            <w:tcW w:type="dxa" w:w="3400"/>
+            <w:tcW w:type="dxa" w:w="2900"/>
             <w:tcBorders>
               <w:top w:val="single" w:color="D9D2D5" w:sz="1"/>
               <w:left w:val="single" w:color="D9D2D5" w:sz="1"/>
@@ -12431,7 +14441,1351 @@
         </w:tc>
         <w:tc>
           <w:tcPr>
-            <w:tcW w:type="dxa" w:w="1560"/>
+            <w:tcW w:type="dxa" w:w="1260"/>
+            <w:tcBorders>
+              <w:top w:val="single" w:color="D9D2D5" w:sz="1"/>
+              <w:left w:val="single" w:color="D9D2D5" w:sz="1"/>
+              <w:bottom w:val="single" w:color="D9D2D5" w:sz="1"/>
+              <w:right w:val="single" w:color="D9D2D5" w:sz="1"/>
+            </w:tcBorders>
+            <w:tcMar>
+              <w:top w:type="dxa" w:w="70"/>
+              <w:left w:type="dxa" w:w="110"/>
+              <w:bottom w:type="dxa" w:w="70"/>
+              <w:right w:type="dxa" w:w="110"/>
+            </w:tcMar>
+            <w:vAlign w:val="center"/>
+          </w:tcPr>
+          <w:p>
+            <w:r>
+              <w:rPr>
+                <w:sz w:val="19"/>
+                <w:szCs w:val="19"/>
+              </w:rPr>
+              <w:t xml:space="preserve">Decided</w:t>
+            </w:r>
+          </w:p>
+        </w:tc>
+        <w:tc>
+          <w:tcPr>
+            <w:tcW w:type="dxa" w:w="4600"/>
+            <w:tcBorders>
+              <w:top w:val="single" w:color="D9D2D5" w:sz="1"/>
+              <w:left w:val="single" w:color="D9D2D5" w:sz="1"/>
+              <w:bottom w:val="single" w:color="D9D2D5" w:sz="1"/>
+              <w:right w:val="single" w:color="D9D2D5" w:sz="1"/>
+            </w:tcBorders>
+            <w:tcMar>
+              <w:top w:type="dxa" w:w="70"/>
+              <w:left w:type="dxa" w:w="110"/>
+              <w:bottom w:type="dxa" w:w="70"/>
+              <w:right w:type="dxa" w:w="110"/>
+            </w:tcMar>
+            <w:vAlign w:val="center"/>
+          </w:tcPr>
+          <w:p>
+            <w:r>
+              <w:rPr>
+                <w:sz w:val="19"/>
+                <w:szCs w:val="19"/>
+              </w:rPr>
+              <w:t xml:space="preserve">Full seller/fulfillment/inventory/tax/compliance-ready from day one</w:t>
+            </w:r>
+          </w:p>
+        </w:tc>
+      </w:tr>
+      <w:tr>
+        <w:tc>
+          <w:tcPr>
+            <w:tcW w:type="dxa" w:w="600"/>
+            <w:tcBorders>
+              <w:top w:val="single" w:color="D9D2D5" w:sz="1"/>
+              <w:left w:val="single" w:color="D9D2D5" w:sz="1"/>
+              <w:bottom w:val="single" w:color="D9D2D5" w:sz="1"/>
+              <w:right w:val="single" w:color="D9D2D5" w:sz="1"/>
+            </w:tcBorders>
+            <w:shd w:fill="FAF5F7" w:color="auto" w:val="clear"/>
+            <w:tcMar>
+              <w:top w:type="dxa" w:w="70"/>
+              <w:left w:type="dxa" w:w="110"/>
+              <w:bottom w:type="dxa" w:w="70"/>
+              <w:right w:type="dxa" w:w="110"/>
+            </w:tcMar>
+            <w:vAlign w:val="center"/>
+          </w:tcPr>
+          <w:p>
+            <w:r>
+              <w:rPr>
+                <w:sz w:val="19"/>
+                <w:szCs w:val="19"/>
+              </w:rPr>
+              <w:t xml:space="preserve">2</w:t>
+            </w:r>
+          </w:p>
+        </w:tc>
+        <w:tc>
+          <w:tcPr>
+            <w:tcW w:type="dxa" w:w="2900"/>
+            <w:tcBorders>
+              <w:top w:val="single" w:color="D9D2D5" w:sz="1"/>
+              <w:left w:val="single" w:color="D9D2D5" w:sz="1"/>
+              <w:bottom w:val="single" w:color="D9D2D5" w:sz="1"/>
+              <w:right w:val="single" w:color="D9D2D5" w:sz="1"/>
+            </w:tcBorders>
+            <w:shd w:fill="FAF5F7" w:color="auto" w:val="clear"/>
+            <w:tcMar>
+              <w:top w:type="dxa" w:w="70"/>
+              <w:left w:type="dxa" w:w="110"/>
+              <w:bottom w:type="dxa" w:w="70"/>
+              <w:right w:type="dxa" w:w="110"/>
+            </w:tcMar>
+            <w:vAlign w:val="center"/>
+          </w:tcPr>
+          <w:p>
+            <w:r>
+              <w:rPr>
+                <w:sz w:val="19"/>
+                <w:szCs w:val="19"/>
+              </w:rPr>
+              <w:t xml:space="preserve">Variants</w:t>
+            </w:r>
+          </w:p>
+        </w:tc>
+        <w:tc>
+          <w:tcPr>
+            <w:tcW w:type="dxa" w:w="1260"/>
+            <w:tcBorders>
+              <w:top w:val="single" w:color="D9D2D5" w:sz="1"/>
+              <w:left w:val="single" w:color="D9D2D5" w:sz="1"/>
+              <w:bottom w:val="single" w:color="D9D2D5" w:sz="1"/>
+              <w:right w:val="single" w:color="D9D2D5" w:sz="1"/>
+            </w:tcBorders>
+            <w:shd w:fill="FAF5F7" w:color="auto" w:val="clear"/>
+            <w:tcMar>
+              <w:top w:type="dxa" w:w="70"/>
+              <w:left w:type="dxa" w:w="110"/>
+              <w:bottom w:type="dxa" w:w="70"/>
+              <w:right w:type="dxa" w:w="110"/>
+            </w:tcMar>
+            <w:vAlign w:val="center"/>
+          </w:tcPr>
+          <w:p>
+            <w:r>
+              <w:rPr>
+                <w:sz w:val="19"/>
+                <w:szCs w:val="19"/>
+              </w:rPr>
+              <w:t xml:space="preserve">Decided</w:t>
+            </w:r>
+          </w:p>
+        </w:tc>
+        <w:tc>
+          <w:tcPr>
+            <w:tcW w:type="dxa" w:w="4600"/>
+            <w:tcBorders>
+              <w:top w:val="single" w:color="D9D2D5" w:sz="1"/>
+              <w:left w:val="single" w:color="D9D2D5" w:sz="1"/>
+              <w:bottom w:val="single" w:color="D9D2D5" w:sz="1"/>
+              <w:right w:val="single" w:color="D9D2D5" w:sz="1"/>
+            </w:tcBorders>
+            <w:shd w:fill="FAF5F7" w:color="auto" w:val="clear"/>
+            <w:tcMar>
+              <w:top w:type="dxa" w:w="70"/>
+              <w:left w:type="dxa" w:w="110"/>
+              <w:bottom w:type="dxa" w:w="70"/>
+              <w:right w:type="dxa" w:w="110"/>
+            </w:tcMar>
+            <w:vAlign w:val="center"/>
+          </w:tcPr>
+          <w:p>
+            <w:r>
+              <w:rPr>
+                <w:sz w:val="19"/>
+                <w:szCs w:val="19"/>
+              </w:rPr>
+              <w:t xml:space="preserve">Full variants (shade/size with own SKU)</w:t>
+            </w:r>
+          </w:p>
+        </w:tc>
+      </w:tr>
+      <w:tr>
+        <w:tc>
+          <w:tcPr>
+            <w:tcW w:type="dxa" w:w="600"/>
+            <w:tcBorders>
+              <w:top w:val="single" w:color="D9D2D5" w:sz="1"/>
+              <w:left w:val="single" w:color="D9D2D5" w:sz="1"/>
+              <w:bottom w:val="single" w:color="D9D2D5" w:sz="1"/>
+              <w:right w:val="single" w:color="D9D2D5" w:sz="1"/>
+            </w:tcBorders>
+            <w:tcMar>
+              <w:top w:type="dxa" w:w="70"/>
+              <w:left w:type="dxa" w:w="110"/>
+              <w:bottom w:type="dxa" w:w="70"/>
+              <w:right w:type="dxa" w:w="110"/>
+            </w:tcMar>
+            <w:vAlign w:val="center"/>
+          </w:tcPr>
+          <w:p>
+            <w:r>
+              <w:rPr>
+                <w:sz w:val="19"/>
+                <w:szCs w:val="19"/>
+              </w:rPr>
+              <w:t xml:space="preserve">3</w:t>
+            </w:r>
+          </w:p>
+        </w:tc>
+        <w:tc>
+          <w:tcPr>
+            <w:tcW w:type="dxa" w:w="2900"/>
+            <w:tcBorders>
+              <w:top w:val="single" w:color="D9D2D5" w:sz="1"/>
+              <w:left w:val="single" w:color="D9D2D5" w:sz="1"/>
+              <w:bottom w:val="single" w:color="D9D2D5" w:sz="1"/>
+              <w:right w:val="single" w:color="D9D2D5" w:sz="1"/>
+            </w:tcBorders>
+            <w:tcMar>
+              <w:top w:type="dxa" w:w="70"/>
+              <w:left w:type="dxa" w:w="110"/>
+              <w:bottom w:type="dxa" w:w="70"/>
+              <w:right w:type="dxa" w:w="110"/>
+            </w:tcMar>
+            <w:vAlign w:val="center"/>
+          </w:tcPr>
+          <w:p>
+            <w:r>
+              <w:rPr>
+                <w:sz w:val="19"/>
+                <w:szCs w:val="19"/>
+              </w:rPr>
+              <w:t xml:space="preserve">Product/listing separation</w:t>
+            </w:r>
+          </w:p>
+        </w:tc>
+        <w:tc>
+          <w:tcPr>
+            <w:tcW w:type="dxa" w:w="1260"/>
+            <w:tcBorders>
+              <w:top w:val="single" w:color="D9D2D5" w:sz="1"/>
+              <w:left w:val="single" w:color="D9D2D5" w:sz="1"/>
+              <w:bottom w:val="single" w:color="D9D2D5" w:sz="1"/>
+              <w:right w:val="single" w:color="D9D2D5" w:sz="1"/>
+            </w:tcBorders>
+            <w:tcMar>
+              <w:top w:type="dxa" w:w="70"/>
+              <w:left w:type="dxa" w:w="110"/>
+              <w:bottom w:type="dxa" w:w="70"/>
+              <w:right w:type="dxa" w:w="110"/>
+            </w:tcMar>
+            <w:vAlign w:val="center"/>
+          </w:tcPr>
+          <w:p>
+            <w:r>
+              <w:rPr>
+                <w:sz w:val="19"/>
+                <w:szCs w:val="19"/>
+              </w:rPr>
+              <w:t xml:space="preserve">Decided</w:t>
+            </w:r>
+          </w:p>
+        </w:tc>
+        <w:tc>
+          <w:tcPr>
+            <w:tcW w:type="dxa" w:w="4600"/>
+            <w:tcBorders>
+              <w:top w:val="single" w:color="D9D2D5" w:sz="1"/>
+              <w:left w:val="single" w:color="D9D2D5" w:sz="1"/>
+              <w:bottom w:val="single" w:color="D9D2D5" w:sz="1"/>
+              <w:right w:val="single" w:color="D9D2D5" w:sz="1"/>
+            </w:tcBorders>
+            <w:tcMar>
+              <w:top w:type="dxa" w:w="70"/>
+              <w:left w:type="dxa" w:w="110"/>
+              <w:bottom w:type="dxa" w:w="70"/>
+              <w:right w:type="dxa" w:w="110"/>
+            </w:tcMar>
+            <w:vAlign w:val="center"/>
+          </w:tcPr>
+          <w:p>
+            <w:r>
+              <w:rPr>
+                <w:sz w:val="19"/>
+                <w:szCs w:val="19"/>
+              </w:rPr>
+              <w:t xml:space="preserve">Cart/orders reference listings</w:t>
+            </w:r>
+          </w:p>
+        </w:tc>
+      </w:tr>
+      <w:tr>
+        <w:tc>
+          <w:tcPr>
+            <w:tcW w:type="dxa" w:w="600"/>
+            <w:tcBorders>
+              <w:top w:val="single" w:color="D9D2D5" w:sz="1"/>
+              <w:left w:val="single" w:color="D9D2D5" w:sz="1"/>
+              <w:bottom w:val="single" w:color="D9D2D5" w:sz="1"/>
+              <w:right w:val="single" w:color="D9D2D5" w:sz="1"/>
+            </w:tcBorders>
+            <w:shd w:fill="FAF5F7" w:color="auto" w:val="clear"/>
+            <w:tcMar>
+              <w:top w:type="dxa" w:w="70"/>
+              <w:left w:type="dxa" w:w="110"/>
+              <w:bottom w:type="dxa" w:w="70"/>
+              <w:right w:type="dxa" w:w="110"/>
+            </w:tcMar>
+            <w:vAlign w:val="center"/>
+          </w:tcPr>
+          <w:p>
+            <w:r>
+              <w:rPr>
+                <w:sz w:val="19"/>
+                <w:szCs w:val="19"/>
+              </w:rPr>
+              <w:t xml:space="preserve">4</w:t>
+            </w:r>
+          </w:p>
+        </w:tc>
+        <w:tc>
+          <w:tcPr>
+            <w:tcW w:type="dxa" w:w="2900"/>
+            <w:tcBorders>
+              <w:top w:val="single" w:color="D9D2D5" w:sz="1"/>
+              <w:left w:val="single" w:color="D9D2D5" w:sz="1"/>
+              <w:bottom w:val="single" w:color="D9D2D5" w:sz="1"/>
+              <w:right w:val="single" w:color="D9D2D5" w:sz="1"/>
+            </w:tcBorders>
+            <w:shd w:fill="FAF5F7" w:color="auto" w:val="clear"/>
+            <w:tcMar>
+              <w:top w:type="dxa" w:w="70"/>
+              <w:left w:type="dxa" w:w="110"/>
+              <w:bottom w:type="dxa" w:w="70"/>
+              <w:right w:type="dxa" w:w="110"/>
+            </w:tcMar>
+            <w:vAlign w:val="center"/>
+          </w:tcPr>
+          <w:p>
+            <w:r>
+              <w:rPr>
+                <w:sz w:val="19"/>
+                <w:szCs w:val="19"/>
+              </w:rPr>
+              <w:t xml:space="preserve">Inventory model</w:t>
+            </w:r>
+          </w:p>
+        </w:tc>
+        <w:tc>
+          <w:tcPr>
+            <w:tcW w:type="dxa" w:w="1260"/>
+            <w:tcBorders>
+              <w:top w:val="single" w:color="D9D2D5" w:sz="1"/>
+              <w:left w:val="single" w:color="D9D2D5" w:sz="1"/>
+              <w:bottom w:val="single" w:color="D9D2D5" w:sz="1"/>
+              <w:right w:val="single" w:color="D9D2D5" w:sz="1"/>
+            </w:tcBorders>
+            <w:shd w:fill="FAF5F7" w:color="auto" w:val="clear"/>
+            <w:tcMar>
+              <w:top w:type="dxa" w:w="70"/>
+              <w:left w:type="dxa" w:w="110"/>
+              <w:bottom w:type="dxa" w:w="70"/>
+              <w:right w:type="dxa" w:w="110"/>
+            </w:tcMar>
+            <w:vAlign w:val="center"/>
+          </w:tcPr>
+          <w:p>
+            <w:r>
+              <w:rPr>
+                <w:sz w:val="19"/>
+                <w:szCs w:val="19"/>
+              </w:rPr>
+              <w:t xml:space="preserve">Decided</w:t>
+            </w:r>
+          </w:p>
+        </w:tc>
+        <w:tc>
+          <w:tcPr>
+            <w:tcW w:type="dxa" w:w="4600"/>
+            <w:tcBorders>
+              <w:top w:val="single" w:color="D9D2D5" w:sz="1"/>
+              <w:left w:val="single" w:color="D9D2D5" w:sz="1"/>
+              <w:bottom w:val="single" w:color="D9D2D5" w:sz="1"/>
+              <w:right w:val="single" w:color="D9D2D5" w:sz="1"/>
+            </w:tcBorders>
+            <w:shd w:fill="FAF5F7" w:color="auto" w:val="clear"/>
+            <w:tcMar>
+              <w:top w:type="dxa" w:w="70"/>
+              <w:left w:type="dxa" w:w="110"/>
+              <w:bottom w:type="dxa" w:w="70"/>
+              <w:right w:type="dxa" w:w="110"/>
+            </w:tcMar>
+            <w:vAlign w:val="center"/>
+          </w:tcPr>
+          <w:p>
+            <w:r>
+              <w:rPr>
+                <w:sz w:val="19"/>
+                <w:szCs w:val="19"/>
+              </w:rPr>
+              <w:t xml:space="preserve">Stock ledger + batch/expiry (FEFO)</w:t>
+            </w:r>
+          </w:p>
+        </w:tc>
+      </w:tr>
+      <w:tr>
+        <w:tc>
+          <w:tcPr>
+            <w:tcW w:type="dxa" w:w="600"/>
+            <w:tcBorders>
+              <w:top w:val="single" w:color="D9D2D5" w:sz="1"/>
+              <w:left w:val="single" w:color="D9D2D5" w:sz="1"/>
+              <w:bottom w:val="single" w:color="D9D2D5" w:sz="1"/>
+              <w:right w:val="single" w:color="D9D2D5" w:sz="1"/>
+            </w:tcBorders>
+            <w:tcMar>
+              <w:top w:type="dxa" w:w="70"/>
+              <w:left w:type="dxa" w:w="110"/>
+              <w:bottom w:type="dxa" w:w="70"/>
+              <w:right w:type="dxa" w:w="110"/>
+            </w:tcMar>
+            <w:vAlign w:val="center"/>
+          </w:tcPr>
+          <w:p>
+            <w:r>
+              <w:rPr>
+                <w:sz w:val="19"/>
+                <w:szCs w:val="19"/>
+              </w:rPr>
+              <w:t xml:space="preserve">5</w:t>
+            </w:r>
+          </w:p>
+        </w:tc>
+        <w:tc>
+          <w:tcPr>
+            <w:tcW w:type="dxa" w:w="2900"/>
+            <w:tcBorders>
+              <w:top w:val="single" w:color="D9D2D5" w:sz="1"/>
+              <w:left w:val="single" w:color="D9D2D5" w:sz="1"/>
+              <w:bottom w:val="single" w:color="D9D2D5" w:sz="1"/>
+              <w:right w:val="single" w:color="D9D2D5" w:sz="1"/>
+            </w:tcBorders>
+            <w:tcMar>
+              <w:top w:type="dxa" w:w="70"/>
+              <w:left w:type="dxa" w:w="110"/>
+              <w:bottom w:type="dxa" w:w="70"/>
+              <w:right w:type="dxa" w:w="110"/>
+            </w:tcMar>
+            <w:vAlign w:val="center"/>
+          </w:tcPr>
+          <w:p>
+            <w:r>
+              <w:rPr>
+                <w:sz w:val="19"/>
+                <w:szCs w:val="19"/>
+              </w:rPr>
+              <w:t xml:space="preserve">Payments</w:t>
+            </w:r>
+          </w:p>
+        </w:tc>
+        <w:tc>
+          <w:tcPr>
+            <w:tcW w:type="dxa" w:w="1260"/>
+            <w:tcBorders>
+              <w:top w:val="single" w:color="D9D2D5" w:sz="1"/>
+              <w:left w:val="single" w:color="D9D2D5" w:sz="1"/>
+              <w:bottom w:val="single" w:color="D9D2D5" w:sz="1"/>
+              <w:right w:val="single" w:color="D9D2D5" w:sz="1"/>
+            </w:tcBorders>
+            <w:tcMar>
+              <w:top w:type="dxa" w:w="70"/>
+              <w:left w:type="dxa" w:w="110"/>
+              <w:bottom w:type="dxa" w:w="70"/>
+              <w:right w:type="dxa" w:w="110"/>
+            </w:tcMar>
+            <w:vAlign w:val="center"/>
+          </w:tcPr>
+          <w:p>
+            <w:r>
+              <w:rPr>
+                <w:sz w:val="19"/>
+                <w:szCs w:val="19"/>
+              </w:rPr>
+              <w:t xml:space="preserve">Decided</w:t>
+            </w:r>
+          </w:p>
+        </w:tc>
+        <w:tc>
+          <w:tcPr>
+            <w:tcW w:type="dxa" w:w="4600"/>
+            <w:tcBorders>
+              <w:top w:val="single" w:color="D9D2D5" w:sz="1"/>
+              <w:left w:val="single" w:color="D9D2D5" w:sz="1"/>
+              <w:bottom w:val="single" w:color="D9D2D5" w:sz="1"/>
+              <w:right w:val="single" w:color="D9D2D5" w:sz="1"/>
+            </w:tcBorders>
+            <w:tcMar>
+              <w:top w:type="dxa" w:w="70"/>
+              <w:left w:type="dxa" w:w="110"/>
+              <w:bottom w:type="dxa" w:w="70"/>
+              <w:right w:type="dxa" w:w="110"/>
+            </w:tcMar>
+            <w:vAlign w:val="center"/>
+          </w:tcPr>
+          <w:p>
+            <w:r>
+              <w:rPr>
+                <w:sz w:val="19"/>
+                <w:szCs w:val="19"/>
+              </w:rPr>
+              <w:t xml:space="preserve">Razorpay (+Route) and COD</w:t>
+            </w:r>
+          </w:p>
+        </w:tc>
+      </w:tr>
+      <w:tr>
+        <w:tc>
+          <w:tcPr>
+            <w:tcW w:type="dxa" w:w="600"/>
+            <w:tcBorders>
+              <w:top w:val="single" w:color="D9D2D5" w:sz="1"/>
+              <w:left w:val="single" w:color="D9D2D5" w:sz="1"/>
+              <w:bottom w:val="single" w:color="D9D2D5" w:sz="1"/>
+              <w:right w:val="single" w:color="D9D2D5" w:sz="1"/>
+            </w:tcBorders>
+            <w:shd w:fill="FAF5F7" w:color="auto" w:val="clear"/>
+            <w:tcMar>
+              <w:top w:type="dxa" w:w="70"/>
+              <w:left w:type="dxa" w:w="110"/>
+              <w:bottom w:type="dxa" w:w="70"/>
+              <w:right w:type="dxa" w:w="110"/>
+            </w:tcMar>
+            <w:vAlign w:val="center"/>
+          </w:tcPr>
+          <w:p>
+            <w:r>
+              <w:rPr>
+                <w:sz w:val="19"/>
+                <w:szCs w:val="19"/>
+              </w:rPr>
+              <w:t xml:space="preserve">6</w:t>
+            </w:r>
+          </w:p>
+        </w:tc>
+        <w:tc>
+          <w:tcPr>
+            <w:tcW w:type="dxa" w:w="2900"/>
+            <w:tcBorders>
+              <w:top w:val="single" w:color="D9D2D5" w:sz="1"/>
+              <w:left w:val="single" w:color="D9D2D5" w:sz="1"/>
+              <w:bottom w:val="single" w:color="D9D2D5" w:sz="1"/>
+              <w:right w:val="single" w:color="D9D2D5" w:sz="1"/>
+            </w:tcBorders>
+            <w:shd w:fill="FAF5F7" w:color="auto" w:val="clear"/>
+            <w:tcMar>
+              <w:top w:type="dxa" w:w="70"/>
+              <w:left w:type="dxa" w:w="110"/>
+              <w:bottom w:type="dxa" w:w="70"/>
+              <w:right w:type="dxa" w:w="110"/>
+            </w:tcMar>
+            <w:vAlign w:val="center"/>
+          </w:tcPr>
+          <w:p>
+            <w:r>
+              <w:rPr>
+                <w:sz w:val="19"/>
+                <w:szCs w:val="19"/>
+              </w:rPr>
+              <w:t xml:space="preserve">Customer auth</w:t>
+            </w:r>
+          </w:p>
+        </w:tc>
+        <w:tc>
+          <w:tcPr>
+            <w:tcW w:type="dxa" w:w="1260"/>
+            <w:tcBorders>
+              <w:top w:val="single" w:color="D9D2D5" w:sz="1"/>
+              <w:left w:val="single" w:color="D9D2D5" w:sz="1"/>
+              <w:bottom w:val="single" w:color="D9D2D5" w:sz="1"/>
+              <w:right w:val="single" w:color="D9D2D5" w:sz="1"/>
+            </w:tcBorders>
+            <w:shd w:fill="FAF5F7" w:color="auto" w:val="clear"/>
+            <w:tcMar>
+              <w:top w:type="dxa" w:w="70"/>
+              <w:left w:type="dxa" w:w="110"/>
+              <w:bottom w:type="dxa" w:w="70"/>
+              <w:right w:type="dxa" w:w="110"/>
+            </w:tcMar>
+            <w:vAlign w:val="center"/>
+          </w:tcPr>
+          <w:p>
+            <w:r>
+              <w:rPr>
+                <w:sz w:val="19"/>
+                <w:szCs w:val="19"/>
+              </w:rPr>
+              <w:t xml:space="preserve">Decided</w:t>
+            </w:r>
+          </w:p>
+        </w:tc>
+        <w:tc>
+          <w:tcPr>
+            <w:tcW w:type="dxa" w:w="4600"/>
+            <w:tcBorders>
+              <w:top w:val="single" w:color="D9D2D5" w:sz="1"/>
+              <w:left w:val="single" w:color="D9D2D5" w:sz="1"/>
+              <w:bottom w:val="single" w:color="D9D2D5" w:sz="1"/>
+              <w:right w:val="single" w:color="D9D2D5" w:sz="1"/>
+            </w:tcBorders>
+            <w:shd w:fill="FAF5F7" w:color="auto" w:val="clear"/>
+            <w:tcMar>
+              <w:top w:type="dxa" w:w="70"/>
+              <w:left w:type="dxa" w:w="110"/>
+              <w:bottom w:type="dxa" w:w="70"/>
+              <w:right w:type="dxa" w:w="110"/>
+            </w:tcMar>
+            <w:vAlign w:val="center"/>
+          </w:tcPr>
+          <w:p>
+            <w:r>
+              <w:rPr>
+                <w:sz w:val="19"/>
+                <w:szCs w:val="19"/>
+              </w:rPr>
+              <w:t xml:space="preserve">Phone-OTP primary + guest checkout</w:t>
+            </w:r>
+          </w:p>
+        </w:tc>
+      </w:tr>
+      <w:tr>
+        <w:tc>
+          <w:tcPr>
+            <w:tcW w:type="dxa" w:w="600"/>
+            <w:tcBorders>
+              <w:top w:val="single" w:color="D9D2D5" w:sz="1"/>
+              <w:left w:val="single" w:color="D9D2D5" w:sz="1"/>
+              <w:bottom w:val="single" w:color="D9D2D5" w:sz="1"/>
+              <w:right w:val="single" w:color="D9D2D5" w:sz="1"/>
+            </w:tcBorders>
+            <w:tcMar>
+              <w:top w:type="dxa" w:w="70"/>
+              <w:left w:type="dxa" w:w="110"/>
+              <w:bottom w:type="dxa" w:w="70"/>
+              <w:right w:type="dxa" w:w="110"/>
+            </w:tcMar>
+            <w:vAlign w:val="center"/>
+          </w:tcPr>
+          <w:p>
+            <w:r>
+              <w:rPr>
+                <w:sz w:val="19"/>
+                <w:szCs w:val="19"/>
+              </w:rPr>
+              <w:t xml:space="preserve">7</w:t>
+            </w:r>
+          </w:p>
+        </w:tc>
+        <w:tc>
+          <w:tcPr>
+            <w:tcW w:type="dxa" w:w="2900"/>
+            <w:tcBorders>
+              <w:top w:val="single" w:color="D9D2D5" w:sz="1"/>
+              <w:left w:val="single" w:color="D9D2D5" w:sz="1"/>
+              <w:bottom w:val="single" w:color="D9D2D5" w:sz="1"/>
+              <w:right w:val="single" w:color="D9D2D5" w:sz="1"/>
+            </w:tcBorders>
+            <w:tcMar>
+              <w:top w:type="dxa" w:w="70"/>
+              <w:left w:type="dxa" w:w="110"/>
+              <w:bottom w:type="dxa" w:w="70"/>
+              <w:right w:type="dxa" w:w="110"/>
+            </w:tcMar>
+            <w:vAlign w:val="center"/>
+          </w:tcPr>
+          <w:p>
+            <w:r>
+              <w:rPr>
+                <w:sz w:val="19"/>
+                <w:szCs w:val="19"/>
+              </w:rPr>
+              <w:t xml:space="preserve">Money representation</w:t>
+            </w:r>
+          </w:p>
+        </w:tc>
+        <w:tc>
+          <w:tcPr>
+            <w:tcW w:type="dxa" w:w="1260"/>
+            <w:tcBorders>
+              <w:top w:val="single" w:color="D9D2D5" w:sz="1"/>
+              <w:left w:val="single" w:color="D9D2D5" w:sz="1"/>
+              <w:bottom w:val="single" w:color="D9D2D5" w:sz="1"/>
+              <w:right w:val="single" w:color="D9D2D5" w:sz="1"/>
+            </w:tcBorders>
+            <w:tcMar>
+              <w:top w:type="dxa" w:w="70"/>
+              <w:left w:type="dxa" w:w="110"/>
+              <w:bottom w:type="dxa" w:w="70"/>
+              <w:right w:type="dxa" w:w="110"/>
+            </w:tcMar>
+            <w:vAlign w:val="center"/>
+          </w:tcPr>
+          <w:p>
+            <w:r>
+              <w:rPr>
+                <w:sz w:val="19"/>
+                <w:szCs w:val="19"/>
+              </w:rPr>
+              <w:t xml:space="preserve">Decided</w:t>
+            </w:r>
+          </w:p>
+        </w:tc>
+        <w:tc>
+          <w:tcPr>
+            <w:tcW w:type="dxa" w:w="4600"/>
+            <w:tcBorders>
+              <w:top w:val="single" w:color="D9D2D5" w:sz="1"/>
+              <w:left w:val="single" w:color="D9D2D5" w:sz="1"/>
+              <w:bottom w:val="single" w:color="D9D2D5" w:sz="1"/>
+              <w:right w:val="single" w:color="D9D2D5" w:sz="1"/>
+            </w:tcBorders>
+            <w:tcMar>
+              <w:top w:type="dxa" w:w="70"/>
+              <w:left w:type="dxa" w:w="110"/>
+              <w:bottom w:type="dxa" w:w="70"/>
+              <w:right w:type="dxa" w:w="110"/>
+            </w:tcMar>
+            <w:vAlign w:val="center"/>
+          </w:tcPr>
+          <w:p>
+            <w:r>
+              <w:rPr>
+                <w:sz w:val="19"/>
+                <w:szCs w:val="19"/>
+              </w:rPr>
+              <w:t xml:space="preserve">Integer minor units + currency</w:t>
+            </w:r>
+          </w:p>
+        </w:tc>
+      </w:tr>
+      <w:tr>
+        <w:tc>
+          <w:tcPr>
+            <w:tcW w:type="dxa" w:w="600"/>
+            <w:tcBorders>
+              <w:top w:val="single" w:color="D9D2D5" w:sz="1"/>
+              <w:left w:val="single" w:color="D9D2D5" w:sz="1"/>
+              <w:bottom w:val="single" w:color="D9D2D5" w:sz="1"/>
+              <w:right w:val="single" w:color="D9D2D5" w:sz="1"/>
+            </w:tcBorders>
+            <w:shd w:fill="FAF5F7" w:color="auto" w:val="clear"/>
+            <w:tcMar>
+              <w:top w:type="dxa" w:w="70"/>
+              <w:left w:type="dxa" w:w="110"/>
+              <w:bottom w:type="dxa" w:w="70"/>
+              <w:right w:type="dxa" w:w="110"/>
+            </w:tcMar>
+            <w:vAlign w:val="center"/>
+          </w:tcPr>
+          <w:p>
+            <w:r>
+              <w:rPr>
+                <w:sz w:val="19"/>
+                <w:szCs w:val="19"/>
+              </w:rPr>
+              <w:t xml:space="preserve">8</w:t>
+            </w:r>
+          </w:p>
+        </w:tc>
+        <w:tc>
+          <w:tcPr>
+            <w:tcW w:type="dxa" w:w="2900"/>
+            <w:tcBorders>
+              <w:top w:val="single" w:color="D9D2D5" w:sz="1"/>
+              <w:left w:val="single" w:color="D9D2D5" w:sz="1"/>
+              <w:bottom w:val="single" w:color="D9D2D5" w:sz="1"/>
+              <w:right w:val="single" w:color="D9D2D5" w:sz="1"/>
+            </w:tcBorders>
+            <w:shd w:fill="FAF5F7" w:color="auto" w:val="clear"/>
+            <w:tcMar>
+              <w:top w:type="dxa" w:w="70"/>
+              <w:left w:type="dxa" w:w="110"/>
+              <w:bottom w:type="dxa" w:w="70"/>
+              <w:right w:type="dxa" w:w="110"/>
+            </w:tcMar>
+            <w:vAlign w:val="center"/>
+          </w:tcPr>
+          <w:p>
+            <w:r>
+              <w:rPr>
+                <w:sz w:val="19"/>
+                <w:szCs w:val="19"/>
+              </w:rPr>
+              <w:t xml:space="preserve">API design</w:t>
+            </w:r>
+          </w:p>
+        </w:tc>
+        <w:tc>
+          <w:tcPr>
+            <w:tcW w:type="dxa" w:w="1260"/>
+            <w:tcBorders>
+              <w:top w:val="single" w:color="D9D2D5" w:sz="1"/>
+              <w:left w:val="single" w:color="D9D2D5" w:sz="1"/>
+              <w:bottom w:val="single" w:color="D9D2D5" w:sz="1"/>
+              <w:right w:val="single" w:color="D9D2D5" w:sz="1"/>
+            </w:tcBorders>
+            <w:shd w:fill="FAF5F7" w:color="auto" w:val="clear"/>
+            <w:tcMar>
+              <w:top w:type="dxa" w:w="70"/>
+              <w:left w:type="dxa" w:w="110"/>
+              <w:bottom w:type="dxa" w:w="70"/>
+              <w:right w:type="dxa" w:w="110"/>
+            </w:tcMar>
+            <w:vAlign w:val="center"/>
+          </w:tcPr>
+          <w:p>
+            <w:r>
+              <w:rPr>
+                <w:sz w:val="19"/>
+                <w:szCs w:val="19"/>
+              </w:rPr>
+              <w:t xml:space="preserve">Decided</w:t>
+            </w:r>
+          </w:p>
+        </w:tc>
+        <w:tc>
+          <w:tcPr>
+            <w:tcW w:type="dxa" w:w="4600"/>
+            <w:tcBorders>
+              <w:top w:val="single" w:color="D9D2D5" w:sz="1"/>
+              <w:left w:val="single" w:color="D9D2D5" w:sz="1"/>
+              <w:bottom w:val="single" w:color="D9D2D5" w:sz="1"/>
+              <w:right w:val="single" w:color="D9D2D5" w:sz="1"/>
+            </w:tcBorders>
+            <w:shd w:fill="FAF5F7" w:color="auto" w:val="clear"/>
+            <w:tcMar>
+              <w:top w:type="dxa" w:w="70"/>
+              <w:left w:type="dxa" w:w="110"/>
+              <w:bottom w:type="dxa" w:w="70"/>
+              <w:right w:type="dxa" w:w="110"/>
+            </w:tcMar>
+            <w:vAlign w:val="center"/>
+          </w:tcPr>
+          <w:p>
+            <w:r>
+              <w:rPr>
+                <w:sz w:val="19"/>
+                <w:szCs w:val="19"/>
+              </w:rPr>
+              <w:t xml:space="preserve">API-first, versioned /v1</w:t>
+            </w:r>
+          </w:p>
+        </w:tc>
+      </w:tr>
+      <w:tr>
+        <w:tc>
+          <w:tcPr>
+            <w:tcW w:type="dxa" w:w="600"/>
+            <w:tcBorders>
+              <w:top w:val="single" w:color="D9D2D5" w:sz="1"/>
+              <w:left w:val="single" w:color="D9D2D5" w:sz="1"/>
+              <w:bottom w:val="single" w:color="D9D2D5" w:sz="1"/>
+              <w:right w:val="single" w:color="D9D2D5" w:sz="1"/>
+            </w:tcBorders>
+            <w:tcMar>
+              <w:top w:type="dxa" w:w="70"/>
+              <w:left w:type="dxa" w:w="110"/>
+              <w:bottom w:type="dxa" w:w="70"/>
+              <w:right w:type="dxa" w:w="110"/>
+            </w:tcMar>
+            <w:vAlign w:val="center"/>
+          </w:tcPr>
+          <w:p>
+            <w:r>
+              <w:rPr>
+                <w:sz w:val="19"/>
+                <w:szCs w:val="19"/>
+              </w:rPr>
+              <w:t xml:space="preserve">9</w:t>
+            </w:r>
+          </w:p>
+        </w:tc>
+        <w:tc>
+          <w:tcPr>
+            <w:tcW w:type="dxa" w:w="2900"/>
+            <w:tcBorders>
+              <w:top w:val="single" w:color="D9D2D5" w:sz="1"/>
+              <w:left w:val="single" w:color="D9D2D5" w:sz="1"/>
+              <w:bottom w:val="single" w:color="D9D2D5" w:sz="1"/>
+              <w:right w:val="single" w:color="D9D2D5" w:sz="1"/>
+            </w:tcBorders>
+            <w:tcMar>
+              <w:top w:type="dxa" w:w="70"/>
+              <w:left w:type="dxa" w:w="110"/>
+              <w:bottom w:type="dxa" w:w="70"/>
+              <w:right w:type="dxa" w:w="110"/>
+            </w:tcMar>
+            <w:vAlign w:val="center"/>
+          </w:tcPr>
+          <w:p>
+            <w:r>
+              <w:rPr>
+                <w:sz w:val="19"/>
+                <w:szCs w:val="19"/>
+              </w:rPr>
+              <w:t xml:space="preserve">Search</w:t>
+            </w:r>
+          </w:p>
+        </w:tc>
+        <w:tc>
+          <w:tcPr>
+            <w:tcW w:type="dxa" w:w="1260"/>
+            <w:tcBorders>
+              <w:top w:val="single" w:color="D9D2D5" w:sz="1"/>
+              <w:left w:val="single" w:color="D9D2D5" w:sz="1"/>
+              <w:bottom w:val="single" w:color="D9D2D5" w:sz="1"/>
+              <w:right w:val="single" w:color="D9D2D5" w:sz="1"/>
+            </w:tcBorders>
+            <w:tcMar>
+              <w:top w:type="dxa" w:w="70"/>
+              <w:left w:type="dxa" w:w="110"/>
+              <w:bottom w:type="dxa" w:w="70"/>
+              <w:right w:type="dxa" w:w="110"/>
+            </w:tcMar>
+            <w:vAlign w:val="center"/>
+          </w:tcPr>
+          <w:p>
+            <w:r>
+              <w:rPr>
+                <w:sz w:val="19"/>
+                <w:szCs w:val="19"/>
+              </w:rPr>
+              <w:t xml:space="preserve">Decided</w:t>
+            </w:r>
+          </w:p>
+        </w:tc>
+        <w:tc>
+          <w:tcPr>
+            <w:tcW w:type="dxa" w:w="4600"/>
+            <w:tcBorders>
+              <w:top w:val="single" w:color="D9D2D5" w:sz="1"/>
+              <w:left w:val="single" w:color="D9D2D5" w:sz="1"/>
+              <w:bottom w:val="single" w:color="D9D2D5" w:sz="1"/>
+              <w:right w:val="single" w:color="D9D2D5" w:sz="1"/>
+            </w:tcBorders>
+            <w:tcMar>
+              <w:top w:type="dxa" w:w="70"/>
+              <w:left w:type="dxa" w:w="110"/>
+              <w:bottom w:type="dxa" w:w="70"/>
+              <w:right w:type="dxa" w:w="110"/>
+            </w:tcMar>
+            <w:vAlign w:val="center"/>
+          </w:tcPr>
+          <w:p>
+            <w:r>
+              <w:rPr>
+                <w:sz w:val="19"/>
+                <w:szCs w:val="19"/>
+              </w:rPr>
+              <w:t xml:space="preserve">Dedicated index (not D1 LIKE)</w:t>
+            </w:r>
+          </w:p>
+        </w:tc>
+      </w:tr>
+      <w:tr>
+        <w:tc>
+          <w:tcPr>
+            <w:tcW w:type="dxa" w:w="600"/>
+            <w:tcBorders>
+              <w:top w:val="single" w:color="D9D2D5" w:sz="1"/>
+              <w:left w:val="single" w:color="D9D2D5" w:sz="1"/>
+              <w:bottom w:val="single" w:color="D9D2D5" w:sz="1"/>
+              <w:right w:val="single" w:color="D9D2D5" w:sz="1"/>
+            </w:tcBorders>
+            <w:shd w:fill="FAF5F7" w:color="auto" w:val="clear"/>
+            <w:tcMar>
+              <w:top w:type="dxa" w:w="70"/>
+              <w:left w:type="dxa" w:w="110"/>
+              <w:bottom w:type="dxa" w:w="70"/>
+              <w:right w:type="dxa" w:w="110"/>
+            </w:tcMar>
+            <w:vAlign w:val="center"/>
+          </w:tcPr>
+          <w:p>
+            <w:r>
+              <w:rPr>
+                <w:sz w:val="19"/>
+                <w:szCs w:val="19"/>
+              </w:rPr>
+              <w:t xml:space="preserve">10</w:t>
+            </w:r>
+          </w:p>
+        </w:tc>
+        <w:tc>
+          <w:tcPr>
+            <w:tcW w:type="dxa" w:w="2900"/>
+            <w:tcBorders>
+              <w:top w:val="single" w:color="D9D2D5" w:sz="1"/>
+              <w:left w:val="single" w:color="D9D2D5" w:sz="1"/>
+              <w:bottom w:val="single" w:color="D9D2D5" w:sz="1"/>
+              <w:right w:val="single" w:color="D9D2D5" w:sz="1"/>
+            </w:tcBorders>
+            <w:shd w:fill="FAF5F7" w:color="auto" w:val="clear"/>
+            <w:tcMar>
+              <w:top w:type="dxa" w:w="70"/>
+              <w:left w:type="dxa" w:w="110"/>
+              <w:bottom w:type="dxa" w:w="70"/>
+              <w:right w:type="dxa" w:w="110"/>
+            </w:tcMar>
+            <w:vAlign w:val="center"/>
+          </w:tcPr>
+          <w:p>
+            <w:r>
+              <w:rPr>
+                <w:sz w:val="19"/>
+                <w:szCs w:val="19"/>
+              </w:rPr>
+              <w:t xml:space="preserve">Data access</w:t>
+            </w:r>
+          </w:p>
+        </w:tc>
+        <w:tc>
+          <w:tcPr>
+            <w:tcW w:type="dxa" w:w="1260"/>
+            <w:tcBorders>
+              <w:top w:val="single" w:color="D9D2D5" w:sz="1"/>
+              <w:left w:val="single" w:color="D9D2D5" w:sz="1"/>
+              <w:bottom w:val="single" w:color="D9D2D5" w:sz="1"/>
+              <w:right w:val="single" w:color="D9D2D5" w:sz="1"/>
+            </w:tcBorders>
+            <w:shd w:fill="FAF5F7" w:color="auto" w:val="clear"/>
+            <w:tcMar>
+              <w:top w:type="dxa" w:w="70"/>
+              <w:left w:type="dxa" w:w="110"/>
+              <w:bottom w:type="dxa" w:w="70"/>
+              <w:right w:type="dxa" w:w="110"/>
+            </w:tcMar>
+            <w:vAlign w:val="center"/>
+          </w:tcPr>
+          <w:p>
+            <w:r>
+              <w:rPr>
+                <w:sz w:val="19"/>
+                <w:szCs w:val="19"/>
+              </w:rPr>
+              <w:t xml:space="preserve">Decided</w:t>
+            </w:r>
+          </w:p>
+        </w:tc>
+        <w:tc>
+          <w:tcPr>
+            <w:tcW w:type="dxa" w:w="4600"/>
+            <w:tcBorders>
+              <w:top w:val="single" w:color="D9D2D5" w:sz="1"/>
+              <w:left w:val="single" w:color="D9D2D5" w:sz="1"/>
+              <w:bottom w:val="single" w:color="D9D2D5" w:sz="1"/>
+              <w:right w:val="single" w:color="D9D2D5" w:sz="1"/>
+            </w:tcBorders>
+            <w:shd w:fill="FAF5F7" w:color="auto" w:val="clear"/>
+            <w:tcMar>
+              <w:top w:type="dxa" w:w="70"/>
+              <w:left w:type="dxa" w:w="110"/>
+              <w:bottom w:type="dxa" w:w="70"/>
+              <w:right w:type="dxa" w:w="110"/>
+            </w:tcMar>
+            <w:vAlign w:val="center"/>
+          </w:tcPr>
+          <w:p>
+            <w:r>
+              <w:rPr>
+                <w:sz w:val="19"/>
+                <w:szCs w:val="19"/>
+              </w:rPr>
+              <w:t xml:space="preserve">Repository layer to avoid D1 lock-in</w:t>
+            </w:r>
+          </w:p>
+        </w:tc>
+      </w:tr>
+      <w:tr>
+        <w:tc>
+          <w:tcPr>
+            <w:tcW w:type="dxa" w:w="600"/>
+            <w:tcBorders>
+              <w:top w:val="single" w:color="D9D2D5" w:sz="1"/>
+              <w:left w:val="single" w:color="D9D2D5" w:sz="1"/>
+              <w:bottom w:val="single" w:color="D9D2D5" w:sz="1"/>
+              <w:right w:val="single" w:color="D9D2D5" w:sz="1"/>
+            </w:tcBorders>
+            <w:tcMar>
+              <w:top w:type="dxa" w:w="70"/>
+              <w:left w:type="dxa" w:w="110"/>
+              <w:bottom w:type="dxa" w:w="70"/>
+              <w:right w:type="dxa" w:w="110"/>
+            </w:tcMar>
+            <w:vAlign w:val="center"/>
+          </w:tcPr>
+          <w:p>
+            <w:r>
+              <w:rPr>
+                <w:sz w:val="19"/>
+                <w:szCs w:val="19"/>
+              </w:rPr>
+              <w:t xml:space="preserve">11</w:t>
+            </w:r>
+          </w:p>
+        </w:tc>
+        <w:tc>
+          <w:tcPr>
+            <w:tcW w:type="dxa" w:w="2900"/>
+            <w:tcBorders>
+              <w:top w:val="single" w:color="D9D2D5" w:sz="1"/>
+              <w:left w:val="single" w:color="D9D2D5" w:sz="1"/>
+              <w:bottom w:val="single" w:color="D9D2D5" w:sz="1"/>
+              <w:right w:val="single" w:color="D9D2D5" w:sz="1"/>
+            </w:tcBorders>
+            <w:tcMar>
+              <w:top w:type="dxa" w:w="70"/>
+              <w:left w:type="dxa" w:w="110"/>
+              <w:bottom w:type="dxa" w:w="70"/>
+              <w:right w:type="dxa" w:w="110"/>
+            </w:tcMar>
+            <w:vAlign w:val="center"/>
+          </w:tcPr>
+          <w:p>
+            <w:r>
+              <w:rPr>
+                <w:sz w:val="19"/>
+                <w:szCs w:val="19"/>
+              </w:rPr>
+              <w:t xml:space="preserve">Reliability</w:t>
+            </w:r>
+          </w:p>
+        </w:tc>
+        <w:tc>
+          <w:tcPr>
+            <w:tcW w:type="dxa" w:w="1260"/>
+            <w:tcBorders>
+              <w:top w:val="single" w:color="D9D2D5" w:sz="1"/>
+              <w:left w:val="single" w:color="D9D2D5" w:sz="1"/>
+              <w:bottom w:val="single" w:color="D9D2D5" w:sz="1"/>
+              <w:right w:val="single" w:color="D9D2D5" w:sz="1"/>
+            </w:tcBorders>
+            <w:tcMar>
+              <w:top w:type="dxa" w:w="70"/>
+              <w:left w:type="dxa" w:w="110"/>
+              <w:bottom w:type="dxa" w:w="70"/>
+              <w:right w:type="dxa" w:w="110"/>
+            </w:tcMar>
+            <w:vAlign w:val="center"/>
+          </w:tcPr>
+          <w:p>
+            <w:r>
+              <w:rPr>
+                <w:sz w:val="19"/>
+                <w:szCs w:val="19"/>
+              </w:rPr>
+              <w:t xml:space="preserve">Decided</w:t>
+            </w:r>
+          </w:p>
+        </w:tc>
+        <w:tc>
+          <w:tcPr>
+            <w:tcW w:type="dxa" w:w="4600"/>
+            <w:tcBorders>
+              <w:top w:val="single" w:color="D9D2D5" w:sz="1"/>
+              <w:left w:val="single" w:color="D9D2D5" w:sz="1"/>
+              <w:bottom w:val="single" w:color="D9D2D5" w:sz="1"/>
+              <w:right w:val="single" w:color="D9D2D5" w:sz="1"/>
+            </w:tcBorders>
+            <w:tcMar>
+              <w:top w:type="dxa" w:w="70"/>
+              <w:left w:type="dxa" w:w="110"/>
+              <w:bottom w:type="dxa" w:w="70"/>
+              <w:right w:type="dxa" w:w="110"/>
+            </w:tcMar>
+            <w:vAlign w:val="center"/>
+          </w:tcPr>
+          <w:p>
+            <w:r>
+              <w:rPr>
+                <w:sz w:val="19"/>
+                <w:szCs w:val="19"/>
+              </w:rPr>
+              <w:t xml:space="preserve">Event/outbox pattern; idempotency keys</w:t>
+            </w:r>
+          </w:p>
+        </w:tc>
+      </w:tr>
+      <w:tr>
+        <w:tc>
+          <w:tcPr>
+            <w:tcW w:type="dxa" w:w="600"/>
+            <w:tcBorders>
+              <w:top w:val="single" w:color="D9D2D5" w:sz="1"/>
+              <w:left w:val="single" w:color="D9D2D5" w:sz="1"/>
+              <w:bottom w:val="single" w:color="D9D2D5" w:sz="1"/>
+              <w:right w:val="single" w:color="D9D2D5" w:sz="1"/>
+            </w:tcBorders>
+            <w:shd w:fill="FAF5F7" w:color="auto" w:val="clear"/>
+            <w:tcMar>
+              <w:top w:type="dxa" w:w="70"/>
+              <w:left w:type="dxa" w:w="110"/>
+              <w:bottom w:type="dxa" w:w="70"/>
+              <w:right w:type="dxa" w:w="110"/>
+            </w:tcMar>
+            <w:vAlign w:val="center"/>
+          </w:tcPr>
+          <w:p>
+            <w:r>
+              <w:rPr>
+                <w:sz w:val="19"/>
+                <w:szCs w:val="19"/>
+              </w:rPr>
+              <w:t xml:space="preserve">12</w:t>
+            </w:r>
+          </w:p>
+        </w:tc>
+        <w:tc>
+          <w:tcPr>
+            <w:tcW w:type="dxa" w:w="2900"/>
+            <w:tcBorders>
+              <w:top w:val="single" w:color="D9D2D5" w:sz="1"/>
+              <w:left w:val="single" w:color="D9D2D5" w:sz="1"/>
+              <w:bottom w:val="single" w:color="D9D2D5" w:sz="1"/>
+              <w:right w:val="single" w:color="D9D2D5" w:sz="1"/>
+            </w:tcBorders>
+            <w:shd w:fill="FAF5F7" w:color="auto" w:val="clear"/>
+            <w:tcMar>
+              <w:top w:type="dxa" w:w="70"/>
+              <w:left w:type="dxa" w:w="110"/>
+              <w:bottom w:type="dxa" w:w="70"/>
+              <w:right w:type="dxa" w:w="110"/>
+            </w:tcMar>
+            <w:vAlign w:val="center"/>
+          </w:tcPr>
+          <w:p>
+            <w:r>
+              <w:rPr>
+                <w:sz w:val="19"/>
+                <w:szCs w:val="19"/>
+              </w:rPr>
+              <w:t xml:space="preserve">Tax</w:t>
+            </w:r>
+          </w:p>
+        </w:tc>
+        <w:tc>
+          <w:tcPr>
+            <w:tcW w:type="dxa" w:w="1260"/>
+            <w:tcBorders>
+              <w:top w:val="single" w:color="D9D2D5" w:sz="1"/>
+              <w:left w:val="single" w:color="D9D2D5" w:sz="1"/>
+              <w:bottom w:val="single" w:color="D9D2D5" w:sz="1"/>
+              <w:right w:val="single" w:color="D9D2D5" w:sz="1"/>
+            </w:tcBorders>
+            <w:shd w:fill="FAF5F7" w:color="auto" w:val="clear"/>
+            <w:tcMar>
+              <w:top w:type="dxa" w:w="70"/>
+              <w:left w:type="dxa" w:w="110"/>
+              <w:bottom w:type="dxa" w:w="70"/>
+              <w:right w:type="dxa" w:w="110"/>
+            </w:tcMar>
+            <w:vAlign w:val="center"/>
+          </w:tcPr>
+          <w:p>
+            <w:r>
+              <w:rPr>
+                <w:sz w:val="19"/>
+                <w:szCs w:val="19"/>
+              </w:rPr>
+              <w:t xml:space="preserve">Decided</w:t>
+            </w:r>
+          </w:p>
+        </w:tc>
+        <w:tc>
+          <w:tcPr>
+            <w:tcW w:type="dxa" w:w="4600"/>
+            <w:tcBorders>
+              <w:top w:val="single" w:color="D9D2D5" w:sz="1"/>
+              <w:left w:val="single" w:color="D9D2D5" w:sz="1"/>
+              <w:bottom w:val="single" w:color="D9D2D5" w:sz="1"/>
+              <w:right w:val="single" w:color="D9D2D5" w:sz="1"/>
+            </w:tcBorders>
+            <w:shd w:fill="FAF5F7" w:color="auto" w:val="clear"/>
+            <w:tcMar>
+              <w:top w:type="dxa" w:w="70"/>
+              <w:left w:type="dxa" w:w="110"/>
+              <w:bottom w:type="dxa" w:w="70"/>
+              <w:right w:type="dxa" w:w="110"/>
+            </w:tcMar>
+            <w:vAlign w:val="center"/>
+          </w:tcPr>
+          <w:p>
+            <w:r>
+              <w:rPr>
+                <w:sz w:val="19"/>
+                <w:szCs w:val="19"/>
+              </w:rPr>
+              <w:t xml:space="preserve">GST from day one</w:t>
+            </w:r>
+          </w:p>
+        </w:tc>
+      </w:tr>
+      <w:tr>
+        <w:tc>
+          <w:tcPr>
+            <w:tcW w:type="dxa" w:w="600"/>
+            <w:tcBorders>
+              <w:top w:val="single" w:color="D9D2D5" w:sz="1"/>
+              <w:left w:val="single" w:color="D9D2D5" w:sz="1"/>
+              <w:bottom w:val="single" w:color="D9D2D5" w:sz="1"/>
+              <w:right w:val="single" w:color="D9D2D5" w:sz="1"/>
+            </w:tcBorders>
+            <w:tcMar>
+              <w:top w:type="dxa" w:w="70"/>
+              <w:left w:type="dxa" w:w="110"/>
+              <w:bottom w:type="dxa" w:w="70"/>
+              <w:right w:type="dxa" w:w="110"/>
+            </w:tcMar>
+            <w:vAlign w:val="center"/>
+          </w:tcPr>
+          <w:p>
+            <w:r>
+              <w:rPr>
+                <w:sz w:val="19"/>
+                <w:szCs w:val="19"/>
+              </w:rPr>
+              <w:t xml:space="preserve">13</w:t>
+            </w:r>
+          </w:p>
+        </w:tc>
+        <w:tc>
+          <w:tcPr>
+            <w:tcW w:type="dxa" w:w="2900"/>
+            <w:tcBorders>
+              <w:top w:val="single" w:color="D9D2D5" w:sz="1"/>
+              <w:left w:val="single" w:color="D9D2D5" w:sz="1"/>
+              <w:bottom w:val="single" w:color="D9D2D5" w:sz="1"/>
+              <w:right w:val="single" w:color="D9D2D5" w:sz="1"/>
+            </w:tcBorders>
+            <w:tcMar>
+              <w:top w:type="dxa" w:w="70"/>
+              <w:left w:type="dxa" w:w="110"/>
+              <w:bottom w:type="dxa" w:w="70"/>
+              <w:right w:type="dxa" w:w="110"/>
+            </w:tcMar>
+            <w:vAlign w:val="center"/>
+          </w:tcPr>
+          <w:p>
+            <w:r>
+              <w:rPr>
+                <w:sz w:val="19"/>
+                <w:szCs w:val="19"/>
+              </w:rPr>
+              <w:t xml:space="preserve">Replenishment default</w:t>
+            </w:r>
+          </w:p>
+        </w:tc>
+        <w:tc>
+          <w:tcPr>
+            <w:tcW w:type="dxa" w:w="1260"/>
             <w:tcBorders>
               <w:top w:val="single" w:color="D9D2D5" w:sz="1"/>
               <w:left w:val="single" w:color="D9D2D5" w:sz="1"/>
@@ -12458,28 +15812,28 @@
         </w:tc>
         <w:tc>
           <w:tcPr>
-            <w:tcW w:type="dxa" w:w="3800"/>
-            <w:tcBorders>
-              <w:top w:val="single" w:color="D9D2D5" w:sz="1"/>
-              <w:left w:val="single" w:color="D9D2D5" w:sz="1"/>
-              <w:bottom w:val="single" w:color="D9D2D5" w:sz="1"/>
-              <w:right w:val="single" w:color="D9D2D5" w:sz="1"/>
-            </w:tcBorders>
-            <w:tcMar>
-              <w:top w:type="dxa" w:w="70"/>
-              <w:left w:type="dxa" w:w="110"/>
-              <w:bottom w:type="dxa" w:w="70"/>
-              <w:right w:type="dxa" w:w="110"/>
-            </w:tcMar>
-            <w:vAlign w:val="center"/>
-          </w:tcPr>
-          <w:p>
-            <w:r>
-              <w:rPr>
-                <w:sz w:val="19"/>
-                <w:szCs w:val="19"/>
-              </w:rPr>
-              <w:t xml:space="preserve">Full seller/fulfillment/inventory-ready from day one</w:t>
+            <w:tcW w:type="dxa" w:w="4600"/>
+            <w:tcBorders>
+              <w:top w:val="single" w:color="D9D2D5" w:sz="1"/>
+              <w:left w:val="single" w:color="D9D2D5" w:sz="1"/>
+              <w:bottom w:val="single" w:color="D9D2D5" w:sz="1"/>
+              <w:right w:val="single" w:color="D9D2D5" w:sz="1"/>
+            </w:tcBorders>
+            <w:tcMar>
+              <w:top w:type="dxa" w:w="70"/>
+              <w:left w:type="dxa" w:w="110"/>
+              <w:bottom w:type="dxa" w:w="70"/>
+              <w:right w:type="dxa" w:w="110"/>
+            </w:tcMar>
+            <w:vAlign w:val="center"/>
+          </w:tcPr>
+          <w:p>
+            <w:r>
+              <w:rPr>
+                <w:sz w:val="19"/>
+                <w:szCs w:val="19"/>
+              </w:rPr>
+              <w:t xml:space="preserve">alert/approval at launch; auto_po opt-in</w:t>
             </w:r>
           </w:p>
         </w:tc>
@@ -12509,41 +15863,41 @@
                 <w:sz w:val="19"/>
                 <w:szCs w:val="19"/>
               </w:rPr>
-              <w:t xml:space="preserve">2</w:t>
-            </w:r>
-          </w:p>
-        </w:tc>
-        <w:tc>
-          <w:tcPr>
-            <w:tcW w:type="dxa" w:w="3400"/>
-            <w:tcBorders>
-              <w:top w:val="single" w:color="D9D2D5" w:sz="1"/>
-              <w:left w:val="single" w:color="D9D2D5" w:sz="1"/>
-              <w:bottom w:val="single" w:color="D9D2D5" w:sz="1"/>
-              <w:right w:val="single" w:color="D9D2D5" w:sz="1"/>
-            </w:tcBorders>
-            <w:shd w:fill="FAF5F7" w:color="auto" w:val="clear"/>
-            <w:tcMar>
-              <w:top w:type="dxa" w:w="70"/>
-              <w:left w:type="dxa" w:w="110"/>
-              <w:bottom w:type="dxa" w:w="70"/>
-              <w:right w:type="dxa" w:w="110"/>
-            </w:tcMar>
-            <w:vAlign w:val="center"/>
-          </w:tcPr>
-          <w:p>
-            <w:r>
-              <w:rPr>
-                <w:sz w:val="19"/>
-                <w:szCs w:val="19"/>
-              </w:rPr>
-              <w:t xml:space="preserve">Product variants</w:t>
-            </w:r>
-          </w:p>
-        </w:tc>
-        <w:tc>
-          <w:tcPr>
-            <w:tcW w:type="dxa" w:w="1560"/>
+              <w:t xml:space="preserve">14</w:t>
+            </w:r>
+          </w:p>
+        </w:tc>
+        <w:tc>
+          <w:tcPr>
+            <w:tcW w:type="dxa" w:w="2900"/>
+            <w:tcBorders>
+              <w:top w:val="single" w:color="D9D2D5" w:sz="1"/>
+              <w:left w:val="single" w:color="D9D2D5" w:sz="1"/>
+              <w:bottom w:val="single" w:color="D9D2D5" w:sz="1"/>
+              <w:right w:val="single" w:color="D9D2D5" w:sz="1"/>
+            </w:tcBorders>
+            <w:shd w:fill="FAF5F7" w:color="auto" w:val="clear"/>
+            <w:tcMar>
+              <w:top w:type="dxa" w:w="70"/>
+              <w:left w:type="dxa" w:w="110"/>
+              <w:bottom w:type="dxa" w:w="70"/>
+              <w:right w:type="dxa" w:w="110"/>
+            </w:tcMar>
+            <w:vAlign w:val="center"/>
+          </w:tcPr>
+          <w:p>
+            <w:r>
+              <w:rPr>
+                <w:sz w:val="19"/>
+                <w:szCs w:val="19"/>
+              </w:rPr>
+              <w:t xml:space="preserve">Shipping aggregator</w:t>
+            </w:r>
+          </w:p>
+        </w:tc>
+        <w:tc>
+          <w:tcPr>
+            <w:tcW w:type="dxa" w:w="1260"/>
             <w:tcBorders>
               <w:top w:val="single" w:color="D9D2D5" w:sz="1"/>
               <w:left w:val="single" w:color="D9D2D5" w:sz="1"/>
@@ -12571,29 +15925,29 @@
         </w:tc>
         <w:tc>
           <w:tcPr>
-            <w:tcW w:type="dxa" w:w="3800"/>
-            <w:tcBorders>
-              <w:top w:val="single" w:color="D9D2D5" w:sz="1"/>
-              <w:left w:val="single" w:color="D9D2D5" w:sz="1"/>
-              <w:bottom w:val="single" w:color="D9D2D5" w:sz="1"/>
-              <w:right w:val="single" w:color="D9D2D5" w:sz="1"/>
-            </w:tcBorders>
-            <w:shd w:fill="FAF5F7" w:color="auto" w:val="clear"/>
-            <w:tcMar>
-              <w:top w:type="dxa" w:w="70"/>
-              <w:left w:type="dxa" w:w="110"/>
-              <w:bottom w:type="dxa" w:w="70"/>
-              <w:right w:type="dxa" w:w="110"/>
-            </w:tcMar>
-            <w:vAlign w:val="center"/>
-          </w:tcPr>
-          <w:p>
-            <w:r>
-              <w:rPr>
-                <w:sz w:val="19"/>
-                <w:szCs w:val="19"/>
-              </w:rPr>
-              <w:t xml:space="preserve">Full variants (shade/size with own SKU)</w:t>
+            <w:tcW w:type="dxa" w:w="4600"/>
+            <w:tcBorders>
+              <w:top w:val="single" w:color="D9D2D5" w:sz="1"/>
+              <w:left w:val="single" w:color="D9D2D5" w:sz="1"/>
+              <w:bottom w:val="single" w:color="D9D2D5" w:sz="1"/>
+              <w:right w:val="single" w:color="D9D2D5" w:sz="1"/>
+            </w:tcBorders>
+            <w:shd w:fill="FAF5F7" w:color="auto" w:val="clear"/>
+            <w:tcMar>
+              <w:top w:type="dxa" w:w="70"/>
+              <w:left w:type="dxa" w:w="110"/>
+              <w:bottom w:type="dxa" w:w="70"/>
+              <w:right w:type="dxa" w:w="110"/>
+            </w:tcMar>
+            <w:vAlign w:val="center"/>
+          </w:tcPr>
+          <w:p>
+            <w:r>
+              <w:rPr>
+                <w:sz w:val="19"/>
+                <w:szCs w:val="19"/>
+              </w:rPr>
+              <w:t xml:space="preserve">Shiprocket</w:t>
             </w:r>
           </w:p>
         </w:tc>
@@ -12622,88 +15976,88 @@
                 <w:sz w:val="19"/>
                 <w:szCs w:val="19"/>
               </w:rPr>
-              <w:t xml:space="preserve">3</w:t>
-            </w:r>
-          </w:p>
-        </w:tc>
-        <w:tc>
-          <w:tcPr>
-            <w:tcW w:type="dxa" w:w="3400"/>
-            <w:tcBorders>
-              <w:top w:val="single" w:color="D9D2D5" w:sz="1"/>
-              <w:left w:val="single" w:color="D9D2D5" w:sz="1"/>
-              <w:bottom w:val="single" w:color="D9D2D5" w:sz="1"/>
-              <w:right w:val="single" w:color="D9D2D5" w:sz="1"/>
-            </w:tcBorders>
-            <w:tcMar>
-              <w:top w:type="dxa" w:w="70"/>
-              <w:left w:type="dxa" w:w="110"/>
-              <w:bottom w:type="dxa" w:w="70"/>
-              <w:right w:type="dxa" w:w="110"/>
-            </w:tcMar>
-            <w:vAlign w:val="center"/>
-          </w:tcPr>
-          <w:p>
-            <w:r>
-              <w:rPr>
-                <w:sz w:val="19"/>
-                <w:szCs w:val="19"/>
-              </w:rPr>
-              <w:t xml:space="preserve">Product/listing separation</w:t>
-            </w:r>
-          </w:p>
-        </w:tc>
-        <w:tc>
-          <w:tcPr>
-            <w:tcW w:type="dxa" w:w="1560"/>
-            <w:tcBorders>
-              <w:top w:val="single" w:color="D9D2D5" w:sz="1"/>
-              <w:left w:val="single" w:color="D9D2D5" w:sz="1"/>
-              <w:bottom w:val="single" w:color="D9D2D5" w:sz="1"/>
-              <w:right w:val="single" w:color="D9D2D5" w:sz="1"/>
-            </w:tcBorders>
-            <w:tcMar>
-              <w:top w:type="dxa" w:w="70"/>
-              <w:left w:type="dxa" w:w="110"/>
-              <w:bottom w:type="dxa" w:w="70"/>
-              <w:right w:type="dxa" w:w="110"/>
-            </w:tcMar>
-            <w:vAlign w:val="center"/>
-          </w:tcPr>
-          <w:p>
-            <w:r>
-              <w:rPr>
-                <w:sz w:val="19"/>
-                <w:szCs w:val="19"/>
-              </w:rPr>
-              <w:t xml:space="preserve">Default</w:t>
-            </w:r>
-          </w:p>
-        </w:tc>
-        <w:tc>
-          <w:tcPr>
-            <w:tcW w:type="dxa" w:w="3800"/>
-            <w:tcBorders>
-              <w:top w:val="single" w:color="D9D2D5" w:sz="1"/>
-              <w:left w:val="single" w:color="D9D2D5" w:sz="1"/>
-              <w:bottom w:val="single" w:color="D9D2D5" w:sz="1"/>
-              <w:right w:val="single" w:color="D9D2D5" w:sz="1"/>
-            </w:tcBorders>
-            <w:tcMar>
-              <w:top w:type="dxa" w:w="70"/>
-              <w:left w:type="dxa" w:w="110"/>
-              <w:bottom w:type="dxa" w:w="70"/>
-              <w:right w:type="dxa" w:w="110"/>
-            </w:tcMar>
-            <w:vAlign w:val="center"/>
-          </w:tcPr>
-          <w:p>
-            <w:r>
-              <w:rPr>
-                <w:sz w:val="19"/>
-                <w:szCs w:val="19"/>
-              </w:rPr>
-              <w:t xml:space="preserve">Adopt now; cart/orders reference listings</w:t>
+              <w:t xml:space="preserve">15</w:t>
+            </w:r>
+          </w:p>
+        </w:tc>
+        <w:tc>
+          <w:tcPr>
+            <w:tcW w:type="dxa" w:w="2900"/>
+            <w:tcBorders>
+              <w:top w:val="single" w:color="D9D2D5" w:sz="1"/>
+              <w:left w:val="single" w:color="D9D2D5" w:sz="1"/>
+              <w:bottom w:val="single" w:color="D9D2D5" w:sz="1"/>
+              <w:right w:val="single" w:color="D9D2D5" w:sz="1"/>
+            </w:tcBorders>
+            <w:tcMar>
+              <w:top w:type="dxa" w:w="70"/>
+              <w:left w:type="dxa" w:w="110"/>
+              <w:bottom w:type="dxa" w:w="70"/>
+              <w:right w:type="dxa" w:w="110"/>
+            </w:tcMar>
+            <w:vAlign w:val="center"/>
+          </w:tcPr>
+          <w:p>
+            <w:r>
+              <w:rPr>
+                <w:sz w:val="19"/>
+                <w:szCs w:val="19"/>
+              </w:rPr>
+              <w:t xml:space="preserve">Messaging providers</w:t>
+            </w:r>
+          </w:p>
+        </w:tc>
+        <w:tc>
+          <w:tcPr>
+            <w:tcW w:type="dxa" w:w="1260"/>
+            <w:tcBorders>
+              <w:top w:val="single" w:color="D9D2D5" w:sz="1"/>
+              <w:left w:val="single" w:color="D9D2D5" w:sz="1"/>
+              <w:bottom w:val="single" w:color="D9D2D5" w:sz="1"/>
+              <w:right w:val="single" w:color="D9D2D5" w:sz="1"/>
+            </w:tcBorders>
+            <w:tcMar>
+              <w:top w:type="dxa" w:w="70"/>
+              <w:left w:type="dxa" w:w="110"/>
+              <w:bottom w:type="dxa" w:w="70"/>
+              <w:right w:type="dxa" w:w="110"/>
+            </w:tcMar>
+            <w:vAlign w:val="center"/>
+          </w:tcPr>
+          <w:p>
+            <w:r>
+              <w:rPr>
+                <w:sz w:val="19"/>
+                <w:szCs w:val="19"/>
+              </w:rPr>
+              <w:t xml:space="preserve">Open</w:t>
+            </w:r>
+          </w:p>
+        </w:tc>
+        <w:tc>
+          <w:tcPr>
+            <w:tcW w:type="dxa" w:w="4600"/>
+            <w:tcBorders>
+              <w:top w:val="single" w:color="D9D2D5" w:sz="1"/>
+              <w:left w:val="single" w:color="D9D2D5" w:sz="1"/>
+              <w:bottom w:val="single" w:color="D9D2D5" w:sz="1"/>
+              <w:right w:val="single" w:color="D9D2D5" w:sz="1"/>
+            </w:tcBorders>
+            <w:tcMar>
+              <w:top w:type="dxa" w:w="70"/>
+              <w:left w:type="dxa" w:w="110"/>
+              <w:bottom w:type="dxa" w:w="70"/>
+              <w:right w:type="dxa" w:w="110"/>
+            </w:tcMar>
+            <w:vAlign w:val="center"/>
+          </w:tcPr>
+          <w:p>
+            <w:r>
+              <w:rPr>
+                <w:sz w:val="19"/>
+                <w:szCs w:val="19"/>
+              </w:rPr>
+              <w:t xml:space="preserve">TBD (e.g. Gupshup/Twilio/Meta WABA)</w:t>
             </w:r>
           </w:p>
         </w:tc>
@@ -12733,91 +16087,91 @@
                 <w:sz w:val="19"/>
                 <w:szCs w:val="19"/>
               </w:rPr>
-              <w:t xml:space="preserve">4</w:t>
-            </w:r>
-          </w:p>
-        </w:tc>
-        <w:tc>
-          <w:tcPr>
-            <w:tcW w:type="dxa" w:w="3400"/>
-            <w:tcBorders>
-              <w:top w:val="single" w:color="D9D2D5" w:sz="1"/>
-              <w:left w:val="single" w:color="D9D2D5" w:sz="1"/>
-              <w:bottom w:val="single" w:color="D9D2D5" w:sz="1"/>
-              <w:right w:val="single" w:color="D9D2D5" w:sz="1"/>
-            </w:tcBorders>
-            <w:shd w:fill="FAF5F7" w:color="auto" w:val="clear"/>
-            <w:tcMar>
-              <w:top w:type="dxa" w:w="70"/>
-              <w:left w:type="dxa" w:w="110"/>
-              <w:bottom w:type="dxa" w:w="70"/>
-              <w:right w:type="dxa" w:w="110"/>
-            </w:tcMar>
-            <w:vAlign w:val="center"/>
-          </w:tcPr>
-          <w:p>
-            <w:r>
-              <w:rPr>
-                <w:sz w:val="19"/>
-                <w:szCs w:val="19"/>
-              </w:rPr>
-              <w:t xml:space="preserve">Inventory model</w:t>
-            </w:r>
-          </w:p>
-        </w:tc>
-        <w:tc>
-          <w:tcPr>
-            <w:tcW w:type="dxa" w:w="1560"/>
-            <w:tcBorders>
-              <w:top w:val="single" w:color="D9D2D5" w:sz="1"/>
-              <w:left w:val="single" w:color="D9D2D5" w:sz="1"/>
-              <w:bottom w:val="single" w:color="D9D2D5" w:sz="1"/>
-              <w:right w:val="single" w:color="D9D2D5" w:sz="1"/>
-            </w:tcBorders>
-            <w:shd w:fill="FAF5F7" w:color="auto" w:val="clear"/>
-            <w:tcMar>
-              <w:top w:type="dxa" w:w="70"/>
-              <w:left w:type="dxa" w:w="110"/>
-              <w:bottom w:type="dxa" w:w="70"/>
-              <w:right w:type="dxa" w:w="110"/>
-            </w:tcMar>
-            <w:vAlign w:val="center"/>
-          </w:tcPr>
-          <w:p>
-            <w:r>
-              <w:rPr>
-                <w:sz w:val="19"/>
-                <w:szCs w:val="19"/>
-              </w:rPr>
-              <w:t xml:space="preserve">Default</w:t>
-            </w:r>
-          </w:p>
-        </w:tc>
-        <w:tc>
-          <w:tcPr>
-            <w:tcW w:type="dxa" w:w="3800"/>
-            <w:tcBorders>
-              <w:top w:val="single" w:color="D9D2D5" w:sz="1"/>
-              <w:left w:val="single" w:color="D9D2D5" w:sz="1"/>
-              <w:bottom w:val="single" w:color="D9D2D5" w:sz="1"/>
-              <w:right w:val="single" w:color="D9D2D5" w:sz="1"/>
-            </w:tcBorders>
-            <w:shd w:fill="FAF5F7" w:color="auto" w:val="clear"/>
-            <w:tcMar>
-              <w:top w:type="dxa" w:w="70"/>
-              <w:left w:type="dxa" w:w="110"/>
-              <w:bottom w:type="dxa" w:w="70"/>
-              <w:right w:type="dxa" w:w="110"/>
-            </w:tcMar>
-            <w:vAlign w:val="center"/>
-          </w:tcPr>
-          <w:p>
-            <w:r>
-              <w:rPr>
-                <w:sz w:val="19"/>
-                <w:szCs w:val="19"/>
-              </w:rPr>
-              <w:t xml:space="preserve">Stock ledger (derived on-hand)</w:t>
+              <w:t xml:space="preserve">16</w:t>
+            </w:r>
+          </w:p>
+        </w:tc>
+        <w:tc>
+          <w:tcPr>
+            <w:tcW w:type="dxa" w:w="2900"/>
+            <w:tcBorders>
+              <w:top w:val="single" w:color="D9D2D5" w:sz="1"/>
+              <w:left w:val="single" w:color="D9D2D5" w:sz="1"/>
+              <w:bottom w:val="single" w:color="D9D2D5" w:sz="1"/>
+              <w:right w:val="single" w:color="D9D2D5" w:sz="1"/>
+            </w:tcBorders>
+            <w:shd w:fill="FAF5F7" w:color="auto" w:val="clear"/>
+            <w:tcMar>
+              <w:top w:type="dxa" w:w="70"/>
+              <w:left w:type="dxa" w:w="110"/>
+              <w:bottom w:type="dxa" w:w="70"/>
+              <w:right w:type="dxa" w:w="110"/>
+            </w:tcMar>
+            <w:vAlign w:val="center"/>
+          </w:tcPr>
+          <w:p>
+            <w:r>
+              <w:rPr>
+                <w:sz w:val="19"/>
+                <w:szCs w:val="19"/>
+              </w:rPr>
+              <w:t xml:space="preserve">Per-vendor data method</w:t>
+            </w:r>
+          </w:p>
+        </w:tc>
+        <w:tc>
+          <w:tcPr>
+            <w:tcW w:type="dxa" w:w="1260"/>
+            <w:tcBorders>
+              <w:top w:val="single" w:color="D9D2D5" w:sz="1"/>
+              <w:left w:val="single" w:color="D9D2D5" w:sz="1"/>
+              <w:bottom w:val="single" w:color="D9D2D5" w:sz="1"/>
+              <w:right w:val="single" w:color="D9D2D5" w:sz="1"/>
+            </w:tcBorders>
+            <w:shd w:fill="FAF5F7" w:color="auto" w:val="clear"/>
+            <w:tcMar>
+              <w:top w:type="dxa" w:w="70"/>
+              <w:left w:type="dxa" w:w="110"/>
+              <w:bottom w:type="dxa" w:w="70"/>
+              <w:right w:type="dxa" w:w="110"/>
+            </w:tcMar>
+            <w:vAlign w:val="center"/>
+          </w:tcPr>
+          <w:p>
+            <w:r>
+              <w:rPr>
+                <w:sz w:val="19"/>
+                <w:szCs w:val="19"/>
+              </w:rPr>
+              <w:t xml:space="preserve">Open</w:t>
+            </w:r>
+          </w:p>
+        </w:tc>
+        <w:tc>
+          <w:tcPr>
+            <w:tcW w:type="dxa" w:w="4600"/>
+            <w:tcBorders>
+              <w:top w:val="single" w:color="D9D2D5" w:sz="1"/>
+              <w:left w:val="single" w:color="D9D2D5" w:sz="1"/>
+              <w:bottom w:val="single" w:color="D9D2D5" w:sz="1"/>
+              <w:right w:val="single" w:color="D9D2D5" w:sz="1"/>
+            </w:tcBorders>
+            <w:shd w:fill="FAF5F7" w:color="auto" w:val="clear"/>
+            <w:tcMar>
+              <w:top w:type="dxa" w:w="70"/>
+              <w:left w:type="dxa" w:w="110"/>
+              <w:bottom w:type="dxa" w:w="70"/>
+              <w:right w:type="dxa" w:w="110"/>
+            </w:tcMar>
+            <w:vAlign w:val="center"/>
+          </w:tcPr>
+          <w:p>
+            <w:r>
+              <w:rPr>
+                <w:sz w:val="19"/>
+                <w:szCs w:val="19"/>
+              </w:rPr>
+              <w:t xml:space="preserve">Confirm API vs spreadsheet/email per vendor</w:t>
             </w:r>
           </w:p>
         </w:tc>
@@ -12846,88 +16200,88 @@
                 <w:sz w:val="19"/>
                 <w:szCs w:val="19"/>
               </w:rPr>
-              <w:t xml:space="preserve">5</w:t>
-            </w:r>
-          </w:p>
-        </w:tc>
-        <w:tc>
-          <w:tcPr>
-            <w:tcW w:type="dxa" w:w="3400"/>
-            <w:tcBorders>
-              <w:top w:val="single" w:color="D9D2D5" w:sz="1"/>
-              <w:left w:val="single" w:color="D9D2D5" w:sz="1"/>
-              <w:bottom w:val="single" w:color="D9D2D5" w:sz="1"/>
-              <w:right w:val="single" w:color="D9D2D5" w:sz="1"/>
-            </w:tcBorders>
-            <w:tcMar>
-              <w:top w:type="dxa" w:w="70"/>
-              <w:left w:type="dxa" w:w="110"/>
-              <w:bottom w:type="dxa" w:w="70"/>
-              <w:right w:type="dxa" w:w="110"/>
-            </w:tcMar>
-            <w:vAlign w:val="center"/>
-          </w:tcPr>
-          <w:p>
-            <w:r>
-              <w:rPr>
-                <w:sz w:val="19"/>
-                <w:szCs w:val="19"/>
-              </w:rPr>
-              <w:t xml:space="preserve">Payment gateway</w:t>
-            </w:r>
-          </w:p>
-        </w:tc>
-        <w:tc>
-          <w:tcPr>
-            <w:tcW w:type="dxa" w:w="1560"/>
-            <w:tcBorders>
-              <w:top w:val="single" w:color="D9D2D5" w:sz="1"/>
-              <w:left w:val="single" w:color="D9D2D5" w:sz="1"/>
-              <w:bottom w:val="single" w:color="D9D2D5" w:sz="1"/>
-              <w:right w:val="single" w:color="D9D2D5" w:sz="1"/>
-            </w:tcBorders>
-            <w:tcMar>
-              <w:top w:type="dxa" w:w="70"/>
-              <w:left w:type="dxa" w:w="110"/>
-              <w:bottom w:type="dxa" w:w="70"/>
-              <w:right w:type="dxa" w:w="110"/>
-            </w:tcMar>
-            <w:vAlign w:val="center"/>
-          </w:tcPr>
-          <w:p>
-            <w:r>
-              <w:rPr>
-                <w:sz w:val="19"/>
-                <w:szCs w:val="19"/>
-              </w:rPr>
-              <w:t xml:space="preserve">Default</w:t>
-            </w:r>
-          </w:p>
-        </w:tc>
-        <w:tc>
-          <w:tcPr>
-            <w:tcW w:type="dxa" w:w="3800"/>
-            <w:tcBorders>
-              <w:top w:val="single" w:color="D9D2D5" w:sz="1"/>
-              <w:left w:val="single" w:color="D9D2D5" w:sz="1"/>
-              <w:bottom w:val="single" w:color="D9D2D5" w:sz="1"/>
-              <w:right w:val="single" w:color="D9D2D5" w:sz="1"/>
-            </w:tcBorders>
-            <w:tcMar>
-              <w:top w:type="dxa" w:w="70"/>
-              <w:left w:type="dxa" w:w="110"/>
-              <w:bottom w:type="dxa" w:w="70"/>
-              <w:right w:type="dxa" w:w="110"/>
-            </w:tcMar>
-            <w:vAlign w:val="center"/>
-          </w:tcPr>
-          <w:p>
-            <w:r>
-              <w:rPr>
-                <w:sz w:val="19"/>
-                <w:szCs w:val="19"/>
-              </w:rPr>
-              <w:t xml:space="preserve">Razorpay, with Route for marketplace split</w:t>
+              <w:t xml:space="preserve">17</w:t>
+            </w:r>
+          </w:p>
+        </w:tc>
+        <w:tc>
+          <w:tcPr>
+            <w:tcW w:type="dxa" w:w="2900"/>
+            <w:tcBorders>
+              <w:top w:val="single" w:color="D9D2D5" w:sz="1"/>
+              <w:left w:val="single" w:color="D9D2D5" w:sz="1"/>
+              <w:bottom w:val="single" w:color="D9D2D5" w:sz="1"/>
+              <w:right w:val="single" w:color="D9D2D5" w:sz="1"/>
+            </w:tcBorders>
+            <w:tcMar>
+              <w:top w:type="dxa" w:w="70"/>
+              <w:left w:type="dxa" w:w="110"/>
+              <w:bottom w:type="dxa" w:w="70"/>
+              <w:right w:type="dxa" w:w="110"/>
+            </w:tcMar>
+            <w:vAlign w:val="center"/>
+          </w:tcPr>
+          <w:p>
+            <w:r>
+              <w:rPr>
+                <w:sz w:val="19"/>
+                <w:szCs w:val="19"/>
+              </w:rPr>
+              <w:t xml:space="preserve">Self vs dropship at launch</w:t>
+            </w:r>
+          </w:p>
+        </w:tc>
+        <w:tc>
+          <w:tcPr>
+            <w:tcW w:type="dxa" w:w="1260"/>
+            <w:tcBorders>
+              <w:top w:val="single" w:color="D9D2D5" w:sz="1"/>
+              <w:left w:val="single" w:color="D9D2D5" w:sz="1"/>
+              <w:bottom w:val="single" w:color="D9D2D5" w:sz="1"/>
+              <w:right w:val="single" w:color="D9D2D5" w:sz="1"/>
+            </w:tcBorders>
+            <w:tcMar>
+              <w:top w:type="dxa" w:w="70"/>
+              <w:left w:type="dxa" w:w="110"/>
+              <w:bottom w:type="dxa" w:w="70"/>
+              <w:right w:type="dxa" w:w="110"/>
+            </w:tcMar>
+            <w:vAlign w:val="center"/>
+          </w:tcPr>
+          <w:p>
+            <w:r>
+              <w:rPr>
+                <w:sz w:val="19"/>
+                <w:szCs w:val="19"/>
+              </w:rPr>
+              <w:t xml:space="preserve">Open</w:t>
+            </w:r>
+          </w:p>
+        </w:tc>
+        <w:tc>
+          <w:tcPr>
+            <w:tcW w:type="dxa" w:w="4600"/>
+            <w:tcBorders>
+              <w:top w:val="single" w:color="D9D2D5" w:sz="1"/>
+              <w:left w:val="single" w:color="D9D2D5" w:sz="1"/>
+              <w:bottom w:val="single" w:color="D9D2D5" w:sz="1"/>
+              <w:right w:val="single" w:color="D9D2D5" w:sz="1"/>
+            </w:tcBorders>
+            <w:tcMar>
+              <w:top w:type="dxa" w:w="70"/>
+              <w:left w:type="dxa" w:w="110"/>
+              <w:bottom w:type="dxa" w:w="70"/>
+              <w:right w:type="dxa" w:w="110"/>
+            </w:tcMar>
+            <w:vAlign w:val="center"/>
+          </w:tcPr>
+          <w:p>
+            <w:r>
+              <w:rPr>
+                <w:sz w:val="19"/>
+                <w:szCs w:val="19"/>
+              </w:rPr>
+              <w:t xml:space="preserve">Likely all dropship initially</w:t>
             </w:r>
           </w:p>
         </w:tc>
@@ -12957,91 +16311,91 @@
                 <w:sz w:val="19"/>
                 <w:szCs w:val="19"/>
               </w:rPr>
-              <w:t xml:space="preserve">6</w:t>
-            </w:r>
-          </w:p>
-        </w:tc>
-        <w:tc>
-          <w:tcPr>
-            <w:tcW w:type="dxa" w:w="3400"/>
-            <w:tcBorders>
-              <w:top w:val="single" w:color="D9D2D5" w:sz="1"/>
-              <w:left w:val="single" w:color="D9D2D5" w:sz="1"/>
-              <w:bottom w:val="single" w:color="D9D2D5" w:sz="1"/>
-              <w:right w:val="single" w:color="D9D2D5" w:sz="1"/>
-            </w:tcBorders>
-            <w:shd w:fill="FAF5F7" w:color="auto" w:val="clear"/>
-            <w:tcMar>
-              <w:top w:type="dxa" w:w="70"/>
-              <w:left w:type="dxa" w:w="110"/>
-              <w:bottom w:type="dxa" w:w="70"/>
-              <w:right w:type="dxa" w:w="110"/>
-            </w:tcMar>
-            <w:vAlign w:val="center"/>
-          </w:tcPr>
-          <w:p>
-            <w:r>
-              <w:rPr>
-                <w:sz w:val="19"/>
-                <w:szCs w:val="19"/>
-              </w:rPr>
-              <w:t xml:space="preserve">Shipping (self-fulfilled)</w:t>
-            </w:r>
-          </w:p>
-        </w:tc>
-        <w:tc>
-          <w:tcPr>
-            <w:tcW w:type="dxa" w:w="1560"/>
-            <w:tcBorders>
-              <w:top w:val="single" w:color="D9D2D5" w:sz="1"/>
-              <w:left w:val="single" w:color="D9D2D5" w:sz="1"/>
-              <w:bottom w:val="single" w:color="D9D2D5" w:sz="1"/>
-              <w:right w:val="single" w:color="D9D2D5" w:sz="1"/>
-            </w:tcBorders>
-            <w:shd w:fill="FAF5F7" w:color="auto" w:val="clear"/>
-            <w:tcMar>
-              <w:top w:type="dxa" w:w="70"/>
-              <w:left w:type="dxa" w:w="110"/>
-              <w:bottom w:type="dxa" w:w="70"/>
-              <w:right w:type="dxa" w:w="110"/>
-            </w:tcMar>
-            <w:vAlign w:val="center"/>
-          </w:tcPr>
-          <w:p>
-            <w:r>
-              <w:rPr>
-                <w:sz w:val="19"/>
-                <w:szCs w:val="19"/>
-              </w:rPr>
-              <w:t xml:space="preserve">Default</w:t>
-            </w:r>
-          </w:p>
-        </w:tc>
-        <w:tc>
-          <w:tcPr>
-            <w:tcW w:type="dxa" w:w="3800"/>
-            <w:tcBorders>
-              <w:top w:val="single" w:color="D9D2D5" w:sz="1"/>
-              <w:left w:val="single" w:color="D9D2D5" w:sz="1"/>
-              <w:bottom w:val="single" w:color="D9D2D5" w:sz="1"/>
-              <w:right w:val="single" w:color="D9D2D5" w:sz="1"/>
-            </w:tcBorders>
-            <w:shd w:fill="FAF5F7" w:color="auto" w:val="clear"/>
-            <w:tcMar>
-              <w:top w:type="dxa" w:w="70"/>
-              <w:left w:type="dxa" w:w="110"/>
-              <w:bottom w:type="dxa" w:w="70"/>
-              <w:right w:type="dxa" w:w="110"/>
-            </w:tcMar>
-            <w:vAlign w:val="center"/>
-          </w:tcPr>
-          <w:p>
-            <w:r>
-              <w:rPr>
-                <w:sz w:val="19"/>
-                <w:szCs w:val="19"/>
-              </w:rPr>
-              <w:t xml:space="preserve">Courier aggregator (e.g. Shiprocket)</w:t>
+              <w:t xml:space="preserve">18</w:t>
+            </w:r>
+          </w:p>
+        </w:tc>
+        <w:tc>
+          <w:tcPr>
+            <w:tcW w:type="dxa" w:w="2900"/>
+            <w:tcBorders>
+              <w:top w:val="single" w:color="D9D2D5" w:sz="1"/>
+              <w:left w:val="single" w:color="D9D2D5" w:sz="1"/>
+              <w:bottom w:val="single" w:color="D9D2D5" w:sz="1"/>
+              <w:right w:val="single" w:color="D9D2D5" w:sz="1"/>
+            </w:tcBorders>
+            <w:shd w:fill="FAF5F7" w:color="auto" w:val="clear"/>
+            <w:tcMar>
+              <w:top w:type="dxa" w:w="70"/>
+              <w:left w:type="dxa" w:w="110"/>
+              <w:bottom w:type="dxa" w:w="70"/>
+              <w:right w:type="dxa" w:w="110"/>
+            </w:tcMar>
+            <w:vAlign w:val="center"/>
+          </w:tcPr>
+          <w:p>
+            <w:r>
+              <w:rPr>
+                <w:sz w:val="19"/>
+                <w:szCs w:val="19"/>
+              </w:rPr>
+              <w:t xml:space="preserve">Marketplace go/no-go &amp; timing</w:t>
+            </w:r>
+          </w:p>
+        </w:tc>
+        <w:tc>
+          <w:tcPr>
+            <w:tcW w:type="dxa" w:w="1260"/>
+            <w:tcBorders>
+              <w:top w:val="single" w:color="D9D2D5" w:sz="1"/>
+              <w:left w:val="single" w:color="D9D2D5" w:sz="1"/>
+              <w:bottom w:val="single" w:color="D9D2D5" w:sz="1"/>
+              <w:right w:val="single" w:color="D9D2D5" w:sz="1"/>
+            </w:tcBorders>
+            <w:shd w:fill="FAF5F7" w:color="auto" w:val="clear"/>
+            <w:tcMar>
+              <w:top w:type="dxa" w:w="70"/>
+              <w:left w:type="dxa" w:w="110"/>
+              <w:bottom w:type="dxa" w:w="70"/>
+              <w:right w:type="dxa" w:w="110"/>
+            </w:tcMar>
+            <w:vAlign w:val="center"/>
+          </w:tcPr>
+          <w:p>
+            <w:r>
+              <w:rPr>
+                <w:sz w:val="19"/>
+                <w:szCs w:val="19"/>
+              </w:rPr>
+              <w:t xml:space="preserve">Open</w:t>
+            </w:r>
+          </w:p>
+        </w:tc>
+        <w:tc>
+          <w:tcPr>
+            <w:tcW w:type="dxa" w:w="4600"/>
+            <w:tcBorders>
+              <w:top w:val="single" w:color="D9D2D5" w:sz="1"/>
+              <w:left w:val="single" w:color="D9D2D5" w:sz="1"/>
+              <w:bottom w:val="single" w:color="D9D2D5" w:sz="1"/>
+              <w:right w:val="single" w:color="D9D2D5" w:sz="1"/>
+            </w:tcBorders>
+            <w:shd w:fill="FAF5F7" w:color="auto" w:val="clear"/>
+            <w:tcMar>
+              <w:top w:type="dxa" w:w="70"/>
+              <w:left w:type="dxa" w:w="110"/>
+              <w:bottom w:type="dxa" w:w="70"/>
+              <w:right w:type="dxa" w:w="110"/>
+            </w:tcMar>
+            <w:vAlign w:val="center"/>
+          </w:tcPr>
+          <w:p>
+            <w:r>
+              <w:rPr>
+                <w:sz w:val="19"/>
+                <w:szCs w:val="19"/>
+              </w:rPr>
+              <w:t xml:space="preserve">Design now; build (Phase 7) only if needed</w:t>
             </w:r>
           </w:p>
         </w:tc>
@@ -13070,760 +16424,88 @@
                 <w:sz w:val="19"/>
                 <w:szCs w:val="19"/>
               </w:rPr>
-              <w:t xml:space="preserve">7</w:t>
-            </w:r>
-          </w:p>
-        </w:tc>
-        <w:tc>
-          <w:tcPr>
-            <w:tcW w:type="dxa" w:w="3400"/>
-            <w:tcBorders>
-              <w:top w:val="single" w:color="D9D2D5" w:sz="1"/>
-              <w:left w:val="single" w:color="D9D2D5" w:sz="1"/>
-              <w:bottom w:val="single" w:color="D9D2D5" w:sz="1"/>
-              <w:right w:val="single" w:color="D9D2D5" w:sz="1"/>
-            </w:tcBorders>
-            <w:tcMar>
-              <w:top w:type="dxa" w:w="70"/>
-              <w:left w:type="dxa" w:w="110"/>
-              <w:bottom w:type="dxa" w:w="70"/>
-              <w:right w:type="dxa" w:w="110"/>
-            </w:tcMar>
-            <w:vAlign w:val="center"/>
-          </w:tcPr>
-          <w:p>
-            <w:r>
-              <w:rPr>
-                <w:sz w:val="19"/>
-                <w:szCs w:val="19"/>
-              </w:rPr>
-              <w:t xml:space="preserve">Replenishment default mode</w:t>
-            </w:r>
-          </w:p>
-        </w:tc>
-        <w:tc>
-          <w:tcPr>
-            <w:tcW w:type="dxa" w:w="1560"/>
-            <w:tcBorders>
-              <w:top w:val="single" w:color="D9D2D5" w:sz="1"/>
-              <w:left w:val="single" w:color="D9D2D5" w:sz="1"/>
-              <w:bottom w:val="single" w:color="D9D2D5" w:sz="1"/>
-              <w:right w:val="single" w:color="D9D2D5" w:sz="1"/>
-            </w:tcBorders>
-            <w:tcMar>
-              <w:top w:type="dxa" w:w="70"/>
-              <w:left w:type="dxa" w:w="110"/>
-              <w:bottom w:type="dxa" w:w="70"/>
-              <w:right w:type="dxa" w:w="110"/>
-            </w:tcMar>
-            <w:vAlign w:val="center"/>
-          </w:tcPr>
-          <w:p>
-            <w:r>
-              <w:rPr>
-                <w:sz w:val="19"/>
-                <w:szCs w:val="19"/>
-              </w:rPr>
-              <w:t xml:space="preserve">Default</w:t>
-            </w:r>
-          </w:p>
-        </w:tc>
-        <w:tc>
-          <w:tcPr>
-            <w:tcW w:type="dxa" w:w="3800"/>
-            <w:tcBorders>
-              <w:top w:val="single" w:color="D9D2D5" w:sz="1"/>
-              <w:left w:val="single" w:color="D9D2D5" w:sz="1"/>
-              <w:bottom w:val="single" w:color="D9D2D5" w:sz="1"/>
-              <w:right w:val="single" w:color="D9D2D5" w:sz="1"/>
-            </w:tcBorders>
-            <w:tcMar>
-              <w:top w:type="dxa" w:w="70"/>
-              <w:left w:type="dxa" w:w="110"/>
-              <w:bottom w:type="dxa" w:w="70"/>
-              <w:right w:type="dxa" w:w="110"/>
-            </w:tcMar>
-            <w:vAlign w:val="center"/>
-          </w:tcPr>
-          <w:p>
-            <w:r>
-              <w:rPr>
-                <w:sz w:val="19"/>
-                <w:szCs w:val="19"/>
-              </w:rPr>
-              <w:t xml:space="preserve">alert_only/approval at launch; auto_po opt-in</w:t>
-            </w:r>
-          </w:p>
-        </w:tc>
-      </w:tr>
-      <w:tr>
-        <w:tc>
-          <w:tcPr>
-            <w:tcW w:type="dxa" w:w="600"/>
-            <w:tcBorders>
-              <w:top w:val="single" w:color="D9D2D5" w:sz="1"/>
-              <w:left w:val="single" w:color="D9D2D5" w:sz="1"/>
-              <w:bottom w:val="single" w:color="D9D2D5" w:sz="1"/>
-              <w:right w:val="single" w:color="D9D2D5" w:sz="1"/>
-            </w:tcBorders>
-            <w:shd w:fill="FAF5F7" w:color="auto" w:val="clear"/>
-            <w:tcMar>
-              <w:top w:type="dxa" w:w="70"/>
-              <w:left w:type="dxa" w:w="110"/>
-              <w:bottom w:type="dxa" w:w="70"/>
-              <w:right w:type="dxa" w:w="110"/>
-            </w:tcMar>
-            <w:vAlign w:val="center"/>
-          </w:tcPr>
-          <w:p>
-            <w:r>
-              <w:rPr>
-                <w:sz w:val="19"/>
-                <w:szCs w:val="19"/>
-              </w:rPr>
-              <w:t xml:space="preserve">8</w:t>
-            </w:r>
-          </w:p>
-        </w:tc>
-        <w:tc>
-          <w:tcPr>
-            <w:tcW w:type="dxa" w:w="3400"/>
-            <w:tcBorders>
-              <w:top w:val="single" w:color="D9D2D5" w:sz="1"/>
-              <w:left w:val="single" w:color="D9D2D5" w:sz="1"/>
-              <w:bottom w:val="single" w:color="D9D2D5" w:sz="1"/>
-              <w:right w:val="single" w:color="D9D2D5" w:sz="1"/>
-            </w:tcBorders>
-            <w:shd w:fill="FAF5F7" w:color="auto" w:val="clear"/>
-            <w:tcMar>
-              <w:top w:type="dxa" w:w="70"/>
-              <w:left w:type="dxa" w:w="110"/>
-              <w:bottom w:type="dxa" w:w="70"/>
-              <w:right w:type="dxa" w:w="110"/>
-            </w:tcMar>
-            <w:vAlign w:val="center"/>
-          </w:tcPr>
-          <w:p>
-            <w:r>
-              <w:rPr>
-                <w:sz w:val="19"/>
-                <w:szCs w:val="19"/>
-              </w:rPr>
-              <w:t xml:space="preserve">Safety-stock method</w:t>
-            </w:r>
-          </w:p>
-        </w:tc>
-        <w:tc>
-          <w:tcPr>
-            <w:tcW w:type="dxa" w:w="1560"/>
-            <w:tcBorders>
-              <w:top w:val="single" w:color="D9D2D5" w:sz="1"/>
-              <w:left w:val="single" w:color="D9D2D5" w:sz="1"/>
-              <w:bottom w:val="single" w:color="D9D2D5" w:sz="1"/>
-              <w:right w:val="single" w:color="D9D2D5" w:sz="1"/>
-            </w:tcBorders>
-            <w:shd w:fill="FAF5F7" w:color="auto" w:val="clear"/>
-            <w:tcMar>
-              <w:top w:type="dxa" w:w="70"/>
-              <w:left w:type="dxa" w:w="110"/>
-              <w:bottom w:type="dxa" w:w="70"/>
-              <w:right w:type="dxa" w:w="110"/>
-            </w:tcMar>
-            <w:vAlign w:val="center"/>
-          </w:tcPr>
-          <w:p>
-            <w:r>
-              <w:rPr>
-                <w:sz w:val="19"/>
-                <w:szCs w:val="19"/>
-              </w:rPr>
-              <w:t xml:space="preserve">Default</w:t>
-            </w:r>
-          </w:p>
-        </w:tc>
-        <w:tc>
-          <w:tcPr>
-            <w:tcW w:type="dxa" w:w="3800"/>
-            <w:tcBorders>
-              <w:top w:val="single" w:color="D9D2D5" w:sz="1"/>
-              <w:left w:val="single" w:color="D9D2D5" w:sz="1"/>
-              <w:bottom w:val="single" w:color="D9D2D5" w:sz="1"/>
-              <w:right w:val="single" w:color="D9D2D5" w:sz="1"/>
-            </w:tcBorders>
-            <w:shd w:fill="FAF5F7" w:color="auto" w:val="clear"/>
-            <w:tcMar>
-              <w:top w:type="dxa" w:w="70"/>
-              <w:left w:type="dxa" w:w="110"/>
-              <w:bottom w:type="dxa" w:w="70"/>
-              <w:right w:type="dxa" w:w="110"/>
-            </w:tcMar>
-            <w:vAlign w:val="center"/>
-          </w:tcPr>
-          <w:p>
-            <w:r>
-              <w:rPr>
-                <w:sz w:val="19"/>
-                <w:szCs w:val="19"/>
-              </w:rPr>
-              <w:t xml:space="preserve">Fixed per SKU now; statistical later</w:t>
-            </w:r>
-          </w:p>
-        </w:tc>
-      </w:tr>
-      <w:tr>
-        <w:tc>
-          <w:tcPr>
-            <w:tcW w:type="dxa" w:w="600"/>
-            <w:tcBorders>
-              <w:top w:val="single" w:color="D9D2D5" w:sz="1"/>
-              <w:left w:val="single" w:color="D9D2D5" w:sz="1"/>
-              <w:bottom w:val="single" w:color="D9D2D5" w:sz="1"/>
-              <w:right w:val="single" w:color="D9D2D5" w:sz="1"/>
-            </w:tcBorders>
-            <w:tcMar>
-              <w:top w:type="dxa" w:w="70"/>
-              <w:left w:type="dxa" w:w="110"/>
-              <w:bottom w:type="dxa" w:w="70"/>
-              <w:right w:type="dxa" w:w="110"/>
-            </w:tcMar>
-            <w:vAlign w:val="center"/>
-          </w:tcPr>
-          <w:p>
-            <w:r>
-              <w:rPr>
-                <w:sz w:val="19"/>
-                <w:szCs w:val="19"/>
-              </w:rPr>
-              <w:t xml:space="preserve">9</w:t>
-            </w:r>
-          </w:p>
-        </w:tc>
-        <w:tc>
-          <w:tcPr>
-            <w:tcW w:type="dxa" w:w="3400"/>
-            <w:tcBorders>
-              <w:top w:val="single" w:color="D9D2D5" w:sz="1"/>
-              <w:left w:val="single" w:color="D9D2D5" w:sz="1"/>
-              <w:bottom w:val="single" w:color="D9D2D5" w:sz="1"/>
-              <w:right w:val="single" w:color="D9D2D5" w:sz="1"/>
-            </w:tcBorders>
-            <w:tcMar>
-              <w:top w:type="dxa" w:w="70"/>
-              <w:left w:type="dxa" w:w="110"/>
-              <w:bottom w:type="dxa" w:w="70"/>
-              <w:right w:type="dxa" w:w="110"/>
-            </w:tcMar>
-            <w:vAlign w:val="center"/>
-          </w:tcPr>
-          <w:p>
-            <w:r>
-              <w:rPr>
-                <w:sz w:val="19"/>
-                <w:szCs w:val="19"/>
-              </w:rPr>
-              <w:t xml:space="preserve">Per-vendor data method</w:t>
-            </w:r>
-          </w:p>
-        </w:tc>
-        <w:tc>
-          <w:tcPr>
-            <w:tcW w:type="dxa" w:w="1560"/>
-            <w:tcBorders>
-              <w:top w:val="single" w:color="D9D2D5" w:sz="1"/>
-              <w:left w:val="single" w:color="D9D2D5" w:sz="1"/>
-              <w:bottom w:val="single" w:color="D9D2D5" w:sz="1"/>
-              <w:right w:val="single" w:color="D9D2D5" w:sz="1"/>
-            </w:tcBorders>
-            <w:tcMar>
-              <w:top w:type="dxa" w:w="70"/>
-              <w:left w:type="dxa" w:w="110"/>
-              <w:bottom w:type="dxa" w:w="70"/>
-              <w:right w:type="dxa" w:w="110"/>
-            </w:tcMar>
-            <w:vAlign w:val="center"/>
-          </w:tcPr>
-          <w:p>
-            <w:r>
-              <w:rPr>
-                <w:sz w:val="19"/>
-                <w:szCs w:val="19"/>
-              </w:rPr>
-              <w:t xml:space="preserve">Open</w:t>
-            </w:r>
-          </w:p>
-        </w:tc>
-        <w:tc>
-          <w:tcPr>
-            <w:tcW w:type="dxa" w:w="3800"/>
-            <w:tcBorders>
-              <w:top w:val="single" w:color="D9D2D5" w:sz="1"/>
-              <w:left w:val="single" w:color="D9D2D5" w:sz="1"/>
-              <w:bottom w:val="single" w:color="D9D2D5" w:sz="1"/>
-              <w:right w:val="single" w:color="D9D2D5" w:sz="1"/>
-            </w:tcBorders>
-            <w:tcMar>
-              <w:top w:type="dxa" w:w="70"/>
-              <w:left w:type="dxa" w:w="110"/>
-              <w:bottom w:type="dxa" w:w="70"/>
-              <w:right w:type="dxa" w:w="110"/>
-            </w:tcMar>
-            <w:vAlign w:val="center"/>
-          </w:tcPr>
-          <w:p>
-            <w:r>
-              <w:rPr>
-                <w:sz w:val="19"/>
-                <w:szCs w:val="19"/>
-              </w:rPr>
-              <w:t xml:space="preserve">Confirm API vs spreadsheet/email per vendor</w:t>
-            </w:r>
-          </w:p>
-        </w:tc>
-      </w:tr>
-      <w:tr>
-        <w:tc>
-          <w:tcPr>
-            <w:tcW w:type="dxa" w:w="600"/>
-            <w:tcBorders>
-              <w:top w:val="single" w:color="D9D2D5" w:sz="1"/>
-              <w:left w:val="single" w:color="D9D2D5" w:sz="1"/>
-              <w:bottom w:val="single" w:color="D9D2D5" w:sz="1"/>
-              <w:right w:val="single" w:color="D9D2D5" w:sz="1"/>
-            </w:tcBorders>
-            <w:shd w:fill="FAF5F7" w:color="auto" w:val="clear"/>
-            <w:tcMar>
-              <w:top w:type="dxa" w:w="70"/>
-              <w:left w:type="dxa" w:w="110"/>
-              <w:bottom w:type="dxa" w:w="70"/>
-              <w:right w:type="dxa" w:w="110"/>
-            </w:tcMar>
-            <w:vAlign w:val="center"/>
-          </w:tcPr>
-          <w:p>
-            <w:r>
-              <w:rPr>
-                <w:sz w:val="19"/>
-                <w:szCs w:val="19"/>
-              </w:rPr>
-              <w:t xml:space="preserve">10</w:t>
-            </w:r>
-          </w:p>
-        </w:tc>
-        <w:tc>
-          <w:tcPr>
-            <w:tcW w:type="dxa" w:w="3400"/>
-            <w:tcBorders>
-              <w:top w:val="single" w:color="D9D2D5" w:sz="1"/>
-              <w:left w:val="single" w:color="D9D2D5" w:sz="1"/>
-              <w:bottom w:val="single" w:color="D9D2D5" w:sz="1"/>
-              <w:right w:val="single" w:color="D9D2D5" w:sz="1"/>
-            </w:tcBorders>
-            <w:shd w:fill="FAF5F7" w:color="auto" w:val="clear"/>
-            <w:tcMar>
-              <w:top w:type="dxa" w:w="70"/>
-              <w:left w:type="dxa" w:w="110"/>
-              <w:bottom w:type="dxa" w:w="70"/>
-              <w:right w:type="dxa" w:w="110"/>
-            </w:tcMar>
-            <w:vAlign w:val="center"/>
-          </w:tcPr>
-          <w:p>
-            <w:r>
-              <w:rPr>
-                <w:sz w:val="19"/>
-                <w:szCs w:val="19"/>
-              </w:rPr>
-              <w:t xml:space="preserve">Email-in address &amp; format</w:t>
-            </w:r>
-          </w:p>
-        </w:tc>
-        <w:tc>
-          <w:tcPr>
-            <w:tcW w:type="dxa" w:w="1560"/>
-            <w:tcBorders>
-              <w:top w:val="single" w:color="D9D2D5" w:sz="1"/>
-              <w:left w:val="single" w:color="D9D2D5" w:sz="1"/>
-              <w:bottom w:val="single" w:color="D9D2D5" w:sz="1"/>
-              <w:right w:val="single" w:color="D9D2D5" w:sz="1"/>
-            </w:tcBorders>
-            <w:shd w:fill="FAF5F7" w:color="auto" w:val="clear"/>
-            <w:tcMar>
-              <w:top w:type="dxa" w:w="70"/>
-              <w:left w:type="dxa" w:w="110"/>
-              <w:bottom w:type="dxa" w:w="70"/>
-              <w:right w:type="dxa" w:w="110"/>
-            </w:tcMar>
-            <w:vAlign w:val="center"/>
-          </w:tcPr>
-          <w:p>
-            <w:r>
-              <w:rPr>
-                <w:sz w:val="19"/>
-                <w:szCs w:val="19"/>
-              </w:rPr>
-              <w:t xml:space="preserve">Open</w:t>
-            </w:r>
-          </w:p>
-        </w:tc>
-        <w:tc>
-          <w:tcPr>
-            <w:tcW w:type="dxa" w:w="3800"/>
-            <w:tcBorders>
-              <w:top w:val="single" w:color="D9D2D5" w:sz="1"/>
-              <w:left w:val="single" w:color="D9D2D5" w:sz="1"/>
-              <w:bottom w:val="single" w:color="D9D2D5" w:sz="1"/>
-              <w:right w:val="single" w:color="D9D2D5" w:sz="1"/>
-            </w:tcBorders>
-            <w:shd w:fill="FAF5F7" w:color="auto" w:val="clear"/>
-            <w:tcMar>
-              <w:top w:type="dxa" w:w="70"/>
-              <w:left w:type="dxa" w:w="110"/>
-              <w:bottom w:type="dxa" w:w="70"/>
-              <w:right w:type="dxa" w:w="110"/>
-            </w:tcMar>
-            <w:vAlign w:val="center"/>
-          </w:tcPr>
-          <w:p>
-            <w:r>
-              <w:rPr>
-                <w:sz w:val="19"/>
-                <w:szCs w:val="19"/>
-              </w:rPr>
-              <w:t xml:space="preserve">Define feeds inbox and expected columns</w:t>
-            </w:r>
-          </w:p>
-        </w:tc>
-      </w:tr>
-      <w:tr>
-        <w:tc>
-          <w:tcPr>
-            <w:tcW w:type="dxa" w:w="600"/>
-            <w:tcBorders>
-              <w:top w:val="single" w:color="D9D2D5" w:sz="1"/>
-              <w:left w:val="single" w:color="D9D2D5" w:sz="1"/>
-              <w:bottom w:val="single" w:color="D9D2D5" w:sz="1"/>
-              <w:right w:val="single" w:color="D9D2D5" w:sz="1"/>
-            </w:tcBorders>
-            <w:tcMar>
-              <w:top w:type="dxa" w:w="70"/>
-              <w:left w:type="dxa" w:w="110"/>
-              <w:bottom w:type="dxa" w:w="70"/>
-              <w:right w:type="dxa" w:w="110"/>
-            </w:tcMar>
-            <w:vAlign w:val="center"/>
-          </w:tcPr>
-          <w:p>
-            <w:r>
-              <w:rPr>
-                <w:sz w:val="19"/>
-                <w:szCs w:val="19"/>
-              </w:rPr>
-              <w:t xml:space="preserve">11</w:t>
-            </w:r>
-          </w:p>
-        </w:tc>
-        <w:tc>
-          <w:tcPr>
-            <w:tcW w:type="dxa" w:w="3400"/>
-            <w:tcBorders>
-              <w:top w:val="single" w:color="D9D2D5" w:sz="1"/>
-              <w:left w:val="single" w:color="D9D2D5" w:sz="1"/>
-              <w:bottom w:val="single" w:color="D9D2D5" w:sz="1"/>
-              <w:right w:val="single" w:color="D9D2D5" w:sz="1"/>
-            </w:tcBorders>
-            <w:tcMar>
-              <w:top w:type="dxa" w:w="70"/>
-              <w:left w:type="dxa" w:w="110"/>
-              <w:bottom w:type="dxa" w:w="70"/>
-              <w:right w:type="dxa" w:w="110"/>
-            </w:tcMar>
-            <w:vAlign w:val="center"/>
-          </w:tcPr>
-          <w:p>
-            <w:r>
-              <w:rPr>
-                <w:sz w:val="19"/>
-                <w:szCs w:val="19"/>
-              </w:rPr>
-              <w:t xml:space="preserve">Self-fulfilled vs dropship at launch</w:t>
-            </w:r>
-          </w:p>
-        </w:tc>
-        <w:tc>
-          <w:tcPr>
-            <w:tcW w:type="dxa" w:w="1560"/>
-            <w:tcBorders>
-              <w:top w:val="single" w:color="D9D2D5" w:sz="1"/>
-              <w:left w:val="single" w:color="D9D2D5" w:sz="1"/>
-              <w:bottom w:val="single" w:color="D9D2D5" w:sz="1"/>
-              <w:right w:val="single" w:color="D9D2D5" w:sz="1"/>
-            </w:tcBorders>
-            <w:tcMar>
-              <w:top w:type="dxa" w:w="70"/>
-              <w:left w:type="dxa" w:w="110"/>
-              <w:bottom w:type="dxa" w:w="70"/>
-              <w:right w:type="dxa" w:w="110"/>
-            </w:tcMar>
-            <w:vAlign w:val="center"/>
-          </w:tcPr>
-          <w:p>
-            <w:r>
-              <w:rPr>
-                <w:sz w:val="19"/>
-                <w:szCs w:val="19"/>
-              </w:rPr>
-              <w:t xml:space="preserve">Open</w:t>
-            </w:r>
-          </w:p>
-        </w:tc>
-        <w:tc>
-          <w:tcPr>
-            <w:tcW w:type="dxa" w:w="3800"/>
-            <w:tcBorders>
-              <w:top w:val="single" w:color="D9D2D5" w:sz="1"/>
-              <w:left w:val="single" w:color="D9D2D5" w:sz="1"/>
-              <w:bottom w:val="single" w:color="D9D2D5" w:sz="1"/>
-              <w:right w:val="single" w:color="D9D2D5" w:sz="1"/>
-            </w:tcBorders>
-            <w:tcMar>
-              <w:top w:type="dxa" w:w="70"/>
-              <w:left w:type="dxa" w:w="110"/>
-              <w:bottom w:type="dxa" w:w="70"/>
-              <w:right w:type="dxa" w:w="110"/>
-            </w:tcMar>
-            <w:vAlign w:val="center"/>
-          </w:tcPr>
-          <w:p>
-            <w:r>
-              <w:rPr>
-                <w:sz w:val="19"/>
-                <w:szCs w:val="19"/>
-              </w:rPr>
-              <w:t xml:space="preserve">Likely all dropship initially</w:t>
-            </w:r>
-          </w:p>
-        </w:tc>
-      </w:tr>
-      <w:tr>
-        <w:tc>
-          <w:tcPr>
-            <w:tcW w:type="dxa" w:w="600"/>
-            <w:tcBorders>
-              <w:top w:val="single" w:color="D9D2D5" w:sz="1"/>
-              <w:left w:val="single" w:color="D9D2D5" w:sz="1"/>
-              <w:bottom w:val="single" w:color="D9D2D5" w:sz="1"/>
-              <w:right w:val="single" w:color="D9D2D5" w:sz="1"/>
-            </w:tcBorders>
-            <w:shd w:fill="FAF5F7" w:color="auto" w:val="clear"/>
-            <w:tcMar>
-              <w:top w:type="dxa" w:w="70"/>
-              <w:left w:type="dxa" w:w="110"/>
-              <w:bottom w:type="dxa" w:w="70"/>
-              <w:right w:type="dxa" w:w="110"/>
-            </w:tcMar>
-            <w:vAlign w:val="center"/>
-          </w:tcPr>
-          <w:p>
-            <w:r>
-              <w:rPr>
-                <w:sz w:val="19"/>
-                <w:szCs w:val="19"/>
-              </w:rPr>
-              <w:t xml:space="preserve">12</w:t>
-            </w:r>
-          </w:p>
-        </w:tc>
-        <w:tc>
-          <w:tcPr>
-            <w:tcW w:type="dxa" w:w="3400"/>
-            <w:tcBorders>
-              <w:top w:val="single" w:color="D9D2D5" w:sz="1"/>
-              <w:left w:val="single" w:color="D9D2D5" w:sz="1"/>
-              <w:bottom w:val="single" w:color="D9D2D5" w:sz="1"/>
-              <w:right w:val="single" w:color="D9D2D5" w:sz="1"/>
-            </w:tcBorders>
-            <w:shd w:fill="FAF5F7" w:color="auto" w:val="clear"/>
-            <w:tcMar>
-              <w:top w:type="dxa" w:w="70"/>
-              <w:left w:type="dxa" w:w="110"/>
-              <w:bottom w:type="dxa" w:w="70"/>
-              <w:right w:type="dxa" w:w="110"/>
-            </w:tcMar>
-            <w:vAlign w:val="center"/>
-          </w:tcPr>
-          <w:p>
-            <w:r>
-              <w:rPr>
-                <w:sz w:val="19"/>
-                <w:szCs w:val="19"/>
-              </w:rPr>
-              <w:t xml:space="preserve">Marketplace go/no-go &amp; timing</w:t>
-            </w:r>
-          </w:p>
-        </w:tc>
-        <w:tc>
-          <w:tcPr>
-            <w:tcW w:type="dxa" w:w="1560"/>
-            <w:tcBorders>
-              <w:top w:val="single" w:color="D9D2D5" w:sz="1"/>
-              <w:left w:val="single" w:color="D9D2D5" w:sz="1"/>
-              <w:bottom w:val="single" w:color="D9D2D5" w:sz="1"/>
-              <w:right w:val="single" w:color="D9D2D5" w:sz="1"/>
-            </w:tcBorders>
-            <w:shd w:fill="FAF5F7" w:color="auto" w:val="clear"/>
-            <w:tcMar>
-              <w:top w:type="dxa" w:w="70"/>
-              <w:left w:type="dxa" w:w="110"/>
-              <w:bottom w:type="dxa" w:w="70"/>
-              <w:right w:type="dxa" w:w="110"/>
-            </w:tcMar>
-            <w:vAlign w:val="center"/>
-          </w:tcPr>
-          <w:p>
-            <w:r>
-              <w:rPr>
-                <w:sz w:val="19"/>
-                <w:szCs w:val="19"/>
-              </w:rPr>
-              <w:t xml:space="preserve">Open</w:t>
-            </w:r>
-          </w:p>
-        </w:tc>
-        <w:tc>
-          <w:tcPr>
-            <w:tcW w:type="dxa" w:w="3800"/>
-            <w:tcBorders>
-              <w:top w:val="single" w:color="D9D2D5" w:sz="1"/>
-              <w:left w:val="single" w:color="D9D2D5" w:sz="1"/>
-              <w:bottom w:val="single" w:color="D9D2D5" w:sz="1"/>
-              <w:right w:val="single" w:color="D9D2D5" w:sz="1"/>
-            </w:tcBorders>
-            <w:shd w:fill="FAF5F7" w:color="auto" w:val="clear"/>
-            <w:tcMar>
-              <w:top w:type="dxa" w:w="70"/>
-              <w:left w:type="dxa" w:w="110"/>
-              <w:bottom w:type="dxa" w:w="70"/>
-              <w:right w:type="dxa" w:w="110"/>
-            </w:tcMar>
-            <w:vAlign w:val="center"/>
-          </w:tcPr>
-          <w:p>
-            <w:r>
-              <w:rPr>
-                <w:sz w:val="19"/>
-                <w:szCs w:val="19"/>
-              </w:rPr>
-              <w:t xml:space="preserve">Design now; build (Phase 7) only if/when needed</w:t>
-            </w:r>
-          </w:p>
-        </w:tc>
-      </w:tr>
-      <w:tr>
-        <w:tc>
-          <w:tcPr>
-            <w:tcW w:type="dxa" w:w="600"/>
-            <w:tcBorders>
-              <w:top w:val="single" w:color="D9D2D5" w:sz="1"/>
-              <w:left w:val="single" w:color="D9D2D5" w:sz="1"/>
-              <w:bottom w:val="single" w:color="D9D2D5" w:sz="1"/>
-              <w:right w:val="single" w:color="D9D2D5" w:sz="1"/>
-            </w:tcBorders>
-            <w:tcMar>
-              <w:top w:type="dxa" w:w="70"/>
-              <w:left w:type="dxa" w:w="110"/>
-              <w:bottom w:type="dxa" w:w="70"/>
-              <w:right w:type="dxa" w:w="110"/>
-            </w:tcMar>
-            <w:vAlign w:val="center"/>
-          </w:tcPr>
-          <w:p>
-            <w:r>
-              <w:rPr>
-                <w:sz w:val="19"/>
-                <w:szCs w:val="19"/>
-              </w:rPr>
-              <w:t xml:space="preserve">13</w:t>
-            </w:r>
-          </w:p>
-        </w:tc>
-        <w:tc>
-          <w:tcPr>
-            <w:tcW w:type="dxa" w:w="3400"/>
-            <w:tcBorders>
-              <w:top w:val="single" w:color="D9D2D5" w:sz="1"/>
-              <w:left w:val="single" w:color="D9D2D5" w:sz="1"/>
-              <w:bottom w:val="single" w:color="D9D2D5" w:sz="1"/>
-              <w:right w:val="single" w:color="D9D2D5" w:sz="1"/>
-            </w:tcBorders>
-            <w:tcMar>
-              <w:top w:type="dxa" w:w="70"/>
-              <w:left w:type="dxa" w:w="110"/>
-              <w:bottom w:type="dxa" w:w="70"/>
-              <w:right w:type="dxa" w:w="110"/>
-            </w:tcMar>
-            <w:vAlign w:val="center"/>
-          </w:tcPr>
-          <w:p>
-            <w:r>
-              <w:rPr>
-                <w:sz w:val="19"/>
-                <w:szCs w:val="19"/>
-              </w:rPr>
-              <w:t xml:space="preserve">Chatbot scope at launch</w:t>
-            </w:r>
-          </w:p>
-        </w:tc>
-        <w:tc>
-          <w:tcPr>
-            <w:tcW w:type="dxa" w:w="1560"/>
-            <w:tcBorders>
-              <w:top w:val="single" w:color="D9D2D5" w:sz="1"/>
-              <w:left w:val="single" w:color="D9D2D5" w:sz="1"/>
-              <w:bottom w:val="single" w:color="D9D2D5" w:sz="1"/>
-              <w:right w:val="single" w:color="D9D2D5" w:sz="1"/>
-            </w:tcBorders>
-            <w:tcMar>
-              <w:top w:type="dxa" w:w="70"/>
-              <w:left w:type="dxa" w:w="110"/>
-              <w:bottom w:type="dxa" w:w="70"/>
-              <w:right w:type="dxa" w:w="110"/>
-            </w:tcMar>
-            <w:vAlign w:val="center"/>
-          </w:tcPr>
-          <w:p>
-            <w:r>
-              <w:rPr>
-                <w:sz w:val="19"/>
-                <w:szCs w:val="19"/>
-              </w:rPr>
-              <w:t xml:space="preserve">Open</w:t>
-            </w:r>
-          </w:p>
-        </w:tc>
-        <w:tc>
-          <w:tcPr>
-            <w:tcW w:type="dxa" w:w="3800"/>
-            <w:tcBorders>
-              <w:top w:val="single" w:color="D9D2D5" w:sz="1"/>
-              <w:left w:val="single" w:color="D9D2D5" w:sz="1"/>
-              <w:bottom w:val="single" w:color="D9D2D5" w:sz="1"/>
-              <w:right w:val="single" w:color="D9D2D5" w:sz="1"/>
-            </w:tcBorders>
-            <w:tcMar>
-              <w:top w:type="dxa" w:w="70"/>
-              <w:left w:type="dxa" w:w="110"/>
-              <w:bottom w:type="dxa" w:w="70"/>
-              <w:right w:type="dxa" w:w="110"/>
-            </w:tcMar>
-            <w:vAlign w:val="center"/>
-          </w:tcPr>
-          <w:p>
-            <w:r>
-              <w:rPr>
-                <w:sz w:val="19"/>
-                <w:szCs w:val="19"/>
-              </w:rPr>
-              <w:t xml:space="preserve">Start FAQ + order status; expand later</w:t>
+              <w:t xml:space="preserve">19</w:t>
+            </w:r>
+          </w:p>
+        </w:tc>
+        <w:tc>
+          <w:tcPr>
+            <w:tcW w:type="dxa" w:w="2900"/>
+            <w:tcBorders>
+              <w:top w:val="single" w:color="D9D2D5" w:sz="1"/>
+              <w:left w:val="single" w:color="D9D2D5" w:sz="1"/>
+              <w:bottom w:val="single" w:color="D9D2D5" w:sz="1"/>
+              <w:right w:val="single" w:color="D9D2D5" w:sz="1"/>
+            </w:tcBorders>
+            <w:tcMar>
+              <w:top w:type="dxa" w:w="70"/>
+              <w:left w:type="dxa" w:w="110"/>
+              <w:bottom w:type="dxa" w:w="70"/>
+              <w:right w:type="dxa" w:w="110"/>
+            </w:tcMar>
+            <w:vAlign w:val="center"/>
+          </w:tcPr>
+          <w:p>
+            <w:r>
+              <w:rPr>
+                <w:sz w:val="19"/>
+                <w:szCs w:val="19"/>
+              </w:rPr>
+              <w:t xml:space="preserve">Recommendations engine</w:t>
+            </w:r>
+          </w:p>
+        </w:tc>
+        <w:tc>
+          <w:tcPr>
+            <w:tcW w:type="dxa" w:w="1260"/>
+            <w:tcBorders>
+              <w:top w:val="single" w:color="D9D2D5" w:sz="1"/>
+              <w:left w:val="single" w:color="D9D2D5" w:sz="1"/>
+              <w:bottom w:val="single" w:color="D9D2D5" w:sz="1"/>
+              <w:right w:val="single" w:color="D9D2D5" w:sz="1"/>
+            </w:tcBorders>
+            <w:tcMar>
+              <w:top w:type="dxa" w:w="70"/>
+              <w:left w:type="dxa" w:w="110"/>
+              <w:bottom w:type="dxa" w:w="70"/>
+              <w:right w:type="dxa" w:w="110"/>
+            </w:tcMar>
+            <w:vAlign w:val="center"/>
+          </w:tcPr>
+          <w:p>
+            <w:r>
+              <w:rPr>
+                <w:sz w:val="19"/>
+                <w:szCs w:val="19"/>
+              </w:rPr>
+              <w:t xml:space="preserve">Future</w:t>
+            </w:r>
+          </w:p>
+        </w:tc>
+        <w:tc>
+          <w:tcPr>
+            <w:tcW w:type="dxa" w:w="4600"/>
+            <w:tcBorders>
+              <w:top w:val="single" w:color="D9D2D5" w:sz="1"/>
+              <w:left w:val="single" w:color="D9D2D5" w:sz="1"/>
+              <w:bottom w:val="single" w:color="D9D2D5" w:sz="1"/>
+              <w:right w:val="single" w:color="D9D2D5" w:sz="1"/>
+            </w:tcBorders>
+            <w:tcMar>
+              <w:top w:type="dxa" w:w="70"/>
+              <w:left w:type="dxa" w:w="110"/>
+              <w:bottom w:type="dxa" w:w="70"/>
+              <w:right w:type="dxa" w:w="110"/>
+            </w:tcMar>
+            <w:vAlign w:val="center"/>
+          </w:tcPr>
+          <w:p>
+            <w:r>
+              <w:rPr>
+                <w:sz w:val="19"/>
+                <w:szCs w:val="19"/>
+              </w:rPr>
+              <w:t xml:space="preserve">Later (AI)</w:t>
             </w:r>
           </w:p>
         </w:tc>
@@ -15626,6 +18308,632 @@
                 <w:szCs w:val="19"/>
               </w:rPr>
               <w:t xml:space="preserve">Restocking via auto-PO, approval, or alert when stock is low</w:t>
+            </w:r>
+          </w:p>
+        </w:tc>
+      </w:tr>
+      <w:tr>
+        <w:tc>
+          <w:tcPr>
+            <w:tcW w:type="dxa" w:w="2600"/>
+            <w:tcBorders>
+              <w:top w:val="single" w:color="D9D2D5" w:sz="1"/>
+              <w:left w:val="single" w:color="D9D2D5" w:sz="1"/>
+              <w:bottom w:val="single" w:color="D9D2D5" w:sz="1"/>
+              <w:right w:val="single" w:color="D9D2D5" w:sz="1"/>
+            </w:tcBorders>
+            <w:tcMar>
+              <w:top w:type="dxa" w:w="70"/>
+              <w:left w:type="dxa" w:w="110"/>
+              <w:bottom w:type="dxa" w:w="70"/>
+              <w:right w:type="dxa" w:w="110"/>
+            </w:tcMar>
+            <w:vAlign w:val="center"/>
+          </w:tcPr>
+          <w:p>
+            <w:r>
+              <w:rPr>
+                <w:sz w:val="19"/>
+                <w:szCs w:val="19"/>
+              </w:rPr>
+              <w:t xml:space="preserve">Guest checkout / OTP</w:t>
+            </w:r>
+          </w:p>
+        </w:tc>
+        <w:tc>
+          <w:tcPr>
+            <w:tcW w:type="dxa" w:w="6760"/>
+            <w:tcBorders>
+              <w:top w:val="single" w:color="D9D2D5" w:sz="1"/>
+              <w:left w:val="single" w:color="D9D2D5" w:sz="1"/>
+              <w:bottom w:val="single" w:color="D9D2D5" w:sz="1"/>
+              <w:right w:val="single" w:color="D9D2D5" w:sz="1"/>
+            </w:tcBorders>
+            <w:tcMar>
+              <w:top w:type="dxa" w:w="70"/>
+              <w:left w:type="dxa" w:w="110"/>
+              <w:bottom w:type="dxa" w:w="70"/>
+              <w:right w:type="dxa" w:w="110"/>
+            </w:tcMar>
+            <w:vAlign w:val="center"/>
+          </w:tcPr>
+          <w:p>
+            <w:r>
+              <w:rPr>
+                <w:sz w:val="19"/>
+                <w:szCs w:val="19"/>
+              </w:rPr>
+              <w:t xml:space="preserve">Buying without an account / one-time-password phone login</w:t>
+            </w:r>
+          </w:p>
+        </w:tc>
+      </w:tr>
+      <w:tr>
+        <w:tc>
+          <w:tcPr>
+            <w:tcW w:type="dxa" w:w="2600"/>
+            <w:tcBorders>
+              <w:top w:val="single" w:color="D9D2D5" w:sz="1"/>
+              <w:left w:val="single" w:color="D9D2D5" w:sz="1"/>
+              <w:bottom w:val="single" w:color="D9D2D5" w:sz="1"/>
+              <w:right w:val="single" w:color="D9D2D5" w:sz="1"/>
+            </w:tcBorders>
+            <w:shd w:fill="FAF5F7" w:color="auto" w:val="clear"/>
+            <w:tcMar>
+              <w:top w:type="dxa" w:w="70"/>
+              <w:left w:type="dxa" w:w="110"/>
+              <w:bottom w:type="dxa" w:w="70"/>
+              <w:right w:type="dxa" w:w="110"/>
+            </w:tcMar>
+            <w:vAlign w:val="center"/>
+          </w:tcPr>
+          <w:p>
+            <w:r>
+              <w:rPr>
+                <w:sz w:val="19"/>
+                <w:szCs w:val="19"/>
+              </w:rPr>
+              <w:t xml:space="preserve">COD / RTO / RMA</w:t>
+            </w:r>
+          </w:p>
+        </w:tc>
+        <w:tc>
+          <w:tcPr>
+            <w:tcW w:type="dxa" w:w="6760"/>
+            <w:tcBorders>
+              <w:top w:val="single" w:color="D9D2D5" w:sz="1"/>
+              <w:left w:val="single" w:color="D9D2D5" w:sz="1"/>
+              <w:bottom w:val="single" w:color="D9D2D5" w:sz="1"/>
+              <w:right w:val="single" w:color="D9D2D5" w:sz="1"/>
+            </w:tcBorders>
+            <w:shd w:fill="FAF5F7" w:color="auto" w:val="clear"/>
+            <w:tcMar>
+              <w:top w:type="dxa" w:w="70"/>
+              <w:left w:type="dxa" w:w="110"/>
+              <w:bottom w:type="dxa" w:w="70"/>
+              <w:right w:type="dxa" w:w="110"/>
+            </w:tcMar>
+            <w:vAlign w:val="center"/>
+          </w:tcPr>
+          <w:p>
+            <w:r>
+              <w:rPr>
+                <w:sz w:val="19"/>
+                <w:szCs w:val="19"/>
+              </w:rPr>
+              <w:t xml:space="preserve">Cash on delivery / return-to-origin / return merchandise authorisation</w:t>
+            </w:r>
+          </w:p>
+        </w:tc>
+      </w:tr>
+      <w:tr>
+        <w:tc>
+          <w:tcPr>
+            <w:tcW w:type="dxa" w:w="2600"/>
+            <w:tcBorders>
+              <w:top w:val="single" w:color="D9D2D5" w:sz="1"/>
+              <w:left w:val="single" w:color="D9D2D5" w:sz="1"/>
+              <w:bottom w:val="single" w:color="D9D2D5" w:sz="1"/>
+              <w:right w:val="single" w:color="D9D2D5" w:sz="1"/>
+            </w:tcBorders>
+            <w:tcMar>
+              <w:top w:type="dxa" w:w="70"/>
+              <w:left w:type="dxa" w:w="110"/>
+              <w:bottom w:type="dxa" w:w="70"/>
+              <w:right w:type="dxa" w:w="110"/>
+            </w:tcMar>
+            <w:vAlign w:val="center"/>
+          </w:tcPr>
+          <w:p>
+            <w:r>
+              <w:rPr>
+                <w:sz w:val="19"/>
+                <w:szCs w:val="19"/>
+              </w:rPr>
+              <w:t xml:space="preserve">FEFO / batch (lot)</w:t>
+            </w:r>
+          </w:p>
+        </w:tc>
+        <w:tc>
+          <w:tcPr>
+            <w:tcW w:type="dxa" w:w="6760"/>
+            <w:tcBorders>
+              <w:top w:val="single" w:color="D9D2D5" w:sz="1"/>
+              <w:left w:val="single" w:color="D9D2D5" w:sz="1"/>
+              <w:bottom w:val="single" w:color="D9D2D5" w:sz="1"/>
+              <w:right w:val="single" w:color="D9D2D5" w:sz="1"/>
+            </w:tcBorders>
+            <w:tcMar>
+              <w:top w:type="dxa" w:w="70"/>
+              <w:left w:type="dxa" w:w="110"/>
+              <w:bottom w:type="dxa" w:w="70"/>
+              <w:right w:type="dxa" w:w="110"/>
+            </w:tcMar>
+            <w:vAlign w:val="center"/>
+          </w:tcPr>
+          <w:p>
+            <w:r>
+              <w:rPr>
+                <w:sz w:val="19"/>
+                <w:szCs w:val="19"/>
+              </w:rPr>
+              <w:t xml:space="preserve">First-expiry-first-out / a dated production run</w:t>
+            </w:r>
+          </w:p>
+        </w:tc>
+      </w:tr>
+      <w:tr>
+        <w:tc>
+          <w:tcPr>
+            <w:tcW w:type="dxa" w:w="2600"/>
+            <w:tcBorders>
+              <w:top w:val="single" w:color="D9D2D5" w:sz="1"/>
+              <w:left w:val="single" w:color="D9D2D5" w:sz="1"/>
+              <w:bottom w:val="single" w:color="D9D2D5" w:sz="1"/>
+              <w:right w:val="single" w:color="D9D2D5" w:sz="1"/>
+            </w:tcBorders>
+            <w:shd w:fill="FAF5F7" w:color="auto" w:val="clear"/>
+            <w:tcMar>
+              <w:top w:type="dxa" w:w="70"/>
+              <w:left w:type="dxa" w:w="110"/>
+              <w:bottom w:type="dxa" w:w="70"/>
+              <w:right w:type="dxa" w:w="110"/>
+            </w:tcMar>
+            <w:vAlign w:val="center"/>
+          </w:tcPr>
+          <w:p>
+            <w:r>
+              <w:rPr>
+                <w:sz w:val="19"/>
+                <w:szCs w:val="19"/>
+              </w:rPr>
+              <w:t xml:space="preserve">Serviceability</w:t>
+            </w:r>
+          </w:p>
+        </w:tc>
+        <w:tc>
+          <w:tcPr>
+            <w:tcW w:type="dxa" w:w="6760"/>
+            <w:tcBorders>
+              <w:top w:val="single" w:color="D9D2D5" w:sz="1"/>
+              <w:left w:val="single" w:color="D9D2D5" w:sz="1"/>
+              <w:bottom w:val="single" w:color="D9D2D5" w:sz="1"/>
+              <w:right w:val="single" w:color="D9D2D5" w:sz="1"/>
+            </w:tcBorders>
+            <w:shd w:fill="FAF5F7" w:color="auto" w:val="clear"/>
+            <w:tcMar>
+              <w:top w:type="dxa" w:w="70"/>
+              <w:left w:type="dxa" w:w="110"/>
+              <w:bottom w:type="dxa" w:w="70"/>
+              <w:right w:type="dxa" w:w="110"/>
+            </w:tcMar>
+            <w:vAlign w:val="center"/>
+          </w:tcPr>
+          <w:p>
+            <w:r>
+              <w:rPr>
+                <w:sz w:val="19"/>
+                <w:szCs w:val="19"/>
+              </w:rPr>
+              <w:t xml:space="preserve">Whether a pincode can be delivered to (and supports COD)</w:t>
+            </w:r>
+          </w:p>
+        </w:tc>
+      </w:tr>
+      <w:tr>
+        <w:tc>
+          <w:tcPr>
+            <w:tcW w:type="dxa" w:w="2600"/>
+            <w:tcBorders>
+              <w:top w:val="single" w:color="D9D2D5" w:sz="1"/>
+              <w:left w:val="single" w:color="D9D2D5" w:sz="1"/>
+              <w:bottom w:val="single" w:color="D9D2D5" w:sz="1"/>
+              <w:right w:val="single" w:color="D9D2D5" w:sz="1"/>
+            </w:tcBorders>
+            <w:tcMar>
+              <w:top w:type="dxa" w:w="70"/>
+              <w:left w:type="dxa" w:w="110"/>
+              <w:bottom w:type="dxa" w:w="70"/>
+              <w:right w:type="dxa" w:w="110"/>
+            </w:tcMar>
+            <w:vAlign w:val="center"/>
+          </w:tcPr>
+          <w:p>
+            <w:r>
+              <w:rPr>
+                <w:sz w:val="19"/>
+                <w:szCs w:val="19"/>
+              </w:rPr>
+              <w:t xml:space="preserve">HSN / GSTIN / e-invoice</w:t>
+            </w:r>
+          </w:p>
+        </w:tc>
+        <w:tc>
+          <w:tcPr>
+            <w:tcW w:type="dxa" w:w="6760"/>
+            <w:tcBorders>
+              <w:top w:val="single" w:color="D9D2D5" w:sz="1"/>
+              <w:left w:val="single" w:color="D9D2D5" w:sz="1"/>
+              <w:bottom w:val="single" w:color="D9D2D5" w:sz="1"/>
+              <w:right w:val="single" w:color="D9D2D5" w:sz="1"/>
+            </w:tcBorders>
+            <w:tcMar>
+              <w:top w:type="dxa" w:w="70"/>
+              <w:left w:type="dxa" w:w="110"/>
+              <w:bottom w:type="dxa" w:w="70"/>
+              <w:right w:type="dxa" w:w="110"/>
+            </w:tcMar>
+            <w:vAlign w:val="center"/>
+          </w:tcPr>
+          <w:p>
+            <w:r>
+              <w:rPr>
+                <w:sz w:val="19"/>
+                <w:szCs w:val="19"/>
+              </w:rPr>
+              <w:t xml:space="preserve">Tax code / GST registration number / govt-validated GST invoice</w:t>
+            </w:r>
+          </w:p>
+        </w:tc>
+      </w:tr>
+      <w:tr>
+        <w:tc>
+          <w:tcPr>
+            <w:tcW w:type="dxa" w:w="2600"/>
+            <w:tcBorders>
+              <w:top w:val="single" w:color="D9D2D5" w:sz="1"/>
+              <w:left w:val="single" w:color="D9D2D5" w:sz="1"/>
+              <w:bottom w:val="single" w:color="D9D2D5" w:sz="1"/>
+              <w:right w:val="single" w:color="D9D2D5" w:sz="1"/>
+            </w:tcBorders>
+            <w:shd w:fill="FAF5F7" w:color="auto" w:val="clear"/>
+            <w:tcMar>
+              <w:top w:type="dxa" w:w="70"/>
+              <w:left w:type="dxa" w:w="110"/>
+              <w:bottom w:type="dxa" w:w="70"/>
+              <w:right w:type="dxa" w:w="110"/>
+            </w:tcMar>
+            <w:vAlign w:val="center"/>
+          </w:tcPr>
+          <w:p>
+            <w:r>
+              <w:rPr>
+                <w:sz w:val="19"/>
+                <w:szCs w:val="19"/>
+              </w:rPr>
+              <w:t xml:space="preserve">DPDP / Grievance Officer</w:t>
+            </w:r>
+          </w:p>
+        </w:tc>
+        <w:tc>
+          <w:tcPr>
+            <w:tcW w:type="dxa" w:w="6760"/>
+            <w:tcBorders>
+              <w:top w:val="single" w:color="D9D2D5" w:sz="1"/>
+              <w:left w:val="single" w:color="D9D2D5" w:sz="1"/>
+              <w:bottom w:val="single" w:color="D9D2D5" w:sz="1"/>
+              <w:right w:val="single" w:color="D9D2D5" w:sz="1"/>
+            </w:tcBorders>
+            <w:shd w:fill="FAF5F7" w:color="auto" w:val="clear"/>
+            <w:tcMar>
+              <w:top w:type="dxa" w:w="70"/>
+              <w:left w:type="dxa" w:w="110"/>
+              <w:bottom w:type="dxa" w:w="70"/>
+              <w:right w:type="dxa" w:w="110"/>
+            </w:tcMar>
+            <w:vAlign w:val="center"/>
+          </w:tcPr>
+          <w:p>
+            <w:r>
+              <w:rPr>
+                <w:sz w:val="19"/>
+                <w:szCs w:val="19"/>
+              </w:rPr>
+              <w:t xml:space="preserve">India data-protection law / mandated complaint contact</w:t>
+            </w:r>
+          </w:p>
+        </w:tc>
+      </w:tr>
+      <w:tr>
+        <w:tc>
+          <w:tcPr>
+            <w:tcW w:type="dxa" w:w="2600"/>
+            <w:tcBorders>
+              <w:top w:val="single" w:color="D9D2D5" w:sz="1"/>
+              <w:left w:val="single" w:color="D9D2D5" w:sz="1"/>
+              <w:bottom w:val="single" w:color="D9D2D5" w:sz="1"/>
+              <w:right w:val="single" w:color="D9D2D5" w:sz="1"/>
+            </w:tcBorders>
+            <w:tcMar>
+              <w:top w:type="dxa" w:w="70"/>
+              <w:left w:type="dxa" w:w="110"/>
+              <w:bottom w:type="dxa" w:w="70"/>
+              <w:right w:type="dxa" w:w="110"/>
+            </w:tcMar>
+            <w:vAlign w:val="center"/>
+          </w:tcPr>
+          <w:p>
+            <w:r>
+              <w:rPr>
+                <w:sz w:val="19"/>
+                <w:szCs w:val="19"/>
+              </w:rPr>
+              <w:t xml:space="preserve">Tokenization</w:t>
+            </w:r>
+          </w:p>
+        </w:tc>
+        <w:tc>
+          <w:tcPr>
+            <w:tcW w:type="dxa" w:w="6760"/>
+            <w:tcBorders>
+              <w:top w:val="single" w:color="D9D2D5" w:sz="1"/>
+              <w:left w:val="single" w:color="D9D2D5" w:sz="1"/>
+              <w:bottom w:val="single" w:color="D9D2D5" w:sz="1"/>
+              <w:right w:val="single" w:color="D9D2D5" w:sz="1"/>
+            </w:tcBorders>
+            <w:tcMar>
+              <w:top w:type="dxa" w:w="70"/>
+              <w:left w:type="dxa" w:w="110"/>
+              <w:bottom w:type="dxa" w:w="70"/>
+              <w:right w:type="dxa" w:w="110"/>
+            </w:tcMar>
+            <w:vAlign w:val="center"/>
+          </w:tcPr>
+          <w:p>
+            <w:r>
+              <w:rPr>
+                <w:sz w:val="19"/>
+                <w:szCs w:val="19"/>
+              </w:rPr>
+              <w:t xml:space="preserve">Replacing card numbers with tokens (RBI rule; cards never stored)</w:t>
+            </w:r>
+          </w:p>
+        </w:tc>
+      </w:tr>
+      <w:tr>
+        <w:tc>
+          <w:tcPr>
+            <w:tcW w:type="dxa" w:w="2600"/>
+            <w:tcBorders>
+              <w:top w:val="single" w:color="D9D2D5" w:sz="1"/>
+              <w:left w:val="single" w:color="D9D2D5" w:sz="1"/>
+              <w:bottom w:val="single" w:color="D9D2D5" w:sz="1"/>
+              <w:right w:val="single" w:color="D9D2D5" w:sz="1"/>
+            </w:tcBorders>
+            <w:shd w:fill="FAF5F7" w:color="auto" w:val="clear"/>
+            <w:tcMar>
+              <w:top w:type="dxa" w:w="70"/>
+              <w:left w:type="dxa" w:w="110"/>
+              <w:bottom w:type="dxa" w:w="70"/>
+              <w:right w:type="dxa" w:w="110"/>
+            </w:tcMar>
+            <w:vAlign w:val="center"/>
+          </w:tcPr>
+          <w:p>
+            <w:r>
+              <w:rPr>
+                <w:sz w:val="19"/>
+                <w:szCs w:val="19"/>
+              </w:rPr>
+              <w:t xml:space="preserve">Outbox pattern</w:t>
+            </w:r>
+          </w:p>
+        </w:tc>
+        <w:tc>
+          <w:tcPr>
+            <w:tcW w:type="dxa" w:w="6760"/>
+            <w:tcBorders>
+              <w:top w:val="single" w:color="D9D2D5" w:sz="1"/>
+              <w:left w:val="single" w:color="D9D2D5" w:sz="1"/>
+              <w:bottom w:val="single" w:color="D9D2D5" w:sz="1"/>
+              <w:right w:val="single" w:color="D9D2D5" w:sz="1"/>
+            </w:tcBorders>
+            <w:shd w:fill="FAF5F7" w:color="auto" w:val="clear"/>
+            <w:tcMar>
+              <w:top w:type="dxa" w:w="70"/>
+              <w:left w:type="dxa" w:w="110"/>
+              <w:bottom w:type="dxa" w:w="70"/>
+              <w:right w:type="dxa" w:w="110"/>
+            </w:tcMar>
+            <w:vAlign w:val="center"/>
+          </w:tcPr>
+          <w:p>
+            <w:r>
+              <w:rPr>
+                <w:sz w:val="19"/>
+                <w:szCs w:val="19"/>
+              </w:rPr>
+              <w:t xml:space="preserve">Persist events then dispatch, so side-effects are never lost</w:t>
+            </w:r>
+          </w:p>
+        </w:tc>
+      </w:tr>
+      <w:tr>
+        <w:tc>
+          <w:tcPr>
+            <w:tcW w:type="dxa" w:w="2600"/>
+            <w:tcBorders>
+              <w:top w:val="single" w:color="D9D2D5" w:sz="1"/>
+              <w:left w:val="single" w:color="D9D2D5" w:sz="1"/>
+              <w:bottom w:val="single" w:color="D9D2D5" w:sz="1"/>
+              <w:right w:val="single" w:color="D9D2D5" w:sz="1"/>
+            </w:tcBorders>
+            <w:tcMar>
+              <w:top w:type="dxa" w:w="70"/>
+              <w:left w:type="dxa" w:w="110"/>
+              <w:bottom w:type="dxa" w:w="70"/>
+              <w:right w:type="dxa" w:w="110"/>
+            </w:tcMar>
+            <w:vAlign w:val="center"/>
+          </w:tcPr>
+          <w:p>
+            <w:r>
+              <w:rPr>
+                <w:sz w:val="19"/>
+                <w:szCs w:val="19"/>
+              </w:rPr>
+              <w:t xml:space="preserve">Data-access layer</w:t>
+            </w:r>
+          </w:p>
+        </w:tc>
+        <w:tc>
+          <w:tcPr>
+            <w:tcW w:type="dxa" w:w="6760"/>
+            <w:tcBorders>
+              <w:top w:val="single" w:color="D9D2D5" w:sz="1"/>
+              <w:left w:val="single" w:color="D9D2D5" w:sz="1"/>
+              <w:bottom w:val="single" w:color="D9D2D5" w:sz="1"/>
+              <w:right w:val="single" w:color="D9D2D5" w:sz="1"/>
+            </w:tcBorders>
+            <w:tcMar>
+              <w:top w:type="dxa" w:w="70"/>
+              <w:left w:type="dxa" w:w="110"/>
+              <w:bottom w:type="dxa" w:w="70"/>
+              <w:right w:type="dxa" w:w="110"/>
+            </w:tcMar>
+            <w:vAlign w:val="center"/>
+          </w:tcPr>
+          <w:p>
+            <w:r>
+              <w:rPr>
+                <w:sz w:val="19"/>
+                <w:szCs w:val="19"/>
+              </w:rPr>
+              <w:t xml:space="preserve">Repository abstraction over the database to avoid lock-in</w:t>
+            </w:r>
+          </w:p>
+        </w:tc>
+      </w:tr>
+      <w:tr>
+        <w:tc>
+          <w:tcPr>
+            <w:tcW w:type="dxa" w:w="2600"/>
+            <w:tcBorders>
+              <w:top w:val="single" w:color="D9D2D5" w:sz="1"/>
+              <w:left w:val="single" w:color="D9D2D5" w:sz="1"/>
+              <w:bottom w:val="single" w:color="D9D2D5" w:sz="1"/>
+              <w:right w:val="single" w:color="D9D2D5" w:sz="1"/>
+            </w:tcBorders>
+            <w:shd w:fill="FAF5F7" w:color="auto" w:val="clear"/>
+            <w:tcMar>
+              <w:top w:type="dxa" w:w="70"/>
+              <w:left w:type="dxa" w:w="110"/>
+              <w:bottom w:type="dxa" w:w="70"/>
+              <w:right w:type="dxa" w:w="110"/>
+            </w:tcMar>
+            <w:vAlign w:val="center"/>
+          </w:tcPr>
+          <w:p>
+            <w:r>
+              <w:rPr>
+                <w:sz w:val="19"/>
+                <w:szCs w:val="19"/>
+              </w:rPr>
+              <w:t xml:space="preserve">WAF / Turnstile / SLO</w:t>
+            </w:r>
+          </w:p>
+        </w:tc>
+        <w:tc>
+          <w:tcPr>
+            <w:tcW w:type="dxa" w:w="6760"/>
+            <w:tcBorders>
+              <w:top w:val="single" w:color="D9D2D5" w:sz="1"/>
+              <w:left w:val="single" w:color="D9D2D5" w:sz="1"/>
+              <w:bottom w:val="single" w:color="D9D2D5" w:sz="1"/>
+              <w:right w:val="single" w:color="D9D2D5" w:sz="1"/>
+            </w:tcBorders>
+            <w:shd w:fill="FAF5F7" w:color="auto" w:val="clear"/>
+            <w:tcMar>
+              <w:top w:type="dxa" w:w="70"/>
+              <w:left w:type="dxa" w:w="110"/>
+              <w:bottom w:type="dxa" w:w="70"/>
+              <w:right w:type="dxa" w:w="110"/>
+            </w:tcMar>
+            <w:vAlign w:val="center"/>
+          </w:tcPr>
+          <w:p>
+            <w:r>
+              <w:rPr>
+                <w:sz w:val="19"/>
+                <w:szCs w:val="19"/>
+              </w:rPr>
+              <w:t xml:space="preserve">Web firewall / bot challenge / service-level objective</w:t>
+            </w:r>
+          </w:p>
+        </w:tc>
+      </w:tr>
+      <w:tr>
+        <w:tc>
+          <w:tcPr>
+            <w:tcW w:type="dxa" w:w="2600"/>
+            <w:tcBorders>
+              <w:top w:val="single" w:color="D9D2D5" w:sz="1"/>
+              <w:left w:val="single" w:color="D9D2D5" w:sz="1"/>
+              <w:bottom w:val="single" w:color="D9D2D5" w:sz="1"/>
+              <w:right w:val="single" w:color="D9D2D5" w:sz="1"/>
+            </w:tcBorders>
+            <w:tcMar>
+              <w:top w:type="dxa" w:w="70"/>
+              <w:left w:type="dxa" w:w="110"/>
+              <w:bottom w:type="dxa" w:w="70"/>
+              <w:right w:type="dxa" w:w="110"/>
+            </w:tcMar>
+            <w:vAlign w:val="center"/>
+          </w:tcPr>
+          <w:p>
+            <w:r>
+              <w:rPr>
+                <w:sz w:val="19"/>
+                <w:szCs w:val="19"/>
+              </w:rPr>
+              <w:t xml:space="preserve">Minor units</w:t>
+            </w:r>
+          </w:p>
+        </w:tc>
+        <w:tc>
+          <w:tcPr>
+            <w:tcW w:type="dxa" w:w="6760"/>
+            <w:tcBorders>
+              <w:top w:val="single" w:color="D9D2D5" w:sz="1"/>
+              <w:left w:val="single" w:color="D9D2D5" w:sz="1"/>
+              <w:bottom w:val="single" w:color="D9D2D5" w:sz="1"/>
+              <w:right w:val="single" w:color="D9D2D5" w:sz="1"/>
+            </w:tcBorders>
+            <w:tcMar>
+              <w:top w:type="dxa" w:w="70"/>
+              <w:left w:type="dxa" w:w="110"/>
+              <w:bottom w:type="dxa" w:w="70"/>
+              <w:right w:type="dxa" w:w="110"/>
+            </w:tcMar>
+            <w:vAlign w:val="center"/>
+          </w:tcPr>
+          <w:p>
+            <w:r>
+              <w:rPr>
+                <w:sz w:val="19"/>
+                <w:szCs w:val="19"/>
+              </w:rPr>
+              <w:t xml:space="preserve">Money stored as integers (paise), never floats</w:t>
             </w:r>
           </w:p>
         </w:tc>
